--- a/Документы/Словарь.docx
+++ b/Документы/Словарь.docx
@@ -4,7 +4,7 @@
   <w:body>
     <w:p>
       <w:pPr>
-        <w:pStyle w:val="139"/>
+        <w:pStyle w:val="781"/>
         <w:pBdr>
           <w:top w:val="none" w:color="000000" w:sz="4" w:space="0"/>
           <w:left w:val="none" w:color="000000" w:sz="4" w:space="0"/>
@@ -36,6 +36,13 @@
           <w:szCs w:val="28"/>
         </w:rPr>
       </w:r>
+      <w:r>
+        <w:rPr>
+          <w:rFonts w:ascii="Times New Roman" w:hAnsi="Times New Roman" w:cs="Times New Roman"/>
+          <w:sz w:val="28"/>
+          <w:szCs w:val="28"/>
+        </w:rPr>
+      </w:r>
     </w:p>
     <w:p>
       <w:pPr>
@@ -71,10 +78,19 @@
           <w:szCs w:val="28"/>
         </w:rPr>
       </w:r>
+      <w:r>
+        <w:rPr>
+          <w:rFonts w:ascii="Times New Roman" w:hAnsi="Times New Roman" w:cs="Times New Roman"/>
+          <w:color w:val="000000"/>
+          <w:sz w:val="28"/>
+          <w:szCs w:val="28"/>
+          <w:highlight w:val="none"/>
+        </w:rPr>
+      </w:r>
     </w:p>
     <w:tbl>
       <w:tblPr>
-        <w:tblStyle w:val="11"/>
+        <w:tblStyle w:val="654"/>
         <w:tblW w:w="0" w:type="auto"/>
         <w:tblBorders/>
         <w:tblLayout w:type="fixed"/>
@@ -141,7 +157,7 @@
             </w:r>
             <w:r>
               <w:rPr>
-                <w:rFonts w:ascii="Times New Roman" w:hAnsi="Times New Roman" w:eastAsia="Times New Roman" w:cs="Times New Roman"/>
+                <w:rFonts w:ascii="Times New Roman" w:hAnsi="Times New Roman" w:cs="Times New Roman"/>
                 <w:color w:val="000000"/>
                 <w:sz w:val="28"/>
                 <w:szCs w:val="28"/>
@@ -201,6 +217,14 @@
                 <w:highlight w:val="none"/>
               </w:rPr>
             </w:r>
+            <w:r>
+              <w:rPr>
+                <w:rFonts w:ascii="Times New Roman" w:hAnsi="Times New Roman" w:cs="Times New Roman"/>
+                <w:color w:val="000000"/>
+                <w:sz w:val="28"/>
+                <w:szCs w:val="28"/>
+              </w:rPr>
+            </w:r>
           </w:p>
           <w:p>
             <w:pPr>
@@ -238,7 +262,138 @@
                 <w:highlight w:val="none"/>
               </w:rPr>
             </w:r>
+            <w:r>
+              <w:rPr>
+                <w:rFonts w:ascii="Times New Roman" w:hAnsi="Times New Roman" w:cs="Times New Roman"/>
+                <w:color w:val="000000"/>
+                <w:sz w:val="28"/>
+                <w:szCs w:val="28"/>
+                <w:highlight w:val="none"/>
+              </w:rPr>
+            </w:r>
           </w:p>
+          <w:p>
+            <w:pPr>
+              <w:pBdr>
+                <w:top w:val="none" w:color="000000" w:sz="4" w:space="0"/>
+                <w:left w:val="none" w:color="000000" w:sz="4" w:space="0"/>
+                <w:bottom w:val="none" w:color="000000" w:sz="4" w:space="0"/>
+                <w:right w:val="none" w:color="000000" w:sz="4" w:space="0"/>
+              </w:pBdr>
+              <w:spacing/>
+              <w:ind/>
+              <w:rPr>
+                <w:rFonts w:ascii="Times New Roman" w:hAnsi="Times New Roman" w:cs="Times New Roman"/>
+                <w:color w:val="000000"/>
+                <w:sz w:val="28"/>
+                <w:szCs w:val="28"/>
+                <w:highlight w:val="none"/>
+              </w:rPr>
+            </w:pPr>
+            <w:r>
+              <w:rPr>
+                <w:rFonts w:ascii="Times New Roman" w:hAnsi="Times New Roman" w:eastAsia="Times New Roman" w:cs="Times New Roman"/>
+                <w:color w:val="000000"/>
+                <w:sz w:val="28"/>
+                <w:szCs w:val="28"/>
+                <w:highlight w:val="none"/>
+              </w:rPr>
+              <w:t xml:space="preserve">Правила перемещения (CompositeSequenceRule)</w:t>
+            </w:r>
+            <w:r>
+              <w:rPr>
+                <w:rFonts w:ascii="Times New Roman" w:hAnsi="Times New Roman" w:eastAsia="Times New Roman" w:cs="Times New Roman"/>
+                <w:color w:val="000000"/>
+                <w:sz w:val="28"/>
+                <w:szCs w:val="28"/>
+                <w:highlight w:val="none"/>
+              </w:rPr>
+            </w:r>
+            <w:r>
+              <w:rPr>
+                <w:rFonts w:ascii="Times New Roman" w:hAnsi="Times New Roman" w:eastAsia="Times New Roman" w:cs="Times New Roman"/>
+                <w:color w:val="000000"/>
+                <w:sz w:val="28"/>
+                <w:szCs w:val="28"/>
+                <w:highlight w:val="none"/>
+              </w:rPr>
+            </w:r>
+          </w:p>
+        </w:tc>
+      </w:tr>
+      <w:tr>
+        <w:trPr/>
+        <w:tc>
+          <w:tcPr>
+            <w:tcBorders/>
+            <w:tcW w:w="2409" w:type="dxa"/>
+            <w:textDirection w:val="lrTb"/>
+            <w:noWrap w:val="false"/>
+          </w:tcPr>
+          <w:p>
+            <w:pPr>
+              <w:pBdr>
+                <w:top w:val="none" w:color="000000" w:sz="4" w:space="0"/>
+                <w:left w:val="none" w:color="000000" w:sz="4" w:space="0"/>
+                <w:bottom w:val="none" w:color="000000" w:sz="4" w:space="0"/>
+                <w:right w:val="none" w:color="000000" w:sz="4" w:space="0"/>
+              </w:pBdr>
+              <w:spacing/>
+              <w:ind/>
+              <w:rPr>
+                <w:rFonts w:ascii="Times New Roman" w:hAnsi="Times New Roman" w:cs="Times New Roman"/>
+                <w:color w:val="000000"/>
+                <w:sz w:val="28"/>
+                <w:szCs w:val="28"/>
+                <w:highlight w:val="none"/>
+              </w:rPr>
+            </w:pPr>
+            <w:r>
+              <w:rPr>
+                <w:rFonts w:ascii="Times New Roman" w:hAnsi="Times New Roman" w:eastAsia="Times New Roman" w:cs="Times New Roman"/>
+                <w:color w:val="000000"/>
+                <w:sz w:val="28"/>
+                <w:szCs w:val="28"/>
+                <w:highlight w:val="none"/>
+              </w:rPr>
+            </w:r>
+            <w:r>
+              <w:rPr>
+                <w:rFonts w:ascii="Times New Roman" w:hAnsi="Times New Roman" w:eastAsia="Times New Roman" w:cs="Times New Roman"/>
+                <w:b/>
+                <w:color w:val="000000"/>
+                <w:sz w:val="28"/>
+                <w:szCs w:val="28"/>
+              </w:rPr>
+              <w:t xml:space="preserve">умеет</w:t>
+            </w:r>
+            <w:r>
+              <w:rPr>
+                <w:rFonts w:ascii="Times New Roman" w:hAnsi="Times New Roman" w:eastAsia="Times New Roman" w:cs="Times New Roman"/>
+                <w:color w:val="000000"/>
+                <w:sz w:val="28"/>
+                <w:szCs w:val="28"/>
+                <w:highlight w:val="none"/>
+              </w:rPr>
+            </w:r>
+            <w:r>
+              <w:rPr>
+                <w:rFonts w:ascii="Times New Roman" w:hAnsi="Times New Roman" w:cs="Times New Roman"/>
+                <w:color w:val="000000"/>
+                <w:sz w:val="28"/>
+                <w:szCs w:val="28"/>
+                <w:highlight w:val="none"/>
+              </w:rPr>
+            </w:r>
+          </w:p>
+        </w:tc>
+        <w:tc>
+          <w:tcPr>
+            <w:tcBorders/>
+            <w:tcW w:w="6946" w:type="dxa"/>
+            <w:textDirection w:val="lrTb"/>
+            <w:noWrap w:val="false"/>
+          </w:tcPr>
           <w:p>
             <w:pPr>
               <w:pBdr>
@@ -271,9 +426,8 @@
                 <w:color w:val="000000"/>
                 <w:sz w:val="28"/>
                 <w:szCs w:val="28"/>
-                <w:highlight w:val="none"/>
               </w:rPr>
-              <w:t xml:space="preserve">Проверку перемещения (MoveValidator)</w:t>
+              <w:t xml:space="preserve">Запускать уровень</w:t>
             </w:r>
             <w:r>
               <w:rPr>
@@ -286,11 +440,141 @@
             </w:r>
             <w:r>
               <w:rPr>
+                <w:rFonts w:ascii="Times New Roman" w:hAnsi="Times New Roman" w:cs="Times New Roman"/>
+                <w:color w:val="000000"/>
+                <w:sz w:val="28"/>
+                <w:szCs w:val="28"/>
+              </w:rPr>
+            </w:r>
+          </w:p>
+          <w:p>
+            <w:pPr>
+              <w:pBdr>
+                <w:top w:val="none" w:color="000000" w:sz="4" w:space="0"/>
+                <w:left w:val="none" w:color="000000" w:sz="4" w:space="0"/>
+                <w:bottom w:val="none" w:color="000000" w:sz="4" w:space="0"/>
+                <w:right w:val="none" w:color="000000" w:sz="4" w:space="0"/>
+              </w:pBdr>
+              <w:spacing/>
+              <w:ind/>
+              <w:rPr>
+                <w:rFonts w:ascii="Times New Roman" w:hAnsi="Times New Roman" w:cs="Times New Roman"/>
+                <w:color w:val="000000"/>
+                <w:sz w:val="28"/>
+                <w:szCs w:val="28"/>
+              </w:rPr>
+            </w:pPr>
+            <w:r>
+              <w:rPr>
+                <w:rFonts w:ascii="Times New Roman" w:hAnsi="Times New Roman" w:eastAsia="Times New Roman" w:cs="Times New Roman"/>
+                <w:color w:val="000000"/>
+                <w:sz w:val="28"/>
+                <w:szCs w:val="28"/>
+              </w:rPr>
+              <w:t xml:space="preserve">Обрабатывать выбор Колб</w:t>
+            </w:r>
+            <w:r>
+              <w:rPr>
                 <w:rFonts w:ascii="Times New Roman" w:hAnsi="Times New Roman" w:eastAsia="Times New Roman" w:cs="Times New Roman"/>
                 <w:color w:val="000000"/>
                 <w:sz w:val="28"/>
                 <w:szCs w:val="28"/>
                 <w:highlight w:val="none"/>
+              </w:rPr>
+            </w:r>
+            <w:r>
+              <w:rPr>
+                <w:rFonts w:ascii="Times New Roman" w:hAnsi="Times New Roman" w:cs="Times New Roman"/>
+                <w:color w:val="000000"/>
+                <w:sz w:val="28"/>
+                <w:szCs w:val="28"/>
+              </w:rPr>
+            </w:r>
+          </w:p>
+          <w:p>
+            <w:pPr>
+              <w:pBdr>
+                <w:top w:val="none" w:color="000000" w:sz="4" w:space="0"/>
+                <w:left w:val="none" w:color="000000" w:sz="4" w:space="0"/>
+                <w:bottom w:val="none" w:color="000000" w:sz="4" w:space="0"/>
+                <w:right w:val="none" w:color="000000" w:sz="4" w:space="0"/>
+              </w:pBdr>
+              <w:spacing/>
+              <w:ind/>
+              <w:rPr>
+                <w:rFonts w:ascii="Times New Roman" w:hAnsi="Times New Roman" w:cs="Times New Roman"/>
+                <w:color w:val="000000"/>
+                <w:sz w:val="28"/>
+                <w:szCs w:val="28"/>
+              </w:rPr>
+            </w:pPr>
+            <w:r>
+              <w:rPr>
+                <w:rFonts w:ascii="Times New Roman" w:hAnsi="Times New Roman" w:eastAsia="Times New Roman" w:cs="Times New Roman"/>
+                <w:color w:val="000000"/>
+                <w:sz w:val="28"/>
+                <w:szCs w:val="28"/>
+              </w:rPr>
+              <w:t xml:space="preserve">Проверять перемещение шариков</w:t>
+            </w:r>
+            <w:r>
+              <w:rPr>
+                <w:rFonts w:ascii="Times New Roman" w:hAnsi="Times New Roman" w:cs="Times New Roman"/>
+                <w:color w:val="000000"/>
+                <w:sz w:val="28"/>
+                <w:szCs w:val="28"/>
+              </w:rPr>
+            </w:r>
+            <w:r>
+              <w:rPr>
+                <w:rFonts w:ascii="Times New Roman" w:hAnsi="Times New Roman" w:cs="Times New Roman"/>
+                <w:color w:val="000000"/>
+                <w:sz w:val="28"/>
+                <w:szCs w:val="28"/>
+              </w:rPr>
+            </w:r>
+          </w:p>
+          <w:p>
+            <w:pPr>
+              <w:pBdr>
+                <w:top w:val="none" w:color="000000" w:sz="4" w:space="0"/>
+                <w:left w:val="none" w:color="000000" w:sz="4" w:space="0"/>
+                <w:bottom w:val="none" w:color="000000" w:sz="4" w:space="0"/>
+                <w:right w:val="none" w:color="000000" w:sz="4" w:space="0"/>
+              </w:pBdr>
+              <w:spacing/>
+              <w:ind/>
+              <w:rPr>
+                <w:rFonts w:ascii="Times New Roman" w:hAnsi="Times New Roman" w:cs="Times New Roman"/>
+                <w:color w:val="000000"/>
+                <w:sz w:val="28"/>
+                <w:szCs w:val="28"/>
+              </w:rPr>
+            </w:pPr>
+            <w:r>
+              <w:rPr>
+                <w:rFonts w:ascii="Times New Roman" w:hAnsi="Times New Roman" w:eastAsia="Times New Roman" w:cs="Times New Roman"/>
+                <w:color w:val="000000"/>
+                <w:sz w:val="28"/>
+                <w:szCs w:val="28"/>
+              </w:rPr>
+              <w:t xml:space="preserve">Проверять завершение уровня</w:t>
+            </w:r>
+            <w:r>
+              <w:rPr>
+                <w:rFonts w:ascii="Times New Roman" w:hAnsi="Times New Roman" w:eastAsia="Times New Roman" w:cs="Times New Roman"/>
+                <w:color w:val="000000"/>
+                <w:sz w:val="28"/>
+                <w:szCs w:val="28"/>
+                <w:highlight w:val="none"/>
+              </w:rPr>
+            </w:r>
+            <w:r>
+              <w:rPr>
+                <w:rFonts w:ascii="Times New Roman" w:hAnsi="Times New Roman" w:cs="Times New Roman"/>
+                <w:color w:val="000000"/>
+                <w:sz w:val="28"/>
+                <w:szCs w:val="28"/>
               </w:rPr>
             </w:r>
           </w:p>
@@ -319,7 +603,7 @@
                 <w:sz w:val="28"/>
                 <w:szCs w:val="28"/>
               </w:rPr>
-              <w:t xml:space="preserve">Своё состояние</w:t>
+              <w:t xml:space="preserve">Определять победу</w:t>
             </w:r>
             <w:r>
               <w:rPr>
@@ -330,7 +614,526 @@
             </w:r>
             <w:r>
               <w:rPr>
+                <w:rFonts w:ascii="Times New Roman" w:hAnsi="Times New Roman" w:cs="Times New Roman"/>
+                <w:color w:val="000000"/>
+                <w:sz w:val="28"/>
+                <w:szCs w:val="28"/>
+                <w:highlight w:val="none"/>
+              </w:rPr>
+            </w:r>
+          </w:p>
+        </w:tc>
+      </w:tr>
+      <w:tr>
+        <w:trPr/>
+        <w:tc>
+          <w:tcPr>
+            <w:tcBorders/>
+            <w:tcW w:w="2409" w:type="dxa"/>
+            <w:textDirection w:val="lrTb"/>
+            <w:noWrap w:val="false"/>
+          </w:tcPr>
+          <w:p>
+            <w:pPr>
+              <w:pBdr>
+                <w:top w:val="none" w:color="000000" w:sz="4" w:space="0"/>
+                <w:left w:val="none" w:color="000000" w:sz="4" w:space="0"/>
+                <w:bottom w:val="none" w:color="000000" w:sz="4" w:space="0"/>
+                <w:right w:val="none" w:color="000000" w:sz="4" w:space="0"/>
+              </w:pBdr>
+              <w:spacing/>
+              <w:ind/>
+              <w:rPr>
+                <w:rFonts w:ascii="Times New Roman" w:hAnsi="Times New Roman" w:cs="Times New Roman"/>
+                <w:color w:val="000000"/>
+                <w:sz w:val="28"/>
+                <w:szCs w:val="28"/>
+                <w:highlight w:val="none"/>
+              </w:rPr>
+            </w:pPr>
+            <w:r>
+              <w:rPr>
                 <w:rFonts w:ascii="Times New Roman" w:hAnsi="Times New Roman" w:eastAsia="Times New Roman" w:cs="Times New Roman"/>
+                <w:color w:val="000000"/>
+                <w:sz w:val="28"/>
+                <w:szCs w:val="28"/>
+                <w:highlight w:val="none"/>
+              </w:rPr>
+            </w:r>
+            <w:r>
+              <w:rPr>
+                <w:rFonts w:ascii="Times New Roman" w:hAnsi="Times New Roman" w:eastAsia="Times New Roman" w:cs="Times New Roman"/>
+                <w:b/>
+                <w:color w:val="000000"/>
+                <w:sz w:val="28"/>
+                <w:szCs w:val="28"/>
+              </w:rPr>
+              <w:t xml:space="preserve">предназначение</w:t>
+            </w:r>
+            <w:r>
+              <w:rPr>
+                <w:rFonts w:ascii="Times New Roman" w:hAnsi="Times New Roman" w:eastAsia="Times New Roman" w:cs="Times New Roman"/>
+                <w:color w:val="000000"/>
+                <w:sz w:val="28"/>
+                <w:szCs w:val="28"/>
+                <w:highlight w:val="none"/>
+              </w:rPr>
+            </w:r>
+            <w:r>
+              <w:rPr>
+                <w:rFonts w:ascii="Times New Roman" w:hAnsi="Times New Roman" w:cs="Times New Roman"/>
+                <w:color w:val="000000"/>
+                <w:sz w:val="28"/>
+                <w:szCs w:val="28"/>
+                <w:highlight w:val="none"/>
+              </w:rPr>
+            </w:r>
+          </w:p>
+        </w:tc>
+        <w:tc>
+          <w:tcPr>
+            <w:tcBorders/>
+            <w:tcW w:w="6946" w:type="dxa"/>
+            <w:textDirection w:val="lrTb"/>
+            <w:noWrap w:val="false"/>
+          </w:tcPr>
+          <w:p>
+            <w:pPr>
+              <w:pBdr>
+                <w:top w:val="none" w:color="000000" w:sz="4" w:space="0"/>
+                <w:left w:val="none" w:color="000000" w:sz="4" w:space="0"/>
+                <w:bottom w:val="none" w:color="000000" w:sz="4" w:space="0"/>
+                <w:right w:val="none" w:color="000000" w:sz="4" w:space="0"/>
+              </w:pBdr>
+              <w:spacing/>
+              <w:ind/>
+              <w:rPr>
+                <w:rFonts w:ascii="Times New Roman" w:hAnsi="Times New Roman" w:cs="Times New Roman"/>
+                <w:color w:val="000000"/>
+                <w:sz w:val="28"/>
+                <w:szCs w:val="28"/>
+              </w:rPr>
+            </w:pPr>
+            <w:r>
+              <w:rPr>
+                <w:rFonts w:ascii="Times New Roman" w:hAnsi="Times New Roman" w:eastAsia="Times New Roman" w:cs="Times New Roman"/>
+                <w:color w:val="000000"/>
+                <w:sz w:val="28"/>
+                <w:szCs w:val="28"/>
+                <w:highlight w:val="none"/>
+              </w:rPr>
+            </w:r>
+            <w:r>
+              <w:rPr>
+                <w:rFonts w:ascii="Times New Roman" w:hAnsi="Times New Roman" w:eastAsia="Times New Roman" w:cs="Times New Roman"/>
+                <w:color w:val="000000"/>
+                <w:sz w:val="28"/>
+                <w:szCs w:val="28"/>
+              </w:rPr>
+              <w:t xml:space="preserve">Основная точка взаимодействия Пользователя с игрой </w:t>
+            </w:r>
+            <w:r>
+              <w:rPr>
+                <w:rFonts w:ascii="Times New Roman" w:hAnsi="Times New Roman" w:eastAsia="Times New Roman" w:cs="Times New Roman"/>
+                <w:color w:val="000000"/>
+                <w:sz w:val="28"/>
+                <w:szCs w:val="28"/>
+                <w:highlight w:val="none"/>
+              </w:rPr>
+            </w:r>
+            <w:r>
+              <w:rPr>
+                <w:rFonts w:ascii="Times New Roman" w:hAnsi="Times New Roman" w:cs="Times New Roman"/>
+                <w:color w:val="000000"/>
+                <w:sz w:val="28"/>
+                <w:szCs w:val="28"/>
+              </w:rPr>
+            </w:r>
+          </w:p>
+          <w:p>
+            <w:pPr>
+              <w:pBdr>
+                <w:top w:val="none" w:color="000000" w:sz="4" w:space="0"/>
+                <w:left w:val="none" w:color="000000" w:sz="4" w:space="0"/>
+                <w:bottom w:val="none" w:color="000000" w:sz="4" w:space="0"/>
+                <w:right w:val="none" w:color="000000" w:sz="4" w:space="0"/>
+              </w:pBdr>
+              <w:spacing/>
+              <w:ind/>
+              <w:rPr>
+                <w:rFonts w:ascii="Times New Roman" w:hAnsi="Times New Roman" w:cs="Times New Roman"/>
+                <w:color w:val="000000"/>
+                <w:sz w:val="28"/>
+                <w:szCs w:val="28"/>
+              </w:rPr>
+            </w:pPr>
+            <w:r>
+              <w:rPr>
+                <w:rFonts w:ascii="Times New Roman" w:hAnsi="Times New Roman" w:eastAsia="Times New Roman" w:cs="Times New Roman"/>
+                <w:color w:val="000000"/>
+                <w:sz w:val="28"/>
+                <w:szCs w:val="28"/>
+              </w:rPr>
+              <w:t xml:space="preserve">Координация всех сущностей</w:t>
+            </w:r>
+            <w:r>
+              <w:rPr>
+                <w:rFonts w:ascii="Times New Roman" w:hAnsi="Times New Roman" w:eastAsia="Times New Roman" w:cs="Times New Roman"/>
+                <w:color w:val="000000"/>
+                <w:sz w:val="28"/>
+                <w:szCs w:val="28"/>
+                <w:highlight w:val="none"/>
+              </w:rPr>
+            </w:r>
+            <w:r>
+              <w:rPr>
+                <w:rFonts w:ascii="Times New Roman" w:hAnsi="Times New Roman" w:cs="Times New Roman"/>
+                <w:color w:val="000000"/>
+                <w:sz w:val="28"/>
+                <w:szCs w:val="28"/>
+              </w:rPr>
+            </w:r>
+          </w:p>
+          <w:p>
+            <w:pPr>
+              <w:pBdr>
+                <w:top w:val="none" w:color="000000" w:sz="4" w:space="0"/>
+                <w:left w:val="none" w:color="000000" w:sz="4" w:space="0"/>
+                <w:bottom w:val="none" w:color="000000" w:sz="4" w:space="0"/>
+                <w:right w:val="none" w:color="000000" w:sz="4" w:space="0"/>
+              </w:pBdr>
+              <w:spacing/>
+              <w:ind/>
+              <w:rPr>
+                <w:rFonts w:ascii="Times New Roman" w:hAnsi="Times New Roman" w:cs="Times New Roman"/>
+                <w:color w:val="000000"/>
+                <w:sz w:val="28"/>
+                <w:szCs w:val="28"/>
+                <w:highlight w:val="none"/>
+              </w:rPr>
+            </w:pPr>
+            <w:r>
+              <w:rPr>
+                <w:rFonts w:ascii="Times New Roman" w:hAnsi="Times New Roman" w:eastAsia="Times New Roman" w:cs="Times New Roman"/>
+                <w:color w:val="000000"/>
+                <w:sz w:val="28"/>
+                <w:szCs w:val="28"/>
+              </w:rPr>
+              <w:t xml:space="preserve">Управление игровым процессом</w:t>
+            </w:r>
+            <w:r>
+              <w:rPr>
+                <w:rFonts w:ascii="Times New Roman" w:hAnsi="Times New Roman" w:eastAsia="Times New Roman" w:cs="Times New Roman"/>
+                <w:sz w:val="28"/>
+                <w:szCs w:val="28"/>
+              </w:rPr>
+            </w:r>
+            <w:r>
+              <w:rPr>
+                <w:rFonts w:ascii="Times New Roman" w:hAnsi="Times New Roman" w:cs="Times New Roman"/>
+                <w:color w:val="000000"/>
+                <w:sz w:val="28"/>
+                <w:szCs w:val="28"/>
+                <w:highlight w:val="none"/>
+              </w:rPr>
+            </w:r>
+          </w:p>
+        </w:tc>
+      </w:tr>
+    </w:tbl>
+    <w:p>
+      <w:pPr>
+        <w:pStyle w:val="781"/>
+        <w:pBdr>
+          <w:top w:val="none" w:color="000000" w:sz="4" w:space="0"/>
+          <w:left w:val="none" w:color="000000" w:sz="4" w:space="0"/>
+          <w:bottom w:val="none" w:color="000000" w:sz="4" w:space="0"/>
+          <w:right w:val="none" w:color="000000" w:sz="4" w:space="0"/>
+        </w:pBdr>
+        <w:spacing/>
+        <w:ind w:right="0" w:firstLine="0" w:left="0"/>
+        <w:rPr>
+          <w:rFonts w:ascii="Times New Roman" w:hAnsi="Times New Roman" w:cs="Times New Roman"/>
+          <w:sz w:val="28"/>
+          <w:szCs w:val="28"/>
+        </w:rPr>
+      </w:pPr>
+      <w:r>
+        <w:rPr>
+          <w:rFonts w:ascii="Times New Roman" w:hAnsi="Times New Roman" w:eastAsia="Times New Roman" w:cs="Times New Roman"/>
+          <w:b/>
+          <w:color w:val="000000"/>
+          <w:sz w:val="28"/>
+          <w:szCs w:val="28"/>
+          <w:highlight w:val="none"/>
+        </w:rPr>
+      </w:r>
+      <w:r>
+        <w:rPr>
+          <w:rFonts w:ascii="Times New Roman" w:hAnsi="Times New Roman" w:eastAsia="Times New Roman" w:cs="Times New Roman"/>
+          <w:b/>
+          <w:color w:val="000000"/>
+          <w:sz w:val="28"/>
+          <w:szCs w:val="28"/>
+          <w:highlight w:val="none"/>
+        </w:rPr>
+      </w:r>
+    </w:p>
+    <w:p>
+      <w:pPr>
+        <w:pStyle w:val="781"/>
+        <w:pBdr>
+          <w:top w:val="none" w:color="000000" w:sz="4" w:space="0"/>
+          <w:left w:val="none" w:color="000000" w:sz="4" w:space="0"/>
+          <w:bottom w:val="none" w:color="000000" w:sz="4" w:space="0"/>
+          <w:right w:val="none" w:color="000000" w:sz="4" w:space="0"/>
+        </w:pBdr>
+        <w:spacing/>
+        <w:ind w:right="0" w:firstLine="0" w:left="0"/>
+        <w:rPr>
+          <w:rFonts w:ascii="Times New Roman" w:hAnsi="Times New Roman" w:eastAsia="Times New Roman" w:cs="Times New Roman"/>
+          <w:b/>
+          <w:bCs/>
+          <w:color w:val="000000"/>
+          <w:sz w:val="28"/>
+          <w:szCs w:val="28"/>
+          <w:highlight w:val="none"/>
+        </w:rPr>
+      </w:pPr>
+      <w:r>
+        <w:rPr>
+          <w:rFonts w:ascii="Times New Roman" w:hAnsi="Times New Roman" w:eastAsia="Times New Roman" w:cs="Times New Roman"/>
+          <w:b/>
+          <w:color w:val="000000"/>
+          <w:sz w:val="28"/>
+          <w:szCs w:val="28"/>
+        </w:rPr>
+        <w:t xml:space="preserve">Уровень (Level)</w:t>
+      </w:r>
+      <w:r>
+        <w:rPr>
+          <w:rFonts w:ascii="Times New Roman" w:hAnsi="Times New Roman" w:eastAsia="Times New Roman" w:cs="Times New Roman"/>
+          <w:sz w:val="28"/>
+          <w:szCs w:val="28"/>
+        </w:rPr>
+      </w:r>
+      <w:r>
+        <w:rPr>
+          <w:rFonts w:ascii="Times New Roman" w:hAnsi="Times New Roman" w:eastAsia="Times New Roman" w:cs="Times New Roman"/>
+          <w:b/>
+          <w:bCs/>
+          <w:color w:val="000000"/>
+          <w:sz w:val="28"/>
+          <w:szCs w:val="28"/>
+          <w:highlight w:val="none"/>
+        </w:rPr>
+      </w:r>
+    </w:p>
+    <w:p>
+      <w:pPr>
+        <w:pBdr>
+          <w:top w:val="none" w:color="000000" w:sz="4" w:space="0"/>
+          <w:left w:val="none" w:color="000000" w:sz="4" w:space="0"/>
+          <w:bottom w:val="none" w:color="000000" w:sz="4" w:space="0"/>
+          <w:right w:val="none" w:color="000000" w:sz="4" w:space="0"/>
+        </w:pBdr>
+        <w:spacing/>
+        <w:ind w:right="0" w:firstLine="0" w:left="0"/>
+        <w:rPr>
+          <w:rFonts w:ascii="Times New Roman" w:hAnsi="Times New Roman" w:cs="Times New Roman"/>
+          <w:color w:val="000000"/>
+          <w:sz w:val="28"/>
+          <w:szCs w:val="28"/>
+          <w:highlight w:val="none"/>
+        </w:rPr>
+      </w:pPr>
+      <w:r>
+        <w:rPr>
+          <w:rFonts w:ascii="Times New Roman" w:hAnsi="Times New Roman" w:eastAsia="Times New Roman" w:cs="Times New Roman"/>
+          <w:color w:val="000000"/>
+          <w:sz w:val="28"/>
+          <w:szCs w:val="28"/>
+        </w:rPr>
+        <w:t xml:space="preserve">Хранит конфигурацию уровня: набор Колб и начальное распределение Шариков.</w:t>
+      </w:r>
+      <w:r>
+        <w:rPr>
+          <w:rFonts w:ascii="Times New Roman" w:hAnsi="Times New Roman" w:eastAsia="Times New Roman" w:cs="Times New Roman"/>
+          <w:sz w:val="28"/>
+          <w:szCs w:val="28"/>
+        </w:rPr>
+      </w:r>
+      <w:r>
+        <w:rPr>
+          <w:rFonts w:ascii="Times New Roman" w:hAnsi="Times New Roman" w:cs="Times New Roman"/>
+          <w:color w:val="000000"/>
+          <w:sz w:val="28"/>
+          <w:szCs w:val="28"/>
+          <w:highlight w:val="none"/>
+        </w:rPr>
+      </w:r>
+    </w:p>
+    <w:tbl>
+      <w:tblPr>
+        <w:tblStyle w:val="654"/>
+        <w:tblW w:w="0" w:type="auto"/>
+        <w:tblBorders/>
+        <w:tblLayout w:type="fixed"/>
+        <w:tblLook w:val="04A0" w:firstRow="1" w:lastRow="0" w:firstColumn="1" w:lastColumn="0" w:noHBand="0" w:noVBand="1"/>
+      </w:tblPr>
+      <w:tblGrid>
+        <w:gridCol w:w="2409"/>
+        <w:gridCol w:w="6946"/>
+      </w:tblGrid>
+      <w:tr>
+        <w:trPr/>
+        <w:tc>
+          <w:tcPr>
+            <w:tcBorders/>
+            <w:tcW w:w="2409" w:type="dxa"/>
+            <w:textDirection w:val="lrTb"/>
+            <w:noWrap w:val="false"/>
+          </w:tcPr>
+          <w:p>
+            <w:pPr>
+              <w:pBdr>
+                <w:top w:val="none" w:color="000000" w:sz="4" w:space="0"/>
+                <w:left w:val="none" w:color="000000" w:sz="4" w:space="0"/>
+                <w:bottom w:val="none" w:color="000000" w:sz="4" w:space="0"/>
+                <w:right w:val="none" w:color="000000" w:sz="4" w:space="0"/>
+              </w:pBdr>
+              <w:spacing/>
+              <w:ind/>
+              <w:rPr>
+                <w:rFonts w:ascii="Times New Roman" w:hAnsi="Times New Roman" w:cs="Times New Roman"/>
+                <w:color w:val="000000"/>
+                <w:sz w:val="28"/>
+                <w:szCs w:val="28"/>
+                <w:highlight w:val="none"/>
+              </w:rPr>
+            </w:pPr>
+            <w:r>
+              <w:rPr>
+                <w:rFonts w:ascii="Times New Roman" w:hAnsi="Times New Roman" w:eastAsia="Times New Roman" w:cs="Times New Roman"/>
+                <w:color w:val="000000"/>
+                <w:sz w:val="28"/>
+                <w:szCs w:val="28"/>
+                <w:highlight w:val="none"/>
+              </w:rPr>
+            </w:r>
+            <w:r>
+              <w:rPr>
+                <w:rFonts w:ascii="Times New Roman" w:hAnsi="Times New Roman" w:eastAsia="Times New Roman" w:cs="Times New Roman"/>
+                <w:b/>
+                <w:color w:val="000000"/>
+                <w:sz w:val="28"/>
+                <w:szCs w:val="28"/>
+              </w:rPr>
+              <w:t xml:space="preserve">знает</w:t>
+            </w:r>
+            <w:r>
+              <w:rPr>
+                <w:rFonts w:ascii="Times New Roman" w:hAnsi="Times New Roman" w:eastAsia="Times New Roman" w:cs="Times New Roman"/>
+                <w:color w:val="000000"/>
+                <w:sz w:val="28"/>
+                <w:szCs w:val="28"/>
+                <w:highlight w:val="none"/>
+              </w:rPr>
+            </w:r>
+            <w:r>
+              <w:rPr>
+                <w:rFonts w:ascii="Times New Roman" w:hAnsi="Times New Roman" w:cs="Times New Roman"/>
+                <w:color w:val="000000"/>
+                <w:sz w:val="28"/>
+                <w:szCs w:val="28"/>
+                <w:highlight w:val="none"/>
+              </w:rPr>
+            </w:r>
+          </w:p>
+        </w:tc>
+        <w:tc>
+          <w:tcPr>
+            <w:tcBorders/>
+            <w:tcW w:w="6946" w:type="dxa"/>
+            <w:textDirection w:val="lrTb"/>
+            <w:noWrap w:val="false"/>
+          </w:tcPr>
+          <w:p>
+            <w:pPr>
+              <w:pBdr/>
+              <w:spacing/>
+              <w:ind/>
+              <w:rPr>
+                <w:rFonts w:ascii="Times New Roman" w:hAnsi="Times New Roman" w:cs="Times New Roman"/>
+                <w:color w:val="000000"/>
+                <w:sz w:val="28"/>
+                <w:szCs w:val="28"/>
+              </w:rPr>
+            </w:pPr>
+            <w:r>
+              <w:rPr>
+                <w:rFonts w:ascii="Times New Roman" w:hAnsi="Times New Roman" w:eastAsia="Times New Roman" w:cs="Times New Roman"/>
+                <w:sz w:val="28"/>
+                <w:szCs w:val="28"/>
+              </w:rPr>
+            </w:r>
+            <w:r>
+              <w:rPr>
+                <w:rFonts w:ascii="Times New Roman" w:hAnsi="Times New Roman" w:eastAsia="Times New Roman" w:cs="Times New Roman"/>
+                <w:color w:val="000000"/>
+                <w:sz w:val="28"/>
+                <w:szCs w:val="28"/>
+              </w:rPr>
+              <w:t xml:space="preserve">Колбы</w:t>
+            </w:r>
+            <w:r>
+              <w:rPr>
+                <w:rFonts w:ascii="Times New Roman" w:hAnsi="Times New Roman" w:eastAsia="Times New Roman" w:cs="Times New Roman"/>
+                <w:color w:val="000000"/>
+                <w:sz w:val="28"/>
+                <w:szCs w:val="28"/>
+              </w:rPr>
+              <w:t xml:space="preserve"> (Tube)</w:t>
+            </w:r>
+            <w:r>
+              <w:rPr>
+                <w:rFonts w:ascii="Times New Roman" w:hAnsi="Times New Roman" w:eastAsia="Times New Roman" w:cs="Times New Roman"/>
+                <w:sz w:val="28"/>
+                <w:szCs w:val="28"/>
+              </w:rPr>
+            </w:r>
+            <w:r>
+              <w:rPr>
+                <w:rFonts w:ascii="Times New Roman" w:hAnsi="Times New Roman" w:cs="Times New Roman"/>
+                <w:color w:val="000000"/>
+                <w:sz w:val="28"/>
+                <w:szCs w:val="28"/>
+              </w:rPr>
+            </w:r>
+          </w:p>
+          <w:p>
+            <w:pPr>
+              <w:pBdr/>
+              <w:spacing/>
+              <w:ind/>
+              <w:rPr>
+                <w:rFonts w:ascii="Times New Roman" w:hAnsi="Times New Roman" w:cs="Times New Roman"/>
+                <w:sz w:val="28"/>
+                <w:szCs w:val="28"/>
+              </w:rPr>
+            </w:pPr>
+            <w:r>
+              <w:rPr>
+                <w:rFonts w:ascii="Times New Roman" w:hAnsi="Times New Roman" w:eastAsia="Times New Roman" w:cs="Times New Roman"/>
+                <w:color w:val="000000"/>
+                <w:sz w:val="28"/>
+                <w:szCs w:val="28"/>
+              </w:rPr>
+              <w:t xml:space="preserve">Начальное распредление Шариков</w:t>
+            </w:r>
+            <w:r>
+              <w:rPr>
+                <w:rFonts w:ascii="Times New Roman" w:hAnsi="Times New Roman" w:cs="Times New Roman"/>
                 <w:sz w:val="28"/>
                 <w:szCs w:val="28"/>
               </w:rPr>
@@ -395,7 +1198,7 @@
             </w:r>
             <w:r>
               <w:rPr>
-                <w:rFonts w:ascii="Times New Roman" w:hAnsi="Times New Roman" w:eastAsia="Times New Roman" w:cs="Times New Roman"/>
+                <w:rFonts w:ascii="Times New Roman" w:hAnsi="Times New Roman" w:cs="Times New Roman"/>
                 <w:color w:val="000000"/>
                 <w:sz w:val="28"/>
                 <w:szCs w:val="28"/>
@@ -413,12 +1216,7 @@
           </w:tcPr>
           <w:p>
             <w:pPr>
-              <w:pBdr>
-                <w:top w:val="none" w:color="000000" w:sz="4" w:space="0"/>
-                <w:left w:val="none" w:color="000000" w:sz="4" w:space="0"/>
-                <w:bottom w:val="none" w:color="000000" w:sz="4" w:space="0"/>
-                <w:right w:val="none" w:color="000000" w:sz="4" w:space="0"/>
-              </w:pBdr>
+              <w:pBdr/>
               <w:spacing/>
               <w:ind/>
               <w:rPr>
@@ -431,10 +1229,8 @@
             <w:r>
               <w:rPr>
                 <w:rFonts w:ascii="Times New Roman" w:hAnsi="Times New Roman" w:eastAsia="Times New Roman" w:cs="Times New Roman"/>
-                <w:color w:val="000000"/>
                 <w:sz w:val="28"/>
                 <w:szCs w:val="28"/>
-                <w:highlight w:val="none"/>
               </w:rPr>
             </w:r>
             <w:r>
@@ -444,31 +1240,31 @@
                 <w:sz w:val="28"/>
                 <w:szCs w:val="28"/>
               </w:rPr>
-              <w:t xml:space="preserve">Запускать уровень</w:t>
+              <w:t xml:space="preserve">Инициализировать Колбы</w:t>
             </w:r>
             <w:r>
               <w:rPr>
                 <w:rFonts w:ascii="Times New Roman" w:hAnsi="Times New Roman" w:eastAsia="Times New Roman" w:cs="Times New Roman"/>
+                <w:sz w:val="28"/>
+                <w:szCs w:val="28"/>
+              </w:rPr>
+            </w:r>
+            <w:r>
+              <w:rPr>
+                <w:rFonts w:ascii="Times New Roman" w:hAnsi="Times New Roman" w:cs="Times New Roman"/>
                 <w:color w:val="000000"/>
                 <w:sz w:val="28"/>
                 <w:szCs w:val="28"/>
-                <w:highlight w:val="none"/>
               </w:rPr>
             </w:r>
           </w:p>
           <w:p>
             <w:pPr>
-              <w:pBdr>
-                <w:top w:val="none" w:color="000000" w:sz="4" w:space="0"/>
-                <w:left w:val="none" w:color="000000" w:sz="4" w:space="0"/>
-                <w:bottom w:val="none" w:color="000000" w:sz="4" w:space="0"/>
-                <w:right w:val="none" w:color="000000" w:sz="4" w:space="0"/>
-              </w:pBdr>
+              <w:pBdr/>
               <w:spacing/>
               <w:ind/>
               <w:rPr>
                 <w:rFonts w:ascii="Times New Roman" w:hAnsi="Times New Roman" w:cs="Times New Roman"/>
-                <w:color w:val="000000"/>
                 <w:sz w:val="28"/>
                 <w:szCs w:val="28"/>
               </w:rPr>
@@ -480,132 +1276,7 @@
                 <w:sz w:val="28"/>
                 <w:szCs w:val="28"/>
               </w:rPr>
-              <w:t xml:space="preserve">Обрабатывать выбор Колб</w:t>
-            </w:r>
-            <w:r>
-              <w:rPr>
-                <w:rFonts w:ascii="Times New Roman" w:hAnsi="Times New Roman" w:eastAsia="Times New Roman" w:cs="Times New Roman"/>
-                <w:color w:val="000000"/>
-                <w:sz w:val="28"/>
-                <w:szCs w:val="28"/>
-                <w:highlight w:val="none"/>
-              </w:rPr>
-            </w:r>
-          </w:p>
-          <w:p>
-            <w:pPr>
-              <w:pBdr>
-                <w:top w:val="none" w:color="000000" w:sz="4" w:space="0"/>
-                <w:left w:val="none" w:color="000000" w:sz="4" w:space="0"/>
-                <w:bottom w:val="none" w:color="000000" w:sz="4" w:space="0"/>
-                <w:right w:val="none" w:color="000000" w:sz="4" w:space="0"/>
-              </w:pBdr>
-              <w:spacing/>
-              <w:ind/>
-              <w:rPr>
-                <w:rFonts w:ascii="Times New Roman" w:hAnsi="Times New Roman" w:cs="Times New Roman"/>
-                <w:color w:val="000000"/>
-                <w:sz w:val="28"/>
-                <w:szCs w:val="28"/>
-              </w:rPr>
-            </w:pPr>
-            <w:r>
-              <w:rPr>
-                <w:rFonts w:ascii="Times New Roman" w:hAnsi="Times New Roman" w:eastAsia="Times New Roman" w:cs="Times New Roman"/>
-                <w:color w:val="000000"/>
-                <w:sz w:val="28"/>
-                <w:szCs w:val="28"/>
-              </w:rPr>
-            </w:r>
-            <w:r>
-              <w:rPr>
-                <w:rFonts w:ascii="Times New Roman" w:hAnsi="Times New Roman" w:eastAsia="Times New Roman" w:cs="Times New Roman"/>
-                <w:color w:val="000000"/>
-                <w:sz w:val="28"/>
-                <w:szCs w:val="28"/>
-              </w:rPr>
-              <w:t xml:space="preserve">Передавать запросы на перемещение Валидатору</w:t>
-            </w:r>
-            <w:r>
-              <w:rPr>
-                <w:rFonts w:ascii="Times New Roman" w:hAnsi="Times New Roman" w:eastAsia="Times New Roman" w:cs="Times New Roman"/>
-                <w:color w:val="000000"/>
-                <w:sz w:val="28"/>
-                <w:szCs w:val="28"/>
-              </w:rPr>
-            </w:r>
-            <w:r>
-              <w:rPr>
-                <w:rFonts w:ascii="Times New Roman" w:hAnsi="Times New Roman" w:eastAsia="Times New Roman" w:cs="Times New Roman"/>
-                <w:color w:val="000000"/>
-                <w:sz w:val="28"/>
-                <w:szCs w:val="28"/>
-                <w:highlight w:val="none"/>
-              </w:rPr>
-            </w:r>
-          </w:p>
-          <w:p>
-            <w:pPr>
-              <w:pBdr>
-                <w:top w:val="none" w:color="000000" w:sz="4" w:space="0"/>
-                <w:left w:val="none" w:color="000000" w:sz="4" w:space="0"/>
-                <w:bottom w:val="none" w:color="000000" w:sz="4" w:space="0"/>
-                <w:right w:val="none" w:color="000000" w:sz="4" w:space="0"/>
-              </w:pBdr>
-              <w:spacing/>
-              <w:ind/>
-              <w:rPr>
-                <w:rFonts w:ascii="Times New Roman" w:hAnsi="Times New Roman" w:cs="Times New Roman"/>
-                <w:color w:val="000000"/>
-                <w:sz w:val="28"/>
-                <w:szCs w:val="28"/>
-              </w:rPr>
-            </w:pPr>
-            <w:r>
-              <w:rPr>
-                <w:rFonts w:ascii="Times New Roman" w:hAnsi="Times New Roman" w:eastAsia="Times New Roman" w:cs="Times New Roman"/>
-                <w:color w:val="000000"/>
-                <w:sz w:val="28"/>
-                <w:szCs w:val="28"/>
-              </w:rPr>
-              <w:t xml:space="preserve">Проверять завершение уровня</w:t>
-            </w:r>
-            <w:r>
-              <w:rPr>
-                <w:rFonts w:ascii="Times New Roman" w:hAnsi="Times New Roman" w:eastAsia="Times New Roman" w:cs="Times New Roman"/>
-                <w:color w:val="000000"/>
-                <w:sz w:val="28"/>
-                <w:szCs w:val="28"/>
-                <w:highlight w:val="none"/>
-              </w:rPr>
-            </w:r>
-          </w:p>
-          <w:p>
-            <w:pPr>
-              <w:pBdr>
-                <w:top w:val="none" w:color="000000" w:sz="4" w:space="0"/>
-                <w:left w:val="none" w:color="000000" w:sz="4" w:space="0"/>
-                <w:bottom w:val="none" w:color="000000" w:sz="4" w:space="0"/>
-                <w:right w:val="none" w:color="000000" w:sz="4" w:space="0"/>
-              </w:pBdr>
-              <w:spacing/>
-              <w:ind/>
-              <w:rPr>
-                <w:rFonts w:ascii="Times New Roman" w:hAnsi="Times New Roman" w:cs="Times New Roman"/>
-                <w:color w:val="000000"/>
-                <w:sz w:val="28"/>
-                <w:szCs w:val="28"/>
-                <w:highlight w:val="none"/>
-              </w:rPr>
-            </w:pPr>
-            <w:r>
-              <w:rPr>
-                <w:rFonts w:ascii="Times New Roman" w:hAnsi="Times New Roman" w:eastAsia="Times New Roman" w:cs="Times New Roman"/>
-                <w:color w:val="000000"/>
-                <w:sz w:val="28"/>
-                <w:szCs w:val="28"/>
-              </w:rPr>
-              <w:t xml:space="preserve">Определять победу</w:t>
+              <w:t xml:space="preserve">Сбрасывать распределение Шариков на начальное</w:t>
             </w:r>
             <w:r>
               <w:rPr>
@@ -616,7 +1287,7 @@
             </w:r>
             <w:r>
               <w:rPr>
-                <w:rFonts w:ascii="Times New Roman" w:hAnsi="Times New Roman" w:eastAsia="Times New Roman" w:cs="Times New Roman"/>
+                <w:rFonts w:ascii="Times New Roman" w:hAnsi="Times New Roman" w:cs="Times New Roman"/>
                 <w:sz w:val="28"/>
                 <w:szCs w:val="28"/>
               </w:rPr>
@@ -681,7 +1352,7 @@
             </w:r>
             <w:r>
               <w:rPr>
-                <w:rFonts w:ascii="Times New Roman" w:hAnsi="Times New Roman" w:eastAsia="Times New Roman" w:cs="Times New Roman"/>
+                <w:rFonts w:ascii="Times New Roman" w:hAnsi="Times New Roman" w:cs="Times New Roman"/>
                 <w:color w:val="000000"/>
                 <w:sz w:val="28"/>
                 <w:szCs w:val="28"/>
@@ -699,12 +1370,7 @@
           </w:tcPr>
           <w:p>
             <w:pPr>
-              <w:pBdr>
-                <w:top w:val="none" w:color="000000" w:sz="4" w:space="0"/>
-                <w:left w:val="none" w:color="000000" w:sz="4" w:space="0"/>
-                <w:bottom w:val="none" w:color="000000" w:sz="4" w:space="0"/>
-                <w:right w:val="none" w:color="000000" w:sz="4" w:space="0"/>
-              </w:pBdr>
+              <w:pBdr/>
               <w:spacing/>
               <w:ind/>
               <w:rPr>
@@ -717,10 +1383,8 @@
             <w:r>
               <w:rPr>
                 <w:rFonts w:ascii="Times New Roman" w:hAnsi="Times New Roman" w:eastAsia="Times New Roman" w:cs="Times New Roman"/>
-                <w:color w:val="000000"/>
                 <w:sz w:val="28"/>
                 <w:szCs w:val="28"/>
-                <w:highlight w:val="none"/>
               </w:rPr>
             </w:r>
             <w:r>
@@ -730,31 +1394,31 @@
                 <w:sz w:val="28"/>
                 <w:szCs w:val="28"/>
               </w:rPr>
-              <w:t xml:space="preserve">Основная точка взаимодействия Пользователя с игрой </w:t>
+              <w:t xml:space="preserve">Описание структуры конкретного уровня</w:t>
             </w:r>
             <w:r>
               <w:rPr>
                 <w:rFonts w:ascii="Times New Roman" w:hAnsi="Times New Roman" w:eastAsia="Times New Roman" w:cs="Times New Roman"/>
+                <w:sz w:val="28"/>
+                <w:szCs w:val="28"/>
+              </w:rPr>
+            </w:r>
+            <w:r>
+              <w:rPr>
+                <w:rFonts w:ascii="Times New Roman" w:hAnsi="Times New Roman" w:cs="Times New Roman"/>
                 <w:color w:val="000000"/>
                 <w:sz w:val="28"/>
                 <w:szCs w:val="28"/>
-                <w:highlight w:val="none"/>
               </w:rPr>
             </w:r>
           </w:p>
           <w:p>
             <w:pPr>
-              <w:pBdr>
-                <w:top w:val="none" w:color="000000" w:sz="4" w:space="0"/>
-                <w:left w:val="none" w:color="000000" w:sz="4" w:space="0"/>
-                <w:bottom w:val="none" w:color="000000" w:sz="4" w:space="0"/>
-                <w:right w:val="none" w:color="000000" w:sz="4" w:space="0"/>
-              </w:pBdr>
+              <w:pBdr/>
               <w:spacing/>
               <w:ind/>
               <w:rPr>
                 <w:rFonts w:ascii="Times New Roman" w:hAnsi="Times New Roman" w:cs="Times New Roman"/>
-                <w:color w:val="000000"/>
                 <w:sz w:val="28"/>
                 <w:szCs w:val="28"/>
               </w:rPr>
@@ -766,44 +1430,7 @@
                 <w:sz w:val="28"/>
                 <w:szCs w:val="28"/>
               </w:rPr>
-              <w:t xml:space="preserve">Координация всех сущностей</w:t>
-            </w:r>
-            <w:r>
-              <w:rPr>
-                <w:rFonts w:ascii="Times New Roman" w:hAnsi="Times New Roman" w:eastAsia="Times New Roman" w:cs="Times New Roman"/>
-                <w:color w:val="000000"/>
-                <w:sz w:val="28"/>
-                <w:szCs w:val="28"/>
-                <w:highlight w:val="none"/>
-              </w:rPr>
-            </w:r>
-          </w:p>
-          <w:p>
-            <w:pPr>
-              <w:pBdr>
-                <w:top w:val="none" w:color="000000" w:sz="4" w:space="0"/>
-                <w:left w:val="none" w:color="000000" w:sz="4" w:space="0"/>
-                <w:bottom w:val="none" w:color="000000" w:sz="4" w:space="0"/>
-                <w:right w:val="none" w:color="000000" w:sz="4" w:space="0"/>
-              </w:pBdr>
-              <w:spacing/>
-              <w:ind/>
-              <w:rPr>
-                <w:rFonts w:ascii="Times New Roman" w:hAnsi="Times New Roman" w:cs="Times New Roman"/>
-                <w:color w:val="000000"/>
-                <w:sz w:val="28"/>
-                <w:szCs w:val="28"/>
-                <w:highlight w:val="none"/>
-              </w:rPr>
-            </w:pPr>
-            <w:r>
-              <w:rPr>
-                <w:rFonts w:ascii="Times New Roman" w:hAnsi="Times New Roman" w:eastAsia="Times New Roman" w:cs="Times New Roman"/>
-                <w:color w:val="000000"/>
-                <w:sz w:val="28"/>
-                <w:szCs w:val="28"/>
-              </w:rPr>
-              <w:t xml:space="preserve">Управление игровым процессом</w:t>
+              <w:t xml:space="preserve">Подготовка данных для начала игры</w:t>
             </w:r>
             <w:r>
               <w:rPr>
@@ -814,7 +1441,7 @@
             </w:r>
             <w:r>
               <w:rPr>
-                <w:rFonts w:ascii="Times New Roman" w:hAnsi="Times New Roman" w:eastAsia="Times New Roman" w:cs="Times New Roman"/>
+                <w:rFonts w:ascii="Times New Roman" w:hAnsi="Times New Roman" w:cs="Times New Roman"/>
                 <w:sz w:val="28"/>
                 <w:szCs w:val="28"/>
               </w:rPr>
@@ -825,7 +1452,7 @@
     </w:tbl>
     <w:p>
       <w:pPr>
-        <w:pStyle w:val="139"/>
+        <w:pStyle w:val="781"/>
         <w:pBdr>
           <w:top w:val="none" w:color="000000" w:sz="4" w:space="0"/>
           <w:left w:val="none" w:color="000000" w:sz="4" w:space="0"/>
@@ -838,6 +1465,48 @@
           <w:rFonts w:ascii="Times New Roman" w:hAnsi="Times New Roman" w:cs="Times New Roman"/>
           <w:sz w:val="28"/>
           <w:szCs w:val="28"/>
+        </w:rPr>
+      </w:pPr>
+      <w:r>
+        <w:rPr>
+          <w:rFonts w:ascii="Times New Roman" w:hAnsi="Times New Roman" w:eastAsia="Times New Roman" w:cs="Times New Roman"/>
+          <w:b/>
+          <w:color w:val="000000"/>
+          <w:sz w:val="28"/>
+          <w:szCs w:val="28"/>
+          <w:highlight w:val="none"/>
+        </w:rPr>
+      </w:r>
+      <w:r>
+        <w:rPr>
+          <w:rFonts w:ascii="Times New Roman" w:hAnsi="Times New Roman" w:eastAsia="Times New Roman" w:cs="Times New Roman"/>
+          <w:b/>
+          <w:color w:val="000000"/>
+          <w:sz w:val="28"/>
+          <w:szCs w:val="28"/>
+          <w:highlight w:val="none"/>
+        </w:rPr>
+      </w:r>
+    </w:p>
+    <w:p>
+      <w:pPr>
+        <w:pStyle w:val="781"/>
+        <w:pBdr>
+          <w:top w:val="none" w:color="000000" w:sz="4" w:space="0"/>
+          <w:left w:val="none" w:color="000000" w:sz="4" w:space="0"/>
+          <w:bottom w:val="none" w:color="000000" w:sz="4" w:space="0"/>
+          <w:right w:val="none" w:color="000000" w:sz="4" w:space="0"/>
+        </w:pBdr>
+        <w:spacing/>
+        <w:ind w:right="0" w:firstLine="0" w:left="0"/>
+        <w:rPr>
+          <w:rFonts w:ascii="Times New Roman" w:hAnsi="Times New Roman" w:eastAsia="Times New Roman" w:cs="Times New Roman"/>
+          <w:b/>
+          <w:bCs/>
+          <w:color w:val="000000"/>
+          <w:sz w:val="28"/>
+          <w:szCs w:val="28"/>
+          <w:highlight w:val="none"/>
         </w:rPr>
       </w:pPr>
       <w:r>
@@ -848,7 +1517,7 @@
           <w:sz w:val="28"/>
           <w:szCs w:val="28"/>
         </w:rPr>
-        <w:t xml:space="preserve">Уровень (Level)</w:t>
+        <w:t xml:space="preserve">Колба (Tube)</w:t>
       </w:r>
       <w:r>
         <w:rPr>
@@ -857,6 +1526,17 @@
           <w:szCs w:val="28"/>
         </w:rPr>
       </w:r>
+      <w:r>
+        <w:rPr>
+          <w:rFonts w:ascii="Times New Roman" w:hAnsi="Times New Roman" w:eastAsia="Times New Roman" w:cs="Times New Roman"/>
+          <w:b/>
+          <w:bCs/>
+          <w:color w:val="000000"/>
+          <w:sz w:val="28"/>
+          <w:szCs w:val="28"/>
+          <w:highlight w:val="none"/>
+        </w:rPr>
+      </w:r>
     </w:p>
     <w:p>
       <w:pPr>
@@ -883,7 +1563,7 @@
           <w:sz w:val="28"/>
           <w:szCs w:val="28"/>
         </w:rPr>
-        <w:t xml:space="preserve">Хранит конфигурацию уровня: набор Колб и начальное распределение Шариков.</w:t>
+        <w:t xml:space="preserve">Контейнер фиксированной вместимости, в котором располагаются Шарики.</w:t>
       </w:r>
       <w:r>
         <w:rPr>
@@ -892,10 +1572,19 @@
           <w:szCs w:val="28"/>
         </w:rPr>
       </w:r>
+      <w:r>
+        <w:rPr>
+          <w:rFonts w:ascii="Times New Roman" w:hAnsi="Times New Roman" w:cs="Times New Roman"/>
+          <w:color w:val="000000"/>
+          <w:sz w:val="28"/>
+          <w:szCs w:val="28"/>
+          <w:highlight w:val="none"/>
+        </w:rPr>
+      </w:r>
     </w:p>
     <w:tbl>
       <w:tblPr>
-        <w:tblStyle w:val="11"/>
+        <w:tblStyle w:val="654"/>
         <w:tblW w:w="0" w:type="auto"/>
         <w:tblBorders/>
         <w:tblLayout w:type="fixed"/>
@@ -962,545 +1651,7 @@
             </w:r>
             <w:r>
               <w:rPr>
-                <w:rFonts w:ascii="Times New Roman" w:hAnsi="Times New Roman" w:eastAsia="Times New Roman" w:cs="Times New Roman"/>
-                <w:color w:val="000000"/>
-                <w:sz w:val="28"/>
-                <w:szCs w:val="28"/>
-                <w:highlight w:val="none"/>
-              </w:rPr>
-            </w:r>
-          </w:p>
-        </w:tc>
-        <w:tc>
-          <w:tcPr>
-            <w:tcBorders/>
-            <w:tcW w:w="6946" w:type="dxa"/>
-            <w:textDirection w:val="lrTb"/>
-            <w:noWrap w:val="false"/>
-          </w:tcPr>
-          <w:p>
-            <w:pPr>
-              <w:pBdr/>
-              <w:spacing/>
-              <w:ind/>
-              <w:rPr>
                 <w:rFonts w:ascii="Times New Roman" w:hAnsi="Times New Roman" w:cs="Times New Roman"/>
-                <w:color w:val="000000"/>
-                <w:sz w:val="28"/>
-                <w:szCs w:val="28"/>
-              </w:rPr>
-            </w:pPr>
-            <w:r>
-              <w:rPr>
-                <w:rFonts w:ascii="Times New Roman" w:hAnsi="Times New Roman" w:eastAsia="Times New Roman" w:cs="Times New Roman"/>
-                <w:sz w:val="28"/>
-                <w:szCs w:val="28"/>
-              </w:rPr>
-            </w:r>
-            <w:r>
-              <w:rPr>
-                <w:rFonts w:ascii="Times New Roman" w:hAnsi="Times New Roman" w:eastAsia="Times New Roman" w:cs="Times New Roman"/>
-                <w:color w:val="000000"/>
-                <w:sz w:val="28"/>
-                <w:szCs w:val="28"/>
-              </w:rPr>
-              <w:t xml:space="preserve">Колбы</w:t>
-            </w:r>
-            <w:r>
-              <w:rPr>
-                <w:rFonts w:ascii="Times New Roman" w:hAnsi="Times New Roman" w:eastAsia="Times New Roman" w:cs="Times New Roman"/>
-                <w:color w:val="000000"/>
-                <w:sz w:val="28"/>
-                <w:szCs w:val="28"/>
-              </w:rPr>
-              <w:t xml:space="preserve"> (Tube)</w:t>
-            </w:r>
-            <w:r>
-              <w:rPr>
-                <w:rFonts w:ascii="Times New Roman" w:hAnsi="Times New Roman" w:eastAsia="Times New Roman" w:cs="Times New Roman"/>
-                <w:color w:val="000000"/>
-                <w:sz w:val="28"/>
-                <w:szCs w:val="28"/>
-              </w:rPr>
-            </w:r>
-            <w:r>
-              <w:rPr>
-                <w:rFonts w:ascii="Times New Roman" w:hAnsi="Times New Roman" w:eastAsia="Times New Roman" w:cs="Times New Roman"/>
-                <w:sz w:val="28"/>
-                <w:szCs w:val="28"/>
-              </w:rPr>
-            </w:r>
-          </w:p>
-          <w:p>
-            <w:pPr>
-              <w:pBdr/>
-              <w:spacing/>
-              <w:ind/>
-              <w:rPr>
-                <w:rFonts w:ascii="Times New Roman" w:hAnsi="Times New Roman" w:cs="Times New Roman"/>
-                <w:sz w:val="28"/>
-                <w:szCs w:val="28"/>
-              </w:rPr>
-            </w:pPr>
-            <w:r>
-              <w:rPr>
-                <w:rFonts w:ascii="Times New Roman" w:hAnsi="Times New Roman" w:eastAsia="Times New Roman" w:cs="Times New Roman"/>
-                <w:color w:val="000000"/>
-                <w:sz w:val="28"/>
-                <w:szCs w:val="28"/>
-              </w:rPr>
-              <w:t xml:space="preserve">Начальное состояние</w:t>
-            </w:r>
-            <w:r>
-              <w:rPr>
-                <w:rFonts w:ascii="Times New Roman" w:hAnsi="Times New Roman" w:eastAsia="Times New Roman" w:cs="Times New Roman"/>
-                <w:sz w:val="28"/>
-                <w:szCs w:val="28"/>
-              </w:rPr>
-            </w:r>
-            <w:r>
-              <w:rPr>
-                <w:rFonts w:ascii="Times New Roman" w:hAnsi="Times New Roman" w:eastAsia="Times New Roman" w:cs="Times New Roman"/>
-                <w:sz w:val="28"/>
-                <w:szCs w:val="28"/>
-              </w:rPr>
-            </w:r>
-          </w:p>
-        </w:tc>
-      </w:tr>
-      <w:tr>
-        <w:trPr/>
-        <w:tc>
-          <w:tcPr>
-            <w:tcBorders/>
-            <w:tcW w:w="2409" w:type="dxa"/>
-            <w:textDirection w:val="lrTb"/>
-            <w:noWrap w:val="false"/>
-          </w:tcPr>
-          <w:p>
-            <w:pPr>
-              <w:pBdr>
-                <w:top w:val="none" w:color="000000" w:sz="4" w:space="0"/>
-                <w:left w:val="none" w:color="000000" w:sz="4" w:space="0"/>
-                <w:bottom w:val="none" w:color="000000" w:sz="4" w:space="0"/>
-                <w:right w:val="none" w:color="000000" w:sz="4" w:space="0"/>
-              </w:pBdr>
-              <w:spacing/>
-              <w:ind/>
-              <w:rPr>
-                <w:rFonts w:ascii="Times New Roman" w:hAnsi="Times New Roman" w:cs="Times New Roman"/>
-                <w:color w:val="000000"/>
-                <w:sz w:val="28"/>
-                <w:szCs w:val="28"/>
-                <w:highlight w:val="none"/>
-              </w:rPr>
-            </w:pPr>
-            <w:r>
-              <w:rPr>
-                <w:rFonts w:ascii="Times New Roman" w:hAnsi="Times New Roman" w:eastAsia="Times New Roman" w:cs="Times New Roman"/>
-                <w:color w:val="000000"/>
-                <w:sz w:val="28"/>
-                <w:szCs w:val="28"/>
-                <w:highlight w:val="none"/>
-              </w:rPr>
-            </w:r>
-            <w:r>
-              <w:rPr>
-                <w:rFonts w:ascii="Times New Roman" w:hAnsi="Times New Roman" w:eastAsia="Times New Roman" w:cs="Times New Roman"/>
-                <w:b/>
-                <w:color w:val="000000"/>
-                <w:sz w:val="28"/>
-                <w:szCs w:val="28"/>
-              </w:rPr>
-              <w:t xml:space="preserve">умеет</w:t>
-            </w:r>
-            <w:r>
-              <w:rPr>
-                <w:rFonts w:ascii="Times New Roman" w:hAnsi="Times New Roman" w:eastAsia="Times New Roman" w:cs="Times New Roman"/>
-                <w:color w:val="000000"/>
-                <w:sz w:val="28"/>
-                <w:szCs w:val="28"/>
-                <w:highlight w:val="none"/>
-              </w:rPr>
-            </w:r>
-            <w:r>
-              <w:rPr>
-                <w:rFonts w:ascii="Times New Roman" w:hAnsi="Times New Roman" w:eastAsia="Times New Roman" w:cs="Times New Roman"/>
-                <w:color w:val="000000"/>
-                <w:sz w:val="28"/>
-                <w:szCs w:val="28"/>
-                <w:highlight w:val="none"/>
-              </w:rPr>
-            </w:r>
-          </w:p>
-        </w:tc>
-        <w:tc>
-          <w:tcPr>
-            <w:tcBorders/>
-            <w:tcW w:w="6946" w:type="dxa"/>
-            <w:textDirection w:val="lrTb"/>
-            <w:noWrap w:val="false"/>
-          </w:tcPr>
-          <w:p>
-            <w:pPr>
-              <w:pBdr/>
-              <w:spacing/>
-              <w:ind/>
-              <w:rPr>
-                <w:rFonts w:ascii="Times New Roman" w:hAnsi="Times New Roman" w:cs="Times New Roman"/>
-                <w:color w:val="000000"/>
-                <w:sz w:val="28"/>
-                <w:szCs w:val="28"/>
-              </w:rPr>
-            </w:pPr>
-            <w:r>
-              <w:rPr>
-                <w:rFonts w:ascii="Times New Roman" w:hAnsi="Times New Roman" w:eastAsia="Times New Roman" w:cs="Times New Roman"/>
-                <w:sz w:val="28"/>
-                <w:szCs w:val="28"/>
-              </w:rPr>
-            </w:r>
-            <w:r>
-              <w:rPr>
-                <w:rFonts w:ascii="Times New Roman" w:hAnsi="Times New Roman" w:eastAsia="Times New Roman" w:cs="Times New Roman"/>
-                <w:color w:val="000000"/>
-                <w:sz w:val="28"/>
-                <w:szCs w:val="28"/>
-              </w:rPr>
-              <w:t xml:space="preserve">Инициализировать Колбы</w:t>
-            </w:r>
-            <w:r>
-              <w:rPr>
-                <w:rFonts w:ascii="Times New Roman" w:hAnsi="Times New Roman" w:eastAsia="Times New Roman" w:cs="Times New Roman"/>
-                <w:sz w:val="28"/>
-                <w:szCs w:val="28"/>
-              </w:rPr>
-            </w:r>
-          </w:p>
-          <w:p>
-            <w:pPr>
-              <w:pBdr/>
-              <w:spacing/>
-              <w:ind/>
-              <w:rPr>
-                <w:rFonts w:ascii="Times New Roman" w:hAnsi="Times New Roman" w:cs="Times New Roman"/>
-                <w:sz w:val="28"/>
-                <w:szCs w:val="28"/>
-              </w:rPr>
-            </w:pPr>
-            <w:r>
-              <w:rPr>
-                <w:rFonts w:ascii="Times New Roman" w:hAnsi="Times New Roman" w:eastAsia="Times New Roman" w:cs="Times New Roman"/>
-                <w:color w:val="000000"/>
-                <w:sz w:val="28"/>
-                <w:szCs w:val="28"/>
-              </w:rPr>
-              <w:t xml:space="preserve">Сбрасывать состояние</w:t>
-            </w:r>
-            <w:r>
-              <w:rPr>
-                <w:rFonts w:ascii="Times New Roman" w:hAnsi="Times New Roman" w:eastAsia="Times New Roman" w:cs="Times New Roman"/>
-                <w:sz w:val="28"/>
-                <w:szCs w:val="28"/>
-              </w:rPr>
-            </w:r>
-            <w:r>
-              <w:rPr>
-                <w:rFonts w:ascii="Times New Roman" w:hAnsi="Times New Roman" w:eastAsia="Times New Roman" w:cs="Times New Roman"/>
-                <w:sz w:val="28"/>
-                <w:szCs w:val="28"/>
-              </w:rPr>
-            </w:r>
-          </w:p>
-        </w:tc>
-      </w:tr>
-      <w:tr>
-        <w:trPr/>
-        <w:tc>
-          <w:tcPr>
-            <w:tcBorders/>
-            <w:tcW w:w="2409" w:type="dxa"/>
-            <w:textDirection w:val="lrTb"/>
-            <w:noWrap w:val="false"/>
-          </w:tcPr>
-          <w:p>
-            <w:pPr>
-              <w:pBdr>
-                <w:top w:val="none" w:color="000000" w:sz="4" w:space="0"/>
-                <w:left w:val="none" w:color="000000" w:sz="4" w:space="0"/>
-                <w:bottom w:val="none" w:color="000000" w:sz="4" w:space="0"/>
-                <w:right w:val="none" w:color="000000" w:sz="4" w:space="0"/>
-              </w:pBdr>
-              <w:spacing/>
-              <w:ind/>
-              <w:rPr>
-                <w:rFonts w:ascii="Times New Roman" w:hAnsi="Times New Roman" w:cs="Times New Roman"/>
-                <w:color w:val="000000"/>
-                <w:sz w:val="28"/>
-                <w:szCs w:val="28"/>
-                <w:highlight w:val="none"/>
-              </w:rPr>
-            </w:pPr>
-            <w:r>
-              <w:rPr>
-                <w:rFonts w:ascii="Times New Roman" w:hAnsi="Times New Roman" w:eastAsia="Times New Roman" w:cs="Times New Roman"/>
-                <w:color w:val="000000"/>
-                <w:sz w:val="28"/>
-                <w:szCs w:val="28"/>
-                <w:highlight w:val="none"/>
-              </w:rPr>
-            </w:r>
-            <w:r>
-              <w:rPr>
-                <w:rFonts w:ascii="Times New Roman" w:hAnsi="Times New Roman" w:eastAsia="Times New Roman" w:cs="Times New Roman"/>
-                <w:b/>
-                <w:color w:val="000000"/>
-                <w:sz w:val="28"/>
-                <w:szCs w:val="28"/>
-              </w:rPr>
-              <w:t xml:space="preserve">предназначение</w:t>
-            </w:r>
-            <w:r>
-              <w:rPr>
-                <w:rFonts w:ascii="Times New Roman" w:hAnsi="Times New Roman" w:eastAsia="Times New Roman" w:cs="Times New Roman"/>
-                <w:color w:val="000000"/>
-                <w:sz w:val="28"/>
-                <w:szCs w:val="28"/>
-                <w:highlight w:val="none"/>
-              </w:rPr>
-            </w:r>
-            <w:r>
-              <w:rPr>
-                <w:rFonts w:ascii="Times New Roman" w:hAnsi="Times New Roman" w:eastAsia="Times New Roman" w:cs="Times New Roman"/>
-                <w:color w:val="000000"/>
-                <w:sz w:val="28"/>
-                <w:szCs w:val="28"/>
-                <w:highlight w:val="none"/>
-              </w:rPr>
-            </w:r>
-          </w:p>
-        </w:tc>
-        <w:tc>
-          <w:tcPr>
-            <w:tcBorders/>
-            <w:tcW w:w="6946" w:type="dxa"/>
-            <w:textDirection w:val="lrTb"/>
-            <w:noWrap w:val="false"/>
-          </w:tcPr>
-          <w:p>
-            <w:pPr>
-              <w:pBdr/>
-              <w:spacing/>
-              <w:ind/>
-              <w:rPr>
-                <w:rFonts w:ascii="Times New Roman" w:hAnsi="Times New Roman" w:cs="Times New Roman"/>
-                <w:color w:val="000000"/>
-                <w:sz w:val="28"/>
-                <w:szCs w:val="28"/>
-              </w:rPr>
-            </w:pPr>
-            <w:r>
-              <w:rPr>
-                <w:rFonts w:ascii="Times New Roman" w:hAnsi="Times New Roman" w:eastAsia="Times New Roman" w:cs="Times New Roman"/>
-                <w:sz w:val="28"/>
-                <w:szCs w:val="28"/>
-              </w:rPr>
-            </w:r>
-            <w:r>
-              <w:rPr>
-                <w:rFonts w:ascii="Times New Roman" w:hAnsi="Times New Roman" w:eastAsia="Times New Roman" w:cs="Times New Roman"/>
-                <w:color w:val="000000"/>
-                <w:sz w:val="28"/>
-                <w:szCs w:val="28"/>
-              </w:rPr>
-              <w:t xml:space="preserve">Описание структуры конкретного уровня</w:t>
-            </w:r>
-            <w:r>
-              <w:rPr>
-                <w:rFonts w:ascii="Times New Roman" w:hAnsi="Times New Roman" w:eastAsia="Times New Roman" w:cs="Times New Roman"/>
-                <w:sz w:val="28"/>
-                <w:szCs w:val="28"/>
-              </w:rPr>
-            </w:r>
-          </w:p>
-          <w:p>
-            <w:pPr>
-              <w:pBdr/>
-              <w:spacing/>
-              <w:ind/>
-              <w:rPr>
-                <w:rFonts w:ascii="Times New Roman" w:hAnsi="Times New Roman" w:cs="Times New Roman"/>
-                <w:sz w:val="28"/>
-                <w:szCs w:val="28"/>
-              </w:rPr>
-            </w:pPr>
-            <w:r>
-              <w:rPr>
-                <w:rFonts w:ascii="Times New Roman" w:hAnsi="Times New Roman" w:eastAsia="Times New Roman" w:cs="Times New Roman"/>
-                <w:color w:val="000000"/>
-                <w:sz w:val="28"/>
-                <w:szCs w:val="28"/>
-              </w:rPr>
-              <w:t xml:space="preserve">Подготовка данных для начала игры</w:t>
-            </w:r>
-            <w:r>
-              <w:rPr>
-                <w:rFonts w:ascii="Times New Roman" w:hAnsi="Times New Roman" w:eastAsia="Times New Roman" w:cs="Times New Roman"/>
-                <w:sz w:val="28"/>
-                <w:szCs w:val="28"/>
-              </w:rPr>
-            </w:r>
-            <w:r>
-              <w:rPr>
-                <w:rFonts w:ascii="Times New Roman" w:hAnsi="Times New Roman" w:eastAsia="Times New Roman" w:cs="Times New Roman"/>
-                <w:sz w:val="28"/>
-                <w:szCs w:val="28"/>
-              </w:rPr>
-            </w:r>
-          </w:p>
-        </w:tc>
-      </w:tr>
-    </w:tbl>
-    <w:p>
-      <w:pPr>
-        <w:pStyle w:val="139"/>
-        <w:pBdr>
-          <w:top w:val="none" w:color="000000" w:sz="4" w:space="0"/>
-          <w:left w:val="none" w:color="000000" w:sz="4" w:space="0"/>
-          <w:bottom w:val="none" w:color="000000" w:sz="4" w:space="0"/>
-          <w:right w:val="none" w:color="000000" w:sz="4" w:space="0"/>
-        </w:pBdr>
-        <w:spacing/>
-        <w:ind w:right="0" w:firstLine="0" w:left="0"/>
-        <w:rPr>
-          <w:rFonts w:ascii="Times New Roman" w:hAnsi="Times New Roman" w:cs="Times New Roman"/>
-          <w:sz w:val="28"/>
-          <w:szCs w:val="28"/>
-        </w:rPr>
-      </w:pPr>
-      <w:r>
-        <w:rPr>
-          <w:rFonts w:ascii="Times New Roman" w:hAnsi="Times New Roman" w:eastAsia="Times New Roman" w:cs="Times New Roman"/>
-          <w:b/>
-          <w:color w:val="000000"/>
-          <w:sz w:val="28"/>
-          <w:szCs w:val="28"/>
-        </w:rPr>
-        <w:t xml:space="preserve">Колба (Tube)</w:t>
-      </w:r>
-      <w:r>
-        <w:rPr>
-          <w:rFonts w:ascii="Times New Roman" w:hAnsi="Times New Roman" w:eastAsia="Times New Roman" w:cs="Times New Roman"/>
-          <w:sz w:val="28"/>
-          <w:szCs w:val="28"/>
-        </w:rPr>
-      </w:r>
-    </w:p>
-    <w:p>
-      <w:pPr>
-        <w:pBdr>
-          <w:top w:val="none" w:color="000000" w:sz="4" w:space="0"/>
-          <w:left w:val="none" w:color="000000" w:sz="4" w:space="0"/>
-          <w:bottom w:val="none" w:color="000000" w:sz="4" w:space="0"/>
-          <w:right w:val="none" w:color="000000" w:sz="4" w:space="0"/>
-        </w:pBdr>
-        <w:spacing/>
-        <w:ind w:right="0" w:firstLine="0" w:left="0"/>
-        <w:rPr>
-          <w:rFonts w:ascii="Times New Roman" w:hAnsi="Times New Roman" w:cs="Times New Roman"/>
-          <w:color w:val="000000"/>
-          <w:sz w:val="28"/>
-          <w:szCs w:val="28"/>
-          <w:highlight w:val="none"/>
-        </w:rPr>
-      </w:pPr>
-      <w:r>
-        <w:rPr>
-          <w:rFonts w:ascii="Times New Roman" w:hAnsi="Times New Roman" w:eastAsia="Times New Roman" w:cs="Times New Roman"/>
-          <w:color w:val="000000"/>
-          <w:sz w:val="28"/>
-          <w:szCs w:val="28"/>
-        </w:rPr>
-        <w:t xml:space="preserve">Контейнер фиксированной вместимости, в котором располагаются Шарики.</w:t>
-      </w:r>
-      <w:r>
-        <w:rPr>
-          <w:rFonts w:ascii="Times New Roman" w:hAnsi="Times New Roman" w:eastAsia="Times New Roman" w:cs="Times New Roman"/>
-          <w:sz w:val="28"/>
-          <w:szCs w:val="28"/>
-        </w:rPr>
-      </w:r>
-    </w:p>
-    <w:tbl>
-      <w:tblPr>
-        <w:tblStyle w:val="11"/>
-        <w:tblW w:w="0" w:type="auto"/>
-        <w:tblBorders/>
-        <w:tblLayout w:type="fixed"/>
-        <w:tblLook w:val="04A0" w:firstRow="1" w:lastRow="0" w:firstColumn="1" w:lastColumn="0" w:noHBand="0" w:noVBand="1"/>
-      </w:tblPr>
-      <w:tblGrid>
-        <w:gridCol w:w="2409"/>
-        <w:gridCol w:w="6946"/>
-      </w:tblGrid>
-      <w:tr>
-        <w:trPr/>
-        <w:tc>
-          <w:tcPr>
-            <w:tcBorders/>
-            <w:tcW w:w="2409" w:type="dxa"/>
-            <w:textDirection w:val="lrTb"/>
-            <w:noWrap w:val="false"/>
-          </w:tcPr>
-          <w:p>
-            <w:pPr>
-              <w:pBdr>
-                <w:top w:val="none" w:color="000000" w:sz="4" w:space="0"/>
-                <w:left w:val="none" w:color="000000" w:sz="4" w:space="0"/>
-                <w:bottom w:val="none" w:color="000000" w:sz="4" w:space="0"/>
-                <w:right w:val="none" w:color="000000" w:sz="4" w:space="0"/>
-              </w:pBdr>
-              <w:spacing/>
-              <w:ind/>
-              <w:rPr>
-                <w:rFonts w:ascii="Times New Roman" w:hAnsi="Times New Roman" w:cs="Times New Roman"/>
-                <w:color w:val="000000"/>
-                <w:sz w:val="28"/>
-                <w:szCs w:val="28"/>
-                <w:highlight w:val="none"/>
-              </w:rPr>
-            </w:pPr>
-            <w:r>
-              <w:rPr>
-                <w:rFonts w:ascii="Times New Roman" w:hAnsi="Times New Roman" w:eastAsia="Times New Roman" w:cs="Times New Roman"/>
-                <w:color w:val="000000"/>
-                <w:sz w:val="28"/>
-                <w:szCs w:val="28"/>
-                <w:highlight w:val="none"/>
-              </w:rPr>
-            </w:r>
-            <w:r>
-              <w:rPr>
-                <w:rFonts w:ascii="Times New Roman" w:hAnsi="Times New Roman" w:eastAsia="Times New Roman" w:cs="Times New Roman"/>
-                <w:b/>
-                <w:color w:val="000000"/>
-                <w:sz w:val="28"/>
-                <w:szCs w:val="28"/>
-              </w:rPr>
-              <w:t xml:space="preserve">знает</w:t>
-            </w:r>
-            <w:r>
-              <w:rPr>
-                <w:rFonts w:ascii="Times New Roman" w:hAnsi="Times New Roman" w:eastAsia="Times New Roman" w:cs="Times New Roman"/>
-                <w:color w:val="000000"/>
-                <w:sz w:val="28"/>
-                <w:szCs w:val="28"/>
-                <w:highlight w:val="none"/>
-              </w:rPr>
-            </w:r>
-            <w:r>
-              <w:rPr>
-                <w:rFonts w:ascii="Times New Roman" w:hAnsi="Times New Roman" w:eastAsia="Times New Roman" w:cs="Times New Roman"/>
                 <w:color w:val="000000"/>
                 <w:sz w:val="28"/>
                 <w:szCs w:val="28"/>
@@ -1556,14 +1707,14 @@
             <w:r>
               <w:rPr>
                 <w:rFonts w:ascii="Times New Roman" w:hAnsi="Times New Roman" w:eastAsia="Times New Roman" w:cs="Times New Roman"/>
-                <w:color w:val="000000"/>
                 <w:sz w:val="28"/>
                 <w:szCs w:val="28"/>
               </w:rPr>
             </w:r>
             <w:r>
               <w:rPr>
-                <w:rFonts w:ascii="Times New Roman" w:hAnsi="Times New Roman" w:eastAsia="Times New Roman" w:cs="Times New Roman"/>
+                <w:rFonts w:ascii="Times New Roman" w:hAnsi="Times New Roman" w:cs="Times New Roman"/>
+                <w:color w:val="000000"/>
                 <w:sz w:val="28"/>
                 <w:szCs w:val="28"/>
               </w:rPr>
@@ -1588,550 +1739,6 @@
                 <w:szCs w:val="28"/>
               </w:rPr>
               <w:t xml:space="preserve">Максимальную вместимость</w:t>
-            </w:r>
-            <w:r>
-              <w:rPr>
-                <w:rFonts w:ascii="Times New Roman" w:hAnsi="Times New Roman" w:eastAsia="Times New Roman" w:cs="Times New Roman"/>
-                <w:sz w:val="28"/>
-                <w:szCs w:val="28"/>
-              </w:rPr>
-            </w:r>
-            <w:r>
-              <w:rPr>
-                <w:rFonts w:ascii="Times New Roman" w:hAnsi="Times New Roman" w:eastAsia="Times New Roman" w:cs="Times New Roman"/>
-                <w:sz w:val="28"/>
-                <w:szCs w:val="28"/>
-              </w:rPr>
-            </w:r>
-          </w:p>
-        </w:tc>
-      </w:tr>
-      <w:tr>
-        <w:trPr/>
-        <w:tc>
-          <w:tcPr>
-            <w:tcBorders/>
-            <w:tcW w:w="2409" w:type="dxa"/>
-            <w:textDirection w:val="lrTb"/>
-            <w:noWrap w:val="false"/>
-          </w:tcPr>
-          <w:p>
-            <w:pPr>
-              <w:pBdr>
-                <w:top w:val="none" w:color="000000" w:sz="4" w:space="0"/>
-                <w:left w:val="none" w:color="000000" w:sz="4" w:space="0"/>
-                <w:bottom w:val="none" w:color="000000" w:sz="4" w:space="0"/>
-                <w:right w:val="none" w:color="000000" w:sz="4" w:space="0"/>
-              </w:pBdr>
-              <w:spacing/>
-              <w:ind/>
-              <w:rPr>
-                <w:rFonts w:ascii="Times New Roman" w:hAnsi="Times New Roman" w:cs="Times New Roman"/>
-                <w:color w:val="000000"/>
-                <w:sz w:val="28"/>
-                <w:szCs w:val="28"/>
-                <w:highlight w:val="none"/>
-              </w:rPr>
-            </w:pPr>
-            <w:r>
-              <w:rPr>
-                <w:rFonts w:ascii="Times New Roman" w:hAnsi="Times New Roman" w:eastAsia="Times New Roman" w:cs="Times New Roman"/>
-                <w:color w:val="000000"/>
-                <w:sz w:val="28"/>
-                <w:szCs w:val="28"/>
-                <w:highlight w:val="none"/>
-              </w:rPr>
-            </w:r>
-            <w:r>
-              <w:rPr>
-                <w:rFonts w:ascii="Times New Roman" w:hAnsi="Times New Roman" w:eastAsia="Times New Roman" w:cs="Times New Roman"/>
-                <w:b/>
-                <w:color w:val="000000"/>
-                <w:sz w:val="28"/>
-                <w:szCs w:val="28"/>
-              </w:rPr>
-              <w:t xml:space="preserve">умеет</w:t>
-            </w:r>
-            <w:r>
-              <w:rPr>
-                <w:rFonts w:ascii="Times New Roman" w:hAnsi="Times New Roman" w:eastAsia="Times New Roman" w:cs="Times New Roman"/>
-                <w:color w:val="000000"/>
-                <w:sz w:val="28"/>
-                <w:szCs w:val="28"/>
-                <w:highlight w:val="none"/>
-              </w:rPr>
-            </w:r>
-            <w:r>
-              <w:rPr>
-                <w:rFonts w:ascii="Times New Roman" w:hAnsi="Times New Roman" w:eastAsia="Times New Roman" w:cs="Times New Roman"/>
-                <w:color w:val="000000"/>
-                <w:sz w:val="28"/>
-                <w:szCs w:val="28"/>
-                <w:highlight w:val="none"/>
-              </w:rPr>
-            </w:r>
-          </w:p>
-        </w:tc>
-        <w:tc>
-          <w:tcPr>
-            <w:tcBorders/>
-            <w:tcW w:w="6946" w:type="dxa"/>
-            <w:textDirection w:val="lrTb"/>
-            <w:noWrap w:val="false"/>
-          </w:tcPr>
-          <w:p>
-            <w:pPr>
-              <w:pBdr/>
-              <w:spacing/>
-              <w:ind/>
-              <w:rPr>
-                <w:rFonts w:ascii="Times New Roman" w:hAnsi="Times New Roman" w:cs="Times New Roman"/>
-                <w:color w:val="000000"/>
-                <w:sz w:val="28"/>
-                <w:szCs w:val="28"/>
-              </w:rPr>
-            </w:pPr>
-            <w:r>
-              <w:rPr>
-                <w:rFonts w:ascii="Times New Roman" w:hAnsi="Times New Roman" w:eastAsia="Times New Roman" w:cs="Times New Roman"/>
-                <w:sz w:val="28"/>
-                <w:szCs w:val="28"/>
-              </w:rPr>
-            </w:r>
-            <w:r>
-              <w:rPr>
-                <w:rFonts w:ascii="Times New Roman" w:hAnsi="Times New Roman" w:eastAsia="Times New Roman" w:cs="Times New Roman"/>
-                <w:color w:val="000000"/>
-                <w:sz w:val="28"/>
-                <w:szCs w:val="28"/>
-              </w:rPr>
-              <w:t xml:space="preserve">Извлекать верхний Шарик</w:t>
-            </w:r>
-            <w:r>
-              <w:rPr>
-                <w:rFonts w:ascii="Times New Roman" w:hAnsi="Times New Roman" w:eastAsia="Times New Roman" w:cs="Times New Roman"/>
-                <w:sz w:val="28"/>
-                <w:szCs w:val="28"/>
-              </w:rPr>
-            </w:r>
-          </w:p>
-          <w:p>
-            <w:pPr>
-              <w:pBdr/>
-              <w:spacing/>
-              <w:ind/>
-              <w:rPr>
-                <w:rFonts w:ascii="Times New Roman" w:hAnsi="Times New Roman" w:cs="Times New Roman"/>
-                <w:color w:val="000000"/>
-                <w:sz w:val="28"/>
-                <w:szCs w:val="28"/>
-              </w:rPr>
-            </w:pPr>
-            <w:r>
-              <w:rPr>
-                <w:rFonts w:ascii="Times New Roman" w:hAnsi="Times New Roman" w:eastAsia="Times New Roman" w:cs="Times New Roman"/>
-                <w:color w:val="000000"/>
-                <w:sz w:val="28"/>
-                <w:szCs w:val="28"/>
-              </w:rPr>
-              <w:t xml:space="preserve">Помещать Шарик</w:t>
-            </w:r>
-            <w:r>
-              <w:rPr>
-                <w:rFonts w:ascii="Times New Roman" w:hAnsi="Times New Roman" w:eastAsia="Times New Roman" w:cs="Times New Roman"/>
-                <w:sz w:val="28"/>
-                <w:szCs w:val="28"/>
-              </w:rPr>
-            </w:r>
-          </w:p>
-          <w:p>
-            <w:pPr>
-              <w:pBdr/>
-              <w:spacing/>
-              <w:ind/>
-              <w:rPr>
-                <w:rFonts w:ascii="Times New Roman" w:hAnsi="Times New Roman" w:cs="Times New Roman"/>
-                <w:sz w:val="28"/>
-                <w:szCs w:val="28"/>
-              </w:rPr>
-            </w:pPr>
-            <w:r>
-              <w:rPr>
-                <w:rFonts w:ascii="Times New Roman" w:hAnsi="Times New Roman" w:eastAsia="Times New Roman" w:cs="Times New Roman"/>
-                <w:color w:val="000000"/>
-                <w:sz w:val="28"/>
-                <w:szCs w:val="28"/>
-              </w:rPr>
-            </w:r>
-            <w:r>
-              <w:rPr>
-                <w:rFonts w:ascii="Times New Roman" w:hAnsi="Times New Roman" w:eastAsia="Times New Roman" w:cs="Times New Roman"/>
-                <w:color w:val="000000"/>
-                <w:sz w:val="28"/>
-                <w:szCs w:val="28"/>
-              </w:rPr>
-              <w:t xml:space="preserve">Проверять наличие свободного места</w:t>
-            </w:r>
-            <w:r>
-              <w:rPr>
-                <w:rFonts w:ascii="Times New Roman" w:hAnsi="Times New Roman" w:eastAsia="Times New Roman" w:cs="Times New Roman"/>
-                <w:color w:val="000000"/>
-                <w:sz w:val="28"/>
-                <w:szCs w:val="28"/>
-              </w:rPr>
-            </w:r>
-            <w:r>
-              <w:rPr>
-                <w:rFonts w:ascii="Times New Roman" w:hAnsi="Times New Roman" w:eastAsia="Times New Roman" w:cs="Times New Roman"/>
-                <w:sz w:val="28"/>
-                <w:szCs w:val="28"/>
-              </w:rPr>
-            </w:r>
-          </w:p>
-        </w:tc>
-      </w:tr>
-      <w:tr>
-        <w:trPr/>
-        <w:tc>
-          <w:tcPr>
-            <w:tcBorders/>
-            <w:tcW w:w="2409" w:type="dxa"/>
-            <w:textDirection w:val="lrTb"/>
-            <w:noWrap w:val="false"/>
-          </w:tcPr>
-          <w:p>
-            <w:pPr>
-              <w:pBdr>
-                <w:top w:val="none" w:color="000000" w:sz="4" w:space="0"/>
-                <w:left w:val="none" w:color="000000" w:sz="4" w:space="0"/>
-                <w:bottom w:val="none" w:color="000000" w:sz="4" w:space="0"/>
-                <w:right w:val="none" w:color="000000" w:sz="4" w:space="0"/>
-              </w:pBdr>
-              <w:spacing/>
-              <w:ind/>
-              <w:rPr>
-                <w:rFonts w:ascii="Times New Roman" w:hAnsi="Times New Roman" w:cs="Times New Roman"/>
-                <w:color w:val="000000"/>
-                <w:sz w:val="28"/>
-                <w:szCs w:val="28"/>
-                <w:highlight w:val="none"/>
-              </w:rPr>
-            </w:pPr>
-            <w:r>
-              <w:rPr>
-                <w:rFonts w:ascii="Times New Roman" w:hAnsi="Times New Roman" w:eastAsia="Times New Roman" w:cs="Times New Roman"/>
-                <w:color w:val="000000"/>
-                <w:sz w:val="28"/>
-                <w:szCs w:val="28"/>
-                <w:highlight w:val="none"/>
-              </w:rPr>
-            </w:r>
-            <w:r>
-              <w:rPr>
-                <w:rFonts w:ascii="Times New Roman" w:hAnsi="Times New Roman" w:eastAsia="Times New Roman" w:cs="Times New Roman"/>
-                <w:b/>
-                <w:color w:val="000000"/>
-                <w:sz w:val="28"/>
-                <w:szCs w:val="28"/>
-              </w:rPr>
-              <w:t xml:space="preserve">предназначение</w:t>
-            </w:r>
-            <w:r>
-              <w:rPr>
-                <w:rFonts w:ascii="Times New Roman" w:hAnsi="Times New Roman" w:eastAsia="Times New Roman" w:cs="Times New Roman"/>
-                <w:color w:val="000000"/>
-                <w:sz w:val="28"/>
-                <w:szCs w:val="28"/>
-                <w:highlight w:val="none"/>
-              </w:rPr>
-            </w:r>
-            <w:r>
-              <w:rPr>
-                <w:rFonts w:ascii="Times New Roman" w:hAnsi="Times New Roman" w:eastAsia="Times New Roman" w:cs="Times New Roman"/>
-                <w:color w:val="000000"/>
-                <w:sz w:val="28"/>
-                <w:szCs w:val="28"/>
-                <w:highlight w:val="none"/>
-              </w:rPr>
-            </w:r>
-          </w:p>
-        </w:tc>
-        <w:tc>
-          <w:tcPr>
-            <w:tcBorders/>
-            <w:tcW w:w="6946" w:type="dxa"/>
-            <w:textDirection w:val="lrTb"/>
-            <w:noWrap w:val="false"/>
-          </w:tcPr>
-          <w:p>
-            <w:pPr>
-              <w:pBdr/>
-              <w:spacing/>
-              <w:ind/>
-              <w:rPr>
-                <w:rFonts w:ascii="Times New Roman" w:hAnsi="Times New Roman" w:cs="Times New Roman"/>
-                <w:sz w:val="28"/>
-                <w:szCs w:val="28"/>
-              </w:rPr>
-            </w:pPr>
-            <w:r>
-              <w:rPr>
-                <w:rFonts w:ascii="Times New Roman" w:hAnsi="Times New Roman" w:eastAsia="Times New Roman" w:cs="Times New Roman"/>
-                <w:sz w:val="28"/>
-                <w:szCs w:val="28"/>
-              </w:rPr>
-              <w:t xml:space="preserve">Хранение Шариков</w:t>
-            </w:r>
-            <w:r>
-              <w:rPr>
-                <w:rFonts w:ascii="Times New Roman" w:hAnsi="Times New Roman" w:eastAsia="Times New Roman" w:cs="Times New Roman"/>
-                <w:sz w:val="28"/>
-                <w:szCs w:val="28"/>
-              </w:rPr>
-            </w:r>
-          </w:p>
-          <w:p>
-            <w:pPr>
-              <w:pBdr/>
-              <w:spacing/>
-              <w:ind/>
-              <w:rPr>
-                <w:rFonts w:ascii="Times New Roman" w:hAnsi="Times New Roman" w:cs="Times New Roman"/>
-                <w:sz w:val="28"/>
-                <w:szCs w:val="28"/>
-              </w:rPr>
-            </w:pPr>
-            <w:r>
-              <w:rPr>
-                <w:rFonts w:ascii="Times New Roman" w:hAnsi="Times New Roman" w:eastAsia="Times New Roman" w:cs="Times New Roman"/>
-                <w:sz w:val="28"/>
-                <w:szCs w:val="28"/>
-              </w:rPr>
-              <w:t xml:space="preserve">Предоставление базовых операций контейнера</w:t>
-            </w:r>
-            <w:r>
-              <w:rPr>
-                <w:rFonts w:ascii="Times New Roman" w:hAnsi="Times New Roman" w:eastAsia="Times New Roman" w:cs="Times New Roman"/>
-                <w:sz w:val="28"/>
-                <w:szCs w:val="28"/>
-              </w:rPr>
-            </w:r>
-          </w:p>
-          <w:p>
-            <w:pPr>
-              <w:pBdr/>
-              <w:spacing/>
-              <w:ind/>
-              <w:rPr>
-                <w:rFonts w:ascii="Times New Roman" w:hAnsi="Times New Roman" w:cs="Times New Roman"/>
-                <w:sz w:val="28"/>
-                <w:szCs w:val="28"/>
-              </w:rPr>
-            </w:pPr>
-            <w:r>
-              <w:rPr>
-                <w:rFonts w:ascii="Times New Roman" w:hAnsi="Times New Roman" w:eastAsia="Times New Roman" w:cs="Times New Roman"/>
-                <w:sz w:val="28"/>
-                <w:szCs w:val="28"/>
-              </w:rPr>
-              <w:t xml:space="preserve">Не участвует в правилах игры</w:t>
-            </w:r>
-            <w:r>
-              <w:rPr>
-                <w:rFonts w:ascii="Times New Roman" w:hAnsi="Times New Roman" w:eastAsia="Times New Roman" w:cs="Times New Roman"/>
-                <w:sz w:val="28"/>
-                <w:szCs w:val="28"/>
-              </w:rPr>
-            </w:r>
-          </w:p>
-        </w:tc>
-      </w:tr>
-    </w:tbl>
-    <w:p>
-      <w:pPr>
-        <w:pStyle w:val="139"/>
-        <w:pBdr>
-          <w:top w:val="none" w:color="000000" w:sz="4" w:space="0"/>
-          <w:left w:val="none" w:color="000000" w:sz="4" w:space="0"/>
-          <w:bottom w:val="none" w:color="000000" w:sz="4" w:space="0"/>
-          <w:right w:val="none" w:color="000000" w:sz="4" w:space="0"/>
-        </w:pBdr>
-        <w:spacing/>
-        <w:ind w:right="0" w:firstLine="0" w:left="0"/>
-        <w:rPr>
-          <w:rFonts w:ascii="Times New Roman" w:hAnsi="Times New Roman" w:cs="Times New Roman"/>
-          <w:sz w:val="28"/>
-          <w:szCs w:val="28"/>
-        </w:rPr>
-      </w:pPr>
-      <w:r>
-        <w:rPr>
-          <w:rFonts w:ascii="Times New Roman" w:hAnsi="Times New Roman" w:eastAsia="Times New Roman" w:cs="Times New Roman"/>
-          <w:b/>
-          <w:color w:val="000000"/>
-          <w:sz w:val="28"/>
-          <w:szCs w:val="28"/>
-        </w:rPr>
-        <w:t xml:space="preserve">Шарик (Ball)</w:t>
-      </w:r>
-      <w:r>
-        <w:rPr>
-          <w:rFonts w:ascii="Times New Roman" w:hAnsi="Times New Roman" w:eastAsia="Times New Roman" w:cs="Times New Roman"/>
-          <w:sz w:val="28"/>
-          <w:szCs w:val="28"/>
-        </w:rPr>
-      </w:r>
-    </w:p>
-    <w:p>
-      <w:pPr>
-        <w:pBdr>
-          <w:top w:val="none" w:color="000000" w:sz="4" w:space="0"/>
-          <w:left w:val="none" w:color="000000" w:sz="4" w:space="0"/>
-          <w:bottom w:val="none" w:color="000000" w:sz="4" w:space="0"/>
-          <w:right w:val="none" w:color="000000" w:sz="4" w:space="0"/>
-        </w:pBdr>
-        <w:spacing/>
-        <w:ind w:right="0" w:firstLine="0" w:left="0"/>
-        <w:rPr>
-          <w:rFonts w:ascii="Times New Roman" w:hAnsi="Times New Roman" w:cs="Times New Roman"/>
-          <w:sz w:val="28"/>
-          <w:szCs w:val="28"/>
-        </w:rPr>
-      </w:pPr>
-      <w:r>
-        <w:rPr>
-          <w:rFonts w:ascii="Times New Roman" w:hAnsi="Times New Roman" w:eastAsia="Times New Roman" w:cs="Times New Roman"/>
-          <w:color w:val="000000"/>
-          <w:sz w:val="28"/>
-          <w:szCs w:val="28"/>
-        </w:rPr>
-        <w:t xml:space="preserve">Основной объект игры. Имеет цвет и набор расширяемых свойств.</w:t>
-      </w:r>
-      <w:r>
-        <w:rPr>
-          <w:rFonts w:ascii="Times New Roman" w:hAnsi="Times New Roman" w:eastAsia="Times New Roman" w:cs="Times New Roman"/>
-          <w:sz w:val="28"/>
-          <w:szCs w:val="28"/>
-        </w:rPr>
-      </w:r>
-    </w:p>
-    <w:tbl>
-      <w:tblPr>
-        <w:tblStyle w:val="11"/>
-        <w:tblW w:w="0" w:type="auto"/>
-        <w:tblBorders/>
-        <w:tblLayout w:type="fixed"/>
-        <w:tblLook w:val="04A0" w:firstRow="1" w:lastRow="0" w:firstColumn="1" w:lastColumn="0" w:noHBand="0" w:noVBand="1"/>
-      </w:tblPr>
-      <w:tblGrid>
-        <w:gridCol w:w="2409"/>
-        <w:gridCol w:w="6946"/>
-      </w:tblGrid>
-      <w:tr>
-        <w:trPr/>
-        <w:tc>
-          <w:tcPr>
-            <w:tcBorders/>
-            <w:tcW w:w="2409" w:type="dxa"/>
-            <w:textDirection w:val="lrTb"/>
-            <w:noWrap w:val="false"/>
-          </w:tcPr>
-          <w:p>
-            <w:pPr>
-              <w:pBdr>
-                <w:top w:val="none" w:color="000000" w:sz="4" w:space="0"/>
-                <w:left w:val="none" w:color="000000" w:sz="4" w:space="0"/>
-                <w:bottom w:val="none" w:color="000000" w:sz="4" w:space="0"/>
-                <w:right w:val="none" w:color="000000" w:sz="4" w:space="0"/>
-              </w:pBdr>
-              <w:spacing/>
-              <w:ind/>
-              <w:rPr>
-                <w:rFonts w:ascii="Times New Roman" w:hAnsi="Times New Roman" w:cs="Times New Roman"/>
-                <w:color w:val="000000"/>
-                <w:sz w:val="28"/>
-                <w:szCs w:val="28"/>
-                <w:highlight w:val="none"/>
-              </w:rPr>
-            </w:pPr>
-            <w:r>
-              <w:rPr>
-                <w:rFonts w:ascii="Times New Roman" w:hAnsi="Times New Roman" w:eastAsia="Times New Roman" w:cs="Times New Roman"/>
-                <w:color w:val="000000"/>
-                <w:sz w:val="28"/>
-                <w:szCs w:val="28"/>
-                <w:highlight w:val="none"/>
-              </w:rPr>
-            </w:r>
-            <w:r>
-              <w:rPr>
-                <w:rFonts w:ascii="Times New Roman" w:hAnsi="Times New Roman" w:eastAsia="Times New Roman" w:cs="Times New Roman"/>
-                <w:b/>
-                <w:color w:val="000000"/>
-                <w:sz w:val="28"/>
-                <w:szCs w:val="28"/>
-              </w:rPr>
-              <w:t xml:space="preserve">знает</w:t>
-            </w:r>
-            <w:r>
-              <w:rPr>
-                <w:rFonts w:ascii="Times New Roman" w:hAnsi="Times New Roman" w:eastAsia="Times New Roman" w:cs="Times New Roman"/>
-                <w:color w:val="000000"/>
-                <w:sz w:val="28"/>
-                <w:szCs w:val="28"/>
-                <w:highlight w:val="none"/>
-              </w:rPr>
-            </w:r>
-            <w:r>
-              <w:rPr>
-                <w:rFonts w:ascii="Times New Roman" w:hAnsi="Times New Roman" w:eastAsia="Times New Roman" w:cs="Times New Roman"/>
-                <w:color w:val="000000"/>
-                <w:sz w:val="28"/>
-                <w:szCs w:val="28"/>
-                <w:highlight w:val="none"/>
-              </w:rPr>
-            </w:r>
-          </w:p>
-        </w:tc>
-        <w:tc>
-          <w:tcPr>
-            <w:tcBorders/>
-            <w:tcW w:w="6946" w:type="dxa"/>
-            <w:textDirection w:val="lrTb"/>
-            <w:noWrap w:val="false"/>
-          </w:tcPr>
-          <w:p>
-            <w:pPr>
-              <w:pBdr/>
-              <w:spacing/>
-              <w:ind/>
-              <w:rPr>
-                <w:rFonts w:ascii="Times New Roman" w:hAnsi="Times New Roman" w:cs="Times New Roman"/>
-                <w:sz w:val="28"/>
-                <w:szCs w:val="28"/>
-              </w:rPr>
-            </w:pPr>
-            <w:r>
-              <w:rPr>
-                <w:rFonts w:ascii="Times New Roman" w:hAnsi="Times New Roman" w:eastAsia="Times New Roman" w:cs="Times New Roman"/>
-                <w:sz w:val="28"/>
-                <w:szCs w:val="28"/>
-              </w:rPr>
-              <w:t xml:space="preserve">Свойства (BallProperty)</w:t>
-            </w:r>
-            <w:r>
-              <w:rPr>
-                <w:rFonts w:ascii="Times New Roman" w:hAnsi="Times New Roman" w:eastAsia="Times New Roman" w:cs="Times New Roman"/>
-                <w:sz w:val="28"/>
-                <w:szCs w:val="28"/>
-              </w:rPr>
-            </w:r>
-            <w:r>
-              <w:rPr>
-                <w:rFonts w:ascii="Times New Roman" w:hAnsi="Times New Roman" w:eastAsia="Times New Roman" w:cs="Times New Roman"/>
-                <w:sz w:val="28"/>
-                <w:szCs w:val="28"/>
-              </w:rPr>
             </w:r>
             <w:r>
               <w:rPr>
@@ -2207,7 +1814,7 @@
             </w:r>
             <w:r>
               <w:rPr>
-                <w:rFonts w:ascii="Times New Roman" w:hAnsi="Times New Roman" w:eastAsia="Times New Roman" w:cs="Times New Roman"/>
+                <w:rFonts w:ascii="Times New Roman" w:hAnsi="Times New Roman" w:cs="Times New Roman"/>
                 <w:color w:val="000000"/>
                 <w:sz w:val="28"/>
                 <w:szCs w:val="28"/>
@@ -2230,6 +1837,7 @@
               <w:ind/>
               <w:rPr>
                 <w:rFonts w:ascii="Times New Roman" w:hAnsi="Times New Roman" w:cs="Times New Roman"/>
+                <w:color w:val="000000"/>
                 <w:sz w:val="28"/>
                 <w:szCs w:val="28"/>
               </w:rPr>
@@ -2244,10 +1852,11 @@
             <w:r>
               <w:rPr>
                 <w:rFonts w:ascii="Times New Roman" w:hAnsi="Times New Roman" w:eastAsia="Times New Roman" w:cs="Times New Roman"/>
+                <w:color w:val="000000"/>
                 <w:sz w:val="28"/>
                 <w:szCs w:val="28"/>
               </w:rPr>
-              <w:t xml:space="preserve">Предоставлять доступ к своим свойствам</w:t>
+              <w:t xml:space="preserve">Извлекать верхний Шарик</w:t>
             </w:r>
             <w:r>
               <w:rPr>
@@ -2258,7 +1867,88 @@
             </w:r>
             <w:r>
               <w:rPr>
+                <w:rFonts w:ascii="Times New Roman" w:hAnsi="Times New Roman" w:cs="Times New Roman"/>
+                <w:color w:val="000000"/>
+                <w:sz w:val="28"/>
+                <w:szCs w:val="28"/>
+              </w:rPr>
+            </w:r>
+          </w:p>
+          <w:p>
+            <w:pPr>
+              <w:pBdr/>
+              <w:spacing/>
+              <w:ind/>
+              <w:rPr>
+                <w:rFonts w:ascii="Times New Roman" w:hAnsi="Times New Roman" w:cs="Times New Roman"/>
+                <w:color w:val="000000"/>
+                <w:sz w:val="28"/>
+                <w:szCs w:val="28"/>
+              </w:rPr>
+            </w:pPr>
+            <w:r>
+              <w:rPr>
                 <w:rFonts w:ascii="Times New Roman" w:hAnsi="Times New Roman" w:eastAsia="Times New Roman" w:cs="Times New Roman"/>
+                <w:color w:val="000000"/>
+                <w:sz w:val="28"/>
+                <w:szCs w:val="28"/>
+              </w:rPr>
+              <w:t xml:space="preserve">Помещать Шарик</w:t>
+            </w:r>
+            <w:r>
+              <w:rPr>
+                <w:rFonts w:ascii="Times New Roman" w:hAnsi="Times New Roman" w:eastAsia="Times New Roman" w:cs="Times New Roman"/>
+                <w:sz w:val="28"/>
+                <w:szCs w:val="28"/>
+              </w:rPr>
+            </w:r>
+            <w:r>
+              <w:rPr>
+                <w:rFonts w:ascii="Times New Roman" w:hAnsi="Times New Roman" w:cs="Times New Roman"/>
+                <w:color w:val="000000"/>
+                <w:sz w:val="28"/>
+                <w:szCs w:val="28"/>
+              </w:rPr>
+            </w:r>
+          </w:p>
+          <w:p>
+            <w:pPr>
+              <w:pBdr/>
+              <w:spacing/>
+              <w:ind/>
+              <w:rPr>
+                <w:rFonts w:ascii="Times New Roman" w:hAnsi="Times New Roman" w:cs="Times New Roman"/>
+                <w:sz w:val="28"/>
+                <w:szCs w:val="28"/>
+              </w:rPr>
+            </w:pPr>
+            <w:r>
+              <w:rPr>
+                <w:rFonts w:ascii="Times New Roman" w:hAnsi="Times New Roman" w:eastAsia="Times New Roman" w:cs="Times New Roman"/>
+                <w:color w:val="000000"/>
+                <w:sz w:val="28"/>
+                <w:szCs w:val="28"/>
+              </w:rPr>
+            </w:r>
+            <w:r>
+              <w:rPr>
+                <w:rFonts w:ascii="Times New Roman" w:hAnsi="Times New Roman" w:eastAsia="Times New Roman" w:cs="Times New Roman"/>
+                <w:color w:val="000000"/>
+                <w:sz w:val="28"/>
+                <w:szCs w:val="28"/>
+              </w:rPr>
+              <w:t xml:space="preserve">Проверять наличие свободного места</w:t>
+            </w:r>
+            <w:r>
+              <w:rPr>
+                <w:rFonts w:ascii="Times New Roman" w:hAnsi="Times New Roman" w:eastAsia="Times New Roman" w:cs="Times New Roman"/>
+                <w:sz w:val="28"/>
+                <w:szCs w:val="28"/>
+              </w:rPr>
+            </w:r>
+            <w:r>
+              <w:rPr>
+                <w:rFonts w:ascii="Times New Roman" w:hAnsi="Times New Roman" w:cs="Times New Roman"/>
                 <w:sz w:val="28"/>
                 <w:szCs w:val="28"/>
               </w:rPr>
@@ -2323,7 +2013,7 @@
             </w:r>
             <w:r>
               <w:rPr>
-                <w:rFonts w:ascii="Times New Roman" w:hAnsi="Times New Roman" w:eastAsia="Times New Roman" w:cs="Times New Roman"/>
+                <w:rFonts w:ascii="Times New Roman" w:hAnsi="Times New Roman" w:cs="Times New Roman"/>
                 <w:color w:val="000000"/>
                 <w:sz w:val="28"/>
                 <w:szCs w:val="28"/>
@@ -2356,11 +2046,18 @@
                 <w:sz w:val="28"/>
                 <w:szCs w:val="28"/>
               </w:rPr>
-              <w:t xml:space="preserve">Базовый элемент игры</w:t>
+              <w:t xml:space="preserve">Хранение Шариков</w:t>
             </w:r>
             <w:r>
               <w:rPr>
                 <w:rFonts w:ascii="Times New Roman" w:hAnsi="Times New Roman" w:eastAsia="Times New Roman" w:cs="Times New Roman"/>
+                <w:sz w:val="28"/>
+                <w:szCs w:val="28"/>
+              </w:rPr>
+            </w:r>
+            <w:r>
+              <w:rPr>
+                <w:rFonts w:ascii="Times New Roman" w:hAnsi="Times New Roman" w:cs="Times New Roman"/>
                 <w:sz w:val="28"/>
                 <w:szCs w:val="28"/>
               </w:rPr>
@@ -2383,11 +2080,18 @@
                 <w:sz w:val="28"/>
                 <w:szCs w:val="28"/>
               </w:rPr>
-              <w:t xml:space="preserve">Носитель характеристик, влияющих на правила</w:t>
+              <w:t xml:space="preserve">Предоставление базовых операций контейнера</w:t>
             </w:r>
             <w:r>
               <w:rPr>
                 <w:rFonts w:ascii="Times New Roman" w:hAnsi="Times New Roman" w:eastAsia="Times New Roman" w:cs="Times New Roman"/>
+                <w:sz w:val="28"/>
+                <w:szCs w:val="28"/>
+              </w:rPr>
+            </w:r>
+            <w:r>
+              <w:rPr>
+                <w:rFonts w:ascii="Times New Roman" w:hAnsi="Times New Roman" w:cs="Times New Roman"/>
                 <w:sz w:val="28"/>
                 <w:szCs w:val="28"/>
               </w:rPr>
@@ -2399,12 +2103,27 @@
                 <w:szCs w:val="28"/>
               </w:rPr>
             </w:r>
+            <w:r>
+              <w:rPr>
+                <w:rFonts w:ascii="Times New Roman" w:hAnsi="Times New Roman" w:cs="Times New Roman"/>
+                <w:sz w:val="28"/>
+                <w:szCs w:val="28"/>
+              </w:rPr>
+            </w:r>
+            <w:r>
+              <w:rPr>
+                <w:rFonts w:ascii="Times New Roman" w:hAnsi="Times New Roman" w:cs="Times New Roman"/>
+                <w:sz w:val="28"/>
+                <w:szCs w:val="28"/>
+              </w:rPr>
+            </w:r>
           </w:p>
         </w:tc>
       </w:tr>
     </w:tbl>
     <w:p>
       <w:pPr>
+        <w:pStyle w:val="781"/>
         <w:pBdr>
           <w:top w:val="none" w:color="000000" w:sz="4" w:space="0"/>
           <w:left w:val="none" w:color="000000" w:sz="4" w:space="0"/>
@@ -2417,6 +2136,48 @@
           <w:rFonts w:ascii="Times New Roman" w:hAnsi="Times New Roman" w:cs="Times New Roman"/>
           <w:sz w:val="28"/>
           <w:szCs w:val="28"/>
+        </w:rPr>
+      </w:pPr>
+      <w:r>
+        <w:rPr>
+          <w:rFonts w:ascii="Times New Roman" w:hAnsi="Times New Roman" w:eastAsia="Times New Roman" w:cs="Times New Roman"/>
+          <w:b/>
+          <w:color w:val="000000"/>
+          <w:sz w:val="28"/>
+          <w:szCs w:val="28"/>
+          <w:highlight w:val="none"/>
+        </w:rPr>
+      </w:r>
+      <w:r>
+        <w:rPr>
+          <w:rFonts w:ascii="Times New Roman" w:hAnsi="Times New Roman" w:eastAsia="Times New Roman" w:cs="Times New Roman"/>
+          <w:b/>
+          <w:color w:val="000000"/>
+          <w:sz w:val="28"/>
+          <w:szCs w:val="28"/>
+          <w:highlight w:val="none"/>
+        </w:rPr>
+      </w:r>
+    </w:p>
+    <w:p>
+      <w:pPr>
+        <w:pStyle w:val="781"/>
+        <w:pBdr>
+          <w:top w:val="none" w:color="000000" w:sz="4" w:space="0"/>
+          <w:left w:val="none" w:color="000000" w:sz="4" w:space="0"/>
+          <w:bottom w:val="none" w:color="000000" w:sz="4" w:space="0"/>
+          <w:right w:val="none" w:color="000000" w:sz="4" w:space="0"/>
+        </w:pBdr>
+        <w:spacing/>
+        <w:ind w:right="0" w:firstLine="0" w:left="0"/>
+        <w:rPr>
+          <w:rFonts w:ascii="Times New Roman" w:hAnsi="Times New Roman" w:eastAsia="Times New Roman" w:cs="Times New Roman"/>
+          <w:b/>
+          <w:bCs/>
+          <w:color w:val="000000"/>
+          <w:sz w:val="28"/>
+          <w:szCs w:val="28"/>
+          <w:highlight w:val="none"/>
         </w:rPr>
       </w:pPr>
       <w:r>
@@ -2427,6 +2188,7 @@
           <w:sz w:val="28"/>
           <w:szCs w:val="28"/>
         </w:rPr>
+        <w:t xml:space="preserve">Шарик (Ball)</w:t>
       </w:r>
       <w:r>
         <w:rPr>
@@ -2435,10 +2197,20 @@
           <w:szCs w:val="28"/>
         </w:rPr>
       </w:r>
+      <w:r>
+        <w:rPr>
+          <w:rFonts w:ascii="Times New Roman" w:hAnsi="Times New Roman" w:eastAsia="Times New Roman" w:cs="Times New Roman"/>
+          <w:b/>
+          <w:bCs/>
+          <w:color w:val="000000"/>
+          <w:sz w:val="28"/>
+          <w:szCs w:val="28"/>
+          <w:highlight w:val="none"/>
+        </w:rPr>
+      </w:r>
     </w:p>
     <w:p>
       <w:pPr>
-        <w:pStyle w:val="139"/>
         <w:pBdr>
           <w:top w:val="none" w:color="000000" w:sz="4" w:space="0"/>
           <w:left w:val="none" w:color="000000" w:sz="4" w:space="0"/>
@@ -2456,12 +2228,11 @@
       <w:r>
         <w:rPr>
           <w:rFonts w:ascii="Times New Roman" w:hAnsi="Times New Roman" w:eastAsia="Times New Roman" w:cs="Times New Roman"/>
-          <w:b/>
           <w:color w:val="000000"/>
           <w:sz w:val="28"/>
           <w:szCs w:val="28"/>
         </w:rPr>
-        <w:t xml:space="preserve">Свойство Шарика (BallProperty)</w:t>
+        <w:t xml:space="preserve">Основной объект игры. Имеет цвет и набор расширяемых свойств.</w:t>
       </w:r>
       <w:r>
         <w:rPr>
@@ -2470,35 +2241,9 @@
           <w:szCs w:val="28"/>
         </w:rPr>
       </w:r>
-    </w:p>
-    <w:p>
-      <w:pPr>
-        <w:pBdr>
-          <w:top w:val="none" w:color="000000" w:sz="4" w:space="0"/>
-          <w:left w:val="none" w:color="000000" w:sz="4" w:space="0"/>
-          <w:bottom w:val="none" w:color="000000" w:sz="4" w:space="0"/>
-          <w:right w:val="none" w:color="000000" w:sz="4" w:space="0"/>
-        </w:pBdr>
-        <w:spacing/>
-        <w:ind w:right="0" w:firstLine="0" w:left="0"/>
+      <w:r>
         <w:rPr>
           <w:rFonts w:ascii="Times New Roman" w:hAnsi="Times New Roman" w:cs="Times New Roman"/>
-          <w:sz w:val="28"/>
-          <w:szCs w:val="28"/>
-        </w:rPr>
-      </w:pPr>
-      <w:r>
-        <w:rPr>
-          <w:rFonts w:ascii="Times New Roman" w:hAnsi="Times New Roman" w:eastAsia="Times New Roman" w:cs="Times New Roman"/>
-          <w:color w:val="000000"/>
-          <w:sz w:val="28"/>
-          <w:szCs w:val="28"/>
-        </w:rPr>
-        <w:t xml:space="preserve">Абстрактная характеристика Шарика. Точка расширения.</w:t>
-      </w:r>
-      <w:r>
-        <w:rPr>
-          <w:rFonts w:ascii="Times New Roman" w:hAnsi="Times New Roman" w:eastAsia="Times New Roman" w:cs="Times New Roman"/>
           <w:sz w:val="28"/>
           <w:szCs w:val="28"/>
         </w:rPr>
@@ -2506,7 +2251,7 @@
     </w:p>
     <w:tbl>
       <w:tblPr>
-        <w:tblStyle w:val="11"/>
+        <w:tblStyle w:val="654"/>
         <w:tblW w:w="0" w:type="auto"/>
         <w:tblBorders/>
         <w:tblLayout w:type="fixed"/>
@@ -2573,7 +2318,7 @@
             </w:r>
             <w:r>
               <w:rPr>
-                <w:rFonts w:ascii="Times New Roman" w:hAnsi="Times New Roman" w:eastAsia="Times New Roman" w:cs="Times New Roman"/>
+                <w:rFonts w:ascii="Times New Roman" w:hAnsi="Times New Roman" w:cs="Times New Roman"/>
                 <w:color w:val="000000"/>
                 <w:sz w:val="28"/>
                 <w:szCs w:val="28"/>
@@ -2606,32 +2351,18 @@
                 <w:sz w:val="28"/>
                 <w:szCs w:val="28"/>
               </w:rPr>
+              <w:t xml:space="preserve">Свойства (BallProperty)</w:t>
             </w:r>
             <w:r>
               <w:rPr>
-                <w:rFonts w:ascii="Times New Roman" w:hAnsi="Times New Roman" w:eastAsia="Times New Roman" w:cs="Times New Roman"/>
-                <w:sz w:val="28"/>
-                <w:szCs w:val="28"/>
-              </w:rPr>
-              <w:t xml:space="preserve">Значение свойства</w:t>
-            </w:r>
-            <w:r>
-              <w:rPr>
-                <w:rFonts w:ascii="Times New Roman" w:hAnsi="Times New Roman" w:eastAsia="Times New Roman" w:cs="Times New Roman"/>
+                <w:rFonts w:ascii="Times New Roman" w:hAnsi="Times New Roman" w:cs="Times New Roman"/>
                 <w:sz w:val="28"/>
                 <w:szCs w:val="28"/>
               </w:rPr>
             </w:r>
             <w:r>
               <w:rPr>
-                <w:rFonts w:ascii="Times New Roman" w:hAnsi="Times New Roman" w:eastAsia="Times New Roman" w:cs="Times New Roman"/>
-                <w:sz w:val="28"/>
-                <w:szCs w:val="28"/>
-              </w:rPr>
-            </w:r>
-            <w:r>
-              <w:rPr>
-                <w:rFonts w:ascii="Times New Roman" w:hAnsi="Times New Roman" w:eastAsia="Times New Roman" w:cs="Times New Roman"/>
+                <w:rFonts w:ascii="Times New Roman" w:hAnsi="Times New Roman" w:cs="Times New Roman"/>
                 <w:sz w:val="28"/>
                 <w:szCs w:val="28"/>
               </w:rPr>
@@ -2696,7 +2427,7 @@
             </w:r>
             <w:r>
               <w:rPr>
-                <w:rFonts w:ascii="Times New Roman" w:hAnsi="Times New Roman" w:eastAsia="Times New Roman" w:cs="Times New Roman"/>
+                <w:rFonts w:ascii="Times New Roman" w:hAnsi="Times New Roman" w:cs="Times New Roman"/>
                 <w:color w:val="000000"/>
                 <w:sz w:val="28"/>
                 <w:szCs w:val="28"/>
@@ -2736,7 +2467,7 @@
                 <w:sz w:val="28"/>
                 <w:szCs w:val="28"/>
               </w:rPr>
-              <w:t xml:space="preserve">Ничего </w:t>
+              <w:t xml:space="preserve">Предоставлять доступ к своим свойствам</w:t>
             </w:r>
             <w:r>
               <w:rPr>
@@ -2747,7 +2478,7 @@
             </w:r>
             <w:r>
               <w:rPr>
-                <w:rFonts w:ascii="Times New Roman" w:hAnsi="Times New Roman" w:eastAsia="Times New Roman" w:cs="Times New Roman"/>
+                <w:rFonts w:ascii="Times New Roman" w:hAnsi="Times New Roman" w:cs="Times New Roman"/>
                 <w:sz w:val="28"/>
                 <w:szCs w:val="28"/>
               </w:rPr>
@@ -2812,7 +2543,7 @@
             </w:r>
             <w:r>
               <w:rPr>
-                <w:rFonts w:ascii="Times New Roman" w:hAnsi="Times New Roman" w:eastAsia="Times New Roman" w:cs="Times New Roman"/>
+                <w:rFonts w:ascii="Times New Roman" w:hAnsi="Times New Roman" w:cs="Times New Roman"/>
                 <w:color w:val="000000"/>
                 <w:sz w:val="28"/>
                 <w:szCs w:val="28"/>
@@ -2845,15 +2576,7 @@
                 <w:sz w:val="28"/>
                 <w:szCs w:val="28"/>
               </w:rPr>
-              <w:t xml:space="preserve">П</w:t>
-            </w:r>
-            <w:r>
-              <w:rPr>
-                <w:rFonts w:ascii="Times New Roman" w:hAnsi="Times New Roman" w:eastAsia="Times New Roman" w:cs="Times New Roman"/>
-                <w:sz w:val="28"/>
-                <w:szCs w:val="28"/>
-              </w:rPr>
-              <w:t xml:space="preserve">озволять добавлять новые характеристики без изменения класса Ball</w:t>
+              <w:t xml:space="preserve">Базовый элемент игры</w:t>
             </w:r>
             <w:r>
               <w:rPr>
@@ -2864,6 +2587,33 @@
             </w:r>
             <w:r>
               <w:rPr>
+                <w:rFonts w:ascii="Times New Roman" w:hAnsi="Times New Roman" w:cs="Times New Roman"/>
+                <w:sz w:val="28"/>
+                <w:szCs w:val="28"/>
+              </w:rPr>
+            </w:r>
+          </w:p>
+          <w:p>
+            <w:pPr>
+              <w:pBdr/>
+              <w:spacing/>
+              <w:ind/>
+              <w:rPr>
+                <w:rFonts w:ascii="Times New Roman" w:hAnsi="Times New Roman" w:cs="Times New Roman"/>
+                <w:sz w:val="28"/>
+                <w:szCs w:val="28"/>
+              </w:rPr>
+            </w:pPr>
+            <w:r>
+              <w:rPr>
+                <w:rFonts w:ascii="Times New Roman" w:hAnsi="Times New Roman" w:eastAsia="Times New Roman" w:cs="Times New Roman"/>
+                <w:sz w:val="28"/>
+                <w:szCs w:val="28"/>
+              </w:rPr>
+              <w:t xml:space="preserve">Носитель характеристик, влияющих на правила</w:t>
+            </w:r>
+            <w:r>
+              <w:rPr>
                 <w:rFonts w:ascii="Times New Roman" w:hAnsi="Times New Roman" w:eastAsia="Times New Roman" w:cs="Times New Roman"/>
                 <w:sz w:val="28"/>
                 <w:szCs w:val="28"/>
@@ -2871,7 +2621,7 @@
             </w:r>
             <w:r>
               <w:rPr>
-                <w:rFonts w:ascii="Times New Roman" w:hAnsi="Times New Roman" w:eastAsia="Times New Roman" w:cs="Times New Roman"/>
+                <w:rFonts w:ascii="Times New Roman" w:hAnsi="Times New Roman" w:cs="Times New Roman"/>
                 <w:sz w:val="28"/>
                 <w:szCs w:val="28"/>
               </w:rPr>
@@ -2912,10 +2662,17 @@
           <w:szCs w:val="28"/>
         </w:rPr>
       </w:r>
+      <w:r>
+        <w:rPr>
+          <w:rFonts w:ascii="Times New Roman" w:hAnsi="Times New Roman" w:cs="Times New Roman"/>
+          <w:sz w:val="28"/>
+          <w:szCs w:val="28"/>
+        </w:rPr>
+      </w:r>
     </w:p>
     <w:p>
       <w:pPr>
-        <w:pStyle w:val="139"/>
+        <w:pStyle w:val="781"/>
         <w:pBdr>
           <w:top w:val="none" w:color="000000" w:sz="4" w:space="0"/>
           <w:left w:val="none" w:color="000000" w:sz="4" w:space="0"/>
@@ -2938,7 +2695,7 @@
           <w:sz w:val="28"/>
           <w:szCs w:val="28"/>
         </w:rPr>
-        <w:t xml:space="preserve">Цвет Шарика (ColorProperty)</w:t>
+        <w:t xml:space="preserve">Свойство Шарика (BallProperty)</w:t>
       </w:r>
       <w:r>
         <w:rPr>
@@ -2947,6 +2704,13 @@
           <w:szCs w:val="28"/>
         </w:rPr>
       </w:r>
+      <w:r>
+        <w:rPr>
+          <w:rFonts w:ascii="Times New Roman" w:hAnsi="Times New Roman" w:cs="Times New Roman"/>
+          <w:sz w:val="28"/>
+          <w:szCs w:val="28"/>
+        </w:rPr>
+      </w:r>
     </w:p>
     <w:p>
       <w:pPr>
@@ -2971,7 +2735,7 @@
           <w:sz w:val="28"/>
           <w:szCs w:val="28"/>
         </w:rPr>
-        <w:t xml:space="preserve">Стандартное свойство, определяющее цвет.</w:t>
+        <w:t xml:space="preserve">Абстрактная характеристика Шарика. Точка расширения.</w:t>
       </w:r>
       <w:r>
         <w:rPr>
@@ -2980,10 +2744,17 @@
           <w:szCs w:val="28"/>
         </w:rPr>
       </w:r>
+      <w:r>
+        <w:rPr>
+          <w:rFonts w:ascii="Times New Roman" w:hAnsi="Times New Roman" w:cs="Times New Roman"/>
+          <w:sz w:val="28"/>
+          <w:szCs w:val="28"/>
+        </w:rPr>
+      </w:r>
     </w:p>
     <w:tbl>
       <w:tblPr>
-        <w:tblStyle w:val="11"/>
+        <w:tblStyle w:val="654"/>
         <w:tblW w:w="0" w:type="auto"/>
         <w:tblBorders/>
         <w:tblLayout w:type="fixed"/>
@@ -3050,7 +2821,7 @@
             </w:r>
             <w:r>
               <w:rPr>
-                <w:rFonts w:ascii="Times New Roman" w:hAnsi="Times New Roman" w:eastAsia="Times New Roman" w:cs="Times New Roman"/>
+                <w:rFonts w:ascii="Times New Roman" w:hAnsi="Times New Roman" w:cs="Times New Roman"/>
                 <w:color w:val="000000"/>
                 <w:sz w:val="28"/>
                 <w:szCs w:val="28"/>
@@ -3090,7 +2861,7 @@
                 <w:sz w:val="28"/>
                 <w:szCs w:val="28"/>
               </w:rPr>
-              <w:t xml:space="preserve">Цвет</w:t>
+              <w:t xml:space="preserve">Значение свойства</w:t>
             </w:r>
             <w:r>
               <w:rPr>
@@ -3101,14 +2872,7 @@
             </w:r>
             <w:r>
               <w:rPr>
-                <w:rFonts w:ascii="Times New Roman" w:hAnsi="Times New Roman" w:eastAsia="Times New Roman" w:cs="Times New Roman"/>
-                <w:sz w:val="28"/>
-                <w:szCs w:val="28"/>
-              </w:rPr>
-            </w:r>
-            <w:r>
-              <w:rPr>
-                <w:rFonts w:ascii="Times New Roman" w:hAnsi="Times New Roman" w:eastAsia="Times New Roman" w:cs="Times New Roman"/>
+                <w:rFonts w:ascii="Times New Roman" w:hAnsi="Times New Roman" w:cs="Times New Roman"/>
                 <w:sz w:val="28"/>
                 <w:szCs w:val="28"/>
               </w:rPr>
@@ -3173,7 +2937,7 @@
             </w:r>
             <w:r>
               <w:rPr>
-                <w:rFonts w:ascii="Times New Roman" w:hAnsi="Times New Roman" w:eastAsia="Times New Roman" w:cs="Times New Roman"/>
+                <w:rFonts w:ascii="Times New Roman" w:hAnsi="Times New Roman" w:cs="Times New Roman"/>
                 <w:color w:val="000000"/>
                 <w:sz w:val="28"/>
                 <w:szCs w:val="28"/>
@@ -3213,7 +2977,7 @@
                 <w:sz w:val="28"/>
                 <w:szCs w:val="28"/>
               </w:rPr>
-              <w:t xml:space="preserve">Участвовать в проверке цветовой последовательности</w:t>
+              <w:t xml:space="preserve">Ничего </w:t>
             </w:r>
             <w:r>
               <w:rPr>
@@ -3224,14 +2988,7 @@
             </w:r>
             <w:r>
               <w:rPr>
-                <w:rFonts w:ascii="Times New Roman" w:hAnsi="Times New Roman" w:eastAsia="Times New Roman" w:cs="Times New Roman"/>
-                <w:sz w:val="28"/>
-                <w:szCs w:val="28"/>
-              </w:rPr>
-            </w:r>
-            <w:r>
-              <w:rPr>
-                <w:rFonts w:ascii="Times New Roman" w:hAnsi="Times New Roman" w:eastAsia="Times New Roman" w:cs="Times New Roman"/>
+                <w:rFonts w:ascii="Times New Roman" w:hAnsi="Times New Roman" w:cs="Times New Roman"/>
                 <w:sz w:val="28"/>
                 <w:szCs w:val="28"/>
               </w:rPr>
@@ -3296,7 +3053,7 @@
             </w:r>
             <w:r>
               <w:rPr>
-                <w:rFonts w:ascii="Times New Roman" w:hAnsi="Times New Roman" w:eastAsia="Times New Roman" w:cs="Times New Roman"/>
+                <w:rFonts w:ascii="Times New Roman" w:hAnsi="Times New Roman" w:cs="Times New Roman"/>
                 <w:color w:val="000000"/>
                 <w:sz w:val="28"/>
                 <w:szCs w:val="28"/>
@@ -3329,6 +3086,7 @@
                 <w:sz w:val="28"/>
                 <w:szCs w:val="28"/>
               </w:rPr>
+              <w:t xml:space="preserve">П</w:t>
             </w:r>
             <w:r>
               <w:rPr>
@@ -3336,7 +3094,7 @@
                 <w:sz w:val="28"/>
                 <w:szCs w:val="28"/>
               </w:rPr>
-              <w:t xml:space="preserve">Базовый критерий сортировки</w:t>
+              <w:t xml:space="preserve">озволять добавлять новые характеристики без изменения класса Ball</w:t>
             </w:r>
             <w:r>
               <w:rPr>
@@ -3347,14 +3105,7 @@
             </w:r>
             <w:r>
               <w:rPr>
-                <w:rFonts w:ascii="Times New Roman" w:hAnsi="Times New Roman" w:eastAsia="Times New Roman" w:cs="Times New Roman"/>
-                <w:sz w:val="28"/>
-                <w:szCs w:val="28"/>
-              </w:rPr>
-            </w:r>
-            <w:r>
-              <w:rPr>
-                <w:rFonts w:ascii="Times New Roman" w:hAnsi="Times New Roman" w:eastAsia="Times New Roman" w:cs="Times New Roman"/>
+                <w:rFonts w:ascii="Times New Roman" w:hAnsi="Times New Roman" w:cs="Times New Roman"/>
                 <w:sz w:val="28"/>
                 <w:szCs w:val="28"/>
               </w:rPr>
@@ -3395,10 +3146,17 @@
           <w:szCs w:val="28"/>
         </w:rPr>
       </w:r>
+      <w:r>
+        <w:rPr>
+          <w:rFonts w:ascii="Times New Roman" w:hAnsi="Times New Roman" w:cs="Times New Roman"/>
+          <w:sz w:val="28"/>
+          <w:szCs w:val="28"/>
+        </w:rPr>
+      </w:r>
     </w:p>
     <w:p>
       <w:pPr>
-        <w:pStyle w:val="139"/>
+        <w:pStyle w:val="781"/>
         <w:pBdr>
           <w:top w:val="none" w:color="000000" w:sz="4" w:space="0"/>
           <w:left w:val="none" w:color="000000" w:sz="4" w:space="0"/>
@@ -3421,7 +3179,7 @@
           <w:sz w:val="28"/>
           <w:szCs w:val="28"/>
         </w:rPr>
-        <w:t xml:space="preserve">Заряд Шарика (ChargeProperty)</w:t>
+        <w:t xml:space="preserve">Цвет Шарика (ColorProperty)</w:t>
       </w:r>
       <w:r>
         <w:rPr>
@@ -3430,6 +3188,13 @@
           <w:szCs w:val="28"/>
         </w:rPr>
       </w:r>
+      <w:r>
+        <w:rPr>
+          <w:rFonts w:ascii="Times New Roman" w:hAnsi="Times New Roman" w:cs="Times New Roman"/>
+          <w:sz w:val="28"/>
+          <w:szCs w:val="28"/>
+        </w:rPr>
+      </w:r>
     </w:p>
     <w:p>
       <w:pPr>
@@ -3454,7 +3219,7 @@
           <w:sz w:val="28"/>
           <w:szCs w:val="28"/>
         </w:rPr>
-        <w:t xml:space="preserve">Расширяемое свойство: положительный, отрицательный, нейтральный заряд.</w:t>
+        <w:t xml:space="preserve">Стандартное свойство, определяющее цвет.</w:t>
       </w:r>
       <w:r>
         <w:rPr>
@@ -3463,10 +3228,17 @@
           <w:szCs w:val="28"/>
         </w:rPr>
       </w:r>
+      <w:r>
+        <w:rPr>
+          <w:rFonts w:ascii="Times New Roman" w:hAnsi="Times New Roman" w:cs="Times New Roman"/>
+          <w:sz w:val="28"/>
+          <w:szCs w:val="28"/>
+        </w:rPr>
+      </w:r>
     </w:p>
     <w:tbl>
       <w:tblPr>
-        <w:tblStyle w:val="11"/>
+        <w:tblStyle w:val="654"/>
         <w:tblW w:w="0" w:type="auto"/>
         <w:tblBorders/>
         <w:tblLayout w:type="fixed"/>
@@ -3533,7 +3305,7 @@
             </w:r>
             <w:r>
               <w:rPr>
-                <w:rFonts w:ascii="Times New Roman" w:hAnsi="Times New Roman" w:eastAsia="Times New Roman" w:cs="Times New Roman"/>
+                <w:rFonts w:ascii="Times New Roman" w:hAnsi="Times New Roman" w:cs="Times New Roman"/>
                 <w:color w:val="000000"/>
                 <w:sz w:val="28"/>
                 <w:szCs w:val="28"/>
@@ -3573,7 +3345,7 @@
                 <w:sz w:val="28"/>
                 <w:szCs w:val="28"/>
               </w:rPr>
-              <w:t xml:space="preserve">Тип заряда</w:t>
+              <w:t xml:space="preserve">Цвет</w:t>
             </w:r>
             <w:r>
               <w:rPr>
@@ -3584,14 +3356,7 @@
             </w:r>
             <w:r>
               <w:rPr>
-                <w:rFonts w:ascii="Times New Roman" w:hAnsi="Times New Roman" w:eastAsia="Times New Roman" w:cs="Times New Roman"/>
-                <w:sz w:val="28"/>
-                <w:szCs w:val="28"/>
-              </w:rPr>
-            </w:r>
-            <w:r>
-              <w:rPr>
-                <w:rFonts w:ascii="Times New Roman" w:hAnsi="Times New Roman" w:eastAsia="Times New Roman" w:cs="Times New Roman"/>
+                <w:rFonts w:ascii="Times New Roman" w:hAnsi="Times New Roman" w:cs="Times New Roman"/>
                 <w:sz w:val="28"/>
                 <w:szCs w:val="28"/>
               </w:rPr>
@@ -3656,7 +3421,7 @@
             </w:r>
             <w:r>
               <w:rPr>
-                <w:rFonts w:ascii="Times New Roman" w:hAnsi="Times New Roman" w:eastAsia="Times New Roman" w:cs="Times New Roman"/>
+                <w:rFonts w:ascii="Times New Roman" w:hAnsi="Times New Roman" w:cs="Times New Roman"/>
                 <w:color w:val="000000"/>
                 <w:sz w:val="28"/>
                 <w:szCs w:val="28"/>
@@ -3696,7 +3461,7 @@
                 <w:sz w:val="28"/>
                 <w:szCs w:val="28"/>
               </w:rPr>
-              <w:t xml:space="preserve">Влиять на возможность формирования последовательности</w:t>
+              <w:t xml:space="preserve">Участвовать в проверке цветовой последовательности</w:t>
             </w:r>
             <w:r>
               <w:rPr>
@@ -3707,14 +3472,7 @@
             </w:r>
             <w:r>
               <w:rPr>
-                <w:rFonts w:ascii="Times New Roman" w:hAnsi="Times New Roman" w:eastAsia="Times New Roman" w:cs="Times New Roman"/>
-                <w:sz w:val="28"/>
-                <w:szCs w:val="28"/>
-              </w:rPr>
-            </w:r>
-            <w:r>
-              <w:rPr>
-                <w:rFonts w:ascii="Times New Roman" w:hAnsi="Times New Roman" w:eastAsia="Times New Roman" w:cs="Times New Roman"/>
+                <w:rFonts w:ascii="Times New Roman" w:hAnsi="Times New Roman" w:cs="Times New Roman"/>
                 <w:sz w:val="28"/>
                 <w:szCs w:val="28"/>
               </w:rPr>
@@ -3779,7 +3537,7 @@
             </w:r>
             <w:r>
               <w:rPr>
-                <w:rFonts w:ascii="Times New Roman" w:hAnsi="Times New Roman" w:eastAsia="Times New Roman" w:cs="Times New Roman"/>
+                <w:rFonts w:ascii="Times New Roman" w:hAnsi="Times New Roman" w:cs="Times New Roman"/>
                 <w:color w:val="000000"/>
                 <w:sz w:val="28"/>
                 <w:szCs w:val="28"/>
@@ -3819,7 +3577,7 @@
                 <w:sz w:val="28"/>
                 <w:szCs w:val="28"/>
               </w:rPr>
-              <w:t xml:space="preserve">Реализация вариативности без изменения базовых классов</w:t>
+              <w:t xml:space="preserve">Базовый критерий сортировки</w:t>
             </w:r>
             <w:r>
               <w:rPr>
@@ -3830,14 +3588,7 @@
             </w:r>
             <w:r>
               <w:rPr>
-                <w:rFonts w:ascii="Times New Roman" w:hAnsi="Times New Roman" w:eastAsia="Times New Roman" w:cs="Times New Roman"/>
-                <w:sz w:val="28"/>
-                <w:szCs w:val="28"/>
-              </w:rPr>
-            </w:r>
-            <w:r>
-              <w:rPr>
-                <w:rFonts w:ascii="Times New Roman" w:hAnsi="Times New Roman" w:eastAsia="Times New Roman" w:cs="Times New Roman"/>
+                <w:rFonts w:ascii="Times New Roman" w:hAnsi="Times New Roman" w:cs="Times New Roman"/>
                 <w:sz w:val="28"/>
                 <w:szCs w:val="28"/>
               </w:rPr>
@@ -3878,10 +3629,17 @@
           <w:szCs w:val="28"/>
         </w:rPr>
       </w:r>
+      <w:r>
+        <w:rPr>
+          <w:rFonts w:ascii="Times New Roman" w:hAnsi="Times New Roman" w:cs="Times New Roman"/>
+          <w:sz w:val="28"/>
+          <w:szCs w:val="28"/>
+        </w:rPr>
+      </w:r>
     </w:p>
     <w:p>
       <w:pPr>
-        <w:pStyle w:val="139"/>
+        <w:pStyle w:val="781"/>
         <w:pBdr>
           <w:top w:val="none" w:color="000000" w:sz="4" w:space="0"/>
           <w:left w:val="none" w:color="000000" w:sz="4" w:space="0"/>
@@ -3913,6 +3671,13 @@
           <w:szCs w:val="28"/>
         </w:rPr>
       </w:r>
+      <w:r>
+        <w:rPr>
+          <w:rFonts w:ascii="Times New Roman" w:hAnsi="Times New Roman" w:cs="Times New Roman"/>
+          <w:sz w:val="28"/>
+          <w:szCs w:val="28"/>
+        </w:rPr>
+      </w:r>
     </w:p>
     <w:p>
       <w:pPr>
@@ -3946,10 +3711,17 @@
           <w:szCs w:val="28"/>
         </w:rPr>
       </w:r>
+      <w:r>
+        <w:rPr>
+          <w:rFonts w:ascii="Times New Roman" w:hAnsi="Times New Roman" w:cs="Times New Roman"/>
+          <w:sz w:val="28"/>
+          <w:szCs w:val="28"/>
+        </w:rPr>
+      </w:r>
     </w:p>
     <w:tbl>
       <w:tblPr>
-        <w:tblStyle w:val="11"/>
+        <w:tblStyle w:val="654"/>
         <w:tblW w:w="0" w:type="auto"/>
         <w:tblBorders/>
         <w:tblLayout w:type="fixed"/>
@@ -4016,7 +3788,7 @@
             </w:r>
             <w:r>
               <w:rPr>
-                <w:rFonts w:ascii="Times New Roman" w:hAnsi="Times New Roman" w:eastAsia="Times New Roman" w:cs="Times New Roman"/>
+                <w:rFonts w:ascii="Times New Roman" w:hAnsi="Times New Roman" w:cs="Times New Roman"/>
                 <w:color w:val="000000"/>
                 <w:sz w:val="28"/>
                 <w:szCs w:val="28"/>
@@ -4067,14 +3839,7 @@
             </w:r>
             <w:r>
               <w:rPr>
-                <w:rFonts w:ascii="Times New Roman" w:hAnsi="Times New Roman" w:eastAsia="Times New Roman" w:cs="Times New Roman"/>
-                <w:sz w:val="28"/>
-                <w:szCs w:val="28"/>
-              </w:rPr>
-            </w:r>
-            <w:r>
-              <w:rPr>
-                <w:rFonts w:ascii="Times New Roman" w:hAnsi="Times New Roman" w:eastAsia="Times New Roman" w:cs="Times New Roman"/>
+                <w:rFonts w:ascii="Times New Roman" w:hAnsi="Times New Roman" w:cs="Times New Roman"/>
                 <w:sz w:val="28"/>
                 <w:szCs w:val="28"/>
               </w:rPr>
@@ -4139,7 +3904,7 @@
             </w:r>
             <w:r>
               <w:rPr>
-                <w:rFonts w:ascii="Times New Roman" w:hAnsi="Times New Roman" w:eastAsia="Times New Roman" w:cs="Times New Roman"/>
+                <w:rFonts w:ascii="Times New Roman" w:hAnsi="Times New Roman" w:cs="Times New Roman"/>
                 <w:color w:val="000000"/>
                 <w:sz w:val="28"/>
                 <w:szCs w:val="28"/>
@@ -4190,14 +3955,7 @@
             </w:r>
             <w:r>
               <w:rPr>
-                <w:rFonts w:ascii="Times New Roman" w:hAnsi="Times New Roman" w:eastAsia="Times New Roman" w:cs="Times New Roman"/>
-                <w:sz w:val="28"/>
-                <w:szCs w:val="28"/>
-              </w:rPr>
-            </w:r>
-            <w:r>
-              <w:rPr>
-                <w:rFonts w:ascii="Times New Roman" w:hAnsi="Times New Roman" w:eastAsia="Times New Roman" w:cs="Times New Roman"/>
+                <w:rFonts w:ascii="Times New Roman" w:hAnsi="Times New Roman" w:cs="Times New Roman"/>
                 <w:sz w:val="28"/>
                 <w:szCs w:val="28"/>
               </w:rPr>
@@ -4262,7 +4020,7 @@
             </w:r>
             <w:r>
               <w:rPr>
-                <w:rFonts w:ascii="Times New Roman" w:hAnsi="Times New Roman" w:eastAsia="Times New Roman" w:cs="Times New Roman"/>
+                <w:rFonts w:ascii="Times New Roman" w:hAnsi="Times New Roman" w:cs="Times New Roman"/>
                 <w:color w:val="000000"/>
                 <w:sz w:val="28"/>
                 <w:szCs w:val="28"/>
@@ -4313,14 +4071,7 @@
             </w:r>
             <w:r>
               <w:rPr>
-                <w:rFonts w:ascii="Times New Roman" w:hAnsi="Times New Roman" w:eastAsia="Times New Roman" w:cs="Times New Roman"/>
-                <w:sz w:val="28"/>
-                <w:szCs w:val="28"/>
-              </w:rPr>
-            </w:r>
-            <w:r>
-              <w:rPr>
-                <w:rFonts w:ascii="Times New Roman" w:hAnsi="Times New Roman" w:eastAsia="Times New Roman" w:cs="Times New Roman"/>
+                <w:rFonts w:ascii="Times New Roman" w:hAnsi="Times New Roman" w:cs="Times New Roman"/>
                 <w:sz w:val="28"/>
                 <w:szCs w:val="28"/>
               </w:rPr>
@@ -4347,16 +4098,14 @@
       </w:pPr>
       <w:r>
         <w:rPr>
-          <w:rFonts w:ascii="Times New Roman" w:hAnsi="Times New Roman" w:eastAsia="Times New Roman" w:cs="Times New Roman"/>
-          <w:b/>
-          <w:color w:val="000000"/>
+          <w:rFonts w:ascii="Times New Roman" w:hAnsi="Times New Roman" w:cs="Times New Roman"/>
           <w:sz w:val="28"/>
           <w:szCs w:val="28"/>
         </w:rPr>
       </w:r>
       <w:r>
         <w:rPr>
-          <w:rFonts w:ascii="Times New Roman" w:hAnsi="Times New Roman" w:eastAsia="Times New Roman" w:cs="Times New Roman"/>
+          <w:rFonts w:ascii="Times New Roman" w:hAnsi="Times New Roman" w:cs="Times New Roman"/>
           <w:sz w:val="28"/>
           <w:szCs w:val="28"/>
         </w:rPr>
@@ -4364,7 +4113,7 @@
     </w:p>
     <w:p>
       <w:pPr>
-        <w:pStyle w:val="139"/>
+        <w:pStyle w:val="781"/>
         <w:pBdr>
           <w:top w:val="none" w:color="000000" w:sz="4" w:space="0"/>
           <w:left w:val="none" w:color="000000" w:sz="4" w:space="0"/>
@@ -4400,9 +4149,7 @@
       </w:r>
       <w:r>
         <w:rPr>
-          <w:rFonts w:ascii="Times New Roman" w:hAnsi="Times New Roman" w:eastAsia="Times New Roman" w:cs="Times New Roman"/>
-          <w:b/>
-          <w:color w:val="000000"/>
+          <w:rFonts w:ascii="Times New Roman" w:hAnsi="Times New Roman" w:cs="Times New Roman"/>
           <w:sz w:val="28"/>
           <w:szCs w:val="28"/>
         </w:rPr>
@@ -4436,7 +4183,6 @@
         </w:rPr>
         <w:t xml:space="preserve">Объединяет несколько правил последовательности и применяет их последовательно. </w:t>
       </w:r>
-      <w:r/>
       <w:r>
         <w:rPr>
           <w:rFonts w:ascii="Times New Roman" w:hAnsi="Times New Roman" w:eastAsia="Times New Roman" w:cs="Times New Roman"/>
@@ -4447,33 +4193,11 @@
         <w:t xml:space="preserve">Используется валидатором перемещений для проверки совместимости шариков.</w:t>
       </w:r>
       <w:r/>
-      <w:r>
-        <w:rPr>
-          <w:rFonts w:ascii="Times New Roman" w:hAnsi="Times New Roman" w:eastAsia="Times New Roman" w:cs="Times New Roman"/>
-          <w:color w:val="000000"/>
-          <w:sz w:val="28"/>
-          <w:szCs w:val="28"/>
-        </w:rPr>
-      </w:r>
-      <w:r>
-        <w:rPr>
-          <w:rFonts w:ascii="Times New Roman" w:hAnsi="Times New Roman" w:cs="Times New Roman"/>
-          <w:sz w:val="28"/>
-          <w:szCs w:val="28"/>
-        </w:rPr>
-      </w:r>
-      <w:r>
-        <w:rPr>
-          <w:rFonts w:ascii="Times New Roman" w:hAnsi="Times New Roman" w:eastAsia="Times New Roman" w:cs="Times New Roman"/>
-          <w:color w:val="000000"/>
-          <w:sz w:val="28"/>
-          <w:szCs w:val="28"/>
-        </w:rPr>
-      </w:r>
+      <w:r/>
     </w:p>
     <w:tbl>
       <w:tblPr>
-        <w:tblStyle w:val="11"/>
+        <w:tblStyle w:val="654"/>
         <w:tblW w:w="0" w:type="auto"/>
         <w:tblBorders/>
         <w:tblLayout w:type="fixed"/>
@@ -4580,18 +4304,11 @@
                 <w:sz w:val="28"/>
                 <w:szCs w:val="28"/>
               </w:rPr>
-            </w:r>
-            <w:r>
-              <w:rPr>
-                <w:rFonts w:ascii="Times New Roman" w:hAnsi="Times New Roman" w:eastAsia="Times New Roman" w:cs="Times New Roman"/>
-                <w:sz w:val="28"/>
-                <w:szCs w:val="28"/>
-              </w:rPr>
               <w:t xml:space="preserve">Набор правил последовательности (SequenceRule)</w:t>
             </w:r>
             <w:r>
               <w:rPr>
-                <w:rFonts w:ascii="Times New Roman" w:hAnsi="Times New Roman" w:eastAsia="Times New Roman" w:cs="Times New Roman"/>
+                <w:rFonts w:ascii="Times New Roman" w:hAnsi="Times New Roman" w:cs="Times New Roman"/>
                 <w:sz w:val="28"/>
                 <w:szCs w:val="28"/>
               </w:rPr>
@@ -4711,13 +4428,15 @@
                 <w:rFonts w:ascii="Times New Roman" w:hAnsi="Times New Roman" w:eastAsia="Times New Roman" w:cs="Times New Roman"/>
                 <w:sz w:val="28"/>
                 <w:szCs w:val="28"/>
+                <w:highlight w:val="none"/>
               </w:rPr>
             </w:r>
             <w:r>
               <w:rPr>
-                <w:rFonts w:ascii="Times New Roman" w:hAnsi="Times New Roman" w:cs="Times New Roman"/>
+                <w:rFonts w:ascii="Times New Roman" w:hAnsi="Times New Roman" w:eastAsia="Times New Roman" w:cs="Times New Roman"/>
                 <w:sz w:val="28"/>
                 <w:szCs w:val="28"/>
+                <w:highlight w:val="none"/>
               </w:rPr>
             </w:r>
           </w:p>
@@ -4797,18 +4516,16 @@
             </w:r>
             <w:r>
               <w:rPr>
-                <w:rFonts w:ascii="Times New Roman" w:hAnsi="Times New Roman" w:eastAsia="Times New Roman" w:cs="Times New Roman"/>
+                <w:rFonts w:ascii="Times New Roman" w:hAnsi="Times New Roman" w:cs="Times New Roman"/>
                 <w:sz w:val="28"/>
                 <w:szCs w:val="28"/>
-                <w:highlight w:val="none"/>
               </w:rPr>
             </w:r>
             <w:r>
               <w:rPr>
-                <w:rFonts w:ascii="Times New Roman" w:hAnsi="Times New Roman" w:eastAsia="Times New Roman" w:cs="Times New Roman"/>
+                <w:rFonts w:ascii="Times New Roman" w:hAnsi="Times New Roman" w:cs="Times New Roman"/>
                 <w:sz w:val="28"/>
                 <w:szCs w:val="28"/>
-                <w:highlight w:val="none"/>
               </w:rPr>
             </w:r>
           </w:p>
@@ -4919,13 +4636,15 @@
                 <w:rFonts w:ascii="Times New Roman" w:hAnsi="Times New Roman" w:eastAsia="Times New Roman" w:cs="Times New Roman"/>
                 <w:sz w:val="28"/>
                 <w:szCs w:val="28"/>
+                <w:highlight w:val="none"/>
               </w:rPr>
             </w:r>
             <w:r>
               <w:rPr>
-                <w:rFonts w:ascii="Times New Roman" w:hAnsi="Times New Roman" w:cs="Times New Roman"/>
+                <w:rFonts w:ascii="Times New Roman" w:hAnsi="Times New Roman" w:eastAsia="Times New Roman" w:cs="Times New Roman"/>
                 <w:sz w:val="28"/>
                 <w:szCs w:val="28"/>
+                <w:highlight w:val="none"/>
               </w:rPr>
             </w:r>
           </w:p>
@@ -5005,18 +4724,16 @@
             </w:r>
             <w:r>
               <w:rPr>
-                <w:rFonts w:ascii="Times New Roman" w:hAnsi="Times New Roman" w:eastAsia="Times New Roman" w:cs="Times New Roman"/>
+                <w:rFonts w:ascii="Times New Roman" w:hAnsi="Times New Roman" w:cs="Times New Roman"/>
                 <w:sz w:val="28"/>
                 <w:szCs w:val="28"/>
-                <w:highlight w:val="none"/>
               </w:rPr>
             </w:r>
             <w:r>
               <w:rPr>
-                <w:rFonts w:ascii="Times New Roman" w:hAnsi="Times New Roman" w:eastAsia="Times New Roman" w:cs="Times New Roman"/>
+                <w:rFonts w:ascii="Times New Roman" w:hAnsi="Times New Roman" w:cs="Times New Roman"/>
                 <w:sz w:val="28"/>
                 <w:szCs w:val="28"/>
-                <w:highlight w:val="none"/>
               </w:rPr>
             </w:r>
           </w:p>
@@ -5025,7 +4742,7 @@
     </w:tbl>
     <w:p>
       <w:pPr>
-        <w:pStyle w:val="139"/>
+        <w:pStyle w:val="781"/>
         <w:pBdr>
           <w:top w:val="none" w:color="000000" w:sz="4" w:space="0"/>
           <w:left w:val="none" w:color="000000" w:sz="4" w:space="0"/>
@@ -5052,18 +4769,22 @@
       </w:r>
       <w:r>
         <w:rPr>
-          <w:rFonts w:ascii="Times New Roman" w:hAnsi="Times New Roman" w:eastAsia="Times New Roman" w:cs="Times New Roman"/>
-          <w:b/>
-          <w:color w:val="000000"/>
+          <w:rFonts w:ascii="Times New Roman" w:hAnsi="Times New Roman" w:cs="Times New Roman"/>
           <w:sz w:val="28"/>
           <w:szCs w:val="28"/>
-          <w:highlight w:val="none"/>
+        </w:rPr>
+      </w:r>
+      <w:r>
+        <w:rPr>
+          <w:rFonts w:ascii="Times New Roman" w:hAnsi="Times New Roman" w:cs="Times New Roman"/>
+          <w:sz w:val="28"/>
+          <w:szCs w:val="28"/>
         </w:rPr>
       </w:r>
     </w:p>
     <w:p>
       <w:pPr>
-        <w:pStyle w:val="139"/>
+        <w:pStyle w:val="781"/>
         <w:pBdr>
           <w:top w:val="none" w:color="000000" w:sz="4" w:space="0"/>
           <w:left w:val="none" w:color="000000" w:sz="4" w:space="0"/>
@@ -5095,8 +4816,23 @@
       <w:r>
         <w:rPr>
           <w:rFonts w:ascii="Times New Roman" w:hAnsi="Times New Roman" w:eastAsia="Times New Roman" w:cs="Times New Roman"/>
+          <w:b/>
+          <w:bCs/>
+          <w:color w:val="000000"/>
           <w:sz w:val="28"/>
           <w:szCs w:val="28"/>
+          <w:highlight w:val="none"/>
+        </w:rPr>
+      </w:r>
+      <w:r>
+        <w:rPr>
+          <w:rFonts w:ascii="Times New Roman" w:hAnsi="Times New Roman" w:eastAsia="Times New Roman" w:cs="Times New Roman"/>
+          <w:b/>
+          <w:bCs/>
+          <w:color w:val="000000"/>
+          <w:sz w:val="28"/>
+          <w:szCs w:val="28"/>
+          <w:highlight w:val="none"/>
         </w:rPr>
       </w:r>
     </w:p>
@@ -5127,7 +4863,14 @@
       </w:r>
       <w:r>
         <w:rPr>
-          <w:rFonts w:ascii="Times New Roman" w:hAnsi="Times New Roman" w:eastAsia="Times New Roman" w:cs="Times New Roman"/>
+          <w:rFonts w:ascii="Times New Roman" w:hAnsi="Times New Roman" w:cs="Times New Roman"/>
+          <w:sz w:val="28"/>
+          <w:szCs w:val="28"/>
+        </w:rPr>
+      </w:r>
+      <w:r>
+        <w:rPr>
+          <w:rFonts w:ascii="Times New Roman" w:hAnsi="Times New Roman" w:cs="Times New Roman"/>
           <w:sz w:val="28"/>
           <w:szCs w:val="28"/>
         </w:rPr>
@@ -5135,7 +4878,7 @@
     </w:p>
     <w:tbl>
       <w:tblPr>
-        <w:tblStyle w:val="11"/>
+        <w:tblStyle w:val="654"/>
         <w:tblW w:w="0" w:type="auto"/>
         <w:tblBorders/>
         <w:tblLayout w:type="fixed"/>
@@ -5193,7 +4936,7 @@
             </w:r>
             <w:r>
               <w:rPr>
-                <w:rFonts w:ascii="Times New Roman" w:hAnsi="Times New Roman" w:eastAsia="Times New Roman" w:cs="Times New Roman"/>
+                <w:rFonts w:ascii="Times New Roman" w:hAnsi="Times New Roman" w:cs="Times New Roman"/>
                 <w:color w:val="000000"/>
                 <w:sz w:val="28"/>
                 <w:szCs w:val="28"/>
@@ -5202,7 +4945,7 @@
             </w:r>
             <w:r>
               <w:rPr>
-                <w:rFonts w:ascii="Times New Roman" w:hAnsi="Times New Roman" w:eastAsia="Times New Roman" w:cs="Times New Roman"/>
+                <w:rFonts w:ascii="Times New Roman" w:hAnsi="Times New Roman" w:cs="Times New Roman"/>
                 <w:color w:val="000000"/>
                 <w:sz w:val="28"/>
                 <w:szCs w:val="28"/>
@@ -5246,21 +4989,14 @@
             </w:r>
             <w:r>
               <w:rPr>
-                <w:rFonts w:ascii="Times New Roman" w:hAnsi="Times New Roman" w:eastAsia="Times New Roman" w:cs="Times New Roman"/>
+                <w:rFonts w:ascii="Times New Roman" w:hAnsi="Times New Roman" w:cs="Times New Roman"/>
                 <w:sz w:val="28"/>
                 <w:szCs w:val="28"/>
               </w:rPr>
             </w:r>
             <w:r>
               <w:rPr>
-                <w:rFonts w:ascii="Times New Roman" w:hAnsi="Times New Roman" w:eastAsia="Times New Roman" w:cs="Times New Roman"/>
-                <w:sz w:val="28"/>
-                <w:szCs w:val="28"/>
-              </w:rPr>
-            </w:r>
-            <w:r>
-              <w:rPr>
-                <w:rFonts w:ascii="Times New Roman" w:hAnsi="Times New Roman" w:eastAsia="Times New Roman" w:cs="Times New Roman"/>
+                <w:rFonts w:ascii="Times New Roman" w:hAnsi="Times New Roman" w:cs="Times New Roman"/>
                 <w:sz w:val="28"/>
                 <w:szCs w:val="28"/>
               </w:rPr>
@@ -5316,7 +5052,7 @@
             </w:r>
             <w:r>
               <w:rPr>
-                <w:rFonts w:ascii="Times New Roman" w:hAnsi="Times New Roman" w:eastAsia="Times New Roman" w:cs="Times New Roman"/>
+                <w:rFonts w:ascii="Times New Roman" w:hAnsi="Times New Roman" w:cs="Times New Roman"/>
                 <w:color w:val="000000"/>
                 <w:sz w:val="28"/>
                 <w:szCs w:val="28"/>
@@ -5325,7 +5061,7 @@
             </w:r>
             <w:r>
               <w:rPr>
-                <w:rFonts w:ascii="Times New Roman" w:hAnsi="Times New Roman" w:eastAsia="Times New Roman" w:cs="Times New Roman"/>
+                <w:rFonts w:ascii="Times New Roman" w:hAnsi="Times New Roman" w:cs="Times New Roman"/>
                 <w:color w:val="000000"/>
                 <w:sz w:val="28"/>
                 <w:szCs w:val="28"/>
@@ -5369,21 +5105,14 @@
             </w:r>
             <w:r>
               <w:rPr>
-                <w:rFonts w:ascii="Times New Roman" w:hAnsi="Times New Roman" w:eastAsia="Times New Roman" w:cs="Times New Roman"/>
+                <w:rFonts w:ascii="Times New Roman" w:hAnsi="Times New Roman" w:cs="Times New Roman"/>
                 <w:sz w:val="28"/>
                 <w:szCs w:val="28"/>
               </w:rPr>
             </w:r>
             <w:r>
               <w:rPr>
-                <w:rFonts w:ascii="Times New Roman" w:hAnsi="Times New Roman" w:eastAsia="Times New Roman" w:cs="Times New Roman"/>
-                <w:sz w:val="28"/>
-                <w:szCs w:val="28"/>
-              </w:rPr>
-            </w:r>
-            <w:r>
-              <w:rPr>
-                <w:rFonts w:ascii="Times New Roman" w:hAnsi="Times New Roman" w:eastAsia="Times New Roman" w:cs="Times New Roman"/>
+                <w:rFonts w:ascii="Times New Roman" w:hAnsi="Times New Roman" w:cs="Times New Roman"/>
                 <w:sz w:val="28"/>
                 <w:szCs w:val="28"/>
               </w:rPr>
@@ -5439,7 +5168,7 @@
             </w:r>
             <w:r>
               <w:rPr>
-                <w:rFonts w:ascii="Times New Roman" w:hAnsi="Times New Roman" w:eastAsia="Times New Roman" w:cs="Times New Roman"/>
+                <w:rFonts w:ascii="Times New Roman" w:hAnsi="Times New Roman" w:cs="Times New Roman"/>
                 <w:color w:val="000000"/>
                 <w:sz w:val="28"/>
                 <w:szCs w:val="28"/>
@@ -5448,7 +5177,7 @@
             </w:r>
             <w:r>
               <w:rPr>
-                <w:rFonts w:ascii="Times New Roman" w:hAnsi="Times New Roman" w:eastAsia="Times New Roman" w:cs="Times New Roman"/>
+                <w:rFonts w:ascii="Times New Roman" w:hAnsi="Times New Roman" w:cs="Times New Roman"/>
                 <w:color w:val="000000"/>
                 <w:sz w:val="28"/>
                 <w:szCs w:val="28"/>
@@ -5492,21 +5221,14 @@
             </w:r>
             <w:r>
               <w:rPr>
-                <w:rFonts w:ascii="Times New Roman" w:hAnsi="Times New Roman" w:eastAsia="Times New Roman" w:cs="Times New Roman"/>
+                <w:rFonts w:ascii="Times New Roman" w:hAnsi="Times New Roman" w:cs="Times New Roman"/>
                 <w:sz w:val="28"/>
                 <w:szCs w:val="28"/>
               </w:rPr>
             </w:r>
             <w:r>
               <w:rPr>
-                <w:rFonts w:ascii="Times New Roman" w:hAnsi="Times New Roman" w:eastAsia="Times New Roman" w:cs="Times New Roman"/>
-                <w:sz w:val="28"/>
-                <w:szCs w:val="28"/>
-              </w:rPr>
-            </w:r>
-            <w:r>
-              <w:rPr>
-                <w:rFonts w:ascii="Times New Roman" w:hAnsi="Times New Roman" w:eastAsia="Times New Roman" w:cs="Times New Roman"/>
+                <w:rFonts w:ascii="Times New Roman" w:hAnsi="Times New Roman" w:cs="Times New Roman"/>
                 <w:sz w:val="28"/>
                 <w:szCs w:val="28"/>
               </w:rPr>
@@ -5547,1668 +5269,9 @@
           <w:szCs w:val="28"/>
         </w:rPr>
       </w:r>
-    </w:p>
-    <w:p>
-      <w:pPr>
-        <w:pStyle w:val="139"/>
-        <w:pBdr>
-          <w:top w:val="none" w:color="000000" w:sz="4" w:space="0"/>
-          <w:left w:val="none" w:color="000000" w:sz="4" w:space="0"/>
-          <w:bottom w:val="none" w:color="000000" w:sz="4" w:space="0"/>
-          <w:right w:val="none" w:color="000000" w:sz="4" w:space="0"/>
-        </w:pBdr>
-        <w:spacing/>
-        <w:ind w:right="0" w:firstLine="0" w:left="0"/>
+      <w:r>
         <w:rPr>
           <w:rFonts w:ascii="Times New Roman" w:hAnsi="Times New Roman" w:cs="Times New Roman"/>
-          <w:sz w:val="28"/>
-          <w:szCs w:val="28"/>
-        </w:rPr>
-      </w:pPr>
-      <w:r>
-        <w:rPr>
-          <w:rFonts w:ascii="Times New Roman" w:hAnsi="Times New Roman" w:eastAsia="Times New Roman" w:cs="Times New Roman"/>
-          <w:b/>
-          <w:color w:val="000000"/>
-          <w:sz w:val="28"/>
-          <w:szCs w:val="28"/>
-        </w:rPr>
-        <w:t xml:space="preserve">Правило Последовательности по Заряду (ChargeSequenceRule)</w:t>
-      </w:r>
-      <w:r>
-        <w:rPr>
-          <w:rFonts w:ascii="Times New Roman" w:hAnsi="Times New Roman" w:eastAsia="Times New Roman" w:cs="Times New Roman"/>
-          <w:sz w:val="28"/>
-          <w:szCs w:val="28"/>
-        </w:rPr>
-      </w:r>
-    </w:p>
-    <w:p>
-      <w:pPr>
-        <w:pBdr>
-          <w:top w:val="none" w:color="000000" w:sz="4" w:space="0"/>
-          <w:left w:val="none" w:color="000000" w:sz="4" w:space="0"/>
-          <w:bottom w:val="none" w:color="000000" w:sz="4" w:space="0"/>
-          <w:right w:val="none" w:color="000000" w:sz="4" w:space="0"/>
-        </w:pBdr>
-        <w:spacing/>
-        <w:ind w:right="0" w:firstLine="0" w:left="0"/>
-        <w:rPr>
-          <w:rFonts w:ascii="Times New Roman" w:hAnsi="Times New Roman" w:cs="Times New Roman"/>
-          <w:sz w:val="28"/>
-          <w:szCs w:val="28"/>
-        </w:rPr>
-      </w:pPr>
-      <w:r>
-        <w:rPr>
-          <w:rFonts w:ascii="Times New Roman" w:hAnsi="Times New Roman" w:eastAsia="Times New Roman" w:cs="Times New Roman"/>
-          <w:color w:val="000000"/>
-          <w:sz w:val="28"/>
-          <w:szCs w:val="28"/>
-        </w:rPr>
-        <w:t xml:space="preserve">Шарики с одинаковым зарядом (кроме нейтрального) не могут образовывать последовательность.</w:t>
-      </w:r>
-      <w:r>
-        <w:rPr>
-          <w:rFonts w:ascii="Times New Roman" w:hAnsi="Times New Roman" w:eastAsia="Times New Roman" w:cs="Times New Roman"/>
-          <w:sz w:val="28"/>
-          <w:szCs w:val="28"/>
-        </w:rPr>
-      </w:r>
-    </w:p>
-    <w:tbl>
-      <w:tblPr>
-        <w:tblStyle w:val="11"/>
-        <w:tblW w:w="0" w:type="auto"/>
-        <w:tblBorders/>
-        <w:tblLayout w:type="fixed"/>
-        <w:tblLook w:val="04A0" w:firstRow="1" w:lastRow="0" w:firstColumn="1" w:lastColumn="0" w:noHBand="0" w:noVBand="1"/>
-      </w:tblPr>
-      <w:tblGrid>
-        <w:gridCol w:w="2409"/>
-        <w:gridCol w:w="6946"/>
-      </w:tblGrid>
-      <w:tr>
-        <w:trPr/>
-        <w:tc>
-          <w:tcPr>
-            <w:tcBorders/>
-            <w:tcW w:w="2409" w:type="dxa"/>
-            <w:textDirection w:val="lrTb"/>
-            <w:noWrap w:val="false"/>
-          </w:tcPr>
-          <w:p>
-            <w:pPr>
-              <w:pBdr>
-                <w:top w:val="none" w:color="000000" w:sz="4" w:space="0"/>
-                <w:left w:val="none" w:color="000000" w:sz="4" w:space="0"/>
-                <w:bottom w:val="none" w:color="000000" w:sz="4" w:space="0"/>
-                <w:right w:val="none" w:color="000000" w:sz="4" w:space="0"/>
-              </w:pBdr>
-              <w:spacing/>
-              <w:ind/>
-              <w:rPr>
-                <w:rFonts w:ascii="Times New Roman" w:hAnsi="Times New Roman" w:cs="Times New Roman"/>
-                <w:color w:val="000000"/>
-                <w:sz w:val="28"/>
-                <w:szCs w:val="28"/>
-                <w:highlight w:val="none"/>
-              </w:rPr>
-            </w:pPr>
-            <w:r>
-              <w:rPr>
-                <w:rFonts w:ascii="Times New Roman" w:hAnsi="Times New Roman" w:eastAsia="Times New Roman" w:cs="Times New Roman"/>
-                <w:color w:val="000000"/>
-                <w:sz w:val="28"/>
-                <w:szCs w:val="28"/>
-                <w:highlight w:val="none"/>
-              </w:rPr>
-            </w:r>
-            <w:r>
-              <w:rPr>
-                <w:rFonts w:ascii="Times New Roman" w:hAnsi="Times New Roman" w:eastAsia="Times New Roman" w:cs="Times New Roman"/>
-                <w:b/>
-                <w:color w:val="000000"/>
-                <w:sz w:val="28"/>
-                <w:szCs w:val="28"/>
-              </w:rPr>
-              <w:t xml:space="preserve">знает</w:t>
-            </w:r>
-            <w:r>
-              <w:rPr>
-                <w:rFonts w:ascii="Times New Roman" w:hAnsi="Times New Roman" w:eastAsia="Times New Roman" w:cs="Times New Roman"/>
-                <w:color w:val="000000"/>
-                <w:sz w:val="28"/>
-                <w:szCs w:val="28"/>
-                <w:highlight w:val="none"/>
-              </w:rPr>
-            </w:r>
-            <w:r>
-              <w:rPr>
-                <w:rFonts w:ascii="Times New Roman" w:hAnsi="Times New Roman" w:eastAsia="Times New Roman" w:cs="Times New Roman"/>
-                <w:color w:val="000000"/>
-                <w:sz w:val="28"/>
-                <w:szCs w:val="28"/>
-                <w:highlight w:val="none"/>
-              </w:rPr>
-            </w:r>
-          </w:p>
-        </w:tc>
-        <w:tc>
-          <w:tcPr>
-            <w:tcBorders/>
-            <w:tcW w:w="6946" w:type="dxa"/>
-            <w:textDirection w:val="lrTb"/>
-            <w:noWrap w:val="false"/>
-          </w:tcPr>
-          <w:p>
-            <w:pPr>
-              <w:pBdr/>
-              <w:spacing/>
-              <w:ind/>
-              <w:rPr>
-                <w:rFonts w:ascii="Times New Roman" w:hAnsi="Times New Roman" w:cs="Times New Roman"/>
-                <w:sz w:val="28"/>
-                <w:szCs w:val="28"/>
-              </w:rPr>
-            </w:pPr>
-            <w:r>
-              <w:rPr>
-                <w:rFonts w:ascii="Times New Roman" w:hAnsi="Times New Roman" w:eastAsia="Times New Roman" w:cs="Times New Roman"/>
-                <w:sz w:val="28"/>
-                <w:szCs w:val="28"/>
-              </w:rPr>
-            </w:r>
-            <w:r>
-              <w:rPr>
-                <w:rFonts w:ascii="Times New Roman" w:hAnsi="Times New Roman" w:eastAsia="Times New Roman" w:cs="Times New Roman"/>
-                <w:sz w:val="28"/>
-                <w:szCs w:val="28"/>
-              </w:rPr>
-              <w:t xml:space="preserve">Ничего</w:t>
-            </w:r>
-            <w:r>
-              <w:rPr>
-                <w:rFonts w:ascii="Times New Roman" w:hAnsi="Times New Roman" w:eastAsia="Times New Roman" w:cs="Times New Roman"/>
-                <w:sz w:val="28"/>
-                <w:szCs w:val="28"/>
-              </w:rPr>
-            </w:r>
-            <w:r>
-              <w:rPr>
-                <w:rFonts w:ascii="Times New Roman" w:hAnsi="Times New Roman" w:eastAsia="Times New Roman" w:cs="Times New Roman"/>
-                <w:sz w:val="28"/>
-                <w:szCs w:val="28"/>
-              </w:rPr>
-            </w:r>
-            <w:r>
-              <w:rPr>
-                <w:rFonts w:ascii="Times New Roman" w:hAnsi="Times New Roman" w:eastAsia="Times New Roman" w:cs="Times New Roman"/>
-                <w:sz w:val="28"/>
-                <w:szCs w:val="28"/>
-              </w:rPr>
-            </w:r>
-          </w:p>
-        </w:tc>
-      </w:tr>
-      <w:tr>
-        <w:trPr/>
-        <w:tc>
-          <w:tcPr>
-            <w:tcBorders/>
-            <w:tcW w:w="2409" w:type="dxa"/>
-            <w:textDirection w:val="lrTb"/>
-            <w:noWrap w:val="false"/>
-          </w:tcPr>
-          <w:p>
-            <w:pPr>
-              <w:pBdr>
-                <w:top w:val="none" w:color="000000" w:sz="4" w:space="0"/>
-                <w:left w:val="none" w:color="000000" w:sz="4" w:space="0"/>
-                <w:bottom w:val="none" w:color="000000" w:sz="4" w:space="0"/>
-                <w:right w:val="none" w:color="000000" w:sz="4" w:space="0"/>
-              </w:pBdr>
-              <w:spacing/>
-              <w:ind/>
-              <w:rPr>
-                <w:rFonts w:ascii="Times New Roman" w:hAnsi="Times New Roman" w:cs="Times New Roman"/>
-                <w:color w:val="000000"/>
-                <w:sz w:val="28"/>
-                <w:szCs w:val="28"/>
-                <w:highlight w:val="none"/>
-              </w:rPr>
-            </w:pPr>
-            <w:r>
-              <w:rPr>
-                <w:rFonts w:ascii="Times New Roman" w:hAnsi="Times New Roman" w:eastAsia="Times New Roman" w:cs="Times New Roman"/>
-                <w:color w:val="000000"/>
-                <w:sz w:val="28"/>
-                <w:szCs w:val="28"/>
-                <w:highlight w:val="none"/>
-              </w:rPr>
-            </w:r>
-            <w:r>
-              <w:rPr>
-                <w:rFonts w:ascii="Times New Roman" w:hAnsi="Times New Roman" w:eastAsia="Times New Roman" w:cs="Times New Roman"/>
-                <w:b/>
-                <w:color w:val="000000"/>
-                <w:sz w:val="28"/>
-                <w:szCs w:val="28"/>
-              </w:rPr>
-              <w:t xml:space="preserve">умеет</w:t>
-            </w:r>
-            <w:r>
-              <w:rPr>
-                <w:rFonts w:ascii="Times New Roman" w:hAnsi="Times New Roman" w:eastAsia="Times New Roman" w:cs="Times New Roman"/>
-                <w:color w:val="000000"/>
-                <w:sz w:val="28"/>
-                <w:szCs w:val="28"/>
-                <w:highlight w:val="none"/>
-              </w:rPr>
-            </w:r>
-            <w:r>
-              <w:rPr>
-                <w:rFonts w:ascii="Times New Roman" w:hAnsi="Times New Roman" w:eastAsia="Times New Roman" w:cs="Times New Roman"/>
-                <w:color w:val="000000"/>
-                <w:sz w:val="28"/>
-                <w:szCs w:val="28"/>
-                <w:highlight w:val="none"/>
-              </w:rPr>
-            </w:r>
-          </w:p>
-        </w:tc>
-        <w:tc>
-          <w:tcPr>
-            <w:tcBorders/>
-            <w:tcW w:w="6946" w:type="dxa"/>
-            <w:textDirection w:val="lrTb"/>
-            <w:noWrap w:val="false"/>
-          </w:tcPr>
-          <w:p>
-            <w:pPr>
-              <w:pBdr/>
-              <w:spacing/>
-              <w:ind/>
-              <w:rPr>
-                <w:rFonts w:ascii="Times New Roman" w:hAnsi="Times New Roman" w:cs="Times New Roman"/>
-                <w:sz w:val="28"/>
-                <w:szCs w:val="28"/>
-              </w:rPr>
-            </w:pPr>
-            <w:r>
-              <w:rPr>
-                <w:rFonts w:ascii="Times New Roman" w:hAnsi="Times New Roman" w:eastAsia="Times New Roman" w:cs="Times New Roman"/>
-                <w:sz w:val="28"/>
-                <w:szCs w:val="28"/>
-              </w:rPr>
-            </w:r>
-            <w:r>
-              <w:rPr>
-                <w:rFonts w:ascii="Times New Roman" w:hAnsi="Times New Roman" w:eastAsia="Times New Roman" w:cs="Times New Roman"/>
-                <w:sz w:val="28"/>
-                <w:szCs w:val="28"/>
-              </w:rPr>
-              <w:t xml:space="preserve">Проверять совместимость зарядов</w:t>
-            </w:r>
-            <w:r>
-              <w:rPr>
-                <w:rFonts w:ascii="Times New Roman" w:hAnsi="Times New Roman" w:eastAsia="Times New Roman" w:cs="Times New Roman"/>
-                <w:sz w:val="28"/>
-                <w:szCs w:val="28"/>
-              </w:rPr>
-            </w:r>
-            <w:r>
-              <w:rPr>
-                <w:rFonts w:ascii="Times New Roman" w:hAnsi="Times New Roman" w:eastAsia="Times New Roman" w:cs="Times New Roman"/>
-                <w:sz w:val="28"/>
-                <w:szCs w:val="28"/>
-              </w:rPr>
-            </w:r>
-            <w:r>
-              <w:rPr>
-                <w:rFonts w:ascii="Times New Roman" w:hAnsi="Times New Roman" w:eastAsia="Times New Roman" w:cs="Times New Roman"/>
-                <w:sz w:val="28"/>
-                <w:szCs w:val="28"/>
-              </w:rPr>
-            </w:r>
-          </w:p>
-        </w:tc>
-      </w:tr>
-      <w:tr>
-        <w:trPr/>
-        <w:tc>
-          <w:tcPr>
-            <w:tcBorders/>
-            <w:tcW w:w="2409" w:type="dxa"/>
-            <w:textDirection w:val="lrTb"/>
-            <w:noWrap w:val="false"/>
-          </w:tcPr>
-          <w:p>
-            <w:pPr>
-              <w:pBdr>
-                <w:top w:val="none" w:color="000000" w:sz="4" w:space="0"/>
-                <w:left w:val="none" w:color="000000" w:sz="4" w:space="0"/>
-                <w:bottom w:val="none" w:color="000000" w:sz="4" w:space="0"/>
-                <w:right w:val="none" w:color="000000" w:sz="4" w:space="0"/>
-              </w:pBdr>
-              <w:spacing/>
-              <w:ind/>
-              <w:rPr>
-                <w:rFonts w:ascii="Times New Roman" w:hAnsi="Times New Roman" w:cs="Times New Roman"/>
-                <w:color w:val="000000"/>
-                <w:sz w:val="28"/>
-                <w:szCs w:val="28"/>
-                <w:highlight w:val="none"/>
-              </w:rPr>
-            </w:pPr>
-            <w:r>
-              <w:rPr>
-                <w:rFonts w:ascii="Times New Roman" w:hAnsi="Times New Roman" w:eastAsia="Times New Roman" w:cs="Times New Roman"/>
-                <w:color w:val="000000"/>
-                <w:sz w:val="28"/>
-                <w:szCs w:val="28"/>
-                <w:highlight w:val="none"/>
-              </w:rPr>
-            </w:r>
-            <w:r>
-              <w:rPr>
-                <w:rFonts w:ascii="Times New Roman" w:hAnsi="Times New Roman" w:eastAsia="Times New Roman" w:cs="Times New Roman"/>
-                <w:b/>
-                <w:color w:val="000000"/>
-                <w:sz w:val="28"/>
-                <w:szCs w:val="28"/>
-              </w:rPr>
-              <w:t xml:space="preserve">предназначение</w:t>
-            </w:r>
-            <w:r>
-              <w:rPr>
-                <w:rFonts w:ascii="Times New Roman" w:hAnsi="Times New Roman" w:eastAsia="Times New Roman" w:cs="Times New Roman"/>
-                <w:color w:val="000000"/>
-                <w:sz w:val="28"/>
-                <w:szCs w:val="28"/>
-                <w:highlight w:val="none"/>
-              </w:rPr>
-            </w:r>
-            <w:r>
-              <w:rPr>
-                <w:rFonts w:ascii="Times New Roman" w:hAnsi="Times New Roman" w:eastAsia="Times New Roman" w:cs="Times New Roman"/>
-                <w:color w:val="000000"/>
-                <w:sz w:val="28"/>
-                <w:szCs w:val="28"/>
-                <w:highlight w:val="none"/>
-              </w:rPr>
-            </w:r>
-          </w:p>
-        </w:tc>
-        <w:tc>
-          <w:tcPr>
-            <w:tcBorders/>
-            <w:tcW w:w="6946" w:type="dxa"/>
-            <w:textDirection w:val="lrTb"/>
-            <w:noWrap w:val="false"/>
-          </w:tcPr>
-          <w:p>
-            <w:pPr>
-              <w:pBdr/>
-              <w:spacing/>
-              <w:ind/>
-              <w:rPr>
-                <w:rFonts w:ascii="Times New Roman" w:hAnsi="Times New Roman" w:cs="Times New Roman"/>
-                <w:sz w:val="28"/>
-                <w:szCs w:val="28"/>
-              </w:rPr>
-            </w:pPr>
-            <w:r>
-              <w:rPr>
-                <w:rFonts w:ascii="Times New Roman" w:hAnsi="Times New Roman" w:eastAsia="Times New Roman" w:cs="Times New Roman"/>
-                <w:sz w:val="28"/>
-                <w:szCs w:val="28"/>
-              </w:rPr>
-            </w:r>
-            <w:r>
-              <w:rPr>
-                <w:rFonts w:ascii="Times New Roman" w:hAnsi="Times New Roman" w:eastAsia="Times New Roman" w:cs="Times New Roman"/>
-                <w:sz w:val="28"/>
-                <w:szCs w:val="28"/>
-              </w:rPr>
-              <w:t xml:space="preserve">Расширение логики последовательности без изменения существующих классов</w:t>
-            </w:r>
-            <w:r>
-              <w:rPr>
-                <w:rFonts w:ascii="Times New Roman" w:hAnsi="Times New Roman" w:eastAsia="Times New Roman" w:cs="Times New Roman"/>
-                <w:sz w:val="28"/>
-                <w:szCs w:val="28"/>
-              </w:rPr>
-            </w:r>
-            <w:r>
-              <w:rPr>
-                <w:rFonts w:ascii="Times New Roman" w:hAnsi="Times New Roman" w:eastAsia="Times New Roman" w:cs="Times New Roman"/>
-                <w:sz w:val="28"/>
-                <w:szCs w:val="28"/>
-              </w:rPr>
-            </w:r>
-            <w:r>
-              <w:rPr>
-                <w:rFonts w:ascii="Times New Roman" w:hAnsi="Times New Roman" w:eastAsia="Times New Roman" w:cs="Times New Roman"/>
-                <w:sz w:val="28"/>
-                <w:szCs w:val="28"/>
-              </w:rPr>
-            </w:r>
-          </w:p>
-        </w:tc>
-      </w:tr>
-    </w:tbl>
-    <w:p>
-      <w:pPr>
-        <w:pBdr>
-          <w:top w:val="none" w:color="000000" w:sz="4" w:space="0"/>
-          <w:left w:val="none" w:color="000000" w:sz="4" w:space="0"/>
-          <w:bottom w:val="none" w:color="000000" w:sz="4" w:space="0"/>
-          <w:right w:val="none" w:color="000000" w:sz="4" w:space="0"/>
-        </w:pBdr>
-        <w:spacing/>
-        <w:ind w:right="0" w:firstLine="0" w:left="0"/>
-        <w:rPr>
-          <w:rFonts w:ascii="Times New Roman" w:hAnsi="Times New Roman" w:cs="Times New Roman"/>
-          <w:sz w:val="28"/>
-          <w:szCs w:val="28"/>
-        </w:rPr>
-      </w:pPr>
-      <w:r>
-        <w:rPr>
-          <w:rFonts w:ascii="Times New Roman" w:hAnsi="Times New Roman" w:eastAsia="Times New Roman" w:cs="Times New Roman"/>
-          <w:b/>
-          <w:color w:val="000000"/>
-          <w:sz w:val="28"/>
-          <w:szCs w:val="28"/>
-        </w:rPr>
-      </w:r>
-      <w:r>
-        <w:rPr>
-          <w:rFonts w:ascii="Times New Roman" w:hAnsi="Times New Roman" w:eastAsia="Times New Roman" w:cs="Times New Roman"/>
-          <w:sz w:val="28"/>
-          <w:szCs w:val="28"/>
-        </w:rPr>
-      </w:r>
-    </w:p>
-    <w:p>
-      <w:pPr>
-        <w:pStyle w:val="139"/>
-        <w:pBdr>
-          <w:top w:val="none" w:color="000000" w:sz="4" w:space="0"/>
-          <w:left w:val="none" w:color="000000" w:sz="4" w:space="0"/>
-          <w:bottom w:val="none" w:color="000000" w:sz="4" w:space="0"/>
-          <w:right w:val="none" w:color="000000" w:sz="4" w:space="0"/>
-        </w:pBdr>
-        <w:spacing/>
-        <w:ind w:right="0" w:firstLine="0" w:left="0"/>
-        <w:rPr>
-          <w:rFonts w:ascii="Times New Roman" w:hAnsi="Times New Roman" w:cs="Times New Roman"/>
-          <w:sz w:val="28"/>
-          <w:szCs w:val="28"/>
-        </w:rPr>
-      </w:pPr>
-      <w:r>
-        <w:rPr>
-          <w:rFonts w:ascii="Times New Roman" w:hAnsi="Times New Roman" w:eastAsia="Times New Roman" w:cs="Times New Roman"/>
-          <w:b/>
-          <w:color w:val="000000"/>
-          <w:sz w:val="28"/>
-          <w:szCs w:val="28"/>
-        </w:rPr>
-        <w:t xml:space="preserve">Проверка Перемещения (MoveValidator)</w:t>
-      </w:r>
-      <w:r>
-        <w:rPr>
-          <w:rFonts w:ascii="Times New Roman" w:hAnsi="Times New Roman" w:eastAsia="Times New Roman" w:cs="Times New Roman"/>
-          <w:sz w:val="28"/>
-          <w:szCs w:val="28"/>
-        </w:rPr>
-      </w:r>
-    </w:p>
-    <w:p>
-      <w:pPr>
-        <w:pBdr>
-          <w:top w:val="none" w:color="000000" w:sz="4" w:space="0"/>
-          <w:left w:val="none" w:color="000000" w:sz="4" w:space="0"/>
-          <w:bottom w:val="none" w:color="000000" w:sz="4" w:space="0"/>
-          <w:right w:val="none" w:color="000000" w:sz="4" w:space="0"/>
-        </w:pBdr>
-        <w:spacing/>
-        <w:ind w:right="0" w:firstLine="0" w:left="0"/>
-        <w:rPr>
-          <w:rFonts w:ascii="Times New Roman" w:hAnsi="Times New Roman" w:cs="Times New Roman"/>
-          <w:sz w:val="28"/>
-          <w:szCs w:val="28"/>
-        </w:rPr>
-      </w:pPr>
-      <w:r>
-        <w:rPr>
-          <w:rFonts w:ascii="Times New Roman" w:hAnsi="Times New Roman" w:eastAsia="Times New Roman" w:cs="Times New Roman"/>
-          <w:color w:val="000000"/>
-          <w:sz w:val="28"/>
-          <w:szCs w:val="28"/>
-        </w:rPr>
-        <w:t xml:space="preserve">Определяет, можно ли переместить верхний Шарик из одной Колбы в другую.</w:t>
-      </w:r>
-      <w:r>
-        <w:rPr>
-          <w:rFonts w:ascii="Times New Roman" w:hAnsi="Times New Roman" w:eastAsia="Times New Roman" w:cs="Times New Roman"/>
-          <w:sz w:val="28"/>
-          <w:szCs w:val="28"/>
-        </w:rPr>
-      </w:r>
-    </w:p>
-    <w:tbl>
-      <w:tblPr>
-        <w:tblStyle w:val="11"/>
-        <w:tblW w:w="0" w:type="auto"/>
-        <w:tblBorders/>
-        <w:tblLayout w:type="fixed"/>
-        <w:tblLook w:val="04A0" w:firstRow="1" w:lastRow="0" w:firstColumn="1" w:lastColumn="0" w:noHBand="0" w:noVBand="1"/>
-      </w:tblPr>
-      <w:tblGrid>
-        <w:gridCol w:w="2409"/>
-        <w:gridCol w:w="6946"/>
-      </w:tblGrid>
-      <w:tr>
-        <w:trPr/>
-        <w:tc>
-          <w:tcPr>
-            <w:tcBorders/>
-            <w:tcW w:w="2409" w:type="dxa"/>
-            <w:textDirection w:val="lrTb"/>
-            <w:noWrap w:val="false"/>
-          </w:tcPr>
-          <w:p>
-            <w:pPr>
-              <w:pBdr>
-                <w:top w:val="none" w:color="000000" w:sz="4" w:space="0"/>
-                <w:left w:val="none" w:color="000000" w:sz="4" w:space="0"/>
-                <w:bottom w:val="none" w:color="000000" w:sz="4" w:space="0"/>
-                <w:right w:val="none" w:color="000000" w:sz="4" w:space="0"/>
-              </w:pBdr>
-              <w:spacing/>
-              <w:ind/>
-              <w:rPr>
-                <w:rFonts w:ascii="Times New Roman" w:hAnsi="Times New Roman" w:cs="Times New Roman"/>
-                <w:color w:val="000000"/>
-                <w:sz w:val="28"/>
-                <w:szCs w:val="28"/>
-                <w:highlight w:val="none"/>
-              </w:rPr>
-            </w:pPr>
-            <w:r>
-              <w:rPr>
-                <w:rFonts w:ascii="Times New Roman" w:hAnsi="Times New Roman" w:eastAsia="Times New Roman" w:cs="Times New Roman"/>
-                <w:color w:val="000000"/>
-                <w:sz w:val="28"/>
-                <w:szCs w:val="28"/>
-                <w:highlight w:val="none"/>
-              </w:rPr>
-            </w:r>
-            <w:r>
-              <w:rPr>
-                <w:rFonts w:ascii="Times New Roman" w:hAnsi="Times New Roman" w:eastAsia="Times New Roman" w:cs="Times New Roman"/>
-                <w:b/>
-                <w:color w:val="000000"/>
-                <w:sz w:val="28"/>
-                <w:szCs w:val="28"/>
-              </w:rPr>
-              <w:t xml:space="preserve">знает</w:t>
-            </w:r>
-            <w:r>
-              <w:rPr>
-                <w:rFonts w:ascii="Times New Roman" w:hAnsi="Times New Roman" w:eastAsia="Times New Roman" w:cs="Times New Roman"/>
-                <w:color w:val="000000"/>
-                <w:sz w:val="28"/>
-                <w:szCs w:val="28"/>
-                <w:highlight w:val="none"/>
-              </w:rPr>
-            </w:r>
-            <w:r>
-              <w:rPr>
-                <w:rFonts w:ascii="Times New Roman" w:hAnsi="Times New Roman" w:eastAsia="Times New Roman" w:cs="Times New Roman"/>
-                <w:color w:val="000000"/>
-                <w:sz w:val="28"/>
-                <w:szCs w:val="28"/>
-                <w:highlight w:val="none"/>
-              </w:rPr>
-            </w:r>
-          </w:p>
-        </w:tc>
-        <w:tc>
-          <w:tcPr>
-            <w:tcBorders/>
-            <w:tcW w:w="6946" w:type="dxa"/>
-            <w:textDirection w:val="lrTb"/>
-            <w:noWrap w:val="false"/>
-          </w:tcPr>
-          <w:p>
-            <w:pPr>
-              <w:pBdr/>
-              <w:spacing/>
-              <w:ind/>
-              <w:rPr>
-                <w:rFonts w:ascii="Times New Roman" w:hAnsi="Times New Roman" w:cs="Times New Roman"/>
-                <w:sz w:val="28"/>
-                <w:szCs w:val="28"/>
-                <w:highlight w:val="none"/>
-              </w:rPr>
-            </w:pPr>
-            <w:r>
-              <w:rPr>
-                <w:rFonts w:ascii="Times New Roman" w:hAnsi="Times New Roman" w:eastAsia="Times New Roman" w:cs="Times New Roman"/>
-                <w:sz w:val="28"/>
-                <w:szCs w:val="28"/>
-              </w:rPr>
-            </w:r>
-            <w:r>
-              <w:rPr>
-                <w:rFonts w:ascii="Times New Roman" w:hAnsi="Times New Roman" w:eastAsia="Times New Roman" w:cs="Times New Roman"/>
-                <w:sz w:val="28"/>
-                <w:szCs w:val="28"/>
-              </w:rPr>
-              <w:t xml:space="preserve">Правила последовательности </w:t>
-            </w:r>
-            <w:r>
-              <w:rPr>
-                <w:rFonts w:ascii="Times New Roman" w:hAnsi="Times New Roman" w:eastAsia="Times New Roman" w:cs="Times New Roman"/>
-                <w:sz w:val="28"/>
-                <w:szCs w:val="28"/>
-              </w:rPr>
-              <w:t xml:space="preserve">(CompositeSequenceRule)</w:t>
-            </w:r>
-            <w:r>
-              <w:rPr>
-                <w:rFonts w:ascii="Times New Roman" w:hAnsi="Times New Roman" w:eastAsia="Times New Roman" w:cs="Times New Roman"/>
-                <w:sz w:val="28"/>
-                <w:szCs w:val="28"/>
-              </w:rPr>
-            </w:r>
-            <w:r>
-              <w:rPr>
-                <w:rFonts w:ascii="Times New Roman" w:hAnsi="Times New Roman" w:eastAsia="Times New Roman" w:cs="Times New Roman"/>
-                <w:sz w:val="28"/>
-                <w:szCs w:val="28"/>
-              </w:rPr>
-            </w:r>
-            <w:r>
-              <w:rPr>
-                <w:rFonts w:ascii="Times New Roman" w:hAnsi="Times New Roman" w:eastAsia="Times New Roman" w:cs="Times New Roman"/>
-                <w:sz w:val="28"/>
-                <w:szCs w:val="28"/>
-              </w:rPr>
-            </w:r>
-            <w:r>
-              <w:rPr>
-                <w:rFonts w:ascii="Times New Roman" w:hAnsi="Times New Roman" w:eastAsia="Times New Roman" w:cs="Times New Roman"/>
-                <w:sz w:val="28"/>
-                <w:szCs w:val="28"/>
-              </w:rPr>
-            </w:r>
-            <w:r>
-              <w:rPr>
-                <w:rFonts w:ascii="Times New Roman" w:hAnsi="Times New Roman" w:eastAsia="Times New Roman" w:cs="Times New Roman"/>
-                <w:sz w:val="28"/>
-                <w:szCs w:val="28"/>
-                <w:highlight w:val="none"/>
-              </w:rPr>
-            </w:r>
-            <w:r>
-              <w:rPr>
-                <w:rFonts w:ascii="Times New Roman" w:hAnsi="Times New Roman" w:eastAsia="Times New Roman" w:cs="Times New Roman"/>
-                <w:sz w:val="28"/>
-                <w:szCs w:val="28"/>
-                <w:highlight w:val="none"/>
-              </w:rPr>
-            </w:r>
-            <w:r>
-              <w:rPr>
-                <w:rFonts w:ascii="Times New Roman" w:hAnsi="Times New Roman" w:cs="Times New Roman"/>
-                <w:sz w:val="28"/>
-                <w:szCs w:val="28"/>
-                <w:highlight w:val="none"/>
-              </w:rPr>
-            </w:r>
-          </w:p>
-        </w:tc>
-      </w:tr>
-      <w:tr>
-        <w:trPr/>
-        <w:tc>
-          <w:tcPr>
-            <w:tcBorders/>
-            <w:tcW w:w="2409" w:type="dxa"/>
-            <w:textDirection w:val="lrTb"/>
-            <w:noWrap w:val="false"/>
-          </w:tcPr>
-          <w:p>
-            <w:pPr>
-              <w:pBdr>
-                <w:top w:val="none" w:color="000000" w:sz="4" w:space="0"/>
-                <w:left w:val="none" w:color="000000" w:sz="4" w:space="0"/>
-                <w:bottom w:val="none" w:color="000000" w:sz="4" w:space="0"/>
-                <w:right w:val="none" w:color="000000" w:sz="4" w:space="0"/>
-              </w:pBdr>
-              <w:spacing/>
-              <w:ind/>
-              <w:rPr>
-                <w:rFonts w:ascii="Times New Roman" w:hAnsi="Times New Roman" w:cs="Times New Roman"/>
-                <w:color w:val="000000"/>
-                <w:sz w:val="28"/>
-                <w:szCs w:val="28"/>
-                <w:highlight w:val="none"/>
-              </w:rPr>
-            </w:pPr>
-            <w:r>
-              <w:rPr>
-                <w:rFonts w:ascii="Times New Roman" w:hAnsi="Times New Roman" w:eastAsia="Times New Roman" w:cs="Times New Roman"/>
-                <w:color w:val="000000"/>
-                <w:sz w:val="28"/>
-                <w:szCs w:val="28"/>
-                <w:highlight w:val="none"/>
-              </w:rPr>
-            </w:r>
-            <w:r>
-              <w:rPr>
-                <w:rFonts w:ascii="Times New Roman" w:hAnsi="Times New Roman" w:eastAsia="Times New Roman" w:cs="Times New Roman"/>
-                <w:b/>
-                <w:color w:val="000000"/>
-                <w:sz w:val="28"/>
-                <w:szCs w:val="28"/>
-              </w:rPr>
-              <w:t xml:space="preserve">умеет</w:t>
-            </w:r>
-            <w:r>
-              <w:rPr>
-                <w:rFonts w:ascii="Times New Roman" w:hAnsi="Times New Roman" w:eastAsia="Times New Roman" w:cs="Times New Roman"/>
-                <w:color w:val="000000"/>
-                <w:sz w:val="28"/>
-                <w:szCs w:val="28"/>
-                <w:highlight w:val="none"/>
-              </w:rPr>
-            </w:r>
-            <w:r>
-              <w:rPr>
-                <w:rFonts w:ascii="Times New Roman" w:hAnsi="Times New Roman" w:eastAsia="Times New Roman" w:cs="Times New Roman"/>
-                <w:color w:val="000000"/>
-                <w:sz w:val="28"/>
-                <w:szCs w:val="28"/>
-                <w:highlight w:val="none"/>
-              </w:rPr>
-            </w:r>
-          </w:p>
-        </w:tc>
-        <w:tc>
-          <w:tcPr>
-            <w:tcBorders/>
-            <w:tcW w:w="6946" w:type="dxa"/>
-            <w:textDirection w:val="lrTb"/>
-            <w:noWrap w:val="false"/>
-          </w:tcPr>
-          <w:p>
-            <w:pPr>
-              <w:pBdr/>
-              <w:spacing/>
-              <w:ind/>
-              <w:rPr>
-                <w:rFonts w:ascii="Times New Roman" w:hAnsi="Times New Roman" w:cs="Times New Roman"/>
-                <w:sz w:val="28"/>
-                <w:szCs w:val="28"/>
-                <w:highlight w:val="none"/>
-              </w:rPr>
-            </w:pPr>
-            <w:r>
-              <w:rPr>
-                <w:rFonts w:ascii="Times New Roman" w:hAnsi="Times New Roman" w:eastAsia="Times New Roman" w:cs="Times New Roman"/>
-                <w:sz w:val="28"/>
-                <w:szCs w:val="28"/>
-              </w:rPr>
-            </w:r>
-            <w:r>
-              <w:rPr>
-                <w:rFonts w:ascii="Times New Roman" w:hAnsi="Times New Roman" w:eastAsia="Times New Roman" w:cs="Times New Roman"/>
-                <w:sz w:val="28"/>
-                <w:szCs w:val="28"/>
-              </w:rPr>
-              <w:t xml:space="preserve">Проверять корректность перемещения</w:t>
-            </w:r>
-            <w:r>
-              <w:rPr>
-                <w:rFonts w:ascii="Times New Roman" w:hAnsi="Times New Roman" w:eastAsia="Times New Roman" w:cs="Times New Roman"/>
-                <w:sz w:val="28"/>
-                <w:szCs w:val="28"/>
-              </w:rPr>
-            </w:r>
-            <w:r>
-              <w:rPr>
-                <w:rFonts w:ascii="Times New Roman" w:hAnsi="Times New Roman" w:eastAsia="Times New Roman" w:cs="Times New Roman"/>
-                <w:sz w:val="28"/>
-                <w:szCs w:val="28"/>
-              </w:rPr>
-            </w:r>
-            <w:r>
-              <w:rPr>
-                <w:rFonts w:ascii="Times New Roman" w:hAnsi="Times New Roman" w:eastAsia="Times New Roman" w:cs="Times New Roman"/>
-                <w:sz w:val="28"/>
-                <w:szCs w:val="28"/>
-              </w:rPr>
-            </w:r>
-          </w:p>
-          <w:p>
-            <w:pPr>
-              <w:pBdr/>
-              <w:spacing/>
-              <w:ind/>
-              <w:rPr>
-                <w:rFonts w:ascii="Times New Roman" w:hAnsi="Times New Roman" w:cs="Times New Roman"/>
-                <w:sz w:val="28"/>
-                <w:szCs w:val="28"/>
-              </w:rPr>
-            </w:pPr>
-            <w:r>
-              <w:rPr>
-                <w:rFonts w:ascii="Times New Roman" w:hAnsi="Times New Roman" w:eastAsia="Times New Roman" w:cs="Times New Roman"/>
-                <w:sz w:val="28"/>
-                <w:szCs w:val="28"/>
-                <w:highlight w:val="none"/>
-              </w:rPr>
-            </w:r>
-            <w:r>
-              <w:rPr>
-                <w:rFonts w:ascii="Times New Roman" w:hAnsi="Times New Roman" w:eastAsia="Times New Roman" w:cs="Times New Roman"/>
-                <w:sz w:val="28"/>
-                <w:szCs w:val="28"/>
-                <w:highlight w:val="none"/>
-              </w:rPr>
-              <w:t xml:space="preserve">Определять, можно ли класть один Шарик на другой</w:t>
-            </w:r>
-            <w:r>
-              <w:rPr>
-                <w:rFonts w:ascii="Times New Roman" w:hAnsi="Times New Roman" w:eastAsia="Times New Roman" w:cs="Times New Roman"/>
-                <w:sz w:val="28"/>
-                <w:szCs w:val="28"/>
-                <w:highlight w:val="none"/>
-              </w:rPr>
-            </w:r>
-            <w:r>
-              <w:rPr>
-                <w:rFonts w:ascii="Times New Roman" w:hAnsi="Times New Roman" w:eastAsia="Times New Roman" w:cs="Times New Roman"/>
-                <w:sz w:val="28"/>
-                <w:szCs w:val="28"/>
-                <w:highlight w:val="none"/>
-              </w:rPr>
-            </w:r>
-          </w:p>
-        </w:tc>
-      </w:tr>
-      <w:tr>
-        <w:trPr/>
-        <w:tc>
-          <w:tcPr>
-            <w:tcBorders/>
-            <w:tcW w:w="2409" w:type="dxa"/>
-            <w:textDirection w:val="lrTb"/>
-            <w:noWrap w:val="false"/>
-          </w:tcPr>
-          <w:p>
-            <w:pPr>
-              <w:pBdr>
-                <w:top w:val="none" w:color="000000" w:sz="4" w:space="0"/>
-                <w:left w:val="none" w:color="000000" w:sz="4" w:space="0"/>
-                <w:bottom w:val="none" w:color="000000" w:sz="4" w:space="0"/>
-                <w:right w:val="none" w:color="000000" w:sz="4" w:space="0"/>
-              </w:pBdr>
-              <w:spacing/>
-              <w:ind/>
-              <w:rPr>
-                <w:rFonts w:ascii="Times New Roman" w:hAnsi="Times New Roman" w:cs="Times New Roman"/>
-                <w:color w:val="000000"/>
-                <w:sz w:val="28"/>
-                <w:szCs w:val="28"/>
-                <w:highlight w:val="none"/>
-              </w:rPr>
-            </w:pPr>
-            <w:r>
-              <w:rPr>
-                <w:rFonts w:ascii="Times New Roman" w:hAnsi="Times New Roman" w:eastAsia="Times New Roman" w:cs="Times New Roman"/>
-                <w:color w:val="000000"/>
-                <w:sz w:val="28"/>
-                <w:szCs w:val="28"/>
-                <w:highlight w:val="none"/>
-              </w:rPr>
-            </w:r>
-            <w:r>
-              <w:rPr>
-                <w:rFonts w:ascii="Times New Roman" w:hAnsi="Times New Roman" w:eastAsia="Times New Roman" w:cs="Times New Roman"/>
-                <w:b/>
-                <w:color w:val="000000"/>
-                <w:sz w:val="28"/>
-                <w:szCs w:val="28"/>
-              </w:rPr>
-              <w:t xml:space="preserve">предназначение</w:t>
-            </w:r>
-            <w:r>
-              <w:rPr>
-                <w:rFonts w:ascii="Times New Roman" w:hAnsi="Times New Roman" w:eastAsia="Times New Roman" w:cs="Times New Roman"/>
-                <w:color w:val="000000"/>
-                <w:sz w:val="28"/>
-                <w:szCs w:val="28"/>
-                <w:highlight w:val="none"/>
-              </w:rPr>
-            </w:r>
-            <w:r>
-              <w:rPr>
-                <w:rFonts w:ascii="Times New Roman" w:hAnsi="Times New Roman" w:eastAsia="Times New Roman" w:cs="Times New Roman"/>
-                <w:color w:val="000000"/>
-                <w:sz w:val="28"/>
-                <w:szCs w:val="28"/>
-                <w:highlight w:val="none"/>
-              </w:rPr>
-            </w:r>
-          </w:p>
-        </w:tc>
-        <w:tc>
-          <w:tcPr>
-            <w:tcBorders/>
-            <w:tcW w:w="6946" w:type="dxa"/>
-            <w:textDirection w:val="lrTb"/>
-            <w:noWrap w:val="false"/>
-          </w:tcPr>
-          <w:p>
-            <w:pPr>
-              <w:pBdr/>
-              <w:spacing/>
-              <w:ind/>
-              <w:rPr>
-                <w:rFonts w:ascii="Times New Roman" w:hAnsi="Times New Roman" w:cs="Times New Roman"/>
-                <w:sz w:val="28"/>
-                <w:szCs w:val="28"/>
-                <w:highlight w:val="none"/>
-              </w:rPr>
-            </w:pPr>
-            <w:r>
-              <w:rPr>
-                <w:rFonts w:ascii="Times New Roman" w:hAnsi="Times New Roman" w:eastAsia="Times New Roman" w:cs="Times New Roman"/>
-                <w:sz w:val="28"/>
-                <w:szCs w:val="28"/>
-              </w:rPr>
-            </w:r>
-            <w:r>
-              <w:rPr>
-                <w:rFonts w:ascii="Times New Roman" w:hAnsi="Times New Roman" w:eastAsia="Times New Roman" w:cs="Times New Roman"/>
-                <w:sz w:val="28"/>
-                <w:szCs w:val="28"/>
-              </w:rPr>
-              <w:t xml:space="preserve">Централизованная логика проверки хода</w:t>
-            </w:r>
-            <w:r>
-              <w:rPr>
-                <w:rFonts w:ascii="Times New Roman" w:hAnsi="Times New Roman" w:eastAsia="Times New Roman" w:cs="Times New Roman"/>
-                <w:sz w:val="28"/>
-                <w:szCs w:val="28"/>
-              </w:rPr>
-            </w:r>
-            <w:r>
-              <w:rPr>
-                <w:rFonts w:ascii="Times New Roman" w:hAnsi="Times New Roman" w:eastAsia="Times New Roman" w:cs="Times New Roman"/>
-                <w:sz w:val="28"/>
-                <w:szCs w:val="28"/>
-              </w:rPr>
-            </w:r>
-            <w:r>
-              <w:rPr>
-                <w:rFonts w:ascii="Times New Roman" w:hAnsi="Times New Roman" w:eastAsia="Times New Roman" w:cs="Times New Roman"/>
-                <w:sz w:val="28"/>
-                <w:szCs w:val="28"/>
-              </w:rPr>
-            </w:r>
-          </w:p>
-          <w:p>
-            <w:pPr>
-              <w:pBdr/>
-              <w:spacing/>
-              <w:ind/>
-              <w:rPr>
-                <w:rFonts w:ascii="Times New Roman" w:hAnsi="Times New Roman" w:cs="Times New Roman"/>
-                <w:sz w:val="28"/>
-                <w:szCs w:val="28"/>
-              </w:rPr>
-            </w:pPr>
-            <w:r>
-              <w:rPr>
-                <w:rFonts w:ascii="Times New Roman" w:hAnsi="Times New Roman" w:eastAsia="Times New Roman" w:cs="Times New Roman"/>
-                <w:sz w:val="28"/>
-                <w:szCs w:val="28"/>
-                <w:highlight w:val="none"/>
-              </w:rPr>
-            </w:r>
-            <w:r>
-              <w:rPr>
-                <w:rFonts w:ascii="Times New Roman" w:hAnsi="Times New Roman" w:eastAsia="Times New Roman" w:cs="Times New Roman"/>
-                <w:sz w:val="28"/>
-                <w:szCs w:val="28"/>
-                <w:highlight w:val="none"/>
-              </w:rPr>
-              <w:t xml:space="preserve">Изоляция правил игры от Колб и Шариков</w:t>
-            </w:r>
-            <w:r>
-              <w:rPr>
-                <w:rFonts w:ascii="Times New Roman" w:hAnsi="Times New Roman" w:eastAsia="Times New Roman" w:cs="Times New Roman"/>
-                <w:sz w:val="28"/>
-                <w:szCs w:val="28"/>
-                <w:highlight w:val="none"/>
-              </w:rPr>
-            </w:r>
-            <w:r>
-              <w:rPr>
-                <w:rFonts w:ascii="Times New Roman" w:hAnsi="Times New Roman" w:eastAsia="Times New Roman" w:cs="Times New Roman"/>
-                <w:sz w:val="28"/>
-                <w:szCs w:val="28"/>
-                <w:highlight w:val="none"/>
-              </w:rPr>
-            </w:r>
-          </w:p>
-        </w:tc>
-      </w:tr>
-    </w:tbl>
-    <w:p>
-      <w:pPr>
-        <w:pBdr>
-          <w:top w:val="none" w:color="000000" w:sz="4" w:space="0"/>
-          <w:left w:val="none" w:color="000000" w:sz="4" w:space="0"/>
-          <w:bottom w:val="none" w:color="000000" w:sz="4" w:space="0"/>
-          <w:right w:val="none" w:color="000000" w:sz="4" w:space="0"/>
-        </w:pBdr>
-        <w:spacing/>
-        <w:ind w:right="0" w:firstLine="0" w:left="0"/>
-        <w:rPr>
-          <w:rFonts w:ascii="Times New Roman" w:hAnsi="Times New Roman" w:cs="Times New Roman"/>
-          <w:sz w:val="28"/>
-          <w:szCs w:val="28"/>
-        </w:rPr>
-      </w:pPr>
-      <w:r>
-        <w:rPr>
-          <w:rFonts w:ascii="Times New Roman" w:hAnsi="Times New Roman" w:eastAsia="Times New Roman" w:cs="Times New Roman"/>
-          <w:b/>
-          <w:color w:val="000000"/>
-          <w:sz w:val="28"/>
-          <w:szCs w:val="28"/>
-        </w:rPr>
-      </w:r>
-      <w:r>
-        <w:rPr>
-          <w:rFonts w:ascii="Times New Roman" w:hAnsi="Times New Roman" w:eastAsia="Times New Roman" w:cs="Times New Roman"/>
-          <w:sz w:val="28"/>
-          <w:szCs w:val="28"/>
-        </w:rPr>
-      </w:r>
-    </w:p>
-    <w:p>
-      <w:pPr>
-        <w:pStyle w:val="139"/>
-        <w:pBdr>
-          <w:top w:val="none" w:color="000000" w:sz="4" w:space="0"/>
-          <w:left w:val="none" w:color="000000" w:sz="4" w:space="0"/>
-          <w:bottom w:val="none" w:color="000000" w:sz="4" w:space="0"/>
-          <w:right w:val="none" w:color="000000" w:sz="4" w:space="0"/>
-        </w:pBdr>
-        <w:spacing/>
-        <w:ind w:right="0" w:firstLine="0" w:left="0"/>
-        <w:rPr>
-          <w:rFonts w:ascii="Times New Roman" w:hAnsi="Times New Roman" w:cs="Times New Roman"/>
-          <w:sz w:val="28"/>
-          <w:szCs w:val="28"/>
-        </w:rPr>
-      </w:pPr>
-      <w:r>
-        <w:rPr>
-          <w:rFonts w:ascii="Times New Roman" w:hAnsi="Times New Roman" w:eastAsia="Times New Roman" w:cs="Times New Roman"/>
-          <w:b/>
-          <w:color w:val="000000"/>
-          <w:sz w:val="28"/>
-          <w:szCs w:val="28"/>
-        </w:rPr>
-        <w:t xml:space="preserve">Контроллер Ввода (InputController)</w:t>
-      </w:r>
-      <w:r>
-        <w:rPr>
-          <w:rFonts w:ascii="Times New Roman" w:hAnsi="Times New Roman" w:eastAsia="Times New Roman" w:cs="Times New Roman"/>
-          <w:sz w:val="28"/>
-          <w:szCs w:val="28"/>
-        </w:rPr>
-      </w:r>
-    </w:p>
-    <w:p>
-      <w:pPr>
-        <w:pBdr>
-          <w:top w:val="none" w:color="000000" w:sz="4" w:space="0"/>
-          <w:left w:val="none" w:color="000000" w:sz="4" w:space="0"/>
-          <w:bottom w:val="none" w:color="000000" w:sz="4" w:space="0"/>
-          <w:right w:val="none" w:color="000000" w:sz="4" w:space="0"/>
-        </w:pBdr>
-        <w:spacing/>
-        <w:ind w:right="0" w:firstLine="0" w:left="0"/>
-        <w:rPr>
-          <w:rFonts w:ascii="Times New Roman" w:hAnsi="Times New Roman" w:cs="Times New Roman"/>
-          <w:sz w:val="28"/>
-          <w:szCs w:val="28"/>
-        </w:rPr>
-      </w:pPr>
-      <w:r>
-        <w:rPr>
-          <w:rFonts w:ascii="Times New Roman" w:hAnsi="Times New Roman" w:eastAsia="Times New Roman" w:cs="Times New Roman"/>
-          <w:color w:val="000000"/>
-          <w:sz w:val="28"/>
-          <w:szCs w:val="28"/>
-        </w:rPr>
-        <w:t xml:space="preserve">Обрабатывает действия Пользователя.</w:t>
-      </w:r>
-      <w:r>
-        <w:rPr>
-          <w:rFonts w:ascii="Times New Roman" w:hAnsi="Times New Roman" w:eastAsia="Times New Roman" w:cs="Times New Roman"/>
-          <w:sz w:val="28"/>
-          <w:szCs w:val="28"/>
-        </w:rPr>
-      </w:r>
-    </w:p>
-    <w:tbl>
-      <w:tblPr>
-        <w:tblStyle w:val="11"/>
-        <w:tblW w:w="0" w:type="auto"/>
-        <w:tblBorders/>
-        <w:tblLayout w:type="fixed"/>
-        <w:tblLook w:val="04A0" w:firstRow="1" w:lastRow="0" w:firstColumn="1" w:lastColumn="0" w:noHBand="0" w:noVBand="1"/>
-      </w:tblPr>
-      <w:tblGrid>
-        <w:gridCol w:w="2409"/>
-        <w:gridCol w:w="6946"/>
-      </w:tblGrid>
-      <w:tr>
-        <w:trPr/>
-        <w:tc>
-          <w:tcPr>
-            <w:tcBorders/>
-            <w:tcW w:w="2409" w:type="dxa"/>
-            <w:textDirection w:val="lrTb"/>
-            <w:noWrap w:val="false"/>
-          </w:tcPr>
-          <w:p>
-            <w:pPr>
-              <w:pBdr>
-                <w:top w:val="none" w:color="000000" w:sz="4" w:space="0"/>
-                <w:left w:val="none" w:color="000000" w:sz="4" w:space="0"/>
-                <w:bottom w:val="none" w:color="000000" w:sz="4" w:space="0"/>
-                <w:right w:val="none" w:color="000000" w:sz="4" w:space="0"/>
-              </w:pBdr>
-              <w:spacing/>
-              <w:ind/>
-              <w:rPr>
-                <w:rFonts w:ascii="Times New Roman" w:hAnsi="Times New Roman" w:cs="Times New Roman"/>
-                <w:color w:val="000000"/>
-                <w:sz w:val="28"/>
-                <w:szCs w:val="28"/>
-                <w:highlight w:val="none"/>
-              </w:rPr>
-            </w:pPr>
-            <w:r>
-              <w:rPr>
-                <w:rFonts w:ascii="Times New Roman" w:hAnsi="Times New Roman" w:eastAsia="Times New Roman" w:cs="Times New Roman"/>
-                <w:color w:val="000000"/>
-                <w:sz w:val="28"/>
-                <w:szCs w:val="28"/>
-                <w:highlight w:val="none"/>
-              </w:rPr>
-            </w:r>
-            <w:r>
-              <w:rPr>
-                <w:rFonts w:ascii="Times New Roman" w:hAnsi="Times New Roman" w:eastAsia="Times New Roman" w:cs="Times New Roman"/>
-                <w:b/>
-                <w:color w:val="000000"/>
-                <w:sz w:val="28"/>
-                <w:szCs w:val="28"/>
-              </w:rPr>
-              <w:t xml:space="preserve">знает</w:t>
-            </w:r>
-            <w:r>
-              <w:rPr>
-                <w:rFonts w:ascii="Times New Roman" w:hAnsi="Times New Roman" w:eastAsia="Times New Roman" w:cs="Times New Roman"/>
-                <w:color w:val="000000"/>
-                <w:sz w:val="28"/>
-                <w:szCs w:val="28"/>
-                <w:highlight w:val="none"/>
-              </w:rPr>
-            </w:r>
-            <w:r>
-              <w:rPr>
-                <w:rFonts w:ascii="Times New Roman" w:hAnsi="Times New Roman" w:eastAsia="Times New Roman" w:cs="Times New Roman"/>
-                <w:color w:val="000000"/>
-                <w:sz w:val="28"/>
-                <w:szCs w:val="28"/>
-                <w:highlight w:val="none"/>
-              </w:rPr>
-            </w:r>
-          </w:p>
-        </w:tc>
-        <w:tc>
-          <w:tcPr>
-            <w:tcBorders/>
-            <w:tcW w:w="6946" w:type="dxa"/>
-            <w:textDirection w:val="lrTb"/>
-            <w:noWrap w:val="false"/>
-          </w:tcPr>
-          <w:p>
-            <w:pPr>
-              <w:pBdr/>
-              <w:spacing/>
-              <w:ind/>
-              <w:rPr>
-                <w:rFonts w:ascii="Times New Roman" w:hAnsi="Times New Roman" w:cs="Times New Roman"/>
-                <w:sz w:val="28"/>
-                <w:szCs w:val="28"/>
-                <w:highlight w:val="none"/>
-              </w:rPr>
-            </w:pPr>
-            <w:r>
-              <w:rPr>
-                <w:rFonts w:ascii="Times New Roman" w:hAnsi="Times New Roman" w:eastAsia="Times New Roman" w:cs="Times New Roman"/>
-                <w:sz w:val="28"/>
-                <w:szCs w:val="28"/>
-              </w:rPr>
-            </w:r>
-            <w:r>
-              <w:rPr>
-                <w:rFonts w:ascii="Times New Roman" w:hAnsi="Times New Roman" w:eastAsia="Times New Roman" w:cs="Times New Roman"/>
-                <w:sz w:val="28"/>
-                <w:szCs w:val="28"/>
-              </w:rPr>
-              <w:t xml:space="preserve">Игру</w:t>
-            </w:r>
-            <w:r>
-              <w:rPr>
-                <w:rFonts w:ascii="Times New Roman" w:hAnsi="Times New Roman" w:eastAsia="Times New Roman" w:cs="Times New Roman"/>
-                <w:sz w:val="28"/>
-                <w:szCs w:val="28"/>
-              </w:rPr>
-            </w:r>
-            <w:r>
-              <w:rPr>
-                <w:rFonts w:ascii="Times New Roman" w:hAnsi="Times New Roman" w:eastAsia="Times New Roman" w:cs="Times New Roman"/>
-                <w:sz w:val="28"/>
-                <w:szCs w:val="28"/>
-              </w:rPr>
-            </w:r>
-            <w:r>
-              <w:rPr>
-                <w:rFonts w:ascii="Times New Roman" w:hAnsi="Times New Roman" w:eastAsia="Times New Roman" w:cs="Times New Roman"/>
-                <w:sz w:val="28"/>
-                <w:szCs w:val="28"/>
-              </w:rPr>
-            </w:r>
-          </w:p>
-          <w:p>
-            <w:pPr>
-              <w:pBdr/>
-              <w:spacing/>
-              <w:ind/>
-              <w:rPr>
-                <w:rFonts w:ascii="Times New Roman" w:hAnsi="Times New Roman" w:cs="Times New Roman"/>
-                <w:sz w:val="28"/>
-                <w:szCs w:val="28"/>
-              </w:rPr>
-            </w:pPr>
-            <w:r>
-              <w:rPr>
-                <w:rFonts w:ascii="Times New Roman" w:hAnsi="Times New Roman" w:eastAsia="Times New Roman" w:cs="Times New Roman"/>
-                <w:sz w:val="28"/>
-                <w:szCs w:val="28"/>
-                <w:highlight w:val="none"/>
-              </w:rPr>
-            </w:r>
-            <w:r>
-              <w:rPr>
-                <w:rFonts w:ascii="Times New Roman" w:hAnsi="Times New Roman" w:eastAsia="Times New Roman" w:cs="Times New Roman"/>
-                <w:sz w:val="28"/>
-                <w:szCs w:val="28"/>
-                <w:highlight w:val="none"/>
-              </w:rPr>
-              <w:t xml:space="preserve">Выбранные Колбы</w:t>
-            </w:r>
-            <w:r>
-              <w:rPr>
-                <w:rFonts w:ascii="Times New Roman" w:hAnsi="Times New Roman" w:eastAsia="Times New Roman" w:cs="Times New Roman"/>
-                <w:sz w:val="28"/>
-                <w:szCs w:val="28"/>
-                <w:highlight w:val="none"/>
-              </w:rPr>
-            </w:r>
-            <w:r>
-              <w:rPr>
-                <w:rFonts w:ascii="Times New Roman" w:hAnsi="Times New Roman" w:eastAsia="Times New Roman" w:cs="Times New Roman"/>
-                <w:sz w:val="28"/>
-                <w:szCs w:val="28"/>
-                <w:highlight w:val="none"/>
-              </w:rPr>
-            </w:r>
-          </w:p>
-        </w:tc>
-      </w:tr>
-      <w:tr>
-        <w:trPr/>
-        <w:tc>
-          <w:tcPr>
-            <w:tcBorders/>
-            <w:tcW w:w="2409" w:type="dxa"/>
-            <w:textDirection w:val="lrTb"/>
-            <w:noWrap w:val="false"/>
-          </w:tcPr>
-          <w:p>
-            <w:pPr>
-              <w:pBdr>
-                <w:top w:val="none" w:color="000000" w:sz="4" w:space="0"/>
-                <w:left w:val="none" w:color="000000" w:sz="4" w:space="0"/>
-                <w:bottom w:val="none" w:color="000000" w:sz="4" w:space="0"/>
-                <w:right w:val="none" w:color="000000" w:sz="4" w:space="0"/>
-              </w:pBdr>
-              <w:spacing/>
-              <w:ind/>
-              <w:rPr>
-                <w:rFonts w:ascii="Times New Roman" w:hAnsi="Times New Roman" w:cs="Times New Roman"/>
-                <w:color w:val="000000"/>
-                <w:sz w:val="28"/>
-                <w:szCs w:val="28"/>
-                <w:highlight w:val="none"/>
-              </w:rPr>
-            </w:pPr>
-            <w:r>
-              <w:rPr>
-                <w:rFonts w:ascii="Times New Roman" w:hAnsi="Times New Roman" w:eastAsia="Times New Roman" w:cs="Times New Roman"/>
-                <w:color w:val="000000"/>
-                <w:sz w:val="28"/>
-                <w:szCs w:val="28"/>
-                <w:highlight w:val="none"/>
-              </w:rPr>
-            </w:r>
-            <w:r>
-              <w:rPr>
-                <w:rFonts w:ascii="Times New Roman" w:hAnsi="Times New Roman" w:eastAsia="Times New Roman" w:cs="Times New Roman"/>
-                <w:b/>
-                <w:color w:val="000000"/>
-                <w:sz w:val="28"/>
-                <w:szCs w:val="28"/>
-              </w:rPr>
-              <w:t xml:space="preserve">умеет</w:t>
-            </w:r>
-            <w:r>
-              <w:rPr>
-                <w:rFonts w:ascii="Times New Roman" w:hAnsi="Times New Roman" w:eastAsia="Times New Roman" w:cs="Times New Roman"/>
-                <w:color w:val="000000"/>
-                <w:sz w:val="28"/>
-                <w:szCs w:val="28"/>
-                <w:highlight w:val="none"/>
-              </w:rPr>
-            </w:r>
-            <w:r>
-              <w:rPr>
-                <w:rFonts w:ascii="Times New Roman" w:hAnsi="Times New Roman" w:eastAsia="Times New Roman" w:cs="Times New Roman"/>
-                <w:color w:val="000000"/>
-                <w:sz w:val="28"/>
-                <w:szCs w:val="28"/>
-                <w:highlight w:val="none"/>
-              </w:rPr>
-            </w:r>
-          </w:p>
-        </w:tc>
-        <w:tc>
-          <w:tcPr>
-            <w:tcBorders/>
-            <w:tcW w:w="6946" w:type="dxa"/>
-            <w:textDirection w:val="lrTb"/>
-            <w:noWrap w:val="false"/>
-          </w:tcPr>
-          <w:p>
-            <w:pPr>
-              <w:pBdr/>
-              <w:spacing/>
-              <w:ind/>
-              <w:rPr>
-                <w:rFonts w:ascii="Times New Roman" w:hAnsi="Times New Roman" w:cs="Times New Roman"/>
-                <w:sz w:val="28"/>
-                <w:szCs w:val="28"/>
-                <w:highlight w:val="none"/>
-              </w:rPr>
-            </w:pPr>
-            <w:r>
-              <w:rPr>
-                <w:rFonts w:ascii="Times New Roman" w:hAnsi="Times New Roman" w:eastAsia="Times New Roman" w:cs="Times New Roman"/>
-                <w:sz w:val="28"/>
-                <w:szCs w:val="28"/>
-              </w:rPr>
-            </w:r>
-            <w:r>
-              <w:rPr>
-                <w:rFonts w:ascii="Times New Roman" w:hAnsi="Times New Roman" w:eastAsia="Times New Roman" w:cs="Times New Roman"/>
-                <w:sz w:val="28"/>
-                <w:szCs w:val="28"/>
-              </w:rPr>
-              <w:t xml:space="preserve">Обрабатывать выбор Колбы</w:t>
-            </w:r>
-            <w:r>
-              <w:rPr>
-                <w:rFonts w:ascii="Times New Roman" w:hAnsi="Times New Roman" w:eastAsia="Times New Roman" w:cs="Times New Roman"/>
-                <w:sz w:val="28"/>
-                <w:szCs w:val="28"/>
-              </w:rPr>
-            </w:r>
-            <w:r>
-              <w:rPr>
-                <w:rFonts w:ascii="Times New Roman" w:hAnsi="Times New Roman" w:eastAsia="Times New Roman" w:cs="Times New Roman"/>
-                <w:sz w:val="28"/>
-                <w:szCs w:val="28"/>
-              </w:rPr>
-            </w:r>
-            <w:r>
-              <w:rPr>
-                <w:rFonts w:ascii="Times New Roman" w:hAnsi="Times New Roman" w:eastAsia="Times New Roman" w:cs="Times New Roman"/>
-                <w:sz w:val="28"/>
-                <w:szCs w:val="28"/>
-              </w:rPr>
-            </w:r>
-          </w:p>
-          <w:p>
-            <w:pPr>
-              <w:pBdr/>
-              <w:spacing/>
-              <w:ind/>
-              <w:rPr>
-                <w:rFonts w:ascii="Times New Roman" w:hAnsi="Times New Roman" w:cs="Times New Roman"/>
-                <w:sz w:val="28"/>
-                <w:szCs w:val="28"/>
-              </w:rPr>
-            </w:pPr>
-            <w:r>
-              <w:rPr>
-                <w:rFonts w:ascii="Times New Roman" w:hAnsi="Times New Roman" w:eastAsia="Times New Roman" w:cs="Times New Roman"/>
-                <w:sz w:val="28"/>
-                <w:szCs w:val="28"/>
-                <w:highlight w:val="none"/>
-              </w:rPr>
-            </w:r>
-            <w:r>
-              <w:rPr>
-                <w:rFonts w:ascii="Times New Roman" w:hAnsi="Times New Roman" w:eastAsia="Times New Roman" w:cs="Times New Roman"/>
-                <w:sz w:val="28"/>
-                <w:szCs w:val="28"/>
-                <w:highlight w:val="none"/>
-              </w:rPr>
-              <w:t xml:space="preserve">Передавать запросы на перемещение</w:t>
-            </w:r>
-            <w:r>
-              <w:rPr>
-                <w:rFonts w:ascii="Times New Roman" w:hAnsi="Times New Roman" w:eastAsia="Times New Roman" w:cs="Times New Roman"/>
-                <w:sz w:val="28"/>
-                <w:szCs w:val="28"/>
-                <w:highlight w:val="none"/>
-              </w:rPr>
-            </w:r>
-            <w:r>
-              <w:rPr>
-                <w:rFonts w:ascii="Times New Roman" w:hAnsi="Times New Roman" w:eastAsia="Times New Roman" w:cs="Times New Roman"/>
-                <w:sz w:val="28"/>
-                <w:szCs w:val="28"/>
-                <w:highlight w:val="none"/>
-              </w:rPr>
-            </w:r>
-          </w:p>
-        </w:tc>
-      </w:tr>
-      <w:tr>
-        <w:trPr/>
-        <w:tc>
-          <w:tcPr>
-            <w:tcBorders/>
-            <w:tcW w:w="2409" w:type="dxa"/>
-            <w:textDirection w:val="lrTb"/>
-            <w:noWrap w:val="false"/>
-          </w:tcPr>
-          <w:p>
-            <w:pPr>
-              <w:pBdr>
-                <w:top w:val="none" w:color="000000" w:sz="4" w:space="0"/>
-                <w:left w:val="none" w:color="000000" w:sz="4" w:space="0"/>
-                <w:bottom w:val="none" w:color="000000" w:sz="4" w:space="0"/>
-                <w:right w:val="none" w:color="000000" w:sz="4" w:space="0"/>
-              </w:pBdr>
-              <w:spacing/>
-              <w:ind/>
-              <w:rPr>
-                <w:rFonts w:ascii="Times New Roman" w:hAnsi="Times New Roman" w:cs="Times New Roman"/>
-                <w:color w:val="000000"/>
-                <w:sz w:val="28"/>
-                <w:szCs w:val="28"/>
-                <w:highlight w:val="none"/>
-              </w:rPr>
-            </w:pPr>
-            <w:r>
-              <w:rPr>
-                <w:rFonts w:ascii="Times New Roman" w:hAnsi="Times New Roman" w:eastAsia="Times New Roman" w:cs="Times New Roman"/>
-                <w:color w:val="000000"/>
-                <w:sz w:val="28"/>
-                <w:szCs w:val="28"/>
-                <w:highlight w:val="none"/>
-              </w:rPr>
-            </w:r>
-            <w:r>
-              <w:rPr>
-                <w:rFonts w:ascii="Times New Roman" w:hAnsi="Times New Roman" w:eastAsia="Times New Roman" w:cs="Times New Roman"/>
-                <w:b/>
-                <w:color w:val="000000"/>
-                <w:sz w:val="28"/>
-                <w:szCs w:val="28"/>
-              </w:rPr>
-              <w:t xml:space="preserve">предназначение</w:t>
-            </w:r>
-            <w:r>
-              <w:rPr>
-                <w:rFonts w:ascii="Times New Roman" w:hAnsi="Times New Roman" w:eastAsia="Times New Roman" w:cs="Times New Roman"/>
-                <w:color w:val="000000"/>
-                <w:sz w:val="28"/>
-                <w:szCs w:val="28"/>
-                <w:highlight w:val="none"/>
-              </w:rPr>
-            </w:r>
-            <w:r>
-              <w:rPr>
-                <w:rFonts w:ascii="Times New Roman" w:hAnsi="Times New Roman" w:eastAsia="Times New Roman" w:cs="Times New Roman"/>
-                <w:color w:val="000000"/>
-                <w:sz w:val="28"/>
-                <w:szCs w:val="28"/>
-                <w:highlight w:val="none"/>
-              </w:rPr>
-            </w:r>
-          </w:p>
-        </w:tc>
-        <w:tc>
-          <w:tcPr>
-            <w:tcBorders/>
-            <w:tcW w:w="6946" w:type="dxa"/>
-            <w:textDirection w:val="lrTb"/>
-            <w:noWrap w:val="false"/>
-          </w:tcPr>
-          <w:p>
-            <w:pPr>
-              <w:pBdr/>
-              <w:spacing/>
-              <w:ind/>
-              <w:rPr>
-                <w:rFonts w:ascii="Times New Roman" w:hAnsi="Times New Roman" w:cs="Times New Roman"/>
-                <w:sz w:val="28"/>
-                <w:szCs w:val="28"/>
-              </w:rPr>
-            </w:pPr>
-            <w:r>
-              <w:rPr>
-                <w:rFonts w:ascii="Times New Roman" w:hAnsi="Times New Roman" w:eastAsia="Times New Roman" w:cs="Times New Roman"/>
-                <w:sz w:val="28"/>
-                <w:szCs w:val="28"/>
-              </w:rPr>
-            </w:r>
-            <w:r>
-              <w:rPr>
-                <w:rFonts w:ascii="Times New Roman" w:hAnsi="Times New Roman" w:eastAsia="Times New Roman" w:cs="Times New Roman"/>
-                <w:sz w:val="28"/>
-                <w:szCs w:val="28"/>
-              </w:rPr>
-              <w:t xml:space="preserve">Связь между Пользователем и Игрой</w:t>
-            </w:r>
-            <w:r>
-              <w:rPr>
-                <w:rFonts w:ascii="Times New Roman" w:hAnsi="Times New Roman" w:eastAsia="Times New Roman" w:cs="Times New Roman"/>
-                <w:sz w:val="28"/>
-                <w:szCs w:val="28"/>
-              </w:rPr>
-            </w:r>
-            <w:r>
-              <w:rPr>
-                <w:rFonts w:ascii="Times New Roman" w:hAnsi="Times New Roman" w:eastAsia="Times New Roman" w:cs="Times New Roman"/>
-                <w:sz w:val="28"/>
-                <w:szCs w:val="28"/>
-              </w:rPr>
-            </w:r>
-            <w:r>
-              <w:rPr>
-                <w:rFonts w:ascii="Times New Roman" w:hAnsi="Times New Roman" w:eastAsia="Times New Roman" w:cs="Times New Roman"/>
-                <w:sz w:val="28"/>
-                <w:szCs w:val="28"/>
-              </w:rPr>
-            </w:r>
-          </w:p>
-        </w:tc>
-      </w:tr>
-    </w:tbl>
-    <w:p>
-      <w:pPr>
-        <w:pBdr/>
-        <w:spacing/>
-        <w:ind/>
-        <w:rPr>
-          <w:rFonts w:ascii="Times New Roman" w:hAnsi="Times New Roman" w:cs="Times New Roman"/>
-          <w:sz w:val="28"/>
-          <w:szCs w:val="28"/>
-        </w:rPr>
-      </w:pPr>
-      <w:r>
-        <w:rPr>
-          <w:rFonts w:ascii="Times New Roman" w:hAnsi="Times New Roman" w:eastAsia="Times New Roman" w:cs="Times New Roman"/>
-          <w:sz w:val="28"/>
-          <w:szCs w:val="28"/>
-        </w:rPr>
-      </w:r>
-      <w:r>
-        <w:rPr>
-          <w:rFonts w:ascii="Times New Roman" w:hAnsi="Times New Roman" w:eastAsia="Times New Roman" w:cs="Times New Roman"/>
           <w:sz w:val="28"/>
           <w:szCs w:val="28"/>
         </w:rPr>
@@ -7236,7 +5299,6 @@
         <w:ind/>
         <w:rPr/>
       </w:pPr>
-      <w:r/>
       <w:r>
         <w:separator/>
       </w:r>
@@ -7251,7 +5313,6 @@
         <w:ind/>
         <w:rPr/>
       </w:pPr>
-      <w:r/>
       <w:r>
         <w:continuationSeparator/>
       </w:r>
@@ -7271,7 +5332,6 @@
         <w:ind/>
         <w:rPr/>
       </w:pPr>
-      <w:r/>
       <w:r>
         <w:separator/>
       </w:r>
@@ -7286,7 +5346,6 @@
         <w:ind/>
         <w:rPr/>
       </w:pPr>
-      <w:r/>
       <w:r>
         <w:continuationSeparator/>
       </w:r>
@@ -7454,9 +5513,20 @@
     <w:lsdException w:name="Bibliography" w:uiPriority="37"/>
     <w:lsdException w:name="TOC Heading" w:uiPriority="39" w:qFormat="1"/>
   </w:latentStyles>
-  <w:style w:type="table" w:styleId="11">
+  <w:style w:type="character" w:styleId="47">
+    <w:name w:val="Caption Char"/>
+    <w:basedOn w:val="818"/>
+    <w:link w:val="816"/>
+    <w:uiPriority w:val="99"/>
+    <w:pPr>
+      <w:pBdr/>
+      <w:spacing/>
+      <w:ind/>
+    </w:pPr>
+  </w:style>
+  <w:style w:type="table" w:styleId="654">
     <w:name w:val="Table Grid"/>
-    <w:basedOn w:val="661"/>
+    <w:basedOn w:val="839"/>
     <w:uiPriority w:val="59"/>
     <w:pPr>
       <w:pBdr/>
@@ -7653,9 +5723,9 @@
       </w:tcPr>
     </w:tblStylePr>
   </w:style>
-  <w:style w:type="table" w:styleId="12">
+  <w:style w:type="table" w:styleId="655">
     <w:name w:val="Table Grid Light"/>
-    <w:basedOn w:val="661"/>
+    <w:basedOn w:val="839"/>
     <w:uiPriority w:val="59"/>
     <w:pPr>
       <w:pBdr/>
@@ -7852,9 +5922,9 @@
       </w:tcPr>
     </w:tblStylePr>
   </w:style>
-  <w:style w:type="table" w:styleId="13">
+  <w:style w:type="table" w:styleId="656">
     <w:name w:val="Plain Table 1"/>
-    <w:basedOn w:val="661"/>
+    <w:basedOn w:val="839"/>
     <w:uiPriority w:val="59"/>
     <w:pPr>
       <w:pBdr/>
@@ -8077,9 +6147,9 @@
       </w:tcPr>
     </w:tblStylePr>
   </w:style>
-  <w:style w:type="table" w:styleId="14">
+  <w:style w:type="table" w:styleId="657">
     <w:name w:val="Plain Table 2"/>
-    <w:basedOn w:val="661"/>
+    <w:basedOn w:val="839"/>
     <w:uiPriority w:val="59"/>
     <w:pPr>
       <w:pBdr/>
@@ -8310,9 +6380,9 @@
       </w:tcPr>
     </w:tblStylePr>
   </w:style>
-  <w:style w:type="table" w:styleId="15">
+  <w:style w:type="table" w:styleId="658">
     <w:name w:val="Plain Table 3"/>
-    <w:basedOn w:val="661"/>
+    <w:basedOn w:val="839"/>
     <w:uiPriority w:val="99"/>
     <w:pPr>
       <w:pBdr/>
@@ -8540,9 +6610,9 @@
       </w:tcPr>
     </w:tblStylePr>
   </w:style>
-  <w:style w:type="table" w:styleId="16">
+  <w:style w:type="table" w:styleId="659">
     <w:name w:val="Plain Table 4"/>
-    <w:basedOn w:val="661"/>
+    <w:basedOn w:val="839"/>
     <w:uiPriority w:val="99"/>
     <w:pPr>
       <w:pBdr/>
@@ -8756,9 +6826,9 @@
       </w:tcPr>
     </w:tblStylePr>
   </w:style>
-  <w:style w:type="table" w:styleId="17">
+  <w:style w:type="table" w:styleId="660">
     <w:name w:val="Plain Table 5"/>
-    <w:basedOn w:val="661"/>
+    <w:basedOn w:val="839"/>
     <w:uiPriority w:val="99"/>
     <w:pPr>
       <w:pBdr/>
@@ -8989,9 +7059,9 @@
       </w:tcPr>
     </w:tblStylePr>
   </w:style>
-  <w:style w:type="table" w:styleId="18">
+  <w:style w:type="table" w:styleId="661">
     <w:name w:val="Grid Table 1 Light"/>
-    <w:basedOn w:val="661"/>
+    <w:basedOn w:val="839"/>
     <w:uiPriority w:val="99"/>
     <w:pPr>
       <w:pBdr/>
@@ -9212,9 +7282,9 @@
       </w:tcPr>
     </w:tblStylePr>
   </w:style>
-  <w:style w:type="table" w:styleId="19">
+  <w:style w:type="table" w:styleId="662">
     <w:name w:val="Grid Table 1 Light - Accent 1"/>
-    <w:basedOn w:val="661"/>
+    <w:basedOn w:val="839"/>
     <w:uiPriority w:val="99"/>
     <w:pPr>
       <w:pBdr/>
@@ -9435,9 +7505,9 @@
       </w:tcPr>
     </w:tblStylePr>
   </w:style>
-  <w:style w:type="table" w:styleId="20">
+  <w:style w:type="table" w:styleId="663">
     <w:name w:val="Grid Table 1 Light - Accent 2"/>
-    <w:basedOn w:val="661"/>
+    <w:basedOn w:val="839"/>
     <w:uiPriority w:val="99"/>
     <w:pPr>
       <w:pBdr/>
@@ -9658,9 +7728,9 @@
       </w:tcPr>
     </w:tblStylePr>
   </w:style>
-  <w:style w:type="table" w:styleId="21">
+  <w:style w:type="table" w:styleId="664">
     <w:name w:val="Grid Table 1 Light - Accent 3"/>
-    <w:basedOn w:val="661"/>
+    <w:basedOn w:val="839"/>
     <w:uiPriority w:val="99"/>
     <w:pPr>
       <w:pBdr/>
@@ -9881,9 +7951,9 @@
       </w:tcPr>
     </w:tblStylePr>
   </w:style>
-  <w:style w:type="table" w:styleId="22">
+  <w:style w:type="table" w:styleId="665">
     <w:name w:val="Grid Table 1 Light - Accent 4"/>
-    <w:basedOn w:val="661"/>
+    <w:basedOn w:val="839"/>
     <w:uiPriority w:val="99"/>
     <w:pPr>
       <w:pBdr/>
@@ -10104,9 +8174,9 @@
       </w:tcPr>
     </w:tblStylePr>
   </w:style>
-  <w:style w:type="table" w:styleId="23">
+  <w:style w:type="table" w:styleId="666">
     <w:name w:val="Grid Table 1 Light - Accent 5"/>
-    <w:basedOn w:val="661"/>
+    <w:basedOn w:val="839"/>
     <w:uiPriority w:val="99"/>
     <w:pPr>
       <w:pBdr/>
@@ -10327,9 +8397,9 @@
       </w:tcPr>
     </w:tblStylePr>
   </w:style>
-  <w:style w:type="table" w:styleId="24">
+  <w:style w:type="table" w:styleId="667">
     <w:name w:val="Grid Table 1 Light - Accent 6"/>
-    <w:basedOn w:val="661"/>
+    <w:basedOn w:val="839"/>
     <w:uiPriority w:val="99"/>
     <w:pPr>
       <w:pBdr/>
@@ -10550,9 +8620,9 @@
       </w:tcPr>
     </w:tblStylePr>
   </w:style>
-  <w:style w:type="table" w:styleId="25">
+  <w:style w:type="table" w:styleId="668">
     <w:name w:val="Grid Table 2"/>
-    <w:basedOn w:val="661"/>
+    <w:basedOn w:val="839"/>
     <w:uiPriority w:val="99"/>
     <w:pPr>
       <w:pBdr/>
@@ -10782,9 +8852,9 @@
       </w:tcPr>
     </w:tblStylePr>
   </w:style>
-  <w:style w:type="table" w:styleId="26">
+  <w:style w:type="table" w:styleId="669">
     <w:name w:val="Grid Table 2 - Accent 1"/>
-    <w:basedOn w:val="661"/>
+    <w:basedOn w:val="839"/>
     <w:uiPriority w:val="99"/>
     <w:pPr>
       <w:pBdr/>
@@ -11014,9 +9084,9 @@
       </w:tcPr>
     </w:tblStylePr>
   </w:style>
-  <w:style w:type="table" w:styleId="27">
+  <w:style w:type="table" w:styleId="670">
     <w:name w:val="Grid Table 2 - Accent 2"/>
-    <w:basedOn w:val="661"/>
+    <w:basedOn w:val="839"/>
     <w:uiPriority w:val="99"/>
     <w:pPr>
       <w:pBdr/>
@@ -11246,9 +9316,9 @@
       </w:tcPr>
     </w:tblStylePr>
   </w:style>
-  <w:style w:type="table" w:styleId="28">
+  <w:style w:type="table" w:styleId="671">
     <w:name w:val="Grid Table 2 - Accent 3"/>
-    <w:basedOn w:val="661"/>
+    <w:basedOn w:val="839"/>
     <w:uiPriority w:val="99"/>
     <w:pPr>
       <w:pBdr/>
@@ -11478,9 +9548,9 @@
       </w:tcPr>
     </w:tblStylePr>
   </w:style>
-  <w:style w:type="table" w:styleId="29">
+  <w:style w:type="table" w:styleId="672">
     <w:name w:val="Grid Table 2 - Accent 4"/>
-    <w:basedOn w:val="661"/>
+    <w:basedOn w:val="839"/>
     <w:uiPriority w:val="99"/>
     <w:pPr>
       <w:pBdr/>
@@ -11710,9 +9780,9 @@
       </w:tcPr>
     </w:tblStylePr>
   </w:style>
-  <w:style w:type="table" w:styleId="30">
+  <w:style w:type="table" w:styleId="673">
     <w:name w:val="Grid Table 2 - Accent 5"/>
-    <w:basedOn w:val="661"/>
+    <w:basedOn w:val="839"/>
     <w:uiPriority w:val="99"/>
     <w:pPr>
       <w:pBdr/>
@@ -11942,9 +10012,9 @@
       </w:tcPr>
     </w:tblStylePr>
   </w:style>
-  <w:style w:type="table" w:styleId="31">
+  <w:style w:type="table" w:styleId="674">
     <w:name w:val="Grid Table 2 - Accent 6"/>
-    <w:basedOn w:val="661"/>
+    <w:basedOn w:val="839"/>
     <w:uiPriority w:val="99"/>
     <w:pPr>
       <w:pBdr/>
@@ -12174,9 +10244,9 @@
       </w:tcPr>
     </w:tblStylePr>
   </w:style>
-  <w:style w:type="table" w:styleId="32">
+  <w:style w:type="table" w:styleId="675">
     <w:name w:val="Grid Table 3"/>
-    <w:basedOn w:val="661"/>
+    <w:basedOn w:val="839"/>
     <w:uiPriority w:val="99"/>
     <w:pPr>
       <w:pBdr/>
@@ -12275,29 +10345,6 @@
         <w:tblBorders/>
       </w:tblPr>
       <w:tcPr>
-        <w:shd w:color="ffffff"/>
-        <w:tcBorders>
-          <w:top w:val="none" w:color="000000" w:sz="4" w:space="0"/>
-          <w:left w:val="none" w:color="000000" w:sz="4" w:space="0"/>
-          <w:bottom w:val="none" w:color="000000" w:sz="4" w:space="0"/>
-          <w:right w:val="none" w:color="000000" w:sz="4" w:space="0"/>
-        </w:tcBorders>
-      </w:tcPr>
-    </w:tblStylePr>
-    <w:tblStylePr w:type="firstRow">
-      <w:rPr>
-        <w:b/>
-        <w:color w:val="404040"/>
-      </w:rPr>
-      <w:pPr>
-        <w:pBdr/>
-        <w:spacing/>
-        <w:ind/>
-      </w:pPr>
-      <w:tblPr>
-        <w:tblBorders/>
-      </w:tblPr>
-      <w:tcPr>
         <w:shd w:val="clear" w:color="ffffff"/>
         <w:tcBorders>
           <w:top w:val="none" w:color="000000" w:sz="4" w:space="0"/>
@@ -12307,30 +10354,7 @@
         </w:tcBorders>
       </w:tcPr>
     </w:tblStylePr>
-    <w:tblStylePr w:type="lastCol">
-      <w:rPr>
-        <w:i/>
-        <w:color w:val="404040"/>
-      </w:rPr>
-      <w:pPr>
-        <w:pBdr/>
-        <w:spacing/>
-        <w:ind/>
-      </w:pPr>
-      <w:tblPr>
-        <w:tblBorders/>
-      </w:tblPr>
-      <w:tcPr>
-        <w:shd w:color="ffffff"/>
-        <w:tcBorders>
-          <w:top w:val="none" w:color="000000" w:sz="4" w:space="0"/>
-          <w:left w:val="none" w:color="000000" w:sz="4" w:space="0"/>
-          <w:bottom w:val="none" w:color="000000" w:sz="4" w:space="0"/>
-          <w:right w:val="none" w:color="000000" w:sz="4" w:space="0"/>
-        </w:tcBorders>
-      </w:tcPr>
-    </w:tblStylePr>
-    <w:tblStylePr w:type="lastRow">
+    <w:tblStylePr w:type="firstRow">
       <w:rPr>
         <w:b/>
         <w:color w:val="404040"/>
@@ -12353,6 +10377,52 @@
         </w:tcBorders>
       </w:tcPr>
     </w:tblStylePr>
+    <w:tblStylePr w:type="lastCol">
+      <w:rPr>
+        <w:i/>
+        <w:color w:val="404040"/>
+      </w:rPr>
+      <w:pPr>
+        <w:pBdr/>
+        <w:spacing/>
+        <w:ind/>
+      </w:pPr>
+      <w:tblPr>
+        <w:tblBorders/>
+      </w:tblPr>
+      <w:tcPr>
+        <w:shd w:val="clear" w:color="ffffff"/>
+        <w:tcBorders>
+          <w:top w:val="none" w:color="000000" w:sz="4" w:space="0"/>
+          <w:left w:val="none" w:color="000000" w:sz="4" w:space="0"/>
+          <w:bottom w:val="none" w:color="000000" w:sz="4" w:space="0"/>
+          <w:right w:val="none" w:color="000000" w:sz="4" w:space="0"/>
+        </w:tcBorders>
+      </w:tcPr>
+    </w:tblStylePr>
+    <w:tblStylePr w:type="lastRow">
+      <w:rPr>
+        <w:b/>
+        <w:color w:val="404040"/>
+      </w:rPr>
+      <w:pPr>
+        <w:pBdr/>
+        <w:spacing/>
+        <w:ind/>
+      </w:pPr>
+      <w:tblPr>
+        <w:tblBorders/>
+      </w:tblPr>
+      <w:tcPr>
+        <w:shd w:val="clear" w:color="ffffff"/>
+        <w:tcBorders>
+          <w:top w:val="none" w:color="000000" w:sz="4" w:space="0"/>
+          <w:left w:val="none" w:color="000000" w:sz="4" w:space="0"/>
+          <w:bottom w:val="none" w:color="000000" w:sz="4" w:space="0"/>
+          <w:right w:val="none" w:color="000000" w:sz="4" w:space="0"/>
+        </w:tcBorders>
+      </w:tcPr>
+    </w:tblStylePr>
     <w:tblStylePr w:type="nwCell">
       <w:pPr>
         <w:pBdr/>
@@ -12419,9 +10489,9 @@
       </w:tcPr>
     </w:tblStylePr>
   </w:style>
-  <w:style w:type="table" w:styleId="33">
+  <w:style w:type="table" w:styleId="676">
     <w:name w:val="Grid Table 3 - Accent 1"/>
-    <w:basedOn w:val="661"/>
+    <w:basedOn w:val="839"/>
     <w:uiPriority w:val="99"/>
     <w:pPr>
       <w:pBdr/>
@@ -12520,29 +10590,6 @@
         <w:tblBorders/>
       </w:tblPr>
       <w:tcPr>
-        <w:shd w:color="ffffff"/>
-        <w:tcBorders>
-          <w:top w:val="none" w:color="000000" w:sz="4" w:space="0"/>
-          <w:left w:val="none" w:color="000000" w:sz="4" w:space="0"/>
-          <w:bottom w:val="none" w:color="000000" w:sz="4" w:space="0"/>
-          <w:right w:val="none" w:color="000000" w:sz="4" w:space="0"/>
-        </w:tcBorders>
-      </w:tcPr>
-    </w:tblStylePr>
-    <w:tblStylePr w:type="firstRow">
-      <w:rPr>
-        <w:b/>
-        <w:color w:val="404040"/>
-      </w:rPr>
-      <w:pPr>
-        <w:pBdr/>
-        <w:spacing/>
-        <w:ind/>
-      </w:pPr>
-      <w:tblPr>
-        <w:tblBorders/>
-      </w:tblPr>
-      <w:tcPr>
         <w:shd w:val="clear" w:color="ffffff"/>
         <w:tcBorders>
           <w:top w:val="none" w:color="000000" w:sz="4" w:space="0"/>
@@ -12552,30 +10599,7 @@
         </w:tcBorders>
       </w:tcPr>
     </w:tblStylePr>
-    <w:tblStylePr w:type="lastCol">
-      <w:rPr>
-        <w:i/>
-        <w:color w:val="404040"/>
-      </w:rPr>
-      <w:pPr>
-        <w:pBdr/>
-        <w:spacing/>
-        <w:ind/>
-      </w:pPr>
-      <w:tblPr>
-        <w:tblBorders/>
-      </w:tblPr>
-      <w:tcPr>
-        <w:shd w:color="ffffff"/>
-        <w:tcBorders>
-          <w:top w:val="none" w:color="000000" w:sz="4" w:space="0"/>
-          <w:left w:val="none" w:color="000000" w:sz="4" w:space="0"/>
-          <w:bottom w:val="none" w:color="000000" w:sz="4" w:space="0"/>
-          <w:right w:val="none" w:color="000000" w:sz="4" w:space="0"/>
-        </w:tcBorders>
-      </w:tcPr>
-    </w:tblStylePr>
-    <w:tblStylePr w:type="lastRow">
+    <w:tblStylePr w:type="firstRow">
       <w:rPr>
         <w:b/>
         <w:color w:val="404040"/>
@@ -12598,6 +10622,52 @@
         </w:tcBorders>
       </w:tcPr>
     </w:tblStylePr>
+    <w:tblStylePr w:type="lastCol">
+      <w:rPr>
+        <w:i/>
+        <w:color w:val="404040"/>
+      </w:rPr>
+      <w:pPr>
+        <w:pBdr/>
+        <w:spacing/>
+        <w:ind/>
+      </w:pPr>
+      <w:tblPr>
+        <w:tblBorders/>
+      </w:tblPr>
+      <w:tcPr>
+        <w:shd w:val="clear" w:color="ffffff"/>
+        <w:tcBorders>
+          <w:top w:val="none" w:color="000000" w:sz="4" w:space="0"/>
+          <w:left w:val="none" w:color="000000" w:sz="4" w:space="0"/>
+          <w:bottom w:val="none" w:color="000000" w:sz="4" w:space="0"/>
+          <w:right w:val="none" w:color="000000" w:sz="4" w:space="0"/>
+        </w:tcBorders>
+      </w:tcPr>
+    </w:tblStylePr>
+    <w:tblStylePr w:type="lastRow">
+      <w:rPr>
+        <w:b/>
+        <w:color w:val="404040"/>
+      </w:rPr>
+      <w:pPr>
+        <w:pBdr/>
+        <w:spacing/>
+        <w:ind/>
+      </w:pPr>
+      <w:tblPr>
+        <w:tblBorders/>
+      </w:tblPr>
+      <w:tcPr>
+        <w:shd w:val="clear" w:color="ffffff"/>
+        <w:tcBorders>
+          <w:top w:val="none" w:color="000000" w:sz="4" w:space="0"/>
+          <w:left w:val="none" w:color="000000" w:sz="4" w:space="0"/>
+          <w:bottom w:val="none" w:color="000000" w:sz="4" w:space="0"/>
+          <w:right w:val="none" w:color="000000" w:sz="4" w:space="0"/>
+        </w:tcBorders>
+      </w:tcPr>
+    </w:tblStylePr>
     <w:tblStylePr w:type="nwCell">
       <w:pPr>
         <w:pBdr/>
@@ -12664,9 +10734,9 @@
       </w:tcPr>
     </w:tblStylePr>
   </w:style>
-  <w:style w:type="table" w:styleId="34">
+  <w:style w:type="table" w:styleId="677">
     <w:name w:val="Grid Table 3 - Accent 2"/>
-    <w:basedOn w:val="661"/>
+    <w:basedOn w:val="839"/>
     <w:uiPriority w:val="99"/>
     <w:pPr>
       <w:pBdr/>
@@ -12765,29 +10835,6 @@
         <w:tblBorders/>
       </w:tblPr>
       <w:tcPr>
-        <w:shd w:color="ffffff"/>
-        <w:tcBorders>
-          <w:top w:val="none" w:color="000000" w:sz="4" w:space="0"/>
-          <w:left w:val="none" w:color="000000" w:sz="4" w:space="0"/>
-          <w:bottom w:val="none" w:color="000000" w:sz="4" w:space="0"/>
-          <w:right w:val="none" w:color="000000" w:sz="4" w:space="0"/>
-        </w:tcBorders>
-      </w:tcPr>
-    </w:tblStylePr>
-    <w:tblStylePr w:type="firstRow">
-      <w:rPr>
-        <w:b/>
-        <w:color w:val="404040"/>
-      </w:rPr>
-      <w:pPr>
-        <w:pBdr/>
-        <w:spacing/>
-        <w:ind/>
-      </w:pPr>
-      <w:tblPr>
-        <w:tblBorders/>
-      </w:tblPr>
-      <w:tcPr>
         <w:shd w:val="clear" w:color="ffffff"/>
         <w:tcBorders>
           <w:top w:val="none" w:color="000000" w:sz="4" w:space="0"/>
@@ -12797,30 +10844,7 @@
         </w:tcBorders>
       </w:tcPr>
     </w:tblStylePr>
-    <w:tblStylePr w:type="lastCol">
-      <w:rPr>
-        <w:i/>
-        <w:color w:val="404040"/>
-      </w:rPr>
-      <w:pPr>
-        <w:pBdr/>
-        <w:spacing/>
-        <w:ind/>
-      </w:pPr>
-      <w:tblPr>
-        <w:tblBorders/>
-      </w:tblPr>
-      <w:tcPr>
-        <w:shd w:color="ffffff"/>
-        <w:tcBorders>
-          <w:top w:val="none" w:color="000000" w:sz="4" w:space="0"/>
-          <w:left w:val="none" w:color="000000" w:sz="4" w:space="0"/>
-          <w:bottom w:val="none" w:color="000000" w:sz="4" w:space="0"/>
-          <w:right w:val="none" w:color="000000" w:sz="4" w:space="0"/>
-        </w:tcBorders>
-      </w:tcPr>
-    </w:tblStylePr>
-    <w:tblStylePr w:type="lastRow">
+    <w:tblStylePr w:type="firstRow">
       <w:rPr>
         <w:b/>
         <w:color w:val="404040"/>
@@ -12843,6 +10867,52 @@
         </w:tcBorders>
       </w:tcPr>
     </w:tblStylePr>
+    <w:tblStylePr w:type="lastCol">
+      <w:rPr>
+        <w:i/>
+        <w:color w:val="404040"/>
+      </w:rPr>
+      <w:pPr>
+        <w:pBdr/>
+        <w:spacing/>
+        <w:ind/>
+      </w:pPr>
+      <w:tblPr>
+        <w:tblBorders/>
+      </w:tblPr>
+      <w:tcPr>
+        <w:shd w:val="clear" w:color="ffffff"/>
+        <w:tcBorders>
+          <w:top w:val="none" w:color="000000" w:sz="4" w:space="0"/>
+          <w:left w:val="none" w:color="000000" w:sz="4" w:space="0"/>
+          <w:bottom w:val="none" w:color="000000" w:sz="4" w:space="0"/>
+          <w:right w:val="none" w:color="000000" w:sz="4" w:space="0"/>
+        </w:tcBorders>
+      </w:tcPr>
+    </w:tblStylePr>
+    <w:tblStylePr w:type="lastRow">
+      <w:rPr>
+        <w:b/>
+        <w:color w:val="404040"/>
+      </w:rPr>
+      <w:pPr>
+        <w:pBdr/>
+        <w:spacing/>
+        <w:ind/>
+      </w:pPr>
+      <w:tblPr>
+        <w:tblBorders/>
+      </w:tblPr>
+      <w:tcPr>
+        <w:shd w:val="clear" w:color="ffffff"/>
+        <w:tcBorders>
+          <w:top w:val="none" w:color="000000" w:sz="4" w:space="0"/>
+          <w:left w:val="none" w:color="000000" w:sz="4" w:space="0"/>
+          <w:bottom w:val="none" w:color="000000" w:sz="4" w:space="0"/>
+          <w:right w:val="none" w:color="000000" w:sz="4" w:space="0"/>
+        </w:tcBorders>
+      </w:tcPr>
+    </w:tblStylePr>
     <w:tblStylePr w:type="nwCell">
       <w:pPr>
         <w:pBdr/>
@@ -12909,9 +10979,9 @@
       </w:tcPr>
     </w:tblStylePr>
   </w:style>
-  <w:style w:type="table" w:styleId="35">
+  <w:style w:type="table" w:styleId="678">
     <w:name w:val="Grid Table 3 - Accent 3"/>
-    <w:basedOn w:val="661"/>
+    <w:basedOn w:val="839"/>
     <w:uiPriority w:val="99"/>
     <w:pPr>
       <w:pBdr/>
@@ -13010,29 +11080,6 @@
         <w:tblBorders/>
       </w:tblPr>
       <w:tcPr>
-        <w:shd w:color="ffffff"/>
-        <w:tcBorders>
-          <w:top w:val="none" w:color="000000" w:sz="4" w:space="0"/>
-          <w:left w:val="none" w:color="000000" w:sz="4" w:space="0"/>
-          <w:bottom w:val="none" w:color="000000" w:sz="4" w:space="0"/>
-          <w:right w:val="none" w:color="000000" w:sz="4" w:space="0"/>
-        </w:tcBorders>
-      </w:tcPr>
-    </w:tblStylePr>
-    <w:tblStylePr w:type="firstRow">
-      <w:rPr>
-        <w:b/>
-        <w:color w:val="404040"/>
-      </w:rPr>
-      <w:pPr>
-        <w:pBdr/>
-        <w:spacing/>
-        <w:ind/>
-      </w:pPr>
-      <w:tblPr>
-        <w:tblBorders/>
-      </w:tblPr>
-      <w:tcPr>
         <w:shd w:val="clear" w:color="ffffff"/>
         <w:tcBorders>
           <w:top w:val="none" w:color="000000" w:sz="4" w:space="0"/>
@@ -13042,30 +11089,7 @@
         </w:tcBorders>
       </w:tcPr>
     </w:tblStylePr>
-    <w:tblStylePr w:type="lastCol">
-      <w:rPr>
-        <w:i/>
-        <w:color w:val="404040"/>
-      </w:rPr>
-      <w:pPr>
-        <w:pBdr/>
-        <w:spacing/>
-        <w:ind/>
-      </w:pPr>
-      <w:tblPr>
-        <w:tblBorders/>
-      </w:tblPr>
-      <w:tcPr>
-        <w:shd w:color="ffffff"/>
-        <w:tcBorders>
-          <w:top w:val="none" w:color="000000" w:sz="4" w:space="0"/>
-          <w:left w:val="none" w:color="000000" w:sz="4" w:space="0"/>
-          <w:bottom w:val="none" w:color="000000" w:sz="4" w:space="0"/>
-          <w:right w:val="none" w:color="000000" w:sz="4" w:space="0"/>
-        </w:tcBorders>
-      </w:tcPr>
-    </w:tblStylePr>
-    <w:tblStylePr w:type="lastRow">
+    <w:tblStylePr w:type="firstRow">
       <w:rPr>
         <w:b/>
         <w:color w:val="404040"/>
@@ -13088,6 +11112,52 @@
         </w:tcBorders>
       </w:tcPr>
     </w:tblStylePr>
+    <w:tblStylePr w:type="lastCol">
+      <w:rPr>
+        <w:i/>
+        <w:color w:val="404040"/>
+      </w:rPr>
+      <w:pPr>
+        <w:pBdr/>
+        <w:spacing/>
+        <w:ind/>
+      </w:pPr>
+      <w:tblPr>
+        <w:tblBorders/>
+      </w:tblPr>
+      <w:tcPr>
+        <w:shd w:val="clear" w:color="ffffff"/>
+        <w:tcBorders>
+          <w:top w:val="none" w:color="000000" w:sz="4" w:space="0"/>
+          <w:left w:val="none" w:color="000000" w:sz="4" w:space="0"/>
+          <w:bottom w:val="none" w:color="000000" w:sz="4" w:space="0"/>
+          <w:right w:val="none" w:color="000000" w:sz="4" w:space="0"/>
+        </w:tcBorders>
+      </w:tcPr>
+    </w:tblStylePr>
+    <w:tblStylePr w:type="lastRow">
+      <w:rPr>
+        <w:b/>
+        <w:color w:val="404040"/>
+      </w:rPr>
+      <w:pPr>
+        <w:pBdr/>
+        <w:spacing/>
+        <w:ind/>
+      </w:pPr>
+      <w:tblPr>
+        <w:tblBorders/>
+      </w:tblPr>
+      <w:tcPr>
+        <w:shd w:val="clear" w:color="ffffff"/>
+        <w:tcBorders>
+          <w:top w:val="none" w:color="000000" w:sz="4" w:space="0"/>
+          <w:left w:val="none" w:color="000000" w:sz="4" w:space="0"/>
+          <w:bottom w:val="none" w:color="000000" w:sz="4" w:space="0"/>
+          <w:right w:val="none" w:color="000000" w:sz="4" w:space="0"/>
+        </w:tcBorders>
+      </w:tcPr>
+    </w:tblStylePr>
     <w:tblStylePr w:type="nwCell">
       <w:pPr>
         <w:pBdr/>
@@ -13154,9 +11224,9 @@
       </w:tcPr>
     </w:tblStylePr>
   </w:style>
-  <w:style w:type="table" w:styleId="36">
+  <w:style w:type="table" w:styleId="679">
     <w:name w:val="Grid Table 3 - Accent 4"/>
-    <w:basedOn w:val="661"/>
+    <w:basedOn w:val="839"/>
     <w:uiPriority w:val="99"/>
     <w:pPr>
       <w:pBdr/>
@@ -13255,29 +11325,6 @@
         <w:tblBorders/>
       </w:tblPr>
       <w:tcPr>
-        <w:shd w:color="ffffff"/>
-        <w:tcBorders>
-          <w:top w:val="none" w:color="000000" w:sz="4" w:space="0"/>
-          <w:left w:val="none" w:color="000000" w:sz="4" w:space="0"/>
-          <w:bottom w:val="none" w:color="000000" w:sz="4" w:space="0"/>
-          <w:right w:val="none" w:color="000000" w:sz="4" w:space="0"/>
-        </w:tcBorders>
-      </w:tcPr>
-    </w:tblStylePr>
-    <w:tblStylePr w:type="firstRow">
-      <w:rPr>
-        <w:b/>
-        <w:color w:val="404040"/>
-      </w:rPr>
-      <w:pPr>
-        <w:pBdr/>
-        <w:spacing/>
-        <w:ind/>
-      </w:pPr>
-      <w:tblPr>
-        <w:tblBorders/>
-      </w:tblPr>
-      <w:tcPr>
         <w:shd w:val="clear" w:color="ffffff"/>
         <w:tcBorders>
           <w:top w:val="none" w:color="000000" w:sz="4" w:space="0"/>
@@ -13287,30 +11334,7 @@
         </w:tcBorders>
       </w:tcPr>
     </w:tblStylePr>
-    <w:tblStylePr w:type="lastCol">
-      <w:rPr>
-        <w:i/>
-        <w:color w:val="404040"/>
-      </w:rPr>
-      <w:pPr>
-        <w:pBdr/>
-        <w:spacing/>
-        <w:ind/>
-      </w:pPr>
-      <w:tblPr>
-        <w:tblBorders/>
-      </w:tblPr>
-      <w:tcPr>
-        <w:shd w:color="ffffff"/>
-        <w:tcBorders>
-          <w:top w:val="none" w:color="000000" w:sz="4" w:space="0"/>
-          <w:left w:val="none" w:color="000000" w:sz="4" w:space="0"/>
-          <w:bottom w:val="none" w:color="000000" w:sz="4" w:space="0"/>
-          <w:right w:val="none" w:color="000000" w:sz="4" w:space="0"/>
-        </w:tcBorders>
-      </w:tcPr>
-    </w:tblStylePr>
-    <w:tblStylePr w:type="lastRow">
+    <w:tblStylePr w:type="firstRow">
       <w:rPr>
         <w:b/>
         <w:color w:val="404040"/>
@@ -13333,6 +11357,52 @@
         </w:tcBorders>
       </w:tcPr>
     </w:tblStylePr>
+    <w:tblStylePr w:type="lastCol">
+      <w:rPr>
+        <w:i/>
+        <w:color w:val="404040"/>
+      </w:rPr>
+      <w:pPr>
+        <w:pBdr/>
+        <w:spacing/>
+        <w:ind/>
+      </w:pPr>
+      <w:tblPr>
+        <w:tblBorders/>
+      </w:tblPr>
+      <w:tcPr>
+        <w:shd w:val="clear" w:color="ffffff"/>
+        <w:tcBorders>
+          <w:top w:val="none" w:color="000000" w:sz="4" w:space="0"/>
+          <w:left w:val="none" w:color="000000" w:sz="4" w:space="0"/>
+          <w:bottom w:val="none" w:color="000000" w:sz="4" w:space="0"/>
+          <w:right w:val="none" w:color="000000" w:sz="4" w:space="0"/>
+        </w:tcBorders>
+      </w:tcPr>
+    </w:tblStylePr>
+    <w:tblStylePr w:type="lastRow">
+      <w:rPr>
+        <w:b/>
+        <w:color w:val="404040"/>
+      </w:rPr>
+      <w:pPr>
+        <w:pBdr/>
+        <w:spacing/>
+        <w:ind/>
+      </w:pPr>
+      <w:tblPr>
+        <w:tblBorders/>
+      </w:tblPr>
+      <w:tcPr>
+        <w:shd w:val="clear" w:color="ffffff"/>
+        <w:tcBorders>
+          <w:top w:val="none" w:color="000000" w:sz="4" w:space="0"/>
+          <w:left w:val="none" w:color="000000" w:sz="4" w:space="0"/>
+          <w:bottom w:val="none" w:color="000000" w:sz="4" w:space="0"/>
+          <w:right w:val="none" w:color="000000" w:sz="4" w:space="0"/>
+        </w:tcBorders>
+      </w:tcPr>
+    </w:tblStylePr>
     <w:tblStylePr w:type="nwCell">
       <w:pPr>
         <w:pBdr/>
@@ -13399,9 +11469,9 @@
       </w:tcPr>
     </w:tblStylePr>
   </w:style>
-  <w:style w:type="table" w:styleId="37">
+  <w:style w:type="table" w:styleId="680">
     <w:name w:val="Grid Table 3 - Accent 5"/>
-    <w:basedOn w:val="661"/>
+    <w:basedOn w:val="839"/>
     <w:uiPriority w:val="99"/>
     <w:pPr>
       <w:pBdr/>
@@ -13500,29 +11570,6 @@
         <w:tblBorders/>
       </w:tblPr>
       <w:tcPr>
-        <w:shd w:color="ffffff"/>
-        <w:tcBorders>
-          <w:top w:val="none" w:color="000000" w:sz="4" w:space="0"/>
-          <w:left w:val="none" w:color="000000" w:sz="4" w:space="0"/>
-          <w:bottom w:val="none" w:color="000000" w:sz="4" w:space="0"/>
-          <w:right w:val="none" w:color="000000" w:sz="4" w:space="0"/>
-        </w:tcBorders>
-      </w:tcPr>
-    </w:tblStylePr>
-    <w:tblStylePr w:type="firstRow">
-      <w:rPr>
-        <w:b/>
-        <w:color w:val="404040"/>
-      </w:rPr>
-      <w:pPr>
-        <w:pBdr/>
-        <w:spacing/>
-        <w:ind/>
-      </w:pPr>
-      <w:tblPr>
-        <w:tblBorders/>
-      </w:tblPr>
-      <w:tcPr>
         <w:shd w:val="clear" w:color="ffffff"/>
         <w:tcBorders>
           <w:top w:val="none" w:color="000000" w:sz="4" w:space="0"/>
@@ -13532,30 +11579,7 @@
         </w:tcBorders>
       </w:tcPr>
     </w:tblStylePr>
-    <w:tblStylePr w:type="lastCol">
-      <w:rPr>
-        <w:i/>
-        <w:color w:val="404040"/>
-      </w:rPr>
-      <w:pPr>
-        <w:pBdr/>
-        <w:spacing/>
-        <w:ind/>
-      </w:pPr>
-      <w:tblPr>
-        <w:tblBorders/>
-      </w:tblPr>
-      <w:tcPr>
-        <w:shd w:color="ffffff"/>
-        <w:tcBorders>
-          <w:top w:val="none" w:color="000000" w:sz="4" w:space="0"/>
-          <w:left w:val="none" w:color="000000" w:sz="4" w:space="0"/>
-          <w:bottom w:val="none" w:color="000000" w:sz="4" w:space="0"/>
-          <w:right w:val="none" w:color="000000" w:sz="4" w:space="0"/>
-        </w:tcBorders>
-      </w:tcPr>
-    </w:tblStylePr>
-    <w:tblStylePr w:type="lastRow">
+    <w:tblStylePr w:type="firstRow">
       <w:rPr>
         <w:b/>
         <w:color w:val="404040"/>
@@ -13578,6 +11602,52 @@
         </w:tcBorders>
       </w:tcPr>
     </w:tblStylePr>
+    <w:tblStylePr w:type="lastCol">
+      <w:rPr>
+        <w:i/>
+        <w:color w:val="404040"/>
+      </w:rPr>
+      <w:pPr>
+        <w:pBdr/>
+        <w:spacing/>
+        <w:ind/>
+      </w:pPr>
+      <w:tblPr>
+        <w:tblBorders/>
+      </w:tblPr>
+      <w:tcPr>
+        <w:shd w:val="clear" w:color="ffffff"/>
+        <w:tcBorders>
+          <w:top w:val="none" w:color="000000" w:sz="4" w:space="0"/>
+          <w:left w:val="none" w:color="000000" w:sz="4" w:space="0"/>
+          <w:bottom w:val="none" w:color="000000" w:sz="4" w:space="0"/>
+          <w:right w:val="none" w:color="000000" w:sz="4" w:space="0"/>
+        </w:tcBorders>
+      </w:tcPr>
+    </w:tblStylePr>
+    <w:tblStylePr w:type="lastRow">
+      <w:rPr>
+        <w:b/>
+        <w:color w:val="404040"/>
+      </w:rPr>
+      <w:pPr>
+        <w:pBdr/>
+        <w:spacing/>
+        <w:ind/>
+      </w:pPr>
+      <w:tblPr>
+        <w:tblBorders/>
+      </w:tblPr>
+      <w:tcPr>
+        <w:shd w:val="clear" w:color="ffffff"/>
+        <w:tcBorders>
+          <w:top w:val="none" w:color="000000" w:sz="4" w:space="0"/>
+          <w:left w:val="none" w:color="000000" w:sz="4" w:space="0"/>
+          <w:bottom w:val="none" w:color="000000" w:sz="4" w:space="0"/>
+          <w:right w:val="none" w:color="000000" w:sz="4" w:space="0"/>
+        </w:tcBorders>
+      </w:tcPr>
+    </w:tblStylePr>
     <w:tblStylePr w:type="nwCell">
       <w:pPr>
         <w:pBdr/>
@@ -13644,9 +11714,9 @@
       </w:tcPr>
     </w:tblStylePr>
   </w:style>
-  <w:style w:type="table" w:styleId="38">
+  <w:style w:type="table" w:styleId="681">
     <w:name w:val="Grid Table 3 - Accent 6"/>
-    <w:basedOn w:val="661"/>
+    <w:basedOn w:val="839"/>
     <w:uiPriority w:val="99"/>
     <w:pPr>
       <w:pBdr/>
@@ -13745,29 +11815,6 @@
         <w:tblBorders/>
       </w:tblPr>
       <w:tcPr>
-        <w:shd w:color="ffffff"/>
-        <w:tcBorders>
-          <w:top w:val="none" w:color="000000" w:sz="4" w:space="0"/>
-          <w:left w:val="none" w:color="000000" w:sz="4" w:space="0"/>
-          <w:bottom w:val="none" w:color="000000" w:sz="4" w:space="0"/>
-          <w:right w:val="none" w:color="000000" w:sz="4" w:space="0"/>
-        </w:tcBorders>
-      </w:tcPr>
-    </w:tblStylePr>
-    <w:tblStylePr w:type="firstRow">
-      <w:rPr>
-        <w:b/>
-        <w:color w:val="404040"/>
-      </w:rPr>
-      <w:pPr>
-        <w:pBdr/>
-        <w:spacing/>
-        <w:ind/>
-      </w:pPr>
-      <w:tblPr>
-        <w:tblBorders/>
-      </w:tblPr>
-      <w:tcPr>
         <w:shd w:val="clear" w:color="ffffff"/>
         <w:tcBorders>
           <w:top w:val="none" w:color="000000" w:sz="4" w:space="0"/>
@@ -13777,30 +11824,7 @@
         </w:tcBorders>
       </w:tcPr>
     </w:tblStylePr>
-    <w:tblStylePr w:type="lastCol">
-      <w:rPr>
-        <w:i/>
-        <w:color w:val="404040"/>
-      </w:rPr>
-      <w:pPr>
-        <w:pBdr/>
-        <w:spacing/>
-        <w:ind/>
-      </w:pPr>
-      <w:tblPr>
-        <w:tblBorders/>
-      </w:tblPr>
-      <w:tcPr>
-        <w:shd w:color="ffffff"/>
-        <w:tcBorders>
-          <w:top w:val="none" w:color="000000" w:sz="4" w:space="0"/>
-          <w:left w:val="none" w:color="000000" w:sz="4" w:space="0"/>
-          <w:bottom w:val="none" w:color="000000" w:sz="4" w:space="0"/>
-          <w:right w:val="none" w:color="000000" w:sz="4" w:space="0"/>
-        </w:tcBorders>
-      </w:tcPr>
-    </w:tblStylePr>
-    <w:tblStylePr w:type="lastRow">
+    <w:tblStylePr w:type="firstRow">
       <w:rPr>
         <w:b/>
         <w:color w:val="404040"/>
@@ -13823,6 +11847,52 @@
         </w:tcBorders>
       </w:tcPr>
     </w:tblStylePr>
+    <w:tblStylePr w:type="lastCol">
+      <w:rPr>
+        <w:i/>
+        <w:color w:val="404040"/>
+      </w:rPr>
+      <w:pPr>
+        <w:pBdr/>
+        <w:spacing/>
+        <w:ind/>
+      </w:pPr>
+      <w:tblPr>
+        <w:tblBorders/>
+      </w:tblPr>
+      <w:tcPr>
+        <w:shd w:val="clear" w:color="ffffff"/>
+        <w:tcBorders>
+          <w:top w:val="none" w:color="000000" w:sz="4" w:space="0"/>
+          <w:left w:val="none" w:color="000000" w:sz="4" w:space="0"/>
+          <w:bottom w:val="none" w:color="000000" w:sz="4" w:space="0"/>
+          <w:right w:val="none" w:color="000000" w:sz="4" w:space="0"/>
+        </w:tcBorders>
+      </w:tcPr>
+    </w:tblStylePr>
+    <w:tblStylePr w:type="lastRow">
+      <w:rPr>
+        <w:b/>
+        <w:color w:val="404040"/>
+      </w:rPr>
+      <w:pPr>
+        <w:pBdr/>
+        <w:spacing/>
+        <w:ind/>
+      </w:pPr>
+      <w:tblPr>
+        <w:tblBorders/>
+      </w:tblPr>
+      <w:tcPr>
+        <w:shd w:val="clear" w:color="ffffff"/>
+        <w:tcBorders>
+          <w:top w:val="none" w:color="000000" w:sz="4" w:space="0"/>
+          <w:left w:val="none" w:color="000000" w:sz="4" w:space="0"/>
+          <w:bottom w:val="none" w:color="000000" w:sz="4" w:space="0"/>
+          <w:right w:val="none" w:color="000000" w:sz="4" w:space="0"/>
+        </w:tcBorders>
+      </w:tcPr>
+    </w:tblStylePr>
     <w:tblStylePr w:type="nwCell">
       <w:pPr>
         <w:pBdr/>
@@ -13889,9 +11959,9 @@
       </w:tcPr>
     </w:tblStylePr>
   </w:style>
-  <w:style w:type="table" w:styleId="39">
+  <w:style w:type="table" w:styleId="682">
     <w:name w:val="Grid Table 4"/>
-    <w:basedOn w:val="661"/>
+    <w:basedOn w:val="839"/>
     <w:uiPriority w:val="59"/>
     <w:pPr>
       <w:pBdr/>
@@ -14122,9 +12192,9 @@
       </w:tcPr>
     </w:tblStylePr>
   </w:style>
-  <w:style w:type="table" w:styleId="40">
+  <w:style w:type="table" w:styleId="683">
     <w:name w:val="Grid Table 4 - Accent 1"/>
-    <w:basedOn w:val="661"/>
+    <w:basedOn w:val="839"/>
     <w:uiPriority w:val="59"/>
     <w:pPr>
       <w:pBdr/>
@@ -14355,9 +12425,9 @@
       </w:tcPr>
     </w:tblStylePr>
   </w:style>
-  <w:style w:type="table" w:styleId="41">
+  <w:style w:type="table" w:styleId="684">
     <w:name w:val="Grid Table 4 - Accent 2"/>
-    <w:basedOn w:val="661"/>
+    <w:basedOn w:val="839"/>
     <w:uiPriority w:val="59"/>
     <w:pPr>
       <w:pBdr/>
@@ -14588,9 +12658,9 @@
       </w:tcPr>
     </w:tblStylePr>
   </w:style>
-  <w:style w:type="table" w:styleId="42">
+  <w:style w:type="table" w:styleId="685">
     <w:name w:val="Grid Table 4 - Accent 3"/>
-    <w:basedOn w:val="661"/>
+    <w:basedOn w:val="839"/>
     <w:uiPriority w:val="59"/>
     <w:pPr>
       <w:pBdr/>
@@ -14821,9 +12891,9 @@
       </w:tcPr>
     </w:tblStylePr>
   </w:style>
-  <w:style w:type="table" w:styleId="43">
+  <w:style w:type="table" w:styleId="686">
     <w:name w:val="Grid Table 4 - Accent 4"/>
-    <w:basedOn w:val="661"/>
+    <w:basedOn w:val="839"/>
     <w:uiPriority w:val="59"/>
     <w:pPr>
       <w:pBdr/>
@@ -15054,9 +13124,9 @@
       </w:tcPr>
     </w:tblStylePr>
   </w:style>
-  <w:style w:type="table" w:styleId="44">
+  <w:style w:type="table" w:styleId="687">
     <w:name w:val="Grid Table 4 - Accent 5"/>
-    <w:basedOn w:val="661"/>
+    <w:basedOn w:val="839"/>
     <w:uiPriority w:val="59"/>
     <w:pPr>
       <w:pBdr/>
@@ -15287,9 +13357,9 @@
       </w:tcPr>
     </w:tblStylePr>
   </w:style>
-  <w:style w:type="table" w:styleId="45">
+  <w:style w:type="table" w:styleId="688">
     <w:name w:val="Grid Table 4 - Accent 6"/>
-    <w:basedOn w:val="661"/>
+    <w:basedOn w:val="839"/>
     <w:uiPriority w:val="59"/>
     <w:pPr>
       <w:pBdr/>
@@ -15520,9 +13590,9 @@
       </w:tcPr>
     </w:tblStylePr>
   </w:style>
-  <w:style w:type="table" w:styleId="46">
+  <w:style w:type="table" w:styleId="689">
     <w:name w:val="Grid Table 5 Dark"/>
-    <w:basedOn w:val="661"/>
+    <w:basedOn w:val="839"/>
     <w:uiPriority w:val="99"/>
     <w:pPr>
       <w:pBdr/>
@@ -15748,9 +13818,9 @@
       </w:tcPr>
     </w:tblStylePr>
   </w:style>
-  <w:style w:type="table" w:styleId="47">
+  <w:style w:type="table" w:styleId="690">
     <w:name w:val="Grid Table 5 Dark- Accent 1"/>
-    <w:basedOn w:val="661"/>
+    <w:basedOn w:val="839"/>
     <w:uiPriority w:val="99"/>
     <w:pPr>
       <w:pBdr/>
@@ -15976,9 +14046,9 @@
       </w:tcPr>
     </w:tblStylePr>
   </w:style>
-  <w:style w:type="table" w:styleId="48">
+  <w:style w:type="table" w:styleId="691">
     <w:name w:val="Grid Table 5 Dark - Accent 2"/>
-    <w:basedOn w:val="661"/>
+    <w:basedOn w:val="839"/>
     <w:uiPriority w:val="99"/>
     <w:pPr>
       <w:pBdr/>
@@ -16204,9 +14274,9 @@
       </w:tcPr>
     </w:tblStylePr>
   </w:style>
-  <w:style w:type="table" w:styleId="49">
+  <w:style w:type="table" w:styleId="692">
     <w:name w:val="Grid Table 5 Dark - Accent 3"/>
-    <w:basedOn w:val="661"/>
+    <w:basedOn w:val="839"/>
     <w:uiPriority w:val="99"/>
     <w:pPr>
       <w:pBdr/>
@@ -16432,9 +14502,9 @@
       </w:tcPr>
     </w:tblStylePr>
   </w:style>
-  <w:style w:type="table" w:styleId="50">
+  <w:style w:type="table" w:styleId="693">
     <w:name w:val="Grid Table 5 Dark- Accent 4"/>
-    <w:basedOn w:val="661"/>
+    <w:basedOn w:val="839"/>
     <w:uiPriority w:val="99"/>
     <w:pPr>
       <w:pBdr/>
@@ -16660,9 +14730,9 @@
       </w:tcPr>
     </w:tblStylePr>
   </w:style>
-  <w:style w:type="table" w:styleId="51">
+  <w:style w:type="table" w:styleId="694">
     <w:name w:val="Grid Table 5 Dark - Accent 5"/>
-    <w:basedOn w:val="661"/>
+    <w:basedOn w:val="839"/>
     <w:uiPriority w:val="99"/>
     <w:pPr>
       <w:pBdr/>
@@ -16888,9 +14958,9 @@
       </w:tcPr>
     </w:tblStylePr>
   </w:style>
-  <w:style w:type="table" w:styleId="52">
+  <w:style w:type="table" w:styleId="695">
     <w:name w:val="Grid Table 5 Dark - Accent 6"/>
-    <w:basedOn w:val="661"/>
+    <w:basedOn w:val="839"/>
     <w:uiPriority w:val="99"/>
     <w:pPr>
       <w:pBdr/>
@@ -17116,9 +15186,9 @@
       </w:tcPr>
     </w:tblStylePr>
   </w:style>
-  <w:style w:type="table" w:styleId="53">
+  <w:style w:type="table" w:styleId="696">
     <w:name w:val="Grid Table 6 Colorful"/>
-    <w:basedOn w:val="661"/>
+    <w:basedOn w:val="839"/>
     <w:uiPriority w:val="99"/>
     <w:pPr>
       <w:pBdr/>
@@ -17346,9 +15416,9 @@
       </w:tcPr>
     </w:tblStylePr>
   </w:style>
-  <w:style w:type="table" w:styleId="54">
+  <w:style w:type="table" w:styleId="697">
     <w:name w:val="Grid Table 6 Colorful - Accent 1"/>
-    <w:basedOn w:val="661"/>
+    <w:basedOn w:val="839"/>
     <w:uiPriority w:val="99"/>
     <w:pPr>
       <w:pBdr/>
@@ -17576,9 +15646,9 @@
       </w:tcPr>
     </w:tblStylePr>
   </w:style>
-  <w:style w:type="table" w:styleId="55">
+  <w:style w:type="table" w:styleId="698">
     <w:name w:val="Grid Table 6 Colorful - Accent 2"/>
-    <w:basedOn w:val="661"/>
+    <w:basedOn w:val="839"/>
     <w:uiPriority w:val="99"/>
     <w:pPr>
       <w:pBdr/>
@@ -17806,9 +15876,9 @@
       </w:tcPr>
     </w:tblStylePr>
   </w:style>
-  <w:style w:type="table" w:styleId="56">
+  <w:style w:type="table" w:styleId="699">
     <w:name w:val="Grid Table 6 Colorful - Accent 3"/>
-    <w:basedOn w:val="661"/>
+    <w:basedOn w:val="839"/>
     <w:uiPriority w:val="99"/>
     <w:pPr>
       <w:pBdr/>
@@ -18036,9 +16106,9 @@
       </w:tcPr>
     </w:tblStylePr>
   </w:style>
-  <w:style w:type="table" w:styleId="57">
+  <w:style w:type="table" w:styleId="700">
     <w:name w:val="Grid Table 6 Colorful - Accent 4"/>
-    <w:basedOn w:val="661"/>
+    <w:basedOn w:val="839"/>
     <w:uiPriority w:val="99"/>
     <w:pPr>
       <w:pBdr/>
@@ -18266,9 +16336,9 @@
       </w:tcPr>
     </w:tblStylePr>
   </w:style>
-  <w:style w:type="table" w:styleId="58">
+  <w:style w:type="table" w:styleId="701">
     <w:name w:val="Grid Table 6 Colorful - Accent 5"/>
-    <w:basedOn w:val="661"/>
+    <w:basedOn w:val="839"/>
     <w:uiPriority w:val="99"/>
     <w:pPr>
       <w:pBdr/>
@@ -18496,9 +16566,9 @@
       </w:tcPr>
     </w:tblStylePr>
   </w:style>
-  <w:style w:type="table" w:styleId="59">
+  <w:style w:type="table" w:styleId="702">
     <w:name w:val="Grid Table 6 Colorful - Accent 6"/>
-    <w:basedOn w:val="661"/>
+    <w:basedOn w:val="839"/>
     <w:uiPriority w:val="99"/>
     <w:pPr>
       <w:pBdr/>
@@ -18726,9 +16796,9 @@
       </w:tcPr>
     </w:tblStylePr>
   </w:style>
-  <w:style w:type="table" w:styleId="60">
+  <w:style w:type="table" w:styleId="703">
     <w:name w:val="Grid Table 7 Colorful"/>
-    <w:basedOn w:val="661"/>
+    <w:basedOn w:val="839"/>
     <w:uiPriority w:val="99"/>
     <w:pPr>
       <w:pBdr/>
@@ -18830,11 +16900,11 @@
         <w:tblBorders/>
       </w:tblPr>
       <w:tcPr>
-        <w:shd w:color="ffffff"/>
+        <w:shd w:val="clear" w:color="ffffff"/>
         <w:tcBorders>
-          <w:top w:val="none"/>
-          <w:left w:val="none"/>
-          <w:bottom w:val="none"/>
+          <w:top w:val="none" w:color="000000" w:sz="4" w:space="0"/>
+          <w:left w:val="none" w:color="000000" w:sz="4" w:space="0"/>
+          <w:bottom w:val="none" w:color="000000" w:sz="4" w:space="0"/>
           <w:right w:val="single" w:color="000000" w:themeColor="text1" w:themeTint="80" w:sz="4" w:space="0"/>
         </w:tcBorders>
       </w:tcPr>
@@ -18857,10 +16927,10 @@
       <w:tcPr>
         <w:shd w:val="clear" w:color="ffffff" w:themeColor="light1" w:fill="ffffff" w:themeFill="light1"/>
         <w:tcBorders>
-          <w:top w:val="none"/>
-          <w:left w:val="none"/>
+          <w:top w:val="none" w:color="000000" w:sz="4" w:space="0"/>
+          <w:left w:val="none" w:color="000000" w:sz="4" w:space="0"/>
           <w:bottom w:val="single" w:color="000000" w:themeColor="text1" w:themeTint="80" w:sz="4" w:space="0"/>
-          <w:right w:val="none"/>
+          <w:right w:val="none" w:color="000000" w:sz="4" w:space="0"/>
         </w:tcBorders>
       </w:tcPr>
     </w:tblStylePr>
@@ -18880,12 +16950,12 @@
         <w:tblBorders/>
       </w:tblPr>
       <w:tcPr>
-        <w:shd w:color="ffffff"/>
+        <w:shd w:val="clear" w:color="ffffff"/>
         <w:tcBorders>
-          <w:top w:val="none"/>
+          <w:top w:val="none" w:color="000000" w:sz="4" w:space="0"/>
           <w:left w:val="single" w:color="000000" w:themeColor="text1" w:themeTint="80" w:sz="4" w:space="0"/>
-          <w:bottom w:val="none"/>
-          <w:right w:val="none"/>
+          <w:bottom w:val="none" w:color="000000" w:sz="4" w:space="0"/>
+          <w:right w:val="none" w:color="000000" w:sz="4" w:space="0"/>
         </w:tcBorders>
       </w:tcPr>
     </w:tblStylePr>
@@ -18908,9 +16978,9 @@
         <w:shd w:val="clear" w:color="ffffff" w:themeColor="light1" w:fill="ffffff" w:themeFill="light1"/>
         <w:tcBorders>
           <w:top w:val="single" w:color="000000" w:themeColor="text1" w:themeTint="80" w:sz="4" w:space="0"/>
-          <w:left w:val="none"/>
-          <w:bottom w:val="none"/>
-          <w:right w:val="none"/>
+          <w:left w:val="none" w:color="000000" w:sz="4" w:space="0"/>
+          <w:bottom w:val="none" w:color="000000" w:sz="4" w:space="0"/>
+          <w:right w:val="none" w:color="000000" w:sz="4" w:space="0"/>
         </w:tcBorders>
       </w:tcPr>
     </w:tblStylePr>
@@ -18980,9 +17050,9 @@
       </w:tcPr>
     </w:tblStylePr>
   </w:style>
-  <w:style w:type="table" w:styleId="61">
+  <w:style w:type="table" w:styleId="704">
     <w:name w:val="Grid Table 7 Colorful - Accent 1"/>
-    <w:basedOn w:val="661"/>
+    <w:basedOn w:val="839"/>
     <w:uiPriority w:val="99"/>
     <w:pPr>
       <w:pBdr/>
@@ -19084,11 +17154,11 @@
         <w:tblBorders/>
       </w:tblPr>
       <w:tcPr>
-        <w:shd w:color="ffffff"/>
+        <w:shd w:val="clear" w:color="ffffff"/>
         <w:tcBorders>
-          <w:top w:val="none"/>
-          <w:left w:val="none"/>
-          <w:bottom w:val="none"/>
+          <w:top w:val="none" w:color="000000" w:sz="4" w:space="0"/>
+          <w:left w:val="none" w:color="000000" w:sz="4" w:space="0"/>
+          <w:bottom w:val="none" w:color="000000" w:sz="4" w:space="0"/>
           <w:right w:val="single" w:color="000000" w:themeColor="accent1" w:themeTint="80" w:sz="4" w:space="0"/>
         </w:tcBorders>
       </w:tcPr>
@@ -19111,10 +17181,10 @@
       <w:tcPr>
         <w:shd w:val="clear" w:color="ffffff" w:themeColor="light1" w:fill="ffffff" w:themeFill="light1"/>
         <w:tcBorders>
-          <w:top w:val="none"/>
-          <w:left w:val="none"/>
+          <w:top w:val="none" w:color="000000" w:sz="4" w:space="0"/>
+          <w:left w:val="none" w:color="000000" w:sz="4" w:space="0"/>
           <w:bottom w:val="single" w:color="000000" w:themeColor="accent1" w:themeTint="80" w:sz="4" w:space="0"/>
-          <w:right w:val="none"/>
+          <w:right w:val="none" w:color="000000" w:sz="4" w:space="0"/>
         </w:tcBorders>
       </w:tcPr>
     </w:tblStylePr>
@@ -19134,12 +17204,12 @@
         <w:tblBorders/>
       </w:tblPr>
       <w:tcPr>
-        <w:shd w:color="ffffff"/>
+        <w:shd w:val="clear" w:color="ffffff"/>
         <w:tcBorders>
-          <w:top w:val="none"/>
+          <w:top w:val="none" w:color="000000" w:sz="4" w:space="0"/>
           <w:left w:val="single" w:color="000000" w:themeColor="accent1" w:themeTint="80" w:sz="4" w:space="0"/>
-          <w:bottom w:val="none"/>
-          <w:right w:val="none"/>
+          <w:bottom w:val="none" w:color="000000" w:sz="4" w:space="0"/>
+          <w:right w:val="none" w:color="000000" w:sz="4" w:space="0"/>
         </w:tcBorders>
       </w:tcPr>
     </w:tblStylePr>
@@ -19162,9 +17232,9 @@
         <w:shd w:val="clear" w:color="ffffff" w:themeColor="light1" w:fill="ffffff" w:themeFill="light1"/>
         <w:tcBorders>
           <w:top w:val="single" w:color="000000" w:themeColor="accent1" w:themeTint="80" w:sz="4" w:space="0"/>
-          <w:left w:val="none"/>
-          <w:bottom w:val="none"/>
-          <w:right w:val="none"/>
+          <w:left w:val="none" w:color="000000" w:sz="4" w:space="0"/>
+          <w:bottom w:val="none" w:color="000000" w:sz="4" w:space="0"/>
+          <w:right w:val="none" w:color="000000" w:sz="4" w:space="0"/>
         </w:tcBorders>
       </w:tcPr>
     </w:tblStylePr>
@@ -19234,9 +17304,9 @@
       </w:tcPr>
     </w:tblStylePr>
   </w:style>
-  <w:style w:type="table" w:styleId="62">
+  <w:style w:type="table" w:styleId="705">
     <w:name w:val="Grid Table 7 Colorful - Accent 2"/>
-    <w:basedOn w:val="661"/>
+    <w:basedOn w:val="839"/>
     <w:uiPriority w:val="99"/>
     <w:pPr>
       <w:pBdr/>
@@ -19338,11 +17408,11 @@
         <w:tblBorders/>
       </w:tblPr>
       <w:tcPr>
-        <w:shd w:color="ffffff"/>
+        <w:shd w:val="clear" w:color="ffffff"/>
         <w:tcBorders>
-          <w:top w:val="none"/>
-          <w:left w:val="none"/>
-          <w:bottom w:val="none"/>
+          <w:top w:val="none" w:color="000000" w:sz="4" w:space="0"/>
+          <w:left w:val="none" w:color="000000" w:sz="4" w:space="0"/>
+          <w:bottom w:val="none" w:color="000000" w:sz="4" w:space="0"/>
           <w:right w:val="single" w:color="000000" w:themeColor="accent2" w:themeTint="97" w:sz="4" w:space="0"/>
         </w:tcBorders>
       </w:tcPr>
@@ -19365,10 +17435,10 @@
       <w:tcPr>
         <w:shd w:val="clear" w:color="ffffff" w:themeColor="light1" w:fill="ffffff" w:themeFill="light1"/>
         <w:tcBorders>
-          <w:top w:val="none"/>
-          <w:left w:val="none"/>
+          <w:top w:val="none" w:color="000000" w:sz="4" w:space="0"/>
+          <w:left w:val="none" w:color="000000" w:sz="4" w:space="0"/>
           <w:bottom w:val="single" w:color="000000" w:themeColor="accent2" w:themeTint="97" w:sz="4" w:space="0"/>
-          <w:right w:val="none"/>
+          <w:right w:val="none" w:color="000000" w:sz="4" w:space="0"/>
         </w:tcBorders>
       </w:tcPr>
     </w:tblStylePr>
@@ -19388,12 +17458,12 @@
         <w:tblBorders/>
       </w:tblPr>
       <w:tcPr>
-        <w:shd w:color="ffffff"/>
+        <w:shd w:val="clear" w:color="ffffff"/>
         <w:tcBorders>
-          <w:top w:val="none"/>
+          <w:top w:val="none" w:color="000000" w:sz="4" w:space="0"/>
           <w:left w:val="single" w:color="000000" w:themeColor="accent2" w:themeTint="97" w:sz="4" w:space="0"/>
-          <w:bottom w:val="none"/>
-          <w:right w:val="none"/>
+          <w:bottom w:val="none" w:color="000000" w:sz="4" w:space="0"/>
+          <w:right w:val="none" w:color="000000" w:sz="4" w:space="0"/>
         </w:tcBorders>
       </w:tcPr>
     </w:tblStylePr>
@@ -19416,9 +17486,9 @@
         <w:shd w:val="clear" w:color="ffffff" w:themeColor="light1" w:fill="ffffff" w:themeFill="light1"/>
         <w:tcBorders>
           <w:top w:val="single" w:color="000000" w:themeColor="accent2" w:themeTint="97" w:sz="4" w:space="0"/>
-          <w:left w:val="none"/>
-          <w:bottom w:val="none"/>
-          <w:right w:val="none"/>
+          <w:left w:val="none" w:color="000000" w:sz="4" w:space="0"/>
+          <w:bottom w:val="none" w:color="000000" w:sz="4" w:space="0"/>
+          <w:right w:val="none" w:color="000000" w:sz="4" w:space="0"/>
         </w:tcBorders>
       </w:tcPr>
     </w:tblStylePr>
@@ -19488,9 +17558,9 @@
       </w:tcPr>
     </w:tblStylePr>
   </w:style>
-  <w:style w:type="table" w:styleId="63">
+  <w:style w:type="table" w:styleId="706">
     <w:name w:val="Grid Table 7 Colorful - Accent 3"/>
-    <w:basedOn w:val="661"/>
+    <w:basedOn w:val="839"/>
     <w:uiPriority w:val="99"/>
     <w:pPr>
       <w:pBdr/>
@@ -19592,11 +17662,11 @@
         <w:tblBorders/>
       </w:tblPr>
       <w:tcPr>
-        <w:shd w:color="ffffff"/>
+        <w:shd w:val="clear" w:color="ffffff"/>
         <w:tcBorders>
-          <w:top w:val="none"/>
-          <w:left w:val="none"/>
-          <w:bottom w:val="none"/>
+          <w:top w:val="none" w:color="000000" w:sz="4" w:space="0"/>
+          <w:left w:val="none" w:color="000000" w:sz="4" w:space="0"/>
+          <w:bottom w:val="none" w:color="000000" w:sz="4" w:space="0"/>
           <w:right w:val="single" w:color="000000" w:themeColor="accent3" w:themeTint="FE" w:sz="4" w:space="0"/>
         </w:tcBorders>
       </w:tcPr>
@@ -19619,10 +17689,10 @@
       <w:tcPr>
         <w:shd w:val="clear" w:color="ffffff" w:themeColor="light1" w:fill="ffffff" w:themeFill="light1"/>
         <w:tcBorders>
-          <w:top w:val="none"/>
-          <w:left w:val="none"/>
+          <w:top w:val="none" w:color="000000" w:sz="4" w:space="0"/>
+          <w:left w:val="none" w:color="000000" w:sz="4" w:space="0"/>
           <w:bottom w:val="single" w:color="000000" w:themeColor="accent3" w:themeTint="FE" w:sz="4" w:space="0"/>
-          <w:right w:val="none"/>
+          <w:right w:val="none" w:color="000000" w:sz="4" w:space="0"/>
         </w:tcBorders>
       </w:tcPr>
     </w:tblStylePr>
@@ -19642,12 +17712,12 @@
         <w:tblBorders/>
       </w:tblPr>
       <w:tcPr>
-        <w:shd w:color="ffffff"/>
+        <w:shd w:val="clear" w:color="ffffff"/>
         <w:tcBorders>
-          <w:top w:val="none"/>
+          <w:top w:val="none" w:color="000000" w:sz="4" w:space="0"/>
           <w:left w:val="single" w:color="000000" w:themeColor="accent3" w:themeTint="FE" w:sz="4" w:space="0"/>
-          <w:bottom w:val="none"/>
-          <w:right w:val="none"/>
+          <w:bottom w:val="none" w:color="000000" w:sz="4" w:space="0"/>
+          <w:right w:val="none" w:color="000000" w:sz="4" w:space="0"/>
         </w:tcBorders>
       </w:tcPr>
     </w:tblStylePr>
@@ -19670,9 +17740,9 @@
         <w:shd w:val="clear" w:color="ffffff" w:themeColor="light1" w:fill="ffffff" w:themeFill="light1"/>
         <w:tcBorders>
           <w:top w:val="single" w:color="000000" w:themeColor="accent3" w:themeTint="FE" w:sz="4" w:space="0"/>
-          <w:left w:val="none"/>
-          <w:bottom w:val="none"/>
-          <w:right w:val="none"/>
+          <w:left w:val="none" w:color="000000" w:sz="4" w:space="0"/>
+          <w:bottom w:val="none" w:color="000000" w:sz="4" w:space="0"/>
+          <w:right w:val="none" w:color="000000" w:sz="4" w:space="0"/>
         </w:tcBorders>
       </w:tcPr>
     </w:tblStylePr>
@@ -19742,9 +17812,9 @@
       </w:tcPr>
     </w:tblStylePr>
   </w:style>
-  <w:style w:type="table" w:styleId="64">
+  <w:style w:type="table" w:styleId="707">
     <w:name w:val="Grid Table 7 Colorful - Accent 4"/>
-    <w:basedOn w:val="661"/>
+    <w:basedOn w:val="839"/>
     <w:uiPriority w:val="99"/>
     <w:pPr>
       <w:pBdr/>
@@ -19846,11 +17916,11 @@
         <w:tblBorders/>
       </w:tblPr>
       <w:tcPr>
-        <w:shd w:color="ffffff"/>
+        <w:shd w:val="clear" w:color="ffffff"/>
         <w:tcBorders>
-          <w:top w:val="none"/>
-          <w:left w:val="none"/>
-          <w:bottom w:val="none"/>
+          <w:top w:val="none" w:color="000000" w:sz="4" w:space="0"/>
+          <w:left w:val="none" w:color="000000" w:sz="4" w:space="0"/>
+          <w:bottom w:val="none" w:color="000000" w:sz="4" w:space="0"/>
           <w:right w:val="single" w:color="000000" w:themeColor="accent4" w:themeTint="9A" w:sz="4" w:space="0"/>
         </w:tcBorders>
       </w:tcPr>
@@ -19873,10 +17943,10 @@
       <w:tcPr>
         <w:shd w:val="clear" w:color="ffffff" w:themeColor="light1" w:fill="ffffff" w:themeFill="light1"/>
         <w:tcBorders>
-          <w:top w:val="none"/>
-          <w:left w:val="none"/>
+          <w:top w:val="none" w:color="000000" w:sz="4" w:space="0"/>
+          <w:left w:val="none" w:color="000000" w:sz="4" w:space="0"/>
           <w:bottom w:val="single" w:color="000000" w:themeColor="accent4" w:themeTint="9A" w:sz="4" w:space="0"/>
-          <w:right w:val="none"/>
+          <w:right w:val="none" w:color="000000" w:sz="4" w:space="0"/>
         </w:tcBorders>
       </w:tcPr>
     </w:tblStylePr>
@@ -19896,12 +17966,12 @@
         <w:tblBorders/>
       </w:tblPr>
       <w:tcPr>
-        <w:shd w:color="ffffff"/>
+        <w:shd w:val="clear" w:color="ffffff"/>
         <w:tcBorders>
-          <w:top w:val="none"/>
+          <w:top w:val="none" w:color="000000" w:sz="4" w:space="0"/>
           <w:left w:val="single" w:color="000000" w:themeColor="accent4" w:themeTint="9A" w:sz="4" w:space="0"/>
-          <w:bottom w:val="none"/>
-          <w:right w:val="none"/>
+          <w:bottom w:val="none" w:color="000000" w:sz="4" w:space="0"/>
+          <w:right w:val="none" w:color="000000" w:sz="4" w:space="0"/>
         </w:tcBorders>
       </w:tcPr>
     </w:tblStylePr>
@@ -19924,9 +17994,9 @@
         <w:shd w:val="clear" w:color="ffffff" w:themeColor="light1" w:fill="ffffff" w:themeFill="light1"/>
         <w:tcBorders>
           <w:top w:val="single" w:color="000000" w:themeColor="accent4" w:themeTint="9A" w:sz="4" w:space="0"/>
-          <w:left w:val="none"/>
-          <w:bottom w:val="none"/>
-          <w:right w:val="none"/>
+          <w:left w:val="none" w:color="000000" w:sz="4" w:space="0"/>
+          <w:bottom w:val="none" w:color="000000" w:sz="4" w:space="0"/>
+          <w:right w:val="none" w:color="000000" w:sz="4" w:space="0"/>
         </w:tcBorders>
       </w:tcPr>
     </w:tblStylePr>
@@ -19996,9 +18066,9 @@
       </w:tcPr>
     </w:tblStylePr>
   </w:style>
-  <w:style w:type="table" w:styleId="65">
+  <w:style w:type="table" w:styleId="708">
     <w:name w:val="Grid Table 7 Colorful - Accent 5"/>
-    <w:basedOn w:val="661"/>
+    <w:basedOn w:val="839"/>
     <w:uiPriority w:val="99"/>
     <w:pPr>
       <w:pBdr/>
@@ -20100,11 +18170,11 @@
         <w:tblBorders/>
       </w:tblPr>
       <w:tcPr>
-        <w:shd w:color="ffffff"/>
+        <w:shd w:val="clear" w:color="ffffff"/>
         <w:tcBorders>
-          <w:top w:val="none"/>
-          <w:left w:val="none"/>
-          <w:bottom w:val="none"/>
+          <w:top w:val="none" w:color="000000" w:sz="4" w:space="0"/>
+          <w:left w:val="none" w:color="000000" w:sz="4" w:space="0"/>
+          <w:bottom w:val="none" w:color="000000" w:sz="4" w:space="0"/>
           <w:right w:val="single" w:color="000000" w:themeColor="accent5" w:themeTint="90" w:sz="4" w:space="0"/>
         </w:tcBorders>
       </w:tcPr>
@@ -20127,10 +18197,10 @@
       <w:tcPr>
         <w:shd w:val="clear" w:color="ffffff" w:themeColor="light1" w:fill="ffffff" w:themeFill="light1"/>
         <w:tcBorders>
-          <w:top w:val="none"/>
-          <w:left w:val="none"/>
+          <w:top w:val="none" w:color="000000" w:sz="4" w:space="0"/>
+          <w:left w:val="none" w:color="000000" w:sz="4" w:space="0"/>
           <w:bottom w:val="single" w:color="000000" w:themeColor="accent5" w:themeTint="90" w:sz="4" w:space="0"/>
-          <w:right w:val="none"/>
+          <w:right w:val="none" w:color="000000" w:sz="4" w:space="0"/>
         </w:tcBorders>
       </w:tcPr>
     </w:tblStylePr>
@@ -20150,12 +18220,12 @@
         <w:tblBorders/>
       </w:tblPr>
       <w:tcPr>
-        <w:shd w:color="ffffff"/>
+        <w:shd w:val="clear" w:color="ffffff"/>
         <w:tcBorders>
-          <w:top w:val="none"/>
+          <w:top w:val="none" w:color="000000" w:sz="4" w:space="0"/>
           <w:left w:val="single" w:color="000000" w:themeColor="accent5" w:themeTint="90" w:sz="4" w:space="0"/>
-          <w:bottom w:val="none"/>
-          <w:right w:val="none"/>
+          <w:bottom w:val="none" w:color="000000" w:sz="4" w:space="0"/>
+          <w:right w:val="none" w:color="000000" w:sz="4" w:space="0"/>
         </w:tcBorders>
       </w:tcPr>
     </w:tblStylePr>
@@ -20178,9 +18248,9 @@
         <w:shd w:val="clear" w:color="ffffff" w:themeColor="light1" w:fill="ffffff" w:themeFill="light1"/>
         <w:tcBorders>
           <w:top w:val="single" w:color="000000" w:themeColor="accent5" w:themeTint="90" w:sz="4" w:space="0"/>
-          <w:left w:val="none"/>
-          <w:bottom w:val="none"/>
-          <w:right w:val="none"/>
+          <w:left w:val="none" w:color="000000" w:sz="4" w:space="0"/>
+          <w:bottom w:val="none" w:color="000000" w:sz="4" w:space="0"/>
+          <w:right w:val="none" w:color="000000" w:sz="4" w:space="0"/>
         </w:tcBorders>
       </w:tcPr>
     </w:tblStylePr>
@@ -20250,9 +18320,9 @@
       </w:tcPr>
     </w:tblStylePr>
   </w:style>
-  <w:style w:type="table" w:styleId="66">
+  <w:style w:type="table" w:styleId="709">
     <w:name w:val="Grid Table 7 Colorful - Accent 6"/>
-    <w:basedOn w:val="661"/>
+    <w:basedOn w:val="839"/>
     <w:uiPriority w:val="99"/>
     <w:pPr>
       <w:pBdr/>
@@ -20354,11 +18424,11 @@
         <w:tblBorders/>
       </w:tblPr>
       <w:tcPr>
-        <w:shd w:color="ffffff"/>
+        <w:shd w:val="clear" w:color="ffffff"/>
         <w:tcBorders>
-          <w:top w:val="none"/>
-          <w:left w:val="none"/>
-          <w:bottom w:val="none"/>
+          <w:top w:val="none" w:color="000000" w:sz="4" w:space="0"/>
+          <w:left w:val="none" w:color="000000" w:sz="4" w:space="0"/>
+          <w:bottom w:val="none" w:color="000000" w:sz="4" w:space="0"/>
           <w:right w:val="single" w:color="000000" w:themeColor="accent6" w:themeTint="90" w:sz="4" w:space="0"/>
         </w:tcBorders>
       </w:tcPr>
@@ -20381,10 +18451,10 @@
       <w:tcPr>
         <w:shd w:val="clear" w:color="ffffff" w:themeColor="light1" w:fill="ffffff" w:themeFill="light1"/>
         <w:tcBorders>
-          <w:top w:val="none"/>
-          <w:left w:val="none"/>
+          <w:top w:val="none" w:color="000000" w:sz="4" w:space="0"/>
+          <w:left w:val="none" w:color="000000" w:sz="4" w:space="0"/>
           <w:bottom w:val="single" w:color="000000" w:themeColor="accent6" w:themeTint="90" w:sz="4" w:space="0"/>
-          <w:right w:val="none"/>
+          <w:right w:val="none" w:color="000000" w:sz="4" w:space="0"/>
         </w:tcBorders>
       </w:tcPr>
     </w:tblStylePr>
@@ -20404,12 +18474,12 @@
         <w:tblBorders/>
       </w:tblPr>
       <w:tcPr>
-        <w:shd w:color="ffffff"/>
+        <w:shd w:val="clear" w:color="ffffff"/>
         <w:tcBorders>
-          <w:top w:val="none"/>
+          <w:top w:val="none" w:color="000000" w:sz="4" w:space="0"/>
           <w:left w:val="single" w:color="000000" w:themeColor="accent6" w:themeTint="90" w:sz="4" w:space="0"/>
-          <w:bottom w:val="none"/>
-          <w:right w:val="none"/>
+          <w:bottom w:val="none" w:color="000000" w:sz="4" w:space="0"/>
+          <w:right w:val="none" w:color="000000" w:sz="4" w:space="0"/>
         </w:tcBorders>
       </w:tcPr>
     </w:tblStylePr>
@@ -20432,9 +18502,9 @@
         <w:shd w:val="clear" w:color="ffffff" w:themeColor="light1" w:fill="ffffff" w:themeFill="light1"/>
         <w:tcBorders>
           <w:top w:val="single" w:color="000000" w:themeColor="accent6" w:themeTint="90" w:sz="4" w:space="0"/>
-          <w:left w:val="none"/>
-          <w:bottom w:val="none"/>
-          <w:right w:val="none"/>
+          <w:left w:val="none" w:color="000000" w:sz="4" w:space="0"/>
+          <w:bottom w:val="none" w:color="000000" w:sz="4" w:space="0"/>
+          <w:right w:val="none" w:color="000000" w:sz="4" w:space="0"/>
         </w:tcBorders>
       </w:tcPr>
     </w:tblStylePr>
@@ -20504,9 +18574,9 @@
       </w:tcPr>
     </w:tblStylePr>
   </w:style>
-  <w:style w:type="table" w:styleId="67">
+  <w:style w:type="table" w:styleId="710">
     <w:name w:val="List Table 1 Light"/>
-    <w:basedOn w:val="661"/>
+    <w:basedOn w:val="839"/>
     <w:uiPriority w:val="99"/>
     <w:pPr>
       <w:pBdr/>
@@ -20720,9 +18790,9 @@
       </w:tcPr>
     </w:tblStylePr>
   </w:style>
-  <w:style w:type="table" w:styleId="68">
+  <w:style w:type="table" w:styleId="711">
     <w:name w:val="List Table 1 Light - Accent 1"/>
-    <w:basedOn w:val="661"/>
+    <w:basedOn w:val="839"/>
     <w:uiPriority w:val="99"/>
     <w:pPr>
       <w:pBdr/>
@@ -20936,9 +19006,9 @@
       </w:tcPr>
     </w:tblStylePr>
   </w:style>
-  <w:style w:type="table" w:styleId="69">
+  <w:style w:type="table" w:styleId="712">
     <w:name w:val="List Table 1 Light - Accent 2"/>
-    <w:basedOn w:val="661"/>
+    <w:basedOn w:val="839"/>
     <w:uiPriority w:val="99"/>
     <w:pPr>
       <w:pBdr/>
@@ -21152,9 +19222,9 @@
       </w:tcPr>
     </w:tblStylePr>
   </w:style>
-  <w:style w:type="table" w:styleId="70">
+  <w:style w:type="table" w:styleId="713">
     <w:name w:val="List Table 1 Light - Accent 3"/>
-    <w:basedOn w:val="661"/>
+    <w:basedOn w:val="839"/>
     <w:uiPriority w:val="99"/>
     <w:pPr>
       <w:pBdr/>
@@ -21368,9 +19438,9 @@
       </w:tcPr>
     </w:tblStylePr>
   </w:style>
-  <w:style w:type="table" w:styleId="71">
+  <w:style w:type="table" w:styleId="714">
     <w:name w:val="List Table 1 Light - Accent 4"/>
-    <w:basedOn w:val="661"/>
+    <w:basedOn w:val="839"/>
     <w:uiPriority w:val="99"/>
     <w:pPr>
       <w:pBdr/>
@@ -21584,9 +19654,9 @@
       </w:tcPr>
     </w:tblStylePr>
   </w:style>
-  <w:style w:type="table" w:styleId="72">
+  <w:style w:type="table" w:styleId="715">
     <w:name w:val="List Table 1 Light - Accent 5"/>
-    <w:basedOn w:val="661"/>
+    <w:basedOn w:val="839"/>
     <w:uiPriority w:val="99"/>
     <w:pPr>
       <w:pBdr/>
@@ -21800,9 +19870,9 @@
       </w:tcPr>
     </w:tblStylePr>
   </w:style>
-  <w:style w:type="table" w:styleId="73">
+  <w:style w:type="table" w:styleId="716">
     <w:name w:val="List Table 1 Light - Accent 6"/>
-    <w:basedOn w:val="661"/>
+    <w:basedOn w:val="839"/>
     <w:uiPriority w:val="99"/>
     <w:pPr>
       <w:pBdr/>
@@ -22016,9 +20086,9 @@
       </w:tcPr>
     </w:tblStylePr>
   </w:style>
-  <w:style w:type="table" w:styleId="74">
+  <w:style w:type="table" w:styleId="717">
     <w:name w:val="List Table 2"/>
-    <w:basedOn w:val="661"/>
+    <w:basedOn w:val="839"/>
     <w:uiPriority w:val="99"/>
     <w:pPr>
       <w:pBdr/>
@@ -22254,9 +20324,9 @@
       </w:tcPr>
     </w:tblStylePr>
   </w:style>
-  <w:style w:type="table" w:styleId="75">
+  <w:style w:type="table" w:styleId="718">
     <w:name w:val="List Table 2 - Accent 1"/>
-    <w:basedOn w:val="661"/>
+    <w:basedOn w:val="839"/>
     <w:uiPriority w:val="99"/>
     <w:pPr>
       <w:pBdr/>
@@ -22492,9 +20562,9 @@
       </w:tcPr>
     </w:tblStylePr>
   </w:style>
-  <w:style w:type="table" w:styleId="76">
+  <w:style w:type="table" w:styleId="719">
     <w:name w:val="List Table 2 - Accent 2"/>
-    <w:basedOn w:val="661"/>
+    <w:basedOn w:val="839"/>
     <w:uiPriority w:val="99"/>
     <w:pPr>
       <w:pBdr/>
@@ -22730,9 +20800,9 @@
       </w:tcPr>
     </w:tblStylePr>
   </w:style>
-  <w:style w:type="table" w:styleId="77">
+  <w:style w:type="table" w:styleId="720">
     <w:name w:val="List Table 2 - Accent 3"/>
-    <w:basedOn w:val="661"/>
+    <w:basedOn w:val="839"/>
     <w:uiPriority w:val="99"/>
     <w:pPr>
       <w:pBdr/>
@@ -22968,9 +21038,9 @@
       </w:tcPr>
     </w:tblStylePr>
   </w:style>
-  <w:style w:type="table" w:styleId="78">
+  <w:style w:type="table" w:styleId="721">
     <w:name w:val="List Table 2 - Accent 4"/>
-    <w:basedOn w:val="661"/>
+    <w:basedOn w:val="839"/>
     <w:uiPriority w:val="99"/>
     <w:pPr>
       <w:pBdr/>
@@ -23206,9 +21276,9 @@
       </w:tcPr>
     </w:tblStylePr>
   </w:style>
-  <w:style w:type="table" w:styleId="79">
+  <w:style w:type="table" w:styleId="722">
     <w:name w:val="List Table 2 - Accent 5"/>
-    <w:basedOn w:val="661"/>
+    <w:basedOn w:val="839"/>
     <w:uiPriority w:val="99"/>
     <w:pPr>
       <w:pBdr/>
@@ -23444,9 +21514,9 @@
       </w:tcPr>
     </w:tblStylePr>
   </w:style>
-  <w:style w:type="table" w:styleId="80">
+  <w:style w:type="table" w:styleId="723">
     <w:name w:val="List Table 2 - Accent 6"/>
-    <w:basedOn w:val="661"/>
+    <w:basedOn w:val="839"/>
     <w:uiPriority w:val="99"/>
     <w:pPr>
       <w:pBdr/>
@@ -23682,9 +21752,9 @@
       </w:tcPr>
     </w:tblStylePr>
   </w:style>
-  <w:style w:type="table" w:styleId="81">
+  <w:style w:type="table" w:styleId="724">
     <w:name w:val="List Table 3"/>
-    <w:basedOn w:val="661"/>
+    <w:basedOn w:val="839"/>
     <w:uiPriority w:val="99"/>
     <w:pPr>
       <w:pBdr/>
@@ -23910,9 +21980,9 @@
       </w:tcPr>
     </w:tblStylePr>
   </w:style>
-  <w:style w:type="table" w:styleId="82">
+  <w:style w:type="table" w:styleId="725">
     <w:name w:val="List Table 3 - Accent 1"/>
-    <w:basedOn w:val="661"/>
+    <w:basedOn w:val="839"/>
     <w:uiPriority w:val="99"/>
     <w:pPr>
       <w:pBdr/>
@@ -24138,9 +22208,9 @@
       </w:tcPr>
     </w:tblStylePr>
   </w:style>
-  <w:style w:type="table" w:styleId="83">
+  <w:style w:type="table" w:styleId="726">
     <w:name w:val="List Table 3 - Accent 2"/>
-    <w:basedOn w:val="661"/>
+    <w:basedOn w:val="839"/>
     <w:uiPriority w:val="99"/>
     <w:pPr>
       <w:pBdr/>
@@ -24366,9 +22436,9 @@
       </w:tcPr>
     </w:tblStylePr>
   </w:style>
-  <w:style w:type="table" w:styleId="84">
+  <w:style w:type="table" w:styleId="727">
     <w:name w:val="List Table 3 - Accent 3"/>
-    <w:basedOn w:val="661"/>
+    <w:basedOn w:val="839"/>
     <w:uiPriority w:val="99"/>
     <w:pPr>
       <w:pBdr/>
@@ -24594,9 +22664,9 @@
       </w:tcPr>
     </w:tblStylePr>
   </w:style>
-  <w:style w:type="table" w:styleId="85">
+  <w:style w:type="table" w:styleId="728">
     <w:name w:val="List Table 3 - Accent 4"/>
-    <w:basedOn w:val="661"/>
+    <w:basedOn w:val="839"/>
     <w:uiPriority w:val="99"/>
     <w:pPr>
       <w:pBdr/>
@@ -24822,9 +22892,9 @@
       </w:tcPr>
     </w:tblStylePr>
   </w:style>
-  <w:style w:type="table" w:styleId="86">
+  <w:style w:type="table" w:styleId="729">
     <w:name w:val="List Table 3 - Accent 5"/>
-    <w:basedOn w:val="661"/>
+    <w:basedOn w:val="839"/>
     <w:uiPriority w:val="99"/>
     <w:pPr>
       <w:pBdr/>
@@ -25050,9 +23120,9 @@
       </w:tcPr>
     </w:tblStylePr>
   </w:style>
-  <w:style w:type="table" w:styleId="87">
+  <w:style w:type="table" w:styleId="730">
     <w:name w:val="List Table 3 - Accent 6"/>
-    <w:basedOn w:val="661"/>
+    <w:basedOn w:val="839"/>
     <w:uiPriority w:val="99"/>
     <w:pPr>
       <w:pBdr/>
@@ -25278,9 +23348,9 @@
       </w:tcPr>
     </w:tblStylePr>
   </w:style>
-  <w:style w:type="table" w:styleId="88">
+  <w:style w:type="table" w:styleId="731">
     <w:name w:val="List Table 4"/>
-    <w:basedOn w:val="661"/>
+    <w:basedOn w:val="839"/>
     <w:uiPriority w:val="99"/>
     <w:pPr>
       <w:pBdr/>
@@ -25503,9 +23573,9 @@
       </w:tcPr>
     </w:tblStylePr>
   </w:style>
-  <w:style w:type="table" w:styleId="89">
+  <w:style w:type="table" w:styleId="732">
     <w:name w:val="List Table 4 - Accent 1"/>
-    <w:basedOn w:val="661"/>
+    <w:basedOn w:val="839"/>
     <w:uiPriority w:val="99"/>
     <w:pPr>
       <w:pBdr/>
@@ -25728,9 +23798,9 @@
       </w:tcPr>
     </w:tblStylePr>
   </w:style>
-  <w:style w:type="table" w:styleId="90">
+  <w:style w:type="table" w:styleId="733">
     <w:name w:val="List Table 4 - Accent 2"/>
-    <w:basedOn w:val="661"/>
+    <w:basedOn w:val="839"/>
     <w:uiPriority w:val="99"/>
     <w:pPr>
       <w:pBdr/>
@@ -25953,9 +24023,9 @@
       </w:tcPr>
     </w:tblStylePr>
   </w:style>
-  <w:style w:type="table" w:styleId="91">
+  <w:style w:type="table" w:styleId="734">
     <w:name w:val="List Table 4 - Accent 3"/>
-    <w:basedOn w:val="661"/>
+    <w:basedOn w:val="839"/>
     <w:uiPriority w:val="99"/>
     <w:pPr>
       <w:pBdr/>
@@ -26178,9 +24248,9 @@
       </w:tcPr>
     </w:tblStylePr>
   </w:style>
-  <w:style w:type="table" w:styleId="92">
+  <w:style w:type="table" w:styleId="735">
     <w:name w:val="List Table 4 - Accent 4"/>
-    <w:basedOn w:val="661"/>
+    <w:basedOn w:val="839"/>
     <w:uiPriority w:val="99"/>
     <w:pPr>
       <w:pBdr/>
@@ -26403,9 +24473,9 @@
       </w:tcPr>
     </w:tblStylePr>
   </w:style>
-  <w:style w:type="table" w:styleId="93">
+  <w:style w:type="table" w:styleId="736">
     <w:name w:val="List Table 4 - Accent 5"/>
-    <w:basedOn w:val="661"/>
+    <w:basedOn w:val="839"/>
     <w:uiPriority w:val="99"/>
     <w:pPr>
       <w:pBdr/>
@@ -26628,9 +24698,9 @@
       </w:tcPr>
     </w:tblStylePr>
   </w:style>
-  <w:style w:type="table" w:styleId="94">
+  <w:style w:type="table" w:styleId="737">
     <w:name w:val="List Table 4 - Accent 6"/>
-    <w:basedOn w:val="661"/>
+    <w:basedOn w:val="839"/>
     <w:uiPriority w:val="99"/>
     <w:pPr>
       <w:pBdr/>
@@ -26853,9 +24923,9 @@
       </w:tcPr>
     </w:tblStylePr>
   </w:style>
-  <w:style w:type="table" w:styleId="95">
+  <w:style w:type="table" w:styleId="738">
     <w:name w:val="List Table 5 Dark"/>
-    <w:basedOn w:val="661"/>
+    <w:basedOn w:val="839"/>
     <w:uiPriority w:val="99"/>
     <w:pPr>
       <w:pBdr/>
@@ -27095,9 +25165,9 @@
       </w:tcPr>
     </w:tblStylePr>
   </w:style>
-  <w:style w:type="table" w:styleId="96">
+  <w:style w:type="table" w:styleId="739">
     <w:name w:val="List Table 5 Dark - Accent 1"/>
-    <w:basedOn w:val="661"/>
+    <w:basedOn w:val="839"/>
     <w:uiPriority w:val="99"/>
     <w:pPr>
       <w:pBdr/>
@@ -27337,9 +25407,9 @@
       </w:tcPr>
     </w:tblStylePr>
   </w:style>
-  <w:style w:type="table" w:styleId="97">
+  <w:style w:type="table" w:styleId="740">
     <w:name w:val="List Table 5 Dark - Accent 2"/>
-    <w:basedOn w:val="661"/>
+    <w:basedOn w:val="839"/>
     <w:uiPriority w:val="99"/>
     <w:pPr>
       <w:pBdr/>
@@ -27579,9 +25649,9 @@
       </w:tcPr>
     </w:tblStylePr>
   </w:style>
-  <w:style w:type="table" w:styleId="98">
+  <w:style w:type="table" w:styleId="741">
     <w:name w:val="List Table 5 Dark - Accent 3"/>
-    <w:basedOn w:val="661"/>
+    <w:basedOn w:val="839"/>
     <w:uiPriority w:val="99"/>
     <w:pPr>
       <w:pBdr/>
@@ -27821,9 +25891,9 @@
       </w:tcPr>
     </w:tblStylePr>
   </w:style>
-  <w:style w:type="table" w:styleId="99">
+  <w:style w:type="table" w:styleId="742">
     <w:name w:val="List Table 5 Dark - Accent 4"/>
-    <w:basedOn w:val="661"/>
+    <w:basedOn w:val="839"/>
     <w:uiPriority w:val="99"/>
     <w:pPr>
       <w:pBdr/>
@@ -28063,9 +26133,9 @@
       </w:tcPr>
     </w:tblStylePr>
   </w:style>
-  <w:style w:type="table" w:styleId="100">
+  <w:style w:type="table" w:styleId="743">
     <w:name w:val="List Table 5 Dark - Accent 5"/>
-    <w:basedOn w:val="661"/>
+    <w:basedOn w:val="839"/>
     <w:uiPriority w:val="99"/>
     <w:pPr>
       <w:pBdr/>
@@ -28305,9 +26375,9 @@
       </w:tcPr>
     </w:tblStylePr>
   </w:style>
-  <w:style w:type="table" w:styleId="101">
+  <w:style w:type="table" w:styleId="744">
     <w:name w:val="List Table 5 Dark - Accent 6"/>
-    <w:basedOn w:val="661"/>
+    <w:basedOn w:val="839"/>
     <w:uiPriority w:val="99"/>
     <w:pPr>
       <w:pBdr/>
@@ -28547,9 +26617,9 @@
       </w:tcPr>
     </w:tblStylePr>
   </w:style>
-  <w:style w:type="table" w:styleId="102">
+  <w:style w:type="table" w:styleId="745">
     <w:name w:val="List Table 6 Colorful"/>
-    <w:basedOn w:val="661"/>
+    <w:basedOn w:val="839"/>
     <w:uiPriority w:val="99"/>
     <w:pPr>
       <w:pBdr/>
@@ -28770,9 +26840,9 @@
       </w:tcPr>
     </w:tblStylePr>
   </w:style>
-  <w:style w:type="table" w:styleId="103">
+  <w:style w:type="table" w:styleId="746">
     <w:name w:val="List Table 6 Colorful - Accent 1"/>
-    <w:basedOn w:val="661"/>
+    <w:basedOn w:val="839"/>
     <w:uiPriority w:val="99"/>
     <w:pPr>
       <w:pBdr/>
@@ -28993,9 +27063,9 @@
       </w:tcPr>
     </w:tblStylePr>
   </w:style>
-  <w:style w:type="table" w:styleId="104">
+  <w:style w:type="table" w:styleId="747">
     <w:name w:val="List Table 6 Colorful - Accent 2"/>
-    <w:basedOn w:val="661"/>
+    <w:basedOn w:val="839"/>
     <w:uiPriority w:val="99"/>
     <w:pPr>
       <w:pBdr/>
@@ -29216,9 +27286,9 @@
       </w:tcPr>
     </w:tblStylePr>
   </w:style>
-  <w:style w:type="table" w:styleId="105">
+  <w:style w:type="table" w:styleId="748">
     <w:name w:val="List Table 6 Colorful - Accent 3"/>
-    <w:basedOn w:val="661"/>
+    <w:basedOn w:val="839"/>
     <w:uiPriority w:val="99"/>
     <w:pPr>
       <w:pBdr/>
@@ -29439,9 +27509,9 @@
       </w:tcPr>
     </w:tblStylePr>
   </w:style>
-  <w:style w:type="table" w:styleId="106">
+  <w:style w:type="table" w:styleId="749">
     <w:name w:val="List Table 6 Colorful - Accent 4"/>
-    <w:basedOn w:val="661"/>
+    <w:basedOn w:val="839"/>
     <w:uiPriority w:val="99"/>
     <w:pPr>
       <w:pBdr/>
@@ -29662,9 +27732,9 @@
       </w:tcPr>
     </w:tblStylePr>
   </w:style>
-  <w:style w:type="table" w:styleId="107">
+  <w:style w:type="table" w:styleId="750">
     <w:name w:val="List Table 6 Colorful - Accent 5"/>
-    <w:basedOn w:val="661"/>
+    <w:basedOn w:val="839"/>
     <w:uiPriority w:val="99"/>
     <w:pPr>
       <w:pBdr/>
@@ -29885,9 +27955,9 @@
       </w:tcPr>
     </w:tblStylePr>
   </w:style>
-  <w:style w:type="table" w:styleId="108">
+  <w:style w:type="table" w:styleId="751">
     <w:name w:val="List Table 6 Colorful - Accent 6"/>
-    <w:basedOn w:val="661"/>
+    <w:basedOn w:val="839"/>
     <w:uiPriority w:val="99"/>
     <w:pPr>
       <w:pBdr/>
@@ -30108,9 +28178,9 @@
       </w:tcPr>
     </w:tblStylePr>
   </w:style>
-  <w:style w:type="table" w:styleId="109">
+  <w:style w:type="table" w:styleId="752">
     <w:name w:val="List Table 7 Colorful"/>
-    <w:basedOn w:val="661"/>
+    <w:basedOn w:val="839"/>
     <w:uiPriority w:val="99"/>
     <w:pPr>
       <w:pBdr/>
@@ -30209,11 +28279,11 @@
         <w:tblBorders/>
       </w:tblPr>
       <w:tcPr>
-        <w:shd w:color="ffffff"/>
+        <w:shd w:val="clear" w:color="ffffff"/>
         <w:tcBorders>
-          <w:top w:val="none"/>
-          <w:left w:val="none"/>
-          <w:bottom w:val="none"/>
+          <w:top w:val="none" w:color="000000" w:sz="4" w:space="0"/>
+          <w:left w:val="none" w:color="000000" w:sz="4" w:space="0"/>
+          <w:bottom w:val="none" w:color="000000" w:sz="4" w:space="0"/>
           <w:right w:val="single" w:color="000000" w:themeColor="text1" w:themeTint="80" w:sz="4" w:space="0"/>
         </w:tcBorders>
       </w:tcPr>
@@ -30236,10 +28306,10 @@
       <w:tcPr>
         <w:shd w:val="clear" w:color="ffffff" w:themeColor="light1" w:fill="ffffff" w:themeFill="light1"/>
         <w:tcBorders>
-          <w:top w:val="none"/>
-          <w:left w:val="none"/>
+          <w:top w:val="none" w:color="000000" w:sz="4" w:space="0"/>
+          <w:left w:val="none" w:color="000000" w:sz="4" w:space="0"/>
           <w:bottom w:val="single" w:color="000000" w:themeColor="text1" w:themeTint="80" w:sz="4" w:space="0"/>
-          <w:right w:val="none"/>
+          <w:right w:val="none" w:color="000000" w:sz="4" w:space="0"/>
         </w:tcBorders>
       </w:tcPr>
     </w:tblStylePr>
@@ -30259,12 +28329,12 @@
         <w:tblBorders/>
       </w:tblPr>
       <w:tcPr>
-        <w:shd w:color="ffffff"/>
+        <w:shd w:val="clear" w:color="ffffff"/>
         <w:tcBorders>
-          <w:top w:val="none"/>
+          <w:top w:val="none" w:color="000000" w:sz="4" w:space="0"/>
           <w:left w:val="single" w:color="000000" w:themeColor="text1" w:themeTint="80" w:sz="4" w:space="0"/>
-          <w:bottom w:val="none"/>
-          <w:right w:val="none"/>
+          <w:bottom w:val="none" w:color="000000" w:sz="4" w:space="0"/>
+          <w:right w:val="none" w:color="000000" w:sz="4" w:space="0"/>
         </w:tcBorders>
       </w:tcPr>
     </w:tblStylePr>
@@ -30287,9 +28357,9 @@
         <w:shd w:val="clear" w:color="ffffff" w:themeColor="light1" w:fill="ffffff" w:themeFill="light1"/>
         <w:tcBorders>
           <w:top w:val="single" w:color="000000" w:themeColor="text1" w:themeTint="80" w:sz="4" w:space="0"/>
-          <w:left w:val="none"/>
-          <w:bottom w:val="none"/>
-          <w:right w:val="none"/>
+          <w:left w:val="none" w:color="000000" w:sz="4" w:space="0"/>
+          <w:bottom w:val="none" w:color="000000" w:sz="4" w:space="0"/>
+          <w:right w:val="none" w:color="000000" w:sz="4" w:space="0"/>
         </w:tcBorders>
       </w:tcPr>
     </w:tblStylePr>
@@ -30364,9 +28434,9 @@
       </w:tcPr>
     </w:tblStylePr>
   </w:style>
-  <w:style w:type="table" w:styleId="110">
+  <w:style w:type="table" w:styleId="753">
     <w:name w:val="List Table 7 Colorful - Accent 1"/>
-    <w:basedOn w:val="661"/>
+    <w:basedOn w:val="839"/>
     <w:uiPriority w:val="99"/>
     <w:pPr>
       <w:pBdr/>
@@ -30465,11 +28535,11 @@
         <w:tblBorders/>
       </w:tblPr>
       <w:tcPr>
-        <w:shd w:color="ffffff"/>
+        <w:shd w:val="clear" w:color="ffffff"/>
         <w:tcBorders>
-          <w:top w:val="none"/>
-          <w:left w:val="none"/>
-          <w:bottom w:val="none"/>
+          <w:top w:val="none" w:color="000000" w:sz="4" w:space="0"/>
+          <w:left w:val="none" w:color="000000" w:sz="4" w:space="0"/>
+          <w:bottom w:val="none" w:color="000000" w:sz="4" w:space="0"/>
           <w:right w:val="single" w:color="000000" w:themeColor="accent1" w:sz="4" w:space="0"/>
         </w:tcBorders>
       </w:tcPr>
@@ -30492,10 +28562,10 @@
       <w:tcPr>
         <w:shd w:val="clear" w:color="ffffff" w:themeColor="light1" w:fill="ffffff" w:themeFill="light1"/>
         <w:tcBorders>
-          <w:top w:val="none"/>
-          <w:left w:val="none"/>
+          <w:top w:val="none" w:color="000000" w:sz="4" w:space="0"/>
+          <w:left w:val="none" w:color="000000" w:sz="4" w:space="0"/>
           <w:bottom w:val="single" w:color="000000" w:themeColor="accent1" w:sz="4" w:space="0"/>
-          <w:right w:val="none"/>
+          <w:right w:val="none" w:color="000000" w:sz="4" w:space="0"/>
         </w:tcBorders>
       </w:tcPr>
     </w:tblStylePr>
@@ -30515,12 +28585,12 @@
         <w:tblBorders/>
       </w:tblPr>
       <w:tcPr>
-        <w:shd w:color="ffffff"/>
+        <w:shd w:val="clear" w:color="ffffff"/>
         <w:tcBorders>
-          <w:top w:val="none"/>
+          <w:top w:val="none" w:color="000000" w:sz="4" w:space="0"/>
           <w:left w:val="single" w:color="000000" w:themeColor="accent1" w:sz="4" w:space="0"/>
-          <w:bottom w:val="none"/>
-          <w:right w:val="none"/>
+          <w:bottom w:val="none" w:color="000000" w:sz="4" w:space="0"/>
+          <w:right w:val="none" w:color="000000" w:sz="4" w:space="0"/>
         </w:tcBorders>
       </w:tcPr>
     </w:tblStylePr>
@@ -30543,9 +28613,9 @@
         <w:shd w:val="clear" w:color="ffffff" w:themeColor="light1" w:fill="ffffff" w:themeFill="light1"/>
         <w:tcBorders>
           <w:top w:val="single" w:color="000000" w:themeColor="accent1" w:sz="4" w:space="0"/>
-          <w:left w:val="none"/>
-          <w:bottom w:val="none"/>
-          <w:right w:val="none"/>
+          <w:left w:val="none" w:color="000000" w:sz="4" w:space="0"/>
+          <w:bottom w:val="none" w:color="000000" w:sz="4" w:space="0"/>
+          <w:right w:val="none" w:color="000000" w:sz="4" w:space="0"/>
         </w:tcBorders>
       </w:tcPr>
     </w:tblStylePr>
@@ -30620,9 +28690,9 @@
       </w:tcPr>
     </w:tblStylePr>
   </w:style>
-  <w:style w:type="table" w:styleId="111">
+  <w:style w:type="table" w:styleId="754">
     <w:name w:val="List Table 7 Colorful - Accent 2"/>
-    <w:basedOn w:val="661"/>
+    <w:basedOn w:val="839"/>
     <w:uiPriority w:val="99"/>
     <w:pPr>
       <w:pBdr/>
@@ -30721,11 +28791,11 @@
         <w:tblBorders/>
       </w:tblPr>
       <w:tcPr>
-        <w:shd w:color="ffffff"/>
+        <w:shd w:val="clear" w:color="ffffff"/>
         <w:tcBorders>
-          <w:top w:val="none"/>
-          <w:left w:val="none"/>
-          <w:bottom w:val="none"/>
+          <w:top w:val="none" w:color="000000" w:sz="4" w:space="0"/>
+          <w:left w:val="none" w:color="000000" w:sz="4" w:space="0"/>
+          <w:bottom w:val="none" w:color="000000" w:sz="4" w:space="0"/>
           <w:right w:val="single" w:color="000000" w:themeColor="accent2" w:themeTint="97" w:sz="4" w:space="0"/>
         </w:tcBorders>
       </w:tcPr>
@@ -30748,10 +28818,10 @@
       <w:tcPr>
         <w:shd w:val="clear" w:color="ffffff" w:themeColor="light1" w:fill="ffffff" w:themeFill="light1"/>
         <w:tcBorders>
-          <w:top w:val="none"/>
-          <w:left w:val="none"/>
+          <w:top w:val="none" w:color="000000" w:sz="4" w:space="0"/>
+          <w:left w:val="none" w:color="000000" w:sz="4" w:space="0"/>
           <w:bottom w:val="single" w:color="000000" w:themeColor="accent2" w:themeTint="97" w:sz="4" w:space="0"/>
-          <w:right w:val="none"/>
+          <w:right w:val="none" w:color="000000" w:sz="4" w:space="0"/>
         </w:tcBorders>
       </w:tcPr>
     </w:tblStylePr>
@@ -30771,12 +28841,12 @@
         <w:tblBorders/>
       </w:tblPr>
       <w:tcPr>
-        <w:shd w:color="ffffff"/>
+        <w:shd w:val="clear" w:color="ffffff"/>
         <w:tcBorders>
-          <w:top w:val="none"/>
+          <w:top w:val="none" w:color="000000" w:sz="4" w:space="0"/>
           <w:left w:val="single" w:color="000000" w:themeColor="accent2" w:themeTint="97" w:sz="4" w:space="0"/>
-          <w:bottom w:val="none"/>
-          <w:right w:val="none"/>
+          <w:bottom w:val="none" w:color="000000" w:sz="4" w:space="0"/>
+          <w:right w:val="none" w:color="000000" w:sz="4" w:space="0"/>
         </w:tcBorders>
       </w:tcPr>
     </w:tblStylePr>
@@ -30799,9 +28869,9 @@
         <w:shd w:val="clear" w:color="ffffff" w:themeColor="light1" w:fill="ffffff" w:themeFill="light1"/>
         <w:tcBorders>
           <w:top w:val="single" w:color="000000" w:themeColor="accent2" w:themeTint="97" w:sz="4" w:space="0"/>
-          <w:left w:val="none"/>
-          <w:bottom w:val="none"/>
-          <w:right w:val="none"/>
+          <w:left w:val="none" w:color="000000" w:sz="4" w:space="0"/>
+          <w:bottom w:val="none" w:color="000000" w:sz="4" w:space="0"/>
+          <w:right w:val="none" w:color="000000" w:sz="4" w:space="0"/>
         </w:tcBorders>
       </w:tcPr>
     </w:tblStylePr>
@@ -30876,9 +28946,9 @@
       </w:tcPr>
     </w:tblStylePr>
   </w:style>
-  <w:style w:type="table" w:styleId="112">
+  <w:style w:type="table" w:styleId="755">
     <w:name w:val="List Table 7 Colorful - Accent 3"/>
-    <w:basedOn w:val="661"/>
+    <w:basedOn w:val="839"/>
     <w:uiPriority w:val="99"/>
     <w:pPr>
       <w:pBdr/>
@@ -30977,11 +29047,11 @@
         <w:tblBorders/>
       </w:tblPr>
       <w:tcPr>
-        <w:shd w:color="ffffff"/>
+        <w:shd w:val="clear" w:color="ffffff"/>
         <w:tcBorders>
-          <w:top w:val="none"/>
-          <w:left w:val="none"/>
-          <w:bottom w:val="none"/>
+          <w:top w:val="none" w:color="000000" w:sz="4" w:space="0"/>
+          <w:left w:val="none" w:color="000000" w:sz="4" w:space="0"/>
+          <w:bottom w:val="none" w:color="000000" w:sz="4" w:space="0"/>
           <w:right w:val="single" w:color="000000" w:themeColor="accent3" w:themeTint="98" w:sz="4" w:space="0"/>
         </w:tcBorders>
       </w:tcPr>
@@ -31004,10 +29074,10 @@
       <w:tcPr>
         <w:shd w:val="clear" w:color="ffffff" w:themeColor="light1" w:fill="ffffff" w:themeFill="light1"/>
         <w:tcBorders>
-          <w:top w:val="none"/>
-          <w:left w:val="none"/>
+          <w:top w:val="none" w:color="000000" w:sz="4" w:space="0"/>
+          <w:left w:val="none" w:color="000000" w:sz="4" w:space="0"/>
           <w:bottom w:val="single" w:color="000000" w:themeColor="accent3" w:themeTint="98" w:sz="4" w:space="0"/>
-          <w:right w:val="none"/>
+          <w:right w:val="none" w:color="000000" w:sz="4" w:space="0"/>
         </w:tcBorders>
       </w:tcPr>
     </w:tblStylePr>
@@ -31027,12 +29097,12 @@
         <w:tblBorders/>
       </w:tblPr>
       <w:tcPr>
-        <w:shd w:color="ffffff"/>
+        <w:shd w:val="clear" w:color="ffffff"/>
         <w:tcBorders>
-          <w:top w:val="none"/>
+          <w:top w:val="none" w:color="000000" w:sz="4" w:space="0"/>
           <w:left w:val="single" w:color="000000" w:themeColor="accent3" w:themeTint="98" w:sz="4" w:space="0"/>
-          <w:bottom w:val="none"/>
-          <w:right w:val="none"/>
+          <w:bottom w:val="none" w:color="000000" w:sz="4" w:space="0"/>
+          <w:right w:val="none" w:color="000000" w:sz="4" w:space="0"/>
         </w:tcBorders>
       </w:tcPr>
     </w:tblStylePr>
@@ -31055,9 +29125,9 @@
         <w:shd w:val="clear" w:color="ffffff" w:themeColor="light1" w:fill="ffffff" w:themeFill="light1"/>
         <w:tcBorders>
           <w:top w:val="single" w:color="000000" w:themeColor="accent3" w:themeTint="98" w:sz="4" w:space="0"/>
-          <w:left w:val="none"/>
-          <w:bottom w:val="none"/>
-          <w:right w:val="none"/>
+          <w:left w:val="none" w:color="000000" w:sz="4" w:space="0"/>
+          <w:bottom w:val="none" w:color="000000" w:sz="4" w:space="0"/>
+          <w:right w:val="none" w:color="000000" w:sz="4" w:space="0"/>
         </w:tcBorders>
       </w:tcPr>
     </w:tblStylePr>
@@ -31132,9 +29202,9 @@
       </w:tcPr>
     </w:tblStylePr>
   </w:style>
-  <w:style w:type="table" w:styleId="113">
+  <w:style w:type="table" w:styleId="756">
     <w:name w:val="List Table 7 Colorful - Accent 4"/>
-    <w:basedOn w:val="661"/>
+    <w:basedOn w:val="839"/>
     <w:uiPriority w:val="99"/>
     <w:pPr>
       <w:pBdr/>
@@ -31233,11 +29303,11 @@
         <w:tblBorders/>
       </w:tblPr>
       <w:tcPr>
-        <w:shd w:color="ffffff"/>
+        <w:shd w:val="clear" w:color="ffffff"/>
         <w:tcBorders>
-          <w:top w:val="none"/>
-          <w:left w:val="none"/>
-          <w:bottom w:val="none"/>
+          <w:top w:val="none" w:color="000000" w:sz="4" w:space="0"/>
+          <w:left w:val="none" w:color="000000" w:sz="4" w:space="0"/>
+          <w:bottom w:val="none" w:color="000000" w:sz="4" w:space="0"/>
           <w:right w:val="single" w:color="000000" w:themeColor="accent4" w:themeTint="9A" w:sz="4" w:space="0"/>
         </w:tcBorders>
       </w:tcPr>
@@ -31260,10 +29330,10 @@
       <w:tcPr>
         <w:shd w:val="clear" w:color="ffffff" w:themeColor="light1" w:fill="ffffff" w:themeFill="light1"/>
         <w:tcBorders>
-          <w:top w:val="none"/>
-          <w:left w:val="none"/>
+          <w:top w:val="none" w:color="000000" w:sz="4" w:space="0"/>
+          <w:left w:val="none" w:color="000000" w:sz="4" w:space="0"/>
           <w:bottom w:val="single" w:color="000000" w:themeColor="accent4" w:themeTint="9A" w:sz="4" w:space="0"/>
-          <w:right w:val="none"/>
+          <w:right w:val="none" w:color="000000" w:sz="4" w:space="0"/>
         </w:tcBorders>
       </w:tcPr>
     </w:tblStylePr>
@@ -31283,12 +29353,12 @@
         <w:tblBorders/>
       </w:tblPr>
       <w:tcPr>
-        <w:shd w:color="ffffff"/>
+        <w:shd w:val="clear" w:color="ffffff"/>
         <w:tcBorders>
-          <w:top w:val="none"/>
+          <w:top w:val="none" w:color="000000" w:sz="4" w:space="0"/>
           <w:left w:val="single" w:color="000000" w:themeColor="accent4" w:themeTint="9A" w:sz="4" w:space="0"/>
-          <w:bottom w:val="none"/>
-          <w:right w:val="none"/>
+          <w:bottom w:val="none" w:color="000000" w:sz="4" w:space="0"/>
+          <w:right w:val="none" w:color="000000" w:sz="4" w:space="0"/>
         </w:tcBorders>
       </w:tcPr>
     </w:tblStylePr>
@@ -31311,9 +29381,9 @@
         <w:shd w:val="clear" w:color="ffffff" w:themeColor="light1" w:fill="ffffff" w:themeFill="light1"/>
         <w:tcBorders>
           <w:top w:val="single" w:color="000000" w:themeColor="accent4" w:themeTint="9A" w:sz="4" w:space="0"/>
-          <w:left w:val="none"/>
-          <w:bottom w:val="none"/>
-          <w:right w:val="none"/>
+          <w:left w:val="none" w:color="000000" w:sz="4" w:space="0"/>
+          <w:bottom w:val="none" w:color="000000" w:sz="4" w:space="0"/>
+          <w:right w:val="none" w:color="000000" w:sz="4" w:space="0"/>
         </w:tcBorders>
       </w:tcPr>
     </w:tblStylePr>
@@ -31388,9 +29458,9 @@
       </w:tcPr>
     </w:tblStylePr>
   </w:style>
-  <w:style w:type="table" w:styleId="114">
+  <w:style w:type="table" w:styleId="757">
     <w:name w:val="List Table 7 Colorful - Accent 5"/>
-    <w:basedOn w:val="661"/>
+    <w:basedOn w:val="839"/>
     <w:uiPriority w:val="99"/>
     <w:pPr>
       <w:pBdr/>
@@ -31489,11 +29559,11 @@
         <w:tblBorders/>
       </w:tblPr>
       <w:tcPr>
-        <w:shd w:color="ffffff"/>
+        <w:shd w:val="clear" w:color="ffffff"/>
         <w:tcBorders>
-          <w:top w:val="none"/>
-          <w:left w:val="none"/>
-          <w:bottom w:val="none"/>
+          <w:top w:val="none" w:color="000000" w:sz="4" w:space="0"/>
+          <w:left w:val="none" w:color="000000" w:sz="4" w:space="0"/>
+          <w:bottom w:val="none" w:color="000000" w:sz="4" w:space="0"/>
           <w:right w:val="single" w:color="000000" w:themeColor="accent5" w:themeTint="9A" w:sz="4" w:space="0"/>
         </w:tcBorders>
       </w:tcPr>
@@ -31516,10 +29586,10 @@
       <w:tcPr>
         <w:shd w:val="clear" w:color="ffffff" w:themeColor="light1" w:fill="ffffff" w:themeFill="light1"/>
         <w:tcBorders>
-          <w:top w:val="none"/>
-          <w:left w:val="none"/>
+          <w:top w:val="none" w:color="000000" w:sz="4" w:space="0"/>
+          <w:left w:val="none" w:color="000000" w:sz="4" w:space="0"/>
           <w:bottom w:val="single" w:color="000000" w:themeColor="accent5" w:themeTint="9A" w:sz="4" w:space="0"/>
-          <w:right w:val="none"/>
+          <w:right w:val="none" w:color="000000" w:sz="4" w:space="0"/>
         </w:tcBorders>
       </w:tcPr>
     </w:tblStylePr>
@@ -31539,12 +29609,12 @@
         <w:tblBorders/>
       </w:tblPr>
       <w:tcPr>
-        <w:shd w:color="ffffff"/>
+        <w:shd w:val="clear" w:color="ffffff"/>
         <w:tcBorders>
-          <w:top w:val="none"/>
+          <w:top w:val="none" w:color="000000" w:sz="4" w:space="0"/>
           <w:left w:val="single" w:color="000000" w:themeColor="accent5" w:themeTint="9A" w:sz="4" w:space="0"/>
-          <w:bottom w:val="none"/>
-          <w:right w:val="none"/>
+          <w:bottom w:val="none" w:color="000000" w:sz="4" w:space="0"/>
+          <w:right w:val="none" w:color="000000" w:sz="4" w:space="0"/>
         </w:tcBorders>
       </w:tcPr>
     </w:tblStylePr>
@@ -31567,9 +29637,9 @@
         <w:shd w:val="clear" w:color="ffffff" w:themeColor="light1" w:fill="ffffff" w:themeFill="light1"/>
         <w:tcBorders>
           <w:top w:val="single" w:color="000000" w:themeColor="accent5" w:themeTint="9A" w:sz="4" w:space="0"/>
-          <w:left w:val="none"/>
-          <w:bottom w:val="none"/>
-          <w:right w:val="none"/>
+          <w:left w:val="none" w:color="000000" w:sz="4" w:space="0"/>
+          <w:bottom w:val="none" w:color="000000" w:sz="4" w:space="0"/>
+          <w:right w:val="none" w:color="000000" w:sz="4" w:space="0"/>
         </w:tcBorders>
       </w:tcPr>
     </w:tblStylePr>
@@ -31644,9 +29714,9 @@
       </w:tcPr>
     </w:tblStylePr>
   </w:style>
-  <w:style w:type="table" w:styleId="115">
+  <w:style w:type="table" w:styleId="758">
     <w:name w:val="List Table 7 Colorful - Accent 6"/>
-    <w:basedOn w:val="661"/>
+    <w:basedOn w:val="839"/>
     <w:uiPriority w:val="99"/>
     <w:pPr>
       <w:pBdr/>
@@ -31745,11 +29815,11 @@
         <w:tblBorders/>
       </w:tblPr>
       <w:tcPr>
-        <w:shd w:color="ffffff"/>
+        <w:shd w:val="clear" w:color="ffffff"/>
         <w:tcBorders>
-          <w:top w:val="none"/>
-          <w:left w:val="none"/>
-          <w:bottom w:val="none"/>
+          <w:top w:val="none" w:color="000000" w:sz="4" w:space="0"/>
+          <w:left w:val="none" w:color="000000" w:sz="4" w:space="0"/>
+          <w:bottom w:val="none" w:color="000000" w:sz="4" w:space="0"/>
           <w:right w:val="single" w:color="000000" w:themeColor="accent6" w:themeTint="98" w:sz="4" w:space="0"/>
         </w:tcBorders>
       </w:tcPr>
@@ -31772,10 +29842,10 @@
       <w:tcPr>
         <w:shd w:val="clear" w:color="ffffff" w:themeColor="light1" w:fill="ffffff" w:themeFill="light1"/>
         <w:tcBorders>
-          <w:top w:val="none"/>
-          <w:left w:val="none"/>
+          <w:top w:val="none" w:color="000000" w:sz="4" w:space="0"/>
+          <w:left w:val="none" w:color="000000" w:sz="4" w:space="0"/>
           <w:bottom w:val="single" w:color="000000" w:themeColor="accent6" w:themeTint="98" w:sz="4" w:space="0"/>
-          <w:right w:val="none"/>
+          <w:right w:val="none" w:color="000000" w:sz="4" w:space="0"/>
         </w:tcBorders>
       </w:tcPr>
     </w:tblStylePr>
@@ -31795,12 +29865,12 @@
         <w:tblBorders/>
       </w:tblPr>
       <w:tcPr>
-        <w:shd w:color="ffffff"/>
+        <w:shd w:val="clear" w:color="ffffff"/>
         <w:tcBorders>
-          <w:top w:val="none"/>
+          <w:top w:val="none" w:color="000000" w:sz="4" w:space="0"/>
           <w:left w:val="single" w:color="000000" w:themeColor="accent6" w:themeTint="98" w:sz="4" w:space="0"/>
-          <w:bottom w:val="none"/>
-          <w:right w:val="none"/>
+          <w:bottom w:val="none" w:color="000000" w:sz="4" w:space="0"/>
+          <w:right w:val="none" w:color="000000" w:sz="4" w:space="0"/>
         </w:tcBorders>
       </w:tcPr>
     </w:tblStylePr>
@@ -31823,9 +29893,9 @@
         <w:shd w:val="clear" w:color="ffffff" w:themeColor="light1" w:fill="ffffff" w:themeFill="light1"/>
         <w:tcBorders>
           <w:top w:val="single" w:color="000000" w:themeColor="accent6" w:themeTint="98" w:sz="4" w:space="0"/>
-          <w:left w:val="none"/>
-          <w:bottom w:val="none"/>
-          <w:right w:val="none"/>
+          <w:left w:val="none" w:color="000000" w:sz="4" w:space="0"/>
+          <w:bottom w:val="none" w:color="000000" w:sz="4" w:space="0"/>
+          <w:right w:val="none" w:color="000000" w:sz="4" w:space="0"/>
         </w:tcBorders>
       </w:tcPr>
     </w:tblStylePr>
@@ -31900,9 +29970,9 @@
       </w:tcPr>
     </w:tblStylePr>
   </w:style>
-  <w:style w:type="table" w:styleId="116">
+  <w:style w:type="table" w:styleId="759">
     <w:name w:val="Lined - Accent"/>
-    <w:basedOn w:val="661"/>
+    <w:basedOn w:val="839"/>
     <w:uiPriority w:val="99"/>
     <w:pPr>
       <w:pBdr/>
@@ -32137,9 +30207,9 @@
       </w:tcPr>
     </w:tblStylePr>
   </w:style>
-  <w:style w:type="table" w:styleId="117">
+  <w:style w:type="table" w:styleId="760">
     <w:name w:val="Lined - Accent 1"/>
-    <w:basedOn w:val="661"/>
+    <w:basedOn w:val="839"/>
     <w:uiPriority w:val="99"/>
     <w:pPr>
       <w:pBdr/>
@@ -32374,9 +30444,9 @@
       </w:tcPr>
     </w:tblStylePr>
   </w:style>
-  <w:style w:type="table" w:styleId="118">
+  <w:style w:type="table" w:styleId="761">
     <w:name w:val="Lined - Accent 2"/>
-    <w:basedOn w:val="661"/>
+    <w:basedOn w:val="839"/>
     <w:uiPriority w:val="99"/>
     <w:pPr>
       <w:pBdr/>
@@ -32611,9 +30681,9 @@
       </w:tcPr>
     </w:tblStylePr>
   </w:style>
-  <w:style w:type="table" w:styleId="119">
+  <w:style w:type="table" w:styleId="762">
     <w:name w:val="Lined - Accent 3"/>
-    <w:basedOn w:val="661"/>
+    <w:basedOn w:val="839"/>
     <w:uiPriority w:val="99"/>
     <w:pPr>
       <w:pBdr/>
@@ -32848,9 +30918,9 @@
       </w:tcPr>
     </w:tblStylePr>
   </w:style>
-  <w:style w:type="table" w:styleId="120">
+  <w:style w:type="table" w:styleId="763">
     <w:name w:val="Lined - Accent 4"/>
-    <w:basedOn w:val="661"/>
+    <w:basedOn w:val="839"/>
     <w:uiPriority w:val="99"/>
     <w:pPr>
       <w:pBdr/>
@@ -33085,9 +31155,9 @@
       </w:tcPr>
     </w:tblStylePr>
   </w:style>
-  <w:style w:type="table" w:styleId="121">
+  <w:style w:type="table" w:styleId="764">
     <w:name w:val="Lined - Accent 5"/>
-    <w:basedOn w:val="661"/>
+    <w:basedOn w:val="839"/>
     <w:uiPriority w:val="99"/>
     <w:pPr>
       <w:pBdr/>
@@ -33322,9 +31392,9 @@
       </w:tcPr>
     </w:tblStylePr>
   </w:style>
-  <w:style w:type="table" w:styleId="122">
+  <w:style w:type="table" w:styleId="765">
     <w:name w:val="Lined - Accent 6"/>
-    <w:basedOn w:val="661"/>
+    <w:basedOn w:val="839"/>
     <w:uiPriority w:val="99"/>
     <w:pPr>
       <w:pBdr/>
@@ -33559,9 +31629,9 @@
       </w:tcPr>
     </w:tblStylePr>
   </w:style>
-  <w:style w:type="table" w:styleId="123">
+  <w:style w:type="table" w:styleId="766">
     <w:name w:val="Bordered &amp; Lined - Accent"/>
-    <w:basedOn w:val="661"/>
+    <w:basedOn w:val="839"/>
     <w:uiPriority w:val="99"/>
     <w:pPr>
       <w:pBdr/>
@@ -33803,9 +31873,9 @@
       </w:tcPr>
     </w:tblStylePr>
   </w:style>
-  <w:style w:type="table" w:styleId="124">
+  <w:style w:type="table" w:styleId="767">
     <w:name w:val="Bordered &amp; Lined - Accent 1"/>
-    <w:basedOn w:val="661"/>
+    <w:basedOn w:val="839"/>
     <w:uiPriority w:val="99"/>
     <w:pPr>
       <w:pBdr/>
@@ -34047,9 +32117,9 @@
       </w:tcPr>
     </w:tblStylePr>
   </w:style>
-  <w:style w:type="table" w:styleId="125">
+  <w:style w:type="table" w:styleId="768">
     <w:name w:val="Bordered &amp; Lined - Accent 2"/>
-    <w:basedOn w:val="661"/>
+    <w:basedOn w:val="839"/>
     <w:uiPriority w:val="99"/>
     <w:pPr>
       <w:pBdr/>
@@ -34291,9 +32361,9 @@
       </w:tcPr>
     </w:tblStylePr>
   </w:style>
-  <w:style w:type="table" w:styleId="126">
+  <w:style w:type="table" w:styleId="769">
     <w:name w:val="Bordered &amp; Lined - Accent 3"/>
-    <w:basedOn w:val="661"/>
+    <w:basedOn w:val="839"/>
     <w:uiPriority w:val="99"/>
     <w:pPr>
       <w:pBdr/>
@@ -34535,9 +32605,9 @@
       </w:tcPr>
     </w:tblStylePr>
   </w:style>
-  <w:style w:type="table" w:styleId="127">
+  <w:style w:type="table" w:styleId="770">
     <w:name w:val="Bordered &amp; Lined - Accent 4"/>
-    <w:basedOn w:val="661"/>
+    <w:basedOn w:val="839"/>
     <w:uiPriority w:val="99"/>
     <w:pPr>
       <w:pBdr/>
@@ -34779,9 +32849,9 @@
       </w:tcPr>
     </w:tblStylePr>
   </w:style>
-  <w:style w:type="table" w:styleId="128">
+  <w:style w:type="table" w:styleId="771">
     <w:name w:val="Bordered &amp; Lined - Accent 5"/>
-    <w:basedOn w:val="661"/>
+    <w:basedOn w:val="839"/>
     <w:uiPriority w:val="99"/>
     <w:pPr>
       <w:pBdr/>
@@ -35023,9 +33093,9 @@
       </w:tcPr>
     </w:tblStylePr>
   </w:style>
-  <w:style w:type="table" w:styleId="129">
+  <w:style w:type="table" w:styleId="772">
     <w:name w:val="Bordered &amp; Lined - Accent 6"/>
-    <w:basedOn w:val="661"/>
+    <w:basedOn w:val="839"/>
     <w:uiPriority w:val="99"/>
     <w:pPr>
       <w:pBdr/>
@@ -35267,9 +33337,9 @@
       </w:tcPr>
     </w:tblStylePr>
   </w:style>
-  <w:style w:type="table" w:styleId="130">
+  <w:style w:type="table" w:styleId="773">
     <w:name w:val="Bordered"/>
-    <w:basedOn w:val="661"/>
+    <w:basedOn w:val="839"/>
     <w:uiPriority w:val="99"/>
     <w:pPr>
       <w:pBdr/>
@@ -35498,9 +33568,9 @@
       </w:tcPr>
     </w:tblStylePr>
   </w:style>
-  <w:style w:type="table" w:styleId="131">
+  <w:style w:type="table" w:styleId="774">
     <w:name w:val="Bordered - Accent 1"/>
-    <w:basedOn w:val="661"/>
+    <w:basedOn w:val="839"/>
     <w:uiPriority w:val="99"/>
     <w:pPr>
       <w:pBdr/>
@@ -35729,9 +33799,9 @@
       </w:tcPr>
     </w:tblStylePr>
   </w:style>
-  <w:style w:type="table" w:styleId="132">
+  <w:style w:type="table" w:styleId="775">
     <w:name w:val="Bordered - Accent 2"/>
-    <w:basedOn w:val="661"/>
+    <w:basedOn w:val="839"/>
     <w:uiPriority w:val="99"/>
     <w:pPr>
       <w:pBdr/>
@@ -35960,9 +34030,9 @@
       </w:tcPr>
     </w:tblStylePr>
   </w:style>
-  <w:style w:type="table" w:styleId="133">
+  <w:style w:type="table" w:styleId="776">
     <w:name w:val="Bordered - Accent 3"/>
-    <w:basedOn w:val="661"/>
+    <w:basedOn w:val="839"/>
     <w:uiPriority w:val="99"/>
     <w:pPr>
       <w:pBdr/>
@@ -36191,9 +34261,9 @@
       </w:tcPr>
     </w:tblStylePr>
   </w:style>
-  <w:style w:type="table" w:styleId="134">
+  <w:style w:type="table" w:styleId="777">
     <w:name w:val="Bordered - Accent 4"/>
-    <w:basedOn w:val="661"/>
+    <w:basedOn w:val="839"/>
     <w:uiPriority w:val="99"/>
     <w:pPr>
       <w:pBdr/>
@@ -36422,9 +34492,9 @@
       </w:tcPr>
     </w:tblStylePr>
   </w:style>
-  <w:style w:type="table" w:styleId="135">
+  <w:style w:type="table" w:styleId="778">
     <w:name w:val="Bordered - Accent 5"/>
-    <w:basedOn w:val="661"/>
+    <w:basedOn w:val="839"/>
     <w:uiPriority w:val="99"/>
     <w:pPr>
       <w:pBdr/>
@@ -36653,9 +34723,9 @@
       </w:tcPr>
     </w:tblStylePr>
   </w:style>
-  <w:style w:type="table" w:styleId="136">
+  <w:style w:type="table" w:styleId="779">
     <w:name w:val="Bordered - Accent 6"/>
-    <w:basedOn w:val="661"/>
+    <w:basedOn w:val="839"/>
     <w:uiPriority w:val="99"/>
     <w:pPr>
       <w:pBdr/>
@@ -36884,11 +34954,11 @@
       </w:tcPr>
     </w:tblStylePr>
   </w:style>
-  <w:style w:type="paragraph" w:styleId="138">
+  <w:style w:type="paragraph" w:styleId="780">
     <w:name w:val="Heading 1"/>
-    <w:basedOn w:val="660"/>
-    <w:next w:val="660"/>
-    <w:link w:val="149"/>
+    <w:basedOn w:val="838"/>
+    <w:next w:val="838"/>
+    <w:link w:val="790"/>
     <w:uiPriority w:val="9"/>
     <w:qFormat/>
     <w:pPr>
@@ -36906,11 +34976,11 @@
       <w:szCs w:val="40"/>
     </w:rPr>
   </w:style>
-  <w:style w:type="paragraph" w:styleId="139">
+  <w:style w:type="paragraph" w:styleId="781">
     <w:name w:val="Heading 2"/>
-    <w:basedOn w:val="660"/>
-    <w:next w:val="660"/>
-    <w:link w:val="150"/>
+    <w:basedOn w:val="838"/>
+    <w:next w:val="838"/>
+    <w:link w:val="791"/>
     <w:uiPriority w:val="9"/>
     <w:unhideWhenUsed/>
     <w:qFormat/>
@@ -36929,11 +34999,11 @@
       <w:szCs w:val="32"/>
     </w:rPr>
   </w:style>
-  <w:style w:type="paragraph" w:styleId="140">
+  <w:style w:type="paragraph" w:styleId="782">
     <w:name w:val="Heading 3"/>
-    <w:basedOn w:val="660"/>
-    <w:next w:val="660"/>
-    <w:link w:val="151"/>
+    <w:basedOn w:val="838"/>
+    <w:next w:val="838"/>
+    <w:link w:val="792"/>
     <w:uiPriority w:val="9"/>
     <w:unhideWhenUsed/>
     <w:qFormat/>
@@ -36952,11 +35022,11 @@
       <w:szCs w:val="28"/>
     </w:rPr>
   </w:style>
-  <w:style w:type="paragraph" w:styleId="141">
+  <w:style w:type="paragraph" w:styleId="783">
     <w:name w:val="Heading 4"/>
-    <w:basedOn w:val="660"/>
-    <w:next w:val="660"/>
-    <w:link w:val="152"/>
+    <w:basedOn w:val="838"/>
+    <w:next w:val="838"/>
+    <w:link w:val="793"/>
     <w:uiPriority w:val="9"/>
     <w:unhideWhenUsed/>
     <w:qFormat/>
@@ -36975,11 +35045,11 @@
       <w:color w:val="0f4761" w:themeColor="accent1" w:themeShade="BF"/>
     </w:rPr>
   </w:style>
-  <w:style w:type="paragraph" w:styleId="142">
+  <w:style w:type="paragraph" w:styleId="784">
     <w:name w:val="Heading 5"/>
-    <w:basedOn w:val="660"/>
-    <w:next w:val="660"/>
-    <w:link w:val="153"/>
+    <w:basedOn w:val="838"/>
+    <w:next w:val="838"/>
+    <w:link w:val="794"/>
     <w:uiPriority w:val="9"/>
     <w:unhideWhenUsed/>
     <w:qFormat/>
@@ -36996,11 +35066,11 @@
       <w:color w:val="0f4761" w:themeColor="accent1" w:themeShade="BF"/>
     </w:rPr>
   </w:style>
-  <w:style w:type="paragraph" w:styleId="143">
+  <w:style w:type="paragraph" w:styleId="785">
     <w:name w:val="Heading 6"/>
-    <w:basedOn w:val="660"/>
-    <w:next w:val="660"/>
-    <w:link w:val="154"/>
+    <w:basedOn w:val="838"/>
+    <w:next w:val="838"/>
+    <w:link w:val="795"/>
     <w:uiPriority w:val="9"/>
     <w:unhideWhenUsed/>
     <w:qFormat/>
@@ -37019,11 +35089,11 @@
       <w:color w:val="595959" w:themeColor="text1" w:themeTint="A6"/>
     </w:rPr>
   </w:style>
-  <w:style w:type="paragraph" w:styleId="144">
+  <w:style w:type="paragraph" w:styleId="786">
     <w:name w:val="Heading 7"/>
-    <w:basedOn w:val="660"/>
-    <w:next w:val="660"/>
-    <w:link w:val="155"/>
+    <w:basedOn w:val="838"/>
+    <w:next w:val="838"/>
+    <w:link w:val="796"/>
     <w:uiPriority w:val="9"/>
     <w:unhideWhenUsed/>
     <w:qFormat/>
@@ -37040,11 +35110,11 @@
       <w:color w:val="595959" w:themeColor="text1" w:themeTint="A6"/>
     </w:rPr>
   </w:style>
-  <w:style w:type="paragraph" w:styleId="145">
+  <w:style w:type="paragraph" w:styleId="787">
     <w:name w:val="Heading 8"/>
-    <w:basedOn w:val="660"/>
-    <w:next w:val="660"/>
-    <w:link w:val="156"/>
+    <w:basedOn w:val="838"/>
+    <w:next w:val="838"/>
+    <w:link w:val="797"/>
     <w:uiPriority w:val="9"/>
     <w:unhideWhenUsed/>
     <w:qFormat/>
@@ -37063,11 +35133,11 @@
       <w:color w:val="272727" w:themeColor="text1" w:themeTint="D8"/>
     </w:rPr>
   </w:style>
-  <w:style w:type="paragraph" w:styleId="146">
+  <w:style w:type="paragraph" w:styleId="788">
     <w:name w:val="Heading 9"/>
-    <w:basedOn w:val="660"/>
-    <w:next w:val="660"/>
-    <w:link w:val="157"/>
+    <w:basedOn w:val="838"/>
+    <w:next w:val="838"/>
+    <w:link w:val="798"/>
     <w:uiPriority w:val="9"/>
     <w:unhideWhenUsed/>
     <w:qFormat/>
@@ -37086,7 +35156,7 @@
       <w:color w:val="272727" w:themeColor="text1" w:themeTint="D8"/>
     </w:rPr>
   </w:style>
-  <w:style w:type="character" w:styleId="147" w:default="1">
+  <w:style w:type="character" w:styleId="789" w:default="1">
     <w:name w:val="Default Paragraph Font"/>
     <w:uiPriority w:val="1"/>
     <w:semiHidden/>
@@ -37097,10 +35167,10 @@
       <w:ind/>
     </w:pPr>
   </w:style>
-  <w:style w:type="character" w:styleId="149">
+  <w:style w:type="character" w:styleId="790">
     <w:name w:val="Heading 1 Char"/>
-    <w:basedOn w:val="147"/>
-    <w:link w:val="138"/>
+    <w:basedOn w:val="789"/>
+    <w:link w:val="780"/>
     <w:uiPriority w:val="9"/>
     <w:pPr>
       <w:pBdr/>
@@ -37114,10 +35184,10 @@
       <w:szCs w:val="40"/>
     </w:rPr>
   </w:style>
-  <w:style w:type="character" w:styleId="150">
+  <w:style w:type="character" w:styleId="791">
     <w:name w:val="Heading 2 Char"/>
-    <w:basedOn w:val="147"/>
-    <w:link w:val="139"/>
+    <w:basedOn w:val="789"/>
+    <w:link w:val="781"/>
     <w:uiPriority w:val="9"/>
     <w:pPr>
       <w:pBdr/>
@@ -37131,10 +35201,10 @@
       <w:szCs w:val="32"/>
     </w:rPr>
   </w:style>
-  <w:style w:type="character" w:styleId="151">
+  <w:style w:type="character" w:styleId="792">
     <w:name w:val="Heading 3 Char"/>
-    <w:basedOn w:val="147"/>
-    <w:link w:val="140"/>
+    <w:basedOn w:val="789"/>
+    <w:link w:val="782"/>
     <w:uiPriority w:val="9"/>
     <w:pPr>
       <w:pBdr/>
@@ -37148,10 +35218,10 @@
       <w:szCs w:val="28"/>
     </w:rPr>
   </w:style>
-  <w:style w:type="character" w:styleId="152">
+  <w:style w:type="character" w:styleId="793">
     <w:name w:val="Heading 4 Char"/>
-    <w:basedOn w:val="147"/>
-    <w:link w:val="141"/>
+    <w:basedOn w:val="789"/>
+    <w:link w:val="783"/>
     <w:uiPriority w:val="9"/>
     <w:pPr>
       <w:pBdr/>
@@ -37165,10 +35235,10 @@
       <w:color w:val="0f4761" w:themeColor="accent1" w:themeShade="BF"/>
     </w:rPr>
   </w:style>
-  <w:style w:type="character" w:styleId="153">
+  <w:style w:type="character" w:styleId="794">
     <w:name w:val="Heading 5 Char"/>
-    <w:basedOn w:val="147"/>
-    <w:link w:val="142"/>
+    <w:basedOn w:val="789"/>
+    <w:link w:val="784"/>
     <w:uiPriority w:val="9"/>
     <w:pPr>
       <w:pBdr/>
@@ -37180,10 +35250,10 @@
       <w:color w:val="0f4761" w:themeColor="accent1" w:themeShade="BF"/>
     </w:rPr>
   </w:style>
-  <w:style w:type="character" w:styleId="154">
+  <w:style w:type="character" w:styleId="795">
     <w:name w:val="Heading 6 Char"/>
-    <w:basedOn w:val="147"/>
-    <w:link w:val="143"/>
+    <w:basedOn w:val="789"/>
+    <w:link w:val="785"/>
     <w:uiPriority w:val="9"/>
     <w:pPr>
       <w:pBdr/>
@@ -37197,10 +35267,10 @@
       <w:color w:val="595959" w:themeColor="text1" w:themeTint="A6"/>
     </w:rPr>
   </w:style>
-  <w:style w:type="character" w:styleId="155">
+  <w:style w:type="character" w:styleId="796">
     <w:name w:val="Heading 7 Char"/>
-    <w:basedOn w:val="147"/>
-    <w:link w:val="144"/>
+    <w:basedOn w:val="789"/>
+    <w:link w:val="786"/>
     <w:uiPriority w:val="9"/>
     <w:pPr>
       <w:pBdr/>
@@ -37212,10 +35282,10 @@
       <w:color w:val="595959" w:themeColor="text1" w:themeTint="A6"/>
     </w:rPr>
   </w:style>
-  <w:style w:type="character" w:styleId="156">
+  <w:style w:type="character" w:styleId="797">
     <w:name w:val="Heading 8 Char"/>
-    <w:basedOn w:val="147"/>
-    <w:link w:val="145"/>
+    <w:basedOn w:val="789"/>
+    <w:link w:val="787"/>
     <w:uiPriority w:val="9"/>
     <w:pPr>
       <w:pBdr/>
@@ -37229,10 +35299,10 @@
       <w:color w:val="272727" w:themeColor="text1" w:themeTint="D8"/>
     </w:rPr>
   </w:style>
-  <w:style w:type="character" w:styleId="157">
+  <w:style w:type="character" w:styleId="798">
     <w:name w:val="Heading 9 Char"/>
-    <w:basedOn w:val="147"/>
-    <w:link w:val="146"/>
+    <w:basedOn w:val="789"/>
+    <w:link w:val="788"/>
     <w:uiPriority w:val="9"/>
     <w:pPr>
       <w:pBdr/>
@@ -37246,11 +35316,11 @@
       <w:color w:val="272727" w:themeColor="text1" w:themeTint="D8"/>
     </w:rPr>
   </w:style>
-  <w:style w:type="paragraph" w:styleId="158">
+  <w:style w:type="paragraph" w:styleId="799">
     <w:name w:val="Title"/>
-    <w:basedOn w:val="660"/>
-    <w:next w:val="660"/>
-    <w:link w:val="159"/>
+    <w:basedOn w:val="838"/>
+    <w:next w:val="838"/>
+    <w:link w:val="800"/>
     <w:uiPriority w:val="10"/>
     <w:qFormat/>
     <w:pPr>
@@ -37266,10 +35336,10 @@
       <w:szCs w:val="56"/>
     </w:rPr>
   </w:style>
-  <w:style w:type="character" w:styleId="159">
+  <w:style w:type="character" w:styleId="800">
     <w:name w:val="Title Char"/>
-    <w:basedOn w:val="147"/>
-    <w:link w:val="158"/>
+    <w:basedOn w:val="789"/>
+    <w:link w:val="799"/>
     <w:uiPriority w:val="10"/>
     <w:pPr>
       <w:pBdr/>
@@ -37283,11 +35353,11 @@
       <w:szCs w:val="56"/>
     </w:rPr>
   </w:style>
-  <w:style w:type="paragraph" w:styleId="160">
+  <w:style w:type="paragraph" w:styleId="801">
     <w:name w:val="Subtitle"/>
-    <w:basedOn w:val="660"/>
-    <w:next w:val="660"/>
-    <w:link w:val="161"/>
+    <w:basedOn w:val="838"/>
+    <w:next w:val="838"/>
+    <w:link w:val="802"/>
     <w:uiPriority w:val="11"/>
     <w:qFormat/>
     <w:pPr>
@@ -37305,10 +35375,10 @@
       <w:szCs w:val="28"/>
     </w:rPr>
   </w:style>
-  <w:style w:type="character" w:styleId="161">
+  <w:style w:type="character" w:styleId="802">
     <w:name w:val="Subtitle Char"/>
-    <w:basedOn w:val="147"/>
-    <w:link w:val="160"/>
+    <w:basedOn w:val="789"/>
+    <w:link w:val="801"/>
     <w:uiPriority w:val="11"/>
     <w:pPr>
       <w:pBdr/>
@@ -37322,11 +35392,11 @@
       <w:szCs w:val="28"/>
     </w:rPr>
   </w:style>
-  <w:style w:type="paragraph" w:styleId="162">
+  <w:style w:type="paragraph" w:styleId="803">
     <w:name w:val="Quote"/>
-    <w:basedOn w:val="660"/>
-    <w:next w:val="660"/>
-    <w:link w:val="163"/>
+    <w:basedOn w:val="838"/>
+    <w:next w:val="838"/>
+    <w:link w:val="804"/>
     <w:uiPriority w:val="29"/>
     <w:qFormat/>
     <w:pPr>
@@ -37341,10 +35411,10 @@
       <w:color w:val="404040" w:themeColor="text1" w:themeTint="BF"/>
     </w:rPr>
   </w:style>
-  <w:style w:type="character" w:styleId="163">
+  <w:style w:type="character" w:styleId="804">
     <w:name w:val="Quote Char"/>
-    <w:basedOn w:val="147"/>
-    <w:link w:val="162"/>
+    <w:basedOn w:val="789"/>
+    <w:link w:val="803"/>
     <w:uiPriority w:val="29"/>
     <w:pPr>
       <w:pBdr/>
@@ -37357,9 +35427,9 @@
       <w:color w:val="404040" w:themeColor="text1" w:themeTint="BF"/>
     </w:rPr>
   </w:style>
-  <w:style w:type="character" w:styleId="165">
+  <w:style w:type="character" w:styleId="805">
     <w:name w:val="Intense Emphasis"/>
-    <w:basedOn w:val="147"/>
+    <w:basedOn w:val="789"/>
     <w:uiPriority w:val="21"/>
     <w:qFormat/>
     <w:pPr>
@@ -37373,11 +35443,11 @@
       <w:color w:val="0f4761" w:themeColor="accent1" w:themeShade="BF"/>
     </w:rPr>
   </w:style>
-  <w:style w:type="paragraph" w:styleId="166">
+  <w:style w:type="paragraph" w:styleId="806">
     <w:name w:val="Intense Quote"/>
-    <w:basedOn w:val="660"/>
-    <w:next w:val="660"/>
-    <w:link w:val="167"/>
+    <w:basedOn w:val="838"/>
+    <w:next w:val="838"/>
+    <w:link w:val="807"/>
     <w:uiPriority w:val="30"/>
     <w:qFormat/>
     <w:pPr>
@@ -37395,10 +35465,10 @@
       <w:color w:val="0f4761" w:themeColor="accent1" w:themeShade="BF"/>
     </w:rPr>
   </w:style>
-  <w:style w:type="character" w:styleId="167">
+  <w:style w:type="character" w:styleId="807">
     <w:name w:val="Intense Quote Char"/>
-    <w:basedOn w:val="147"/>
-    <w:link w:val="166"/>
+    <w:basedOn w:val="789"/>
+    <w:link w:val="806"/>
     <w:uiPriority w:val="30"/>
     <w:pPr>
       <w:pBdr/>
@@ -37411,9 +35481,9 @@
       <w:color w:val="0f4761" w:themeColor="accent1" w:themeShade="BF"/>
     </w:rPr>
   </w:style>
-  <w:style w:type="character" w:styleId="168">
+  <w:style w:type="character" w:styleId="808">
     <w:name w:val="Intense Reference"/>
-    <w:basedOn w:val="147"/>
+    <w:basedOn w:val="789"/>
     <w:uiPriority w:val="32"/>
     <w:qFormat/>
     <w:pPr>
@@ -37429,9 +35499,9 @@
       <w:spacing w:val="5"/>
     </w:rPr>
   </w:style>
-  <w:style w:type="character" w:styleId="170">
+  <w:style w:type="character" w:styleId="809">
     <w:name w:val="Subtle Emphasis"/>
-    <w:basedOn w:val="147"/>
+    <w:basedOn w:val="789"/>
     <w:uiPriority w:val="19"/>
     <w:qFormat/>
     <w:pPr>
@@ -37445,9 +35515,9 @@
       <w:color w:val="404040" w:themeColor="text1" w:themeTint="BF"/>
     </w:rPr>
   </w:style>
-  <w:style w:type="character" w:styleId="171">
+  <w:style w:type="character" w:styleId="810">
     <w:name w:val="Emphasis"/>
-    <w:basedOn w:val="147"/>
+    <w:basedOn w:val="789"/>
     <w:uiPriority w:val="20"/>
     <w:qFormat/>
     <w:pPr>
@@ -37460,9 +35530,9 @@
       <w:iCs/>
     </w:rPr>
   </w:style>
-  <w:style w:type="character" w:styleId="172">
+  <w:style w:type="character" w:styleId="811">
     <w:name w:val="Strong"/>
-    <w:basedOn w:val="147"/>
+    <w:basedOn w:val="789"/>
     <w:uiPriority w:val="22"/>
     <w:qFormat/>
     <w:pPr>
@@ -37475,9 +35545,9 @@
       <w:bCs/>
     </w:rPr>
   </w:style>
-  <w:style w:type="character" w:styleId="173">
+  <w:style w:type="character" w:styleId="812">
     <w:name w:val="Subtle Reference"/>
-    <w:basedOn w:val="147"/>
+    <w:basedOn w:val="789"/>
     <w:uiPriority w:val="31"/>
     <w:qFormat/>
     <w:pPr>
@@ -37490,9 +35560,9 @@
       <w:color w:val="5a5a5a" w:themeColor="text1" w:themeTint="A5"/>
     </w:rPr>
   </w:style>
-  <w:style w:type="character" w:styleId="174">
+  <w:style w:type="character" w:styleId="813">
     <w:name w:val="Book Title"/>
-    <w:basedOn w:val="147"/>
+    <w:basedOn w:val="789"/>
     <w:uiPriority w:val="33"/>
     <w:qFormat/>
     <w:pPr>
@@ -37508,10 +35578,10 @@
       <w:spacing w:val="5"/>
     </w:rPr>
   </w:style>
-  <w:style w:type="paragraph" w:styleId="175">
+  <w:style w:type="paragraph" w:styleId="814">
     <w:name w:val="Header"/>
-    <w:basedOn w:val="660"/>
-    <w:link w:val="176"/>
+    <w:basedOn w:val="838"/>
+    <w:link w:val="815"/>
     <w:uiPriority w:val="99"/>
     <w:unhideWhenUsed/>
     <w:pPr>
@@ -37524,10 +35594,10 @@
       <w:ind/>
     </w:pPr>
   </w:style>
-  <w:style w:type="character" w:styleId="176">
+  <w:style w:type="character" w:styleId="815">
     <w:name w:val="Header Char"/>
-    <w:basedOn w:val="147"/>
-    <w:link w:val="175"/>
+    <w:basedOn w:val="789"/>
+    <w:link w:val="814"/>
     <w:uiPriority w:val="99"/>
     <w:pPr>
       <w:pBdr/>
@@ -37535,10 +35605,10 @@
       <w:ind/>
     </w:pPr>
   </w:style>
-  <w:style w:type="paragraph" w:styleId="177">
+  <w:style w:type="paragraph" w:styleId="816">
     <w:name w:val="Footer"/>
-    <w:basedOn w:val="660"/>
-    <w:link w:val="178"/>
+    <w:basedOn w:val="838"/>
+    <w:link w:val="817"/>
     <w:uiPriority w:val="99"/>
     <w:unhideWhenUsed/>
     <w:pPr>
@@ -37551,10 +35621,10 @@
       <w:ind/>
     </w:pPr>
   </w:style>
-  <w:style w:type="character" w:styleId="178">
+  <w:style w:type="character" w:styleId="817">
     <w:name w:val="Footer Char"/>
-    <w:basedOn w:val="147"/>
-    <w:link w:val="177"/>
+    <w:basedOn w:val="789"/>
+    <w:link w:val="816"/>
     <w:uiPriority w:val="99"/>
     <w:pPr>
       <w:pBdr/>
@@ -37562,10 +35632,10 @@
       <w:ind/>
     </w:pPr>
   </w:style>
-  <w:style w:type="paragraph" w:styleId="179">
+  <w:style w:type="paragraph" w:styleId="818">
     <w:name w:val="Caption"/>
-    <w:basedOn w:val="660"/>
-    <w:next w:val="660"/>
+    <w:basedOn w:val="838"/>
+    <w:next w:val="838"/>
     <w:uiPriority w:val="35"/>
     <w:unhideWhenUsed/>
     <w:qFormat/>
@@ -37582,10 +35652,10 @@
       <w:szCs w:val="18"/>
     </w:rPr>
   </w:style>
-  <w:style w:type="paragraph" w:styleId="180">
+  <w:style w:type="paragraph" w:styleId="819">
     <w:name w:val="footnote text"/>
-    <w:basedOn w:val="660"/>
-    <w:link w:val="181"/>
+    <w:basedOn w:val="838"/>
+    <w:link w:val="820"/>
     <w:uiPriority w:val="99"/>
     <w:semiHidden/>
     <w:unhideWhenUsed/>
@@ -37599,10 +35669,10 @@
       <w:szCs w:val="20"/>
     </w:rPr>
   </w:style>
-  <w:style w:type="character" w:styleId="181">
+  <w:style w:type="character" w:styleId="820">
     <w:name w:val="Footnote Text Char"/>
-    <w:basedOn w:val="147"/>
-    <w:link w:val="180"/>
+    <w:basedOn w:val="789"/>
+    <w:link w:val="819"/>
     <w:uiPriority w:val="99"/>
     <w:semiHidden/>
     <w:pPr>
@@ -37615,9 +35685,9 @@
       <w:szCs w:val="20"/>
     </w:rPr>
   </w:style>
-  <w:style w:type="character" w:styleId="182">
+  <w:style w:type="character" w:styleId="821">
     <w:name w:val="footnote reference"/>
-    <w:basedOn w:val="147"/>
+    <w:basedOn w:val="789"/>
     <w:uiPriority w:val="99"/>
     <w:semiHidden/>
     <w:unhideWhenUsed/>
@@ -37630,10 +35700,10 @@
       <w:vertAlign w:val="superscript"/>
     </w:rPr>
   </w:style>
-  <w:style w:type="paragraph" w:styleId="183">
+  <w:style w:type="paragraph" w:styleId="822">
     <w:name w:val="endnote text"/>
-    <w:basedOn w:val="660"/>
-    <w:link w:val="184"/>
+    <w:basedOn w:val="838"/>
+    <w:link w:val="823"/>
     <w:uiPriority w:val="99"/>
     <w:semiHidden/>
     <w:unhideWhenUsed/>
@@ -37647,10 +35717,10 @@
       <w:szCs w:val="20"/>
     </w:rPr>
   </w:style>
-  <w:style w:type="character" w:styleId="184">
+  <w:style w:type="character" w:styleId="823">
     <w:name w:val="Endnote Text Char"/>
-    <w:basedOn w:val="147"/>
-    <w:link w:val="183"/>
+    <w:basedOn w:val="789"/>
+    <w:link w:val="822"/>
     <w:uiPriority w:val="99"/>
     <w:semiHidden/>
     <w:pPr>
@@ -37663,9 +35733,9 @@
       <w:szCs w:val="20"/>
     </w:rPr>
   </w:style>
-  <w:style w:type="character" w:styleId="185">
+  <w:style w:type="character" w:styleId="824">
     <w:name w:val="endnote reference"/>
-    <w:basedOn w:val="147"/>
+    <w:basedOn w:val="789"/>
     <w:uiPriority w:val="99"/>
     <w:semiHidden/>
     <w:unhideWhenUsed/>
@@ -37678,9 +35748,9 @@
       <w:vertAlign w:val="superscript"/>
     </w:rPr>
   </w:style>
-  <w:style w:type="character" w:styleId="186">
+  <w:style w:type="character" w:styleId="825">
     <w:name w:val="Hyperlink"/>
-    <w:basedOn w:val="147"/>
+    <w:basedOn w:val="789"/>
     <w:uiPriority w:val="99"/>
     <w:unhideWhenUsed/>
     <w:pPr>
@@ -37693,9 +35763,9 @@
       <w:u w:val="single"/>
     </w:rPr>
   </w:style>
-  <w:style w:type="character" w:styleId="187">
+  <w:style w:type="character" w:styleId="826">
     <w:name w:val="FollowedHyperlink"/>
-    <w:basedOn w:val="147"/>
+    <w:basedOn w:val="789"/>
     <w:uiPriority w:val="99"/>
     <w:semiHidden/>
     <w:unhideWhenUsed/>
@@ -37709,10 +35779,10 @@
       <w:u w:val="single"/>
     </w:rPr>
   </w:style>
-  <w:style w:type="paragraph" w:styleId="188">
+  <w:style w:type="paragraph" w:styleId="827">
     <w:name w:val="toc 1"/>
-    <w:basedOn w:val="660"/>
-    <w:next w:val="660"/>
+    <w:basedOn w:val="838"/>
+    <w:next w:val="838"/>
     <w:uiPriority w:val="39"/>
     <w:unhideWhenUsed/>
     <w:pPr>
@@ -37721,10 +35791,10 @@
       <w:ind/>
     </w:pPr>
   </w:style>
-  <w:style w:type="paragraph" w:styleId="189">
+  <w:style w:type="paragraph" w:styleId="828">
     <w:name w:val="toc 2"/>
-    <w:basedOn w:val="660"/>
-    <w:next w:val="660"/>
+    <w:basedOn w:val="838"/>
+    <w:next w:val="838"/>
     <w:uiPriority w:val="39"/>
     <w:unhideWhenUsed/>
     <w:pPr>
@@ -37733,10 +35803,10 @@
       <w:ind w:left="220"/>
     </w:pPr>
   </w:style>
-  <w:style w:type="paragraph" w:styleId="190">
+  <w:style w:type="paragraph" w:styleId="829">
     <w:name w:val="toc 3"/>
-    <w:basedOn w:val="660"/>
-    <w:next w:val="660"/>
+    <w:basedOn w:val="838"/>
+    <w:next w:val="838"/>
     <w:uiPriority w:val="39"/>
     <w:unhideWhenUsed/>
     <w:pPr>
@@ -37745,10 +35815,10 @@
       <w:ind w:left="440"/>
     </w:pPr>
   </w:style>
-  <w:style w:type="paragraph" w:styleId="191">
+  <w:style w:type="paragraph" w:styleId="830">
     <w:name w:val="toc 4"/>
-    <w:basedOn w:val="660"/>
-    <w:next w:val="660"/>
+    <w:basedOn w:val="838"/>
+    <w:next w:val="838"/>
     <w:uiPriority w:val="39"/>
     <w:unhideWhenUsed/>
     <w:pPr>
@@ -37757,10 +35827,10 @@
       <w:ind w:left="660"/>
     </w:pPr>
   </w:style>
-  <w:style w:type="paragraph" w:styleId="192">
+  <w:style w:type="paragraph" w:styleId="831">
     <w:name w:val="toc 5"/>
-    <w:basedOn w:val="660"/>
-    <w:next w:val="660"/>
+    <w:basedOn w:val="838"/>
+    <w:next w:val="838"/>
     <w:uiPriority w:val="39"/>
     <w:unhideWhenUsed/>
     <w:pPr>
@@ -37769,10 +35839,10 @@
       <w:ind w:left="880"/>
     </w:pPr>
   </w:style>
-  <w:style w:type="paragraph" w:styleId="193">
+  <w:style w:type="paragraph" w:styleId="832">
     <w:name w:val="toc 6"/>
-    <w:basedOn w:val="660"/>
-    <w:next w:val="660"/>
+    <w:basedOn w:val="838"/>
+    <w:next w:val="838"/>
     <w:uiPriority w:val="39"/>
     <w:unhideWhenUsed/>
     <w:pPr>
@@ -37781,10 +35851,10 @@
       <w:ind w:left="1100"/>
     </w:pPr>
   </w:style>
-  <w:style w:type="paragraph" w:styleId="194">
+  <w:style w:type="paragraph" w:styleId="833">
     <w:name w:val="toc 7"/>
-    <w:basedOn w:val="660"/>
-    <w:next w:val="660"/>
+    <w:basedOn w:val="838"/>
+    <w:next w:val="838"/>
     <w:uiPriority w:val="39"/>
     <w:unhideWhenUsed/>
     <w:pPr>
@@ -37793,10 +35863,10 @@
       <w:ind w:left="1320"/>
     </w:pPr>
   </w:style>
-  <w:style w:type="paragraph" w:styleId="195">
+  <w:style w:type="paragraph" w:styleId="834">
     <w:name w:val="toc 8"/>
-    <w:basedOn w:val="660"/>
-    <w:next w:val="660"/>
+    <w:basedOn w:val="838"/>
+    <w:next w:val="838"/>
     <w:uiPriority w:val="39"/>
     <w:unhideWhenUsed/>
     <w:pPr>
@@ -37805,10 +35875,10 @@
       <w:ind w:left="1540"/>
     </w:pPr>
   </w:style>
-  <w:style w:type="paragraph" w:styleId="196">
+  <w:style w:type="paragraph" w:styleId="835">
     <w:name w:val="toc 9"/>
-    <w:basedOn w:val="660"/>
-    <w:next w:val="660"/>
+    <w:basedOn w:val="838"/>
+    <w:next w:val="838"/>
     <w:uiPriority w:val="39"/>
     <w:unhideWhenUsed/>
     <w:pPr>
@@ -37817,7 +35887,7 @@
       <w:ind w:left="1760"/>
     </w:pPr>
   </w:style>
-  <w:style w:type="paragraph" w:styleId="206">
+  <w:style w:type="paragraph" w:styleId="836">
     <w:name w:val="TOC Heading"/>
     <w:uiPriority w:val="39"/>
     <w:unhideWhenUsed/>
@@ -37827,10 +35897,10 @@
       <w:ind/>
     </w:pPr>
   </w:style>
-  <w:style w:type="paragraph" w:styleId="207">
+  <w:style w:type="paragraph" w:styleId="837">
     <w:name w:val="table of figures"/>
-    <w:basedOn w:val="660"/>
-    <w:next w:val="660"/>
+    <w:basedOn w:val="838"/>
+    <w:next w:val="838"/>
     <w:uiPriority w:val="99"/>
     <w:unhideWhenUsed/>
     <w:pPr>
@@ -37839,7 +35909,7 @@
       <w:ind/>
     </w:pPr>
   </w:style>
-  <w:style w:type="paragraph" w:styleId="660" w:default="1">
+  <w:style w:type="paragraph" w:styleId="838" w:default="1">
     <w:name w:val="Normal"/>
     <w:qFormat/>
     <w:pPr>
@@ -37848,7 +35918,7 @@
       <w:ind/>
     </w:pPr>
   </w:style>
-  <w:style w:type="table" w:styleId="661" w:default="1">
+  <w:style w:type="table" w:styleId="839" w:default="1">
     <w:name w:val="Normal Table"/>
     <w:uiPriority w:val="99"/>
     <w:semiHidden/>
@@ -38041,7 +36111,7 @@
       </w:tcPr>
     </w:tblStylePr>
   </w:style>
-  <w:style w:type="numbering" w:styleId="662" w:default="1">
+  <w:style w:type="numbering" w:styleId="840" w:default="1">
     <w:name w:val="No List"/>
     <w:uiPriority w:val="99"/>
     <w:semiHidden/>
@@ -38052,9 +36122,9 @@
       <w:ind/>
     </w:pPr>
   </w:style>
-  <w:style w:type="paragraph" w:styleId="663">
+  <w:style w:type="paragraph" w:styleId="841">
     <w:name w:val="No Spacing"/>
-    <w:basedOn w:val="660"/>
+    <w:basedOn w:val="838"/>
     <w:uiPriority w:val="1"/>
     <w:qFormat/>
     <w:pPr>
@@ -38063,9 +36133,9 @@
       <w:ind/>
     </w:pPr>
   </w:style>
-  <w:style w:type="paragraph" w:styleId="664">
+  <w:style w:type="paragraph" w:styleId="842">
     <w:name w:val="List Paragraph"/>
-    <w:basedOn w:val="660"/>
+    <w:basedOn w:val="838"/>
     <w:uiPriority w:val="34"/>
     <w:qFormat/>
     <w:pPr>
